--- a/docx/final/18_项目技术论文.docx
+++ b/docx/final/18_项目技术论文.docx
@@ -28,7 +28,7 @@
         </w:p>
       </w:sdtContent>
     </w:sdt>
-    <w:bookmarkStart w:id="35" w:name="工业轴承设备剩余寿命预测系统的实现项目技术论文"/>
+    <w:bookmarkStart w:id="42" w:name="工业轴承设备剩余寿命预测系统的实现项目技术论文"/>
     <w:p>
       <w:pPr>
         <w:pStyle w:val="Heading1"/>
@@ -720,7 +720,7 @@
                 <w:rFonts w:ascii="宋体" w:hAnsi="宋体" w:eastAsia="宋体"/>
                 <w:sz w:val="19"/>
               </w:rPr>
-              <w:t xml:space="preserve">完成初版课程文档</w:t>
+              <w:t xml:space="preserve">根据开题阶段目标整理 RUL 预测系统研究背景和初步方案</w:t>
             </w:r>
           </w:p>
         </w:tc>
@@ -786,7 +786,7 @@
                 <w:rFonts w:ascii="宋体" w:hAnsi="宋体" w:eastAsia="宋体"/>
                 <w:sz w:val="19"/>
               </w:rPr>
-              <w:t xml:space="preserve">统一项目名称、技术基线和阶段交付内容</w:t>
+              <w:t xml:space="preserve">补充 XJTU-SY、PHM2012 数据理解和系统分层设计</w:t>
             </w:r>
           </w:p>
         </w:tc>
@@ -852,7 +852,7 @@
                 <w:rFonts w:ascii="宋体" w:hAnsi="宋体" w:eastAsia="宋体"/>
                 <w:sz w:val="19"/>
               </w:rPr>
-              <w:t xml:space="preserve">参考课程交付样例统一封面与归档格式，补充数据理解、技术难点、测试验收和 DOCX 交付信息</w:t>
+              <w:t xml:space="preserve">补充两篇论文复现实验、指标表、误差分析和参考文献</w:t>
             </w:r>
           </w:p>
         </w:tc>
@@ -879,7 +879,7 @@
         <w:rPr>
           <w:rFonts w:ascii="宋体" w:hAnsi="宋体" w:eastAsia="宋体"/>
         </w:rPr>
-        <w:t xml:space="preserve">针对工业轴承预测性维护中的剩余寿命预测需求，本文设计并实现了一个面向课程实践的轴承 RUL 预测系统。系统以 XJTU-SY 和 PHM2012/FEMTO 数据集为主要实验对象，构建了数据加载、信号预处理、特征提取、标签生成、模型训练、指标评估和实验记录的完整流程。系统实现了 CNN、RNN、MLP、Transformer、CNN-LSTM-AM 和 XLSTM-Transformer 等模型，并复现两篇 RUL 论文的核心工作流。实验结果表明，该系统能够在真实数据上完成小规模训练与多指标对比，能够支撑课程验收中的运行、测试和对比展示。</w:t>
+        <w:t xml:space="preserve">针对工业轴承预测性维护中的剩余寿命预测需求，本文设计并实现了一个面向课程实践的轴承 RUL 预测系统。系统以 XJTU-SY 和 PHM2012/FEMTO 数据集为主要实验对象，完成数据加载、信号预处理、特征提取、标签生成、模型训练、指标评估和实验记录的完整流程。实现过程中，项目重点解决了两个问题：一是不同数据集目录结构、采样间隔和 RUL 语义不一致；二是课程范围内需要在可运行时间内完成真实训练和论文复现。系统通过 loader 层统一实体抽象，通过 19 维时频域特征和特征序列标签器统一模型输入，并补充 Huang RUL Score、NormalizedRMSE、方向性偏差等 RUL 指标。结题阶段复现了 Huang 等 CNN-LSTM-AM 和 Jiang 等 xLSTM-Transformer 两篇论文的核心流程，在真实数据上完成 8 epoch 小规模训练，生成了可追溯的指标表和训练记录。</w:t>
       </w:r>
     </w:p>
     <w:p>
@@ -928,8 +928,19 @@
         <w:t xml:space="preserve">本项目的目标不是构建单一算法脚本，而是从软件工程角度实现一个可扩展、可测试、可复现实验的轴承 RUL 预测系统。系统强调统一数据抽象、统一训练接口、实验可追踪和文档可交付。</w:t>
       </w:r>
     </w:p>
+    <w:p>
+      <w:pPr>
+        <w:pStyle w:val="BodyText"/>
+      </w:pPr>
+      <w:r>
+        <w:rPr>
+          <w:rFonts w:ascii="宋体" w:hAnsi="宋体" w:eastAsia="宋体"/>
+        </w:rPr>
+        <w:t xml:space="preserve">本文后续内容安排如下：第 2 节介绍相关工作和复现选择，第 3 节说明数据集与特征分析，第 4 节说明系统设计，第 5 节说明模型与指标，第 6 节给出实验结果和误差分析，第 7 节总结软件工程实践。</w:t>
+      </w:r>
+    </w:p>
     <w:bookmarkEnd w:id="23"/>
-    <w:bookmarkStart w:id="24" w:name="系统设计"/>
+    <w:bookmarkStart w:id="24" w:name="相关工作与复现选择"/>
     <w:p>
       <w:pPr>
         <w:pStyle w:val="Heading2"/>
@@ -938,7 +949,312 @@
         <w:rPr>
           <w:rFonts w:ascii="黑体" w:hAnsi="黑体" w:eastAsia="黑体"/>
         </w:rPr>
-        <w:t xml:space="preserve">2. 系统设计</w:t>
+        <w:t xml:space="preserve">2. 相关工作与复现选择</w:t>
+      </w:r>
+    </w:p>
+    <w:p>
+      <w:pPr>
+        <w:pStyle w:val="FirstParagraph"/>
+      </w:pPr>
+      <w:r>
+        <w:rPr>
+          <w:rFonts w:ascii="宋体" w:hAnsi="宋体" w:eastAsia="宋体"/>
+        </w:rPr>
+        <w:t xml:space="preserve">轴承 RUL 预测通常有三类路线。第一类是基于人工特征和传统回归模型的方法，例如使用 RMS、峭度、谱能量等特征，再训练 SVR、随机森林或梯度提升模型；第二类是深度学习方法，例如 CNN、LSTM、Transformer 直接或间接建模退化序列；第三类是面向工程应用的实验管理方法，强调数据划分、指标口径和可追溯输出。</w:t>
+      </w:r>
+    </w:p>
+    <w:p>
+      <w:pPr>
+        <w:pStyle w:val="BodyText"/>
+      </w:pPr>
+      <w:r>
+        <w:rPr>
+          <w:rFonts w:ascii="宋体" w:hAnsi="宋体" w:eastAsia="宋体"/>
+        </w:rPr>
+        <w:t xml:space="preserve">本项目复现两篇与轴承 RUL 直接相关的论文。第一篇是 Huang 等提出的 CNN-LSTM-AM 方法，结构上由 CNN 提取局部模式、LSTM 建模时间依赖、attention 聚合关键时间步，并给出相对误差形式的 Score 公式。第二篇是 Jiang 等提出的 xLSTM-Transformer 方法，论文同时覆盖 XJTU-SY 和 PHM2012，并给出按工况组织的训练与测试划分，因此适合作为第二个复现实验。</w:t>
+      </w:r>
+    </w:p>
+    <w:p>
+      <w:pPr>
+        <w:pStyle w:val="BodyText"/>
+      </w:pPr>
+      <w:r>
+        <w:rPr>
+          <w:rFonts w:ascii="宋体" w:hAnsi="宋体" w:eastAsia="宋体"/>
+        </w:rPr>
+        <w:t xml:space="preserve">需要说明的是，课程项目没有声明复刻作者私有源码和完整训练资源。本文中的</w:t>
+      </w:r>
+      <w:r>
+        <w:rPr>
+          <w:rFonts w:ascii="宋体" w:hAnsi="宋体" w:eastAsia="宋体"/>
+        </w:rPr>
+        <w:t xml:space="preserve">“</w:t>
+      </w:r>
+      <w:r>
+        <w:rPr>
+          <w:rFonts w:ascii="宋体" w:hAnsi="宋体" w:eastAsia="宋体"/>
+        </w:rPr>
+        <w:t xml:space="preserve">复现</w:t>
+      </w:r>
+      <w:r>
+        <w:rPr>
+          <w:rFonts w:ascii="宋体" w:hAnsi="宋体" w:eastAsia="宋体"/>
+        </w:rPr>
+        <w:t xml:space="preserve">”</w:t>
+      </w:r>
+      <w:r>
+        <w:rPr>
+          <w:rFonts w:ascii="宋体" w:hAnsi="宋体" w:eastAsia="宋体"/>
+        </w:rPr>
+        <w:t xml:space="preserve">指按照论文结构、数据划分思想和指标口径，在本项目特征管线内实现可运行的真实训练 workflow，并保留实验输出。</w:t>
+      </w:r>
+    </w:p>
+    <w:bookmarkEnd w:id="24"/>
+    <w:bookmarkStart w:id="28" w:name="数据集与特征分析"/>
+    <w:p>
+      <w:pPr>
+        <w:pStyle w:val="Heading2"/>
+      </w:pPr>
+      <w:r>
+        <w:rPr>
+          <w:rFonts w:ascii="黑体" w:hAnsi="黑体" w:eastAsia="黑体"/>
+        </w:rPr>
+        <w:t xml:space="preserve">3. 数据集与特征分析</w:t>
+      </w:r>
+    </w:p>
+    <w:bookmarkStart w:id="25" w:name="xjtu-sy-数据集"/>
+    <w:p>
+      <w:pPr>
+        <w:pStyle w:val="Heading3"/>
+      </w:pPr>
+      <w:r>
+        <w:rPr>
+          <w:rFonts w:ascii="黑体" w:hAnsi="黑体" w:eastAsia="黑体"/>
+        </w:rPr>
+        <w:t xml:space="preserve">3.1 XJTU-SY 数据集</w:t>
+      </w:r>
+    </w:p>
+    <w:p>
+      <w:pPr>
+        <w:pStyle w:val="FirstParagraph"/>
+      </w:pPr>
+      <w:r>
+        <w:rPr>
+          <w:rFonts w:ascii="宋体" w:hAnsi="宋体" w:eastAsia="宋体"/>
+        </w:rPr>
+        <w:t xml:space="preserve">XJTU-SY 是轴承 run-to-failure 数据集，包含 35Hz12kN、37.5Hz11kN、40Hz10kN 三种工况，每种工况包含多个轴承。每个快照包含水平和垂直振动信号，采样频率为 25.6 kHz，单个快照为 32768 点，快照之间约 1 分钟间隔。它的特点是单个快照长、寿命过程完整，适合展示从健康阶段到快速退化阶段的变化。</w:t>
+      </w:r>
+    </w:p>
+    <w:p>
+      <w:pPr>
+        <w:pStyle w:val="BodyText"/>
+      </w:pPr>
+      <w:r>
+        <w:rPr>
+          <w:rFonts w:ascii="宋体" w:hAnsi="宋体" w:eastAsia="宋体"/>
+        </w:rPr>
+        <w:t xml:space="preserve">在项目分析中，XJTU-SY Bearing1_1 的 RMS、峰值、谱能量和综合健康指标在寿命后期明显抬升。这说明强度类特征能够反映退化增强，但也提示训练划分必须尊重时间顺序，不能简单随机打散相邻片段。</w:t>
+      </w:r>
+    </w:p>
+    <w:bookmarkEnd w:id="25"/>
+    <w:bookmarkStart w:id="26" w:name="phm2012femto-数据集"/>
+    <w:p>
+      <w:pPr>
+        <w:pStyle w:val="Heading3"/>
+      </w:pPr>
+      <w:r>
+        <w:rPr>
+          <w:rFonts w:ascii="黑体" w:hAnsi="黑体" w:eastAsia="黑体"/>
+        </w:rPr>
+        <w:t xml:space="preserve">3.2 PHM2012/FEMTO 数据集</w:t>
+      </w:r>
+    </w:p>
+    <w:p>
+      <w:pPr>
+        <w:pStyle w:val="FirstParagraph"/>
+      </w:pPr>
+      <w:r>
+        <w:rPr>
+          <w:rFonts w:ascii="宋体" w:hAnsi="宋体" w:eastAsia="宋体"/>
+        </w:rPr>
+        <w:t xml:space="preserve">PHM2012/FEMTO 同样面向轴承寿命预测，但目录结构和语义更接近竞赛任务。数据按 Learning_set、Test_set 和 Full_Test_set 组织，包含加速度和温度文件。加速度快照采样频率为 25.6 kHz，单个文件通常为 2560 点，快照间隔约 10 秒。</w:t>
+      </w:r>
+    </w:p>
+    <w:p>
+      <w:pPr>
+        <w:pStyle w:val="BodyText"/>
+      </w:pPr>
+      <w:r>
+        <w:rPr>
+          <w:rFonts w:ascii="宋体" w:hAnsi="宋体" w:eastAsia="宋体"/>
+        </w:rPr>
+        <w:t xml:space="preserve">PHM2012 的文件更密，曲线波动也更明显。对于 Test_set，官方给出的终止 RUL 需要在 loader 或标签构造阶段保留来源说明。项目当前主线先使用振动特征训练 RUL 模型，温度字段由 loader 保留，后续可用于多模态特征融合。</w:t>
+      </w:r>
+    </w:p>
+    <w:bookmarkEnd w:id="26"/>
+    <w:bookmarkStart w:id="27" w:name="特征与-rul-标签"/>
+    <w:p>
+      <w:pPr>
+        <w:pStyle w:val="Heading3"/>
+      </w:pPr>
+      <w:r>
+        <w:rPr>
+          <w:rFonts w:ascii="黑体" w:hAnsi="黑体" w:eastAsia="黑体"/>
+        </w:rPr>
+        <w:t xml:space="preserve">3.3 特征与 RUL 标签</w:t>
+      </w:r>
+    </w:p>
+    <w:p>
+      <w:pPr>
+        <w:pStyle w:val="FirstParagraph"/>
+      </w:pPr>
+      <w:r>
+        <w:rPr>
+          <w:rFonts w:ascii="宋体" w:hAnsi="宋体" w:eastAsia="宋体"/>
+        </w:rPr>
+        <w:t xml:space="preserve">系统默认提取 19 维特征。时域特征包括均值、方差、标准差、RMS、峰值、峰峰值、峭度、偏度、峰值因子、脉冲因子等；频域特征包括主频、谱能量、谱质心和谱熵等。强度类特征反映振动整体增强，冲击类特征捕捉局部冲击尖峰，频域特征补充能量分布变化。</w:t>
+      </w:r>
+    </w:p>
+    <w:p>
+      <w:pPr>
+        <w:pStyle w:val="BodyText"/>
+      </w:pPr>
+      <w:r>
+        <w:rPr>
+          <w:rFonts w:ascii="宋体" w:hAnsi="宋体" w:eastAsia="宋体"/>
+        </w:rPr>
+        <w:t xml:space="preserve">RUL 标签按时间顺序构造。对已知完整寿命的轴承，基本公式为：</w:t>
+      </w:r>
+    </w:p>
+    <w:p>
+      <w:pPr>
+        <w:pStyle w:val="SourceCode"/>
+      </w:pPr>
+      <w:r>
+        <w:rPr>
+          <w:rStyle w:val="VerbatimChar"/>
+          <w:rFonts w:ascii="宋体" w:hAnsi="宋体" w:eastAsia="宋体"/>
+        </w:rPr>
+        <w:t xml:space="preserve">RUL_i = T_end - t_i</w:t>
+      </w:r>
+    </w:p>
+    <w:p>
+      <w:pPr>
+        <w:pStyle w:val="FirstParagraph"/>
+      </w:pPr>
+      <w:r>
+        <w:rPr>
+          <w:rFonts w:ascii="宋体" w:hAnsi="宋体" w:eastAsia="宋体"/>
+        </w:rPr>
+        <w:t xml:space="preserve">其中</w:t>
+      </w:r>
+      <w:r>
+        <w:rPr>
+          <w:rFonts w:ascii="宋体" w:hAnsi="宋体" w:eastAsia="宋体"/>
+        </w:rPr>
+        <w:t xml:space="preserve"> </w:t>
+      </w:r>
+      <w:r>
+        <w:rPr>
+          <w:rStyle w:val="VerbatimChar"/>
+          <w:rFonts w:ascii="宋体" w:hAnsi="宋体" w:eastAsia="宋体"/>
+        </w:rPr>
+        <w:t xml:space="preserve">t_i</w:t>
+      </w:r>
+      <w:r>
+        <w:rPr>
+          <w:rFonts w:ascii="宋体" w:hAnsi="宋体" w:eastAsia="宋体"/>
+        </w:rPr>
+        <w:t xml:space="preserve"> </w:t>
+      </w:r>
+      <w:r>
+        <w:rPr>
+          <w:rFonts w:ascii="宋体" w:hAnsi="宋体" w:eastAsia="宋体"/>
+        </w:rPr>
+        <w:t xml:space="preserve">为当前快照对应时间，</w:t>
+      </w:r>
+      <w:r>
+        <w:rPr>
+          <w:rStyle w:val="VerbatimChar"/>
+          <w:rFonts w:ascii="宋体" w:hAnsi="宋体" w:eastAsia="宋体"/>
+        </w:rPr>
+        <w:t xml:space="preserve">T_end</w:t>
+      </w:r>
+      <w:r>
+        <w:rPr>
+          <w:rFonts w:ascii="宋体" w:hAnsi="宋体" w:eastAsia="宋体"/>
+        </w:rPr>
+        <w:t xml:space="preserve"> </w:t>
+      </w:r>
+      <w:r>
+        <w:rPr>
+          <w:rFonts w:ascii="宋体" w:hAnsi="宋体" w:eastAsia="宋体"/>
+        </w:rPr>
+        <w:t xml:space="preserve">为该轴承最后一个有效快照时间。XJTU-SY 的</w:t>
+      </w:r>
+      <w:r>
+        <w:rPr>
+          <w:rFonts w:ascii="宋体" w:hAnsi="宋体" w:eastAsia="宋体"/>
+        </w:rPr>
+        <w:t xml:space="preserve"> </w:t>
+      </w:r>
+      <w:r>
+        <w:rPr>
+          <w:rStyle w:val="VerbatimChar"/>
+          <w:rFonts w:ascii="宋体" w:hAnsi="宋体" w:eastAsia="宋体"/>
+        </w:rPr>
+        <w:t xml:space="preserve">t_i</w:t>
+      </w:r>
+      <w:r>
+        <w:rPr>
+          <w:rFonts w:ascii="宋体" w:hAnsi="宋体" w:eastAsia="宋体"/>
+        </w:rPr>
+        <w:t xml:space="preserve"> </w:t>
+      </w:r>
+      <w:r>
+        <w:rPr>
+          <w:rFonts w:ascii="宋体" w:hAnsi="宋体" w:eastAsia="宋体"/>
+        </w:rPr>
+        <w:t xml:space="preserve">通常可按分钟级快照间隔换算，PHM2012 的</w:t>
+      </w:r>
+      <w:r>
+        <w:rPr>
+          <w:rFonts w:ascii="宋体" w:hAnsi="宋体" w:eastAsia="宋体"/>
+        </w:rPr>
+        <w:t xml:space="preserve"> </w:t>
+      </w:r>
+      <w:r>
+        <w:rPr>
+          <w:rStyle w:val="VerbatimChar"/>
+          <w:rFonts w:ascii="宋体" w:hAnsi="宋体" w:eastAsia="宋体"/>
+        </w:rPr>
+        <w:t xml:space="preserve">t_i</w:t>
+      </w:r>
+      <w:r>
+        <w:rPr>
+          <w:rFonts w:ascii="宋体" w:hAnsi="宋体" w:eastAsia="宋体"/>
+        </w:rPr>
+        <w:t xml:space="preserve"> </w:t>
+      </w:r>
+      <w:r>
+        <w:rPr>
+          <w:rFonts w:ascii="宋体" w:hAnsi="宋体" w:eastAsia="宋体"/>
+        </w:rPr>
+        <w:t xml:space="preserve">通常按约 10 秒快照间隔换算；若使用快照级标签，则需要在文档和输出字段中明确单位，避免把文件编号误读为秒。</w:t>
+      </w:r>
+    </w:p>
+    <w:bookmarkEnd w:id="27"/>
+    <w:bookmarkEnd w:id="28"/>
+    <w:bookmarkStart w:id="29" w:name="系统设计"/>
+    <w:p>
+      <w:pPr>
+        <w:pStyle w:val="Heading2"/>
+      </w:pPr>
+      <w:r>
+        <w:rPr>
+          <w:rFonts w:ascii="黑体" w:hAnsi="黑体" w:eastAsia="黑体"/>
+        </w:rPr>
+        <w:t xml:space="preserve">4. 系统设计</w:t>
       </w:r>
     </w:p>
     <w:p>
@@ -1408,8 +1724,19 @@
         </w:tc>
       </w:tr>
     </w:tbl>
-    <w:bookmarkEnd w:id="24"/>
-    <w:bookmarkStart w:id="26" w:name="数据与特征"/>
+    <w:p>
+      <w:pPr>
+        <w:pStyle w:val="BodyText"/>
+      </w:pPr>
+      <w:r>
+        <w:rPr>
+          <w:rFonts w:ascii="宋体" w:hAnsi="宋体" w:eastAsia="宋体"/>
+        </w:rPr>
+        <w:t xml:space="preserve">系统中 loader 只负责读取和整理原始数据，不能包含训练逻辑；feature 和 labeling 层负责把原始快照转成特征序列；models 层只处理张量输入输出；training 和 prediction 层负责训练、测试、保存历史和预测结果；evaluation 层统一计算指标。这样的边界使两个数据集和多个模型能够共用同一条实验链路。</w:t>
+      </w:r>
+    </w:p>
+    <w:bookmarkEnd w:id="29"/>
+    <w:bookmarkStart w:id="33" w:name="模型与指标实现"/>
     <w:p>
       <w:pPr>
         <w:pStyle w:val="Heading2"/>
@@ -1418,7 +1745,19 @@
         <w:rPr>
           <w:rFonts w:ascii="黑体" w:hAnsi="黑体" w:eastAsia="黑体"/>
         </w:rPr>
-        <w:t xml:space="preserve">3. 数据与特征</w:t>
+        <w:t xml:space="preserve">5. 模型与指标实现</w:t>
+      </w:r>
+    </w:p>
+    <w:bookmarkStart w:id="30" w:name="cnn-lstm-am"/>
+    <w:p>
+      <w:pPr>
+        <w:pStyle w:val="Heading3"/>
+      </w:pPr>
+      <w:r>
+        <w:rPr>
+          <w:rFonts w:ascii="黑体" w:hAnsi="黑体" w:eastAsia="黑体"/>
+        </w:rPr>
+        <w:t xml:space="preserve">5.1 CNN-LSTM-AM</w:t>
       </w:r>
     </w:p>
     <w:p>
@@ -1429,7 +1768,55 @@
         <w:rPr>
           <w:rFonts w:ascii="宋体" w:hAnsi="宋体" w:eastAsia="宋体"/>
         </w:rPr>
-        <w:t xml:space="preserve">系统支持两个真实数据集：</w:t>
+        <w:t xml:space="preserve">CNN-LSTM-AM 使用 CNN 编码局部特征，LSTM 建模时间依赖，attention 聚合关键时间步。系统同时实现不带 attention 的 CNN-LSTM baseline，用于评估 attention 对 RUL 预测的影响。</w:t>
+      </w:r>
+    </w:p>
+    <w:bookmarkEnd w:id="30"/>
+    <w:bookmarkStart w:id="31" w:name="xlstm-transformer"/>
+    <w:p>
+      <w:pPr>
+        <w:pStyle w:val="Heading3"/>
+      </w:pPr>
+      <w:r>
+        <w:rPr>
+          <w:rFonts w:ascii="黑体" w:hAnsi="黑体" w:eastAsia="黑体"/>
+        </w:rPr>
+        <w:t xml:space="preserve">5.2 XLSTM-Transformer</w:t>
+      </w:r>
+    </w:p>
+    <w:p>
+      <w:pPr>
+        <w:pStyle w:val="FirstParagraph"/>
+      </w:pPr>
+      <w:r>
+        <w:rPr>
+          <w:rFonts w:ascii="宋体" w:hAnsi="宋体" w:eastAsia="宋体"/>
+        </w:rPr>
+        <w:t xml:space="preserve">XLSTM-Transformer 使用指数门控 scalar memory 和 matrix-memory 分支构成 xLSTM-inspired encoder，再通过 Transformer attention 建模全局依赖。由于论文未提供作者源码，本项目采用结构复现和项目特征管线适配的方式实现。</w:t>
+      </w:r>
+    </w:p>
+    <w:bookmarkEnd w:id="31"/>
+    <w:bookmarkStart w:id="32" w:name="评价指标"/>
+    <w:p>
+      <w:pPr>
+        <w:pStyle w:val="Heading3"/>
+      </w:pPr>
+      <w:r>
+        <w:rPr>
+          <w:rFonts w:ascii="黑体" w:hAnsi="黑体" w:eastAsia="黑体"/>
+        </w:rPr>
+        <w:t xml:space="preserve">5.3 评价指标</w:t>
+      </w:r>
+    </w:p>
+    <w:p>
+      <w:pPr>
+        <w:pStyle w:val="FirstParagraph"/>
+      </w:pPr>
+      <w:r>
+        <w:rPr>
+          <w:rFonts w:ascii="宋体" w:hAnsi="宋体" w:eastAsia="宋体"/>
+        </w:rPr>
+        <w:t xml:space="preserve">系统支持多类 RUL 指标：</w:t>
       </w:r>
     </w:p>
     <w:p>
@@ -1444,7 +1831,7 @@
         <w:rPr>
           <w:rFonts w:ascii="宋体" w:hAnsi="宋体" w:eastAsia="宋体"/>
         </w:rPr>
-        <w:t xml:space="preserve">XJTU-SY：包含 35Hz12kN、37.5Hz11kN、40Hz10kN 三种工况，每个工况包含多个 run-to-failure 轴承。</w:t>
+        <w:t xml:space="preserve">普通回归误差：MAE、RMSE、NormalizedRMSE、SMAPE、R2；</w:t>
       </w:r>
     </w:p>
     <w:p>
@@ -1459,7 +1846,37 @@
         <w:rPr>
           <w:rFonts w:ascii="宋体" w:hAnsi="宋体" w:eastAsia="宋体"/>
         </w:rPr>
-        <w:t xml:space="preserve">PHM2012/FEMTO：包含三种工况，原始文件包括加速度和温度数据。</w:t>
+        <w:t xml:space="preserve">论文指标：Huang RUL Score；</w:t>
+      </w:r>
+    </w:p>
+    <w:p>
+      <w:pPr>
+        <w:numPr>
+          <w:ilvl w:val="0"/>
+          <w:numId w:val="1001"/>
+        </w:numPr>
+        <w:pStyle w:val="Compact"/>
+      </w:pPr>
+      <w:r>
+        <w:rPr>
+          <w:rFonts w:ascii="宋体" w:hAnsi="宋体" w:eastAsia="宋体"/>
+        </w:rPr>
+        <w:t xml:space="preserve">挑战赛风格指标：PHM2012Score、PHM2008Score、AsymmetricRulPenalty；</w:t>
+      </w:r>
+    </w:p>
+    <w:p>
+      <w:pPr>
+        <w:numPr>
+          <w:ilvl w:val="0"/>
+          <w:numId w:val="1001"/>
+        </w:numPr>
+        <w:pStyle w:val="Compact"/>
+      </w:pPr>
+      <w:r>
+        <w:rPr>
+          <w:rFonts w:ascii="宋体" w:hAnsi="宋体" w:eastAsia="宋体"/>
+        </w:rPr>
+        <w:t xml:space="preserve">解释性指标：MeanError、OverPredictionRate、UnderPredictionRate、WithinToleranceRate。</w:t>
       </w:r>
     </w:p>
     <w:p>
@@ -1470,7 +1887,64 @@
         <w:rPr>
           <w:rFonts w:ascii="宋体" w:hAnsi="宋体" w:eastAsia="宋体"/>
         </w:rPr>
-        <w:t xml:space="preserve">系统默认提取 19 维时域和频域特征，包括均值、方差、RMS、峰值、峭度、偏度、谱能量、谱熵和频域中心等。对于论文复现，系统使用</w:t>
+        <w:t xml:space="preserve">其中 NormalizedRMSE 使用目标值范围归一化：</w:t>
+      </w:r>
+    </w:p>
+    <w:p>
+      <w:pPr>
+        <w:pStyle w:val="SourceCode"/>
+      </w:pPr>
+      <w:r>
+        <w:rPr>
+          <w:rStyle w:val="VerbatimChar"/>
+          <w:rFonts w:ascii="宋体" w:hAnsi="宋体" w:eastAsia="宋体"/>
+        </w:rPr>
+        <w:t xml:space="preserve">NormalizedRMSE = RMSE / (max(y) - min(y))</w:t>
+      </w:r>
+    </w:p>
+    <w:p>
+      <w:pPr>
+        <w:pStyle w:val="FirstParagraph"/>
+      </w:pPr>
+      <w:r>
+        <w:rPr>
+          <w:rFonts w:ascii="宋体" w:hAnsi="宋体" w:eastAsia="宋体"/>
+        </w:rPr>
+        <w:t xml:space="preserve">当目标值范围为 0 时，系统使用安全分母，避免产生 NaN 或 inf。</w:t>
+      </w:r>
+    </w:p>
+    <w:p>
+      <w:pPr>
+        <w:pStyle w:val="BodyText"/>
+      </w:pPr>
+      <w:r>
+        <w:rPr>
+          <w:rFonts w:ascii="宋体" w:hAnsi="宋体" w:eastAsia="宋体"/>
+        </w:rPr>
+        <w:t xml:space="preserve">Huang RUL Score 按论文相对误差公式实现：</w:t>
+      </w:r>
+    </w:p>
+    <w:p>
+      <w:pPr>
+        <w:pStyle w:val="SourceCode"/>
+      </w:pPr>
+      <w:r>
+        <w:rPr>
+          <w:rStyle w:val="VerbatimChar"/>
+          <w:rFonts w:ascii="宋体" w:hAnsi="宋体" w:eastAsia="宋体"/>
+        </w:rPr>
+        <w:t xml:space="preserve">Er_i = 100 * (target_i - prediction_i) / target_i</w:t>
+      </w:r>
+    </w:p>
+    <w:p>
+      <w:pPr>
+        <w:pStyle w:val="FirstParagraph"/>
+      </w:pPr>
+      <w:r>
+        <w:rPr>
+          <w:rFonts w:ascii="宋体" w:hAnsi="宋体" w:eastAsia="宋体"/>
+        </w:rPr>
+        <w:t xml:space="preserve">项目实现中对</w:t>
       </w:r>
       <w:r>
         <w:rPr>
@@ -1483,7 +1957,7 @@
           <w:rStyle w:val="VerbatimChar"/>
           <w:rFonts w:ascii="宋体" w:hAnsi="宋体" w:eastAsia="宋体"/>
         </w:rPr>
-        <w:t xml:space="preserve">FeatureSequenceRulLabeler</w:t>
+        <w:t xml:space="preserve">target_i</w:t>
       </w:r>
       <w:r>
         <w:rPr>
@@ -1495,19 +1969,21 @@
         <w:rPr>
           <w:rFonts w:ascii="宋体" w:hAnsi="宋体" w:eastAsia="宋体"/>
         </w:rPr>
-        <w:t xml:space="preserve">构造固定长度特征序列。</w:t>
-      </w:r>
-    </w:p>
-    <w:bookmarkStart w:id="25" w:name="数据集与特征分析"/>
-    <w:p>
-      <w:pPr>
-        <w:pStyle w:val="Heading3"/>
+        <w:t xml:space="preserve">使用最小安全分母，避免寿命接近 0 时除零。该 score 与 PHM2008/PHM2012 challenge-style 指数惩罚不是同一种口径，因此在复现文档和对比表中分开展示。</w:t>
+      </w:r>
+    </w:p>
+    <w:bookmarkEnd w:id="32"/>
+    <w:bookmarkEnd w:id="33"/>
+    <w:bookmarkStart w:id="38" w:name="实验与结果"/>
+    <w:p>
+      <w:pPr>
+        <w:pStyle w:val="Heading2"/>
       </w:pPr>
       <w:r>
         <w:rPr>
           <w:rFonts w:ascii="黑体" w:hAnsi="黑体" w:eastAsia="黑体"/>
         </w:rPr>
-        <w:t xml:space="preserve">3.1 数据集与特征分析</w:t>
+        <w:t xml:space="preserve">6. 实验与结果</w:t>
       </w:r>
     </w:p>
     <w:p>
@@ -1518,104 +1994,7 @@
         <w:rPr>
           <w:rFonts w:ascii="宋体" w:hAnsi="宋体" w:eastAsia="宋体"/>
         </w:rPr>
-        <w:t xml:space="preserve">XJTU-SY 和 PHM2012 都属于轴承全寿命或近全寿命退化数据，但两者采样组织差异明显。XJTU-SY 的单个振动快照较长，更适合观察分钟级退化趋势；PHM2012 的快照更短但文件更密，同时包含温度信息，适合验证 loader 对竞赛式目录的兼容能力。</w:t>
-      </w:r>
-    </w:p>
-    <w:p>
-      <w:pPr>
-        <w:pStyle w:val="BodyText"/>
-      </w:pPr>
-      <w:r>
-        <w:rPr>
-          <w:rFonts w:ascii="宋体" w:hAnsi="宋体" w:eastAsia="宋体"/>
-        </w:rPr>
-        <w:t xml:space="preserve">本文采用的特征可以分为三类：强度类特征包括 RMS、峰值和谱能量，用于描述振动整体增强；冲击类特征包括峭度、峰值因子和脉冲因子，用于捕捉后期冲击尖峰；频域类特征包括主频、谱质心和谱熵，用于描述频率能量分布变化。实验中这些特征先形成单快照向量，再按时间顺序组成特征序列作为模型输入。</w:t>
-      </w:r>
-    </w:p>
-    <w:bookmarkEnd w:id="25"/>
-    <w:bookmarkEnd w:id="26"/>
-    <w:bookmarkStart w:id="29" w:name="模型实现"/>
-    <w:p>
-      <w:pPr>
-        <w:pStyle w:val="Heading2"/>
-      </w:pPr>
-      <w:r>
-        <w:rPr>
-          <w:rFonts w:ascii="黑体" w:hAnsi="黑体" w:eastAsia="黑体"/>
-        </w:rPr>
-        <w:t xml:space="preserve">4. 模型实现</w:t>
-      </w:r>
-    </w:p>
-    <w:bookmarkStart w:id="27" w:name="cnn-lstm-am"/>
-    <w:p>
-      <w:pPr>
-        <w:pStyle w:val="Heading3"/>
-      </w:pPr>
-      <w:r>
-        <w:rPr>
-          <w:rFonts w:ascii="黑体" w:hAnsi="黑体" w:eastAsia="黑体"/>
-        </w:rPr>
-        <w:t xml:space="preserve">4.1 CNN-LSTM-AM</w:t>
-      </w:r>
-    </w:p>
-    <w:p>
-      <w:pPr>
-        <w:pStyle w:val="FirstParagraph"/>
-      </w:pPr>
-      <w:r>
-        <w:rPr>
-          <w:rFonts w:ascii="宋体" w:hAnsi="宋体" w:eastAsia="宋体"/>
-        </w:rPr>
-        <w:t xml:space="preserve">CNN-LSTM-AM 使用 CNN 编码局部特征，LSTM 建模时间依赖，attention 聚合关键时间步。系统同时实现不带 attention 的 CNN-LSTM baseline，用于评估 attention 对 RUL 预测的影响。</w:t>
-      </w:r>
-    </w:p>
-    <w:bookmarkEnd w:id="27"/>
-    <w:bookmarkStart w:id="28" w:name="xlstm-transformer"/>
-    <w:p>
-      <w:pPr>
-        <w:pStyle w:val="Heading3"/>
-      </w:pPr>
-      <w:r>
-        <w:rPr>
-          <w:rFonts w:ascii="黑体" w:hAnsi="黑体" w:eastAsia="黑体"/>
-        </w:rPr>
-        <w:t xml:space="preserve">4.2 XLSTM-Transformer</w:t>
-      </w:r>
-    </w:p>
-    <w:p>
-      <w:pPr>
-        <w:pStyle w:val="FirstParagraph"/>
-      </w:pPr>
-      <w:r>
-        <w:rPr>
-          <w:rFonts w:ascii="宋体" w:hAnsi="宋体" w:eastAsia="宋体"/>
-        </w:rPr>
-        <w:t xml:space="preserve">XLSTM-Transformer 使用指数门控 scalar memory 和 matrix-memory 分支构成 xLSTM-inspired encoder，再通过 Transformer attention 建模全局依赖。由于论文未提供作者源码，本项目采用结构复现和项目特征管线适配的方式实现。</w:t>
-      </w:r>
-    </w:p>
-    <w:bookmarkEnd w:id="28"/>
-    <w:bookmarkEnd w:id="29"/>
-    <w:bookmarkStart w:id="30" w:name="评价指标"/>
-    <w:p>
-      <w:pPr>
-        <w:pStyle w:val="Heading2"/>
-      </w:pPr>
-      <w:r>
-        <w:rPr>
-          <w:rFonts w:ascii="黑体" w:hAnsi="黑体" w:eastAsia="黑体"/>
-        </w:rPr>
-        <w:t xml:space="preserve">5. 评价指标</w:t>
-      </w:r>
-    </w:p>
-    <w:p>
-      <w:pPr>
-        <w:pStyle w:val="FirstParagraph"/>
-      </w:pPr>
-      <w:r>
-        <w:rPr>
-          <w:rFonts w:ascii="宋体" w:hAnsi="宋体" w:eastAsia="宋体"/>
-        </w:rPr>
-        <w:t xml:space="preserve">系统支持多类 RUL 指标：</w:t>
+        <w:t xml:space="preserve">系统完成两篇论文复现：</w:t>
       </w:r>
     </w:p>
     <w:p>
@@ -1630,7 +2009,7 @@
         <w:rPr>
           <w:rFonts w:ascii="宋体" w:hAnsi="宋体" w:eastAsia="宋体"/>
         </w:rPr>
-        <w:t xml:space="preserve">普通回归误差：MAE、RMSE、NormalizedRMSE、SMAPE、R2；</w:t>
+        <w:t xml:space="preserve">Huang 等 CNN-LSTM-AM：在 XJTU-SY 和 PHM2012 上训练 CNN-LSTM-AM 与 CNN-LSTM，并输出论文 Score 和 RMSE 对比。</w:t>
       </w:r>
     </w:p>
     <w:p>
@@ -1645,50 +2024,49 @@
         <w:rPr>
           <w:rFonts w:ascii="宋体" w:hAnsi="宋体" w:eastAsia="宋体"/>
         </w:rPr>
-        <w:t xml:space="preserve">论文指标：Huang RUL Score；</w:t>
-      </w:r>
-    </w:p>
-    <w:p>
-      <w:pPr>
-        <w:numPr>
-          <w:ilvl w:val="0"/>
-          <w:numId w:val="1002"/>
-        </w:numPr>
-        <w:pStyle w:val="Compact"/>
-      </w:pPr>
-      <w:r>
-        <w:rPr>
-          <w:rFonts w:ascii="宋体" w:hAnsi="宋体" w:eastAsia="宋体"/>
-        </w:rPr>
-        <w:t xml:space="preserve">挑战赛风格指标：PHM2012Score、PHM2008Score、AsymmetricRulPenalty；</w:t>
-      </w:r>
-    </w:p>
-    <w:p>
-      <w:pPr>
-        <w:numPr>
-          <w:ilvl w:val="0"/>
-          <w:numId w:val="1002"/>
-        </w:numPr>
-        <w:pStyle w:val="Compact"/>
-      </w:pPr>
-      <w:r>
-        <w:rPr>
-          <w:rFonts w:ascii="宋体" w:hAnsi="宋体" w:eastAsia="宋体"/>
-        </w:rPr>
-        <w:t xml:space="preserve">解释性指标：MeanError、OverPredictionRate、UnderPredictionRate、WithinToleranceRate。</w:t>
-      </w:r>
-    </w:p>
-    <w:bookmarkEnd w:id="30"/>
-    <w:bookmarkStart w:id="31" w:name="实验与结果"/>
-    <w:p>
-      <w:pPr>
-        <w:pStyle w:val="Heading2"/>
+        <w:t xml:space="preserve">Jiang 等 xLSTM-Transformer：在 XJTU-SY 三工况和 PHM2012 三工况上训练 XLSTM-Transformer、Feature-Transformer 和 LSTM-Transformer。</w:t>
+      </w:r>
+    </w:p>
+    <w:p>
+      <w:pPr>
+        <w:pStyle w:val="FirstParagraph"/>
+      </w:pPr>
+      <w:r>
+        <w:rPr>
+          <w:rFonts w:ascii="宋体" w:hAnsi="宋体" w:eastAsia="宋体"/>
+        </w:rPr>
+        <w:t xml:space="preserve">真实训练结果已记录在</w:t>
+      </w:r>
+      <w:r>
+        <w:rPr>
+          <w:rFonts w:ascii="宋体" w:hAnsi="宋体" w:eastAsia="宋体"/>
+        </w:rPr>
+        <w:t xml:space="preserve"> </w:t>
+      </w:r>
+      <w:r>
+        <w:rPr>
+          <w:rStyle w:val="VerbatimChar"/>
+          <w:rFonts w:ascii="宋体" w:hAnsi="宋体" w:eastAsia="宋体"/>
+        </w:rPr>
+        <w:t xml:space="preserve">docs/PAPER_REPRODUCTION.md</w:t>
+      </w:r>
+      <w:r>
+        <w:rPr>
+          <w:rFonts w:ascii="宋体" w:hAnsi="宋体" w:eastAsia="宋体"/>
+        </w:rPr>
+        <w:t xml:space="preserve">。由于课程项目采用小样本和较少 epoch，实验结果主要用于验证工程流程、指标体系和复现能力，不作为论文完整数值对齐结论。</w:t>
+      </w:r>
+    </w:p>
+    <w:bookmarkStart w:id="34" w:name="实验设置与复现边界"/>
+    <w:p>
+      <w:pPr>
+        <w:pStyle w:val="Heading3"/>
       </w:pPr>
       <w:r>
         <w:rPr>
           <w:rFonts w:ascii="黑体" w:hAnsi="黑体" w:eastAsia="黑体"/>
         </w:rPr>
-        <w:t xml:space="preserve">6. 实验与结果</w:t>
+        <w:t xml:space="preserve">6.1 实验设置与复现边界</w:t>
       </w:r>
     </w:p>
     <w:p>
@@ -1699,7 +2077,1675 @@
         <w:rPr>
           <w:rFonts w:ascii="宋体" w:hAnsi="宋体" w:eastAsia="宋体"/>
         </w:rPr>
-        <w:t xml:space="preserve">系统完成两篇论文复现：</w:t>
+        <w:t xml:space="preserve">实验采用课程项目可承受的小规模真实训练设置，重点验证数据链路、模型结构和指标输出，而不是追求与论文完整实验表格逐项对齐。每次复现实验均记录数据集名称、模型名称、预测样本数、epoch 数和指标值。真实训练输出保存在</w:t>
+      </w:r>
+      <w:r>
+        <w:rPr>
+          <w:rFonts w:ascii="宋体" w:hAnsi="宋体" w:eastAsia="宋体"/>
+        </w:rPr>
+        <w:t xml:space="preserve"> </w:t>
+      </w:r>
+      <w:r>
+        <w:rPr>
+          <w:rStyle w:val="VerbatimChar"/>
+          <w:rFonts w:ascii="宋体" w:hAnsi="宋体" w:eastAsia="宋体"/>
+        </w:rPr>
+        <w:t xml:space="preserve">tmp/</w:t>
+      </w:r>
+      <w:r>
+        <w:rPr>
+          <w:rFonts w:ascii="宋体" w:hAnsi="宋体" w:eastAsia="宋体"/>
+        </w:rPr>
+        <w:t xml:space="preserve"> </w:t>
+      </w:r>
+      <w:r>
+        <w:rPr>
+          <w:rFonts w:ascii="宋体" w:hAnsi="宋体" w:eastAsia="宋体"/>
+        </w:rPr>
+        <w:t xml:space="preserve">下，不提交仓库；文档只保留命令、路径和指标摘要。</w:t>
+      </w:r>
+    </w:p>
+    <w:tbl>
+      <w:tblPr>
+        <w:tblStyle w:val="Table"/>
+        <w:tblW w:type="pct" w:w="0.0"/>
+        <w:tblLook w:firstRow="1" w:lastRow="0" w:firstColumn="0" w:lastColumn="0" w:noHBand="0" w:noVBand="0" w:val="0020"/>
+        <w:tblBorders>
+          <w:top w:val="single" w:sz="4" w:space="0" w:color="BFBFBF"/>
+          <w:left w:val="single" w:sz="4" w:space="0" w:color="BFBFBF"/>
+          <w:bottom w:val="single" w:sz="4" w:space="0" w:color="BFBFBF"/>
+          <w:right w:val="single" w:sz="4" w:space="0" w:color="BFBFBF"/>
+          <w:insideH w:val="single" w:sz="4" w:space="0" w:color="BFBFBF"/>
+          <w:insideV w:val="single" w:sz="4" w:space="0" w:color="BFBFBF"/>
+        </w:tblBorders>
+      </w:tblPr>
+      <w:tblGrid/>
+      <w:tr>
+        <w:tc>
+          <w:tcPr>
+            <w:shd w:fill="EAEAEA"/>
+          </w:tcPr>
+          <w:p>
+            <w:pPr>
+              <w:pStyle w:val="Compact"/>
+              <w:ind w:firstLine="0"/>
+              <w:jc w:val="left"/>
+            </w:pPr>
+            <w:r>
+              <w:rPr>
+                <w:rFonts w:ascii="宋体" w:hAnsi="宋体" w:eastAsia="宋体"/>
+                <w:sz w:val="19"/>
+              </w:rPr>
+              <w:t xml:space="preserve">项目</w:t>
+            </w:r>
+          </w:p>
+        </w:tc>
+        <w:tc>
+          <w:tcPr>
+            <w:shd w:fill="EAEAEA"/>
+          </w:tcPr>
+          <w:p>
+            <w:pPr>
+              <w:pStyle w:val="Compact"/>
+              <w:ind w:firstLine="0"/>
+              <w:jc w:val="left"/>
+            </w:pPr>
+            <w:r>
+              <w:rPr>
+                <w:rFonts w:ascii="宋体" w:hAnsi="宋体" w:eastAsia="宋体"/>
+                <w:sz w:val="19"/>
+              </w:rPr>
+              <w:t xml:space="preserve">设置</w:t>
+            </w:r>
+          </w:p>
+        </w:tc>
+      </w:tr>
+      <w:tr>
+        <w:tc>
+          <w:p>
+            <w:pPr>
+              <w:pStyle w:val="Compact"/>
+              <w:ind w:firstLine="0"/>
+              <w:jc w:val="left"/>
+            </w:pPr>
+            <w:r>
+              <w:rPr>
+                <w:rFonts w:ascii="宋体" w:hAnsi="宋体" w:eastAsia="宋体"/>
+                <w:sz w:val="19"/>
+              </w:rPr>
+              <w:t xml:space="preserve">数据来源</w:t>
+            </w:r>
+          </w:p>
+        </w:tc>
+        <w:tc>
+          <w:p>
+            <w:pPr>
+              <w:pStyle w:val="Compact"/>
+              <w:ind w:firstLine="0"/>
+              <w:jc w:val="left"/>
+            </w:pPr>
+            <w:r>
+              <w:rPr>
+                <w:rStyle w:val="VerbatimChar"/>
+                <w:rFonts w:ascii="宋体" w:hAnsi="宋体" w:eastAsia="宋体"/>
+                <w:sz w:val="19"/>
+              </w:rPr>
+              <w:t xml:space="preserve">data/external</w:t>
+            </w:r>
+            <w:r>
+              <w:rPr>
+                <w:rFonts w:ascii="宋体" w:hAnsi="宋体" w:eastAsia="宋体"/>
+                <w:sz w:val="19"/>
+              </w:rPr>
+              <w:t xml:space="preserve"> </w:t>
+            </w:r>
+            <w:r>
+              <w:rPr>
+                <w:rFonts w:ascii="宋体" w:hAnsi="宋体" w:eastAsia="宋体"/>
+                <w:sz w:val="19"/>
+              </w:rPr>
+              <w:t xml:space="preserve">下本地真实数据</w:t>
+            </w:r>
+          </w:p>
+        </w:tc>
+      </w:tr>
+      <w:tr>
+        <w:tc>
+          <w:p>
+            <w:pPr>
+              <w:pStyle w:val="Compact"/>
+              <w:ind w:firstLine="0"/>
+              <w:jc w:val="left"/>
+            </w:pPr>
+            <w:r>
+              <w:rPr>
+                <w:rFonts w:ascii="宋体" w:hAnsi="宋体" w:eastAsia="宋体"/>
+                <w:sz w:val="19"/>
+              </w:rPr>
+              <w:t xml:space="preserve">训练轮数</w:t>
+            </w:r>
+          </w:p>
+        </w:tc>
+        <w:tc>
+          <w:p>
+            <w:pPr>
+              <w:pStyle w:val="Compact"/>
+              <w:ind w:firstLine="0"/>
+              <w:jc w:val="left"/>
+            </w:pPr>
+            <w:r>
+              <w:rPr>
+                <w:rFonts w:ascii="宋体" w:hAnsi="宋体" w:eastAsia="宋体"/>
+                <w:sz w:val="19"/>
+              </w:rPr>
+              <w:t xml:space="preserve">8 epoch</w:t>
+            </w:r>
+          </w:p>
+        </w:tc>
+      </w:tr>
+      <w:tr>
+        <w:tc>
+          <w:p>
+            <w:pPr>
+              <w:pStyle w:val="Compact"/>
+              <w:ind w:firstLine="0"/>
+              <w:jc w:val="left"/>
+            </w:pPr>
+            <w:r>
+              <w:rPr>
+                <w:rFonts w:ascii="宋体" w:hAnsi="宋体" w:eastAsia="宋体"/>
+                <w:sz w:val="19"/>
+              </w:rPr>
+              <w:t xml:space="preserve">notebook smoke</w:t>
+            </w:r>
+          </w:p>
+        </w:tc>
+        <w:tc>
+          <w:p>
+            <w:pPr>
+              <w:pStyle w:val="Compact"/>
+              <w:ind w:firstLine="0"/>
+              <w:jc w:val="left"/>
+            </w:pPr>
+            <w:r>
+              <w:rPr>
+                <w:rFonts w:ascii="宋体" w:hAnsi="宋体" w:eastAsia="宋体"/>
+                <w:sz w:val="19"/>
+              </w:rPr>
+              <w:t xml:space="preserve">1 epoch，用于保证示例可执行</w:t>
+            </w:r>
+          </w:p>
+        </w:tc>
+      </w:tr>
+      <w:tr>
+        <w:tc>
+          <w:p>
+            <w:pPr>
+              <w:pStyle w:val="Compact"/>
+              <w:ind w:firstLine="0"/>
+              <w:jc w:val="left"/>
+            </w:pPr>
+            <w:r>
+              <w:rPr>
+                <w:rFonts w:ascii="宋体" w:hAnsi="宋体" w:eastAsia="宋体"/>
+                <w:sz w:val="19"/>
+              </w:rPr>
+              <w:t xml:space="preserve">第一篇输出</w:t>
+            </w:r>
+          </w:p>
+        </w:tc>
+        <w:tc>
+          <w:p>
+            <w:pPr>
+              <w:pStyle w:val="Compact"/>
+              <w:ind w:firstLine="0"/>
+              <w:jc w:val="left"/>
+            </w:pPr>
+            <w:r>
+              <w:rPr>
+                <w:rFonts w:ascii="宋体" w:hAnsi="宋体" w:eastAsia="宋体"/>
+                <w:sz w:val="19"/>
+              </w:rPr>
+              <w:t xml:space="preserve">A1</w:t>
+            </w:r>
+          </w:p>
+        </w:tc>
+      </w:tr>
+      <w:tr>
+        <w:tc>
+          <w:p>
+            <w:pPr>
+              <w:pStyle w:val="Compact"/>
+              <w:ind w:firstLine="0"/>
+              <w:jc w:val="left"/>
+            </w:pPr>
+            <w:r>
+              <w:rPr>
+                <w:rFonts w:ascii="宋体" w:hAnsi="宋体" w:eastAsia="宋体"/>
+                <w:sz w:val="19"/>
+              </w:rPr>
+              <w:t xml:space="preserve">第二篇输出</w:t>
+            </w:r>
+          </w:p>
+        </w:tc>
+        <w:tc>
+          <w:p>
+            <w:pPr>
+              <w:pStyle w:val="Compact"/>
+              <w:ind w:firstLine="0"/>
+              <w:jc w:val="left"/>
+            </w:pPr>
+            <w:r>
+              <w:rPr>
+                <w:rFonts w:ascii="宋体" w:hAnsi="宋体" w:eastAsia="宋体"/>
+                <w:sz w:val="19"/>
+              </w:rPr>
+              <w:t xml:space="preserve">A2</w:t>
+            </w:r>
+          </w:p>
+        </w:tc>
+      </w:tr>
+      <w:tr>
+        <w:tc>
+          <w:p>
+            <w:pPr>
+              <w:pStyle w:val="Compact"/>
+              <w:ind w:firstLine="0"/>
+              <w:jc w:val="left"/>
+            </w:pPr>
+            <w:r>
+              <w:rPr>
+                <w:rFonts w:ascii="宋体" w:hAnsi="宋体" w:eastAsia="宋体"/>
+                <w:sz w:val="19"/>
+              </w:rPr>
+              <w:t xml:space="preserve">指标口径</w:t>
+            </w:r>
+          </w:p>
+        </w:tc>
+        <w:tc>
+          <w:p>
+            <w:pPr>
+              <w:pStyle w:val="Compact"/>
+              <w:ind w:firstLine="0"/>
+              <w:jc w:val="left"/>
+            </w:pPr>
+            <w:r>
+              <w:rPr>
+                <w:rFonts w:ascii="宋体" w:hAnsi="宋体" w:eastAsia="宋体"/>
+                <w:sz w:val="19"/>
+              </w:rPr>
+              <w:t xml:space="preserve">RMSE、NormalizedRMSE、R2、Huang RUL Score、PHM2012 Score、方向性指标</w:t>
+            </w:r>
+          </w:p>
+        </w:tc>
+      </w:tr>
+    </w:tbl>
+    <w:p>
+      <w:pPr>
+        <w:pStyle w:val="BodyText"/>
+      </w:pPr>
+      <w:r>
+        <w:rPr>
+          <w:rFonts w:ascii="宋体" w:hAnsi="宋体" w:eastAsia="宋体"/>
+        </w:rPr>
+        <w:t xml:space="preserve">输出编号说明：A1 为 CNN-LSTM-AM 复现实验对比表，A2 为 xLSTM-Transformer 复现实验对比表。完整路径见</w:t>
+      </w:r>
+      <w:r>
+        <w:rPr>
+          <w:rFonts w:ascii="宋体" w:hAnsi="宋体" w:eastAsia="宋体"/>
+        </w:rPr>
+        <w:t xml:space="preserve"> </w:t>
+      </w:r>
+      <w:r>
+        <w:rPr>
+          <w:rStyle w:val="VerbatimChar"/>
+          <w:rFonts w:ascii="宋体" w:hAnsi="宋体" w:eastAsia="宋体"/>
+        </w:rPr>
+        <w:t xml:space="preserve">docs/PAPER_REPRODUCTION.md</w:t>
+      </w:r>
+      <w:r>
+        <w:rPr>
+          <w:rFonts w:ascii="宋体" w:hAnsi="宋体" w:eastAsia="宋体"/>
+        </w:rPr>
+        <w:t xml:space="preserve">。</w:t>
+      </w:r>
+    </w:p>
+    <w:bookmarkEnd w:id="34"/>
+    <w:bookmarkStart w:id="35" w:name="cnn-lstm-am-复现结果"/>
+    <w:p>
+      <w:pPr>
+        <w:pStyle w:val="Heading3"/>
+      </w:pPr>
+      <w:r>
+        <w:rPr>
+          <w:rFonts w:ascii="黑体" w:hAnsi="黑体" w:eastAsia="黑体"/>
+        </w:rPr>
+        <w:t xml:space="preserve">6.2 CNN-LSTM-AM 复现结果</w:t>
+      </w:r>
+    </w:p>
+    <w:p>
+      <w:pPr>
+        <w:pStyle w:val="FirstParagraph"/>
+      </w:pPr>
+      <w:r>
+        <w:rPr>
+          <w:rFonts w:ascii="宋体" w:hAnsi="宋体" w:eastAsia="宋体"/>
+        </w:rPr>
+        <w:t xml:space="preserve">Huang 等论文复现结果如下。表中数值来自真实数据 8 epoch 小规模训练，主要用于说明 workflow、指标和输出链路已经跑通。</w:t>
+      </w:r>
+    </w:p>
+    <w:tbl>
+      <w:tblPr>
+        <w:tblStyle w:val="Table"/>
+        <w:tblW w:type="pct" w:w="0.0"/>
+        <w:tblLook w:firstRow="1" w:lastRow="0" w:firstColumn="0" w:lastColumn="0" w:noHBand="0" w:noVBand="0" w:val="0020"/>
+        <w:tblBorders>
+          <w:top w:val="single" w:sz="4" w:space="0" w:color="BFBFBF"/>
+          <w:left w:val="single" w:sz="4" w:space="0" w:color="BFBFBF"/>
+          <w:bottom w:val="single" w:sz="4" w:space="0" w:color="BFBFBF"/>
+          <w:right w:val="single" w:sz="4" w:space="0" w:color="BFBFBF"/>
+          <w:insideH w:val="single" w:sz="4" w:space="0" w:color="BFBFBF"/>
+          <w:insideV w:val="single" w:sz="4" w:space="0" w:color="BFBFBF"/>
+        </w:tblBorders>
+      </w:tblPr>
+      <w:tblGrid/>
+      <w:tr>
+        <w:tc>
+          <w:tcPr>
+            <w:shd w:fill="EAEAEA"/>
+          </w:tcPr>
+          <w:p>
+            <w:pPr>
+              <w:pStyle w:val="Compact"/>
+              <w:ind w:firstLine="0"/>
+              <w:jc w:val="left"/>
+            </w:pPr>
+            <w:r>
+              <w:rPr>
+                <w:rFonts w:ascii="宋体" w:hAnsi="宋体" w:eastAsia="宋体"/>
+                <w:sz w:val="19"/>
+              </w:rPr>
+              <w:t xml:space="preserve">数据集与轴承</w:t>
+            </w:r>
+          </w:p>
+        </w:tc>
+        <w:tc>
+          <w:tcPr>
+            <w:shd w:fill="EAEAEA"/>
+          </w:tcPr>
+          <w:p>
+            <w:pPr>
+              <w:pStyle w:val="Compact"/>
+              <w:ind w:firstLine="0"/>
+              <w:jc w:val="left"/>
+            </w:pPr>
+            <w:r>
+              <w:rPr>
+                <w:rFonts w:ascii="宋体" w:hAnsi="宋体" w:eastAsia="宋体"/>
+                <w:sz w:val="19"/>
+              </w:rPr>
+              <w:t xml:space="preserve">模型</w:t>
+            </w:r>
+          </w:p>
+        </w:tc>
+        <w:tc>
+          <w:tcPr>
+            <w:shd w:fill="EAEAEA"/>
+          </w:tcPr>
+          <w:p>
+            <w:pPr>
+              <w:pStyle w:val="Compact"/>
+              <w:ind w:firstLine="0"/>
+              <w:jc w:val="right"/>
+            </w:pPr>
+            <w:r>
+              <w:rPr>
+                <w:rFonts w:ascii="宋体" w:hAnsi="宋体" w:eastAsia="宋体"/>
+                <w:sz w:val="19"/>
+              </w:rPr>
+              <w:t xml:space="preserve">RMSE</w:t>
+            </w:r>
+          </w:p>
+        </w:tc>
+        <w:tc>
+          <w:tcPr>
+            <w:shd w:fill="EAEAEA"/>
+          </w:tcPr>
+          <w:p>
+            <w:pPr>
+              <w:pStyle w:val="Compact"/>
+              <w:ind w:firstLine="0"/>
+              <w:jc w:val="right"/>
+            </w:pPr>
+            <w:r>
+              <w:rPr>
+                <w:rFonts w:ascii="宋体" w:hAnsi="宋体" w:eastAsia="宋体"/>
+                <w:sz w:val="19"/>
+              </w:rPr>
+              <w:t xml:space="preserve">NormalizedRMSE</w:t>
+            </w:r>
+          </w:p>
+        </w:tc>
+        <w:tc>
+          <w:tcPr>
+            <w:shd w:fill="EAEAEA"/>
+          </w:tcPr>
+          <w:p>
+            <w:pPr>
+              <w:pStyle w:val="Compact"/>
+              <w:ind w:firstLine="0"/>
+              <w:jc w:val="right"/>
+            </w:pPr>
+            <w:r>
+              <w:rPr>
+                <w:rFonts w:ascii="宋体" w:hAnsi="宋体" w:eastAsia="宋体"/>
+                <w:sz w:val="19"/>
+              </w:rPr>
+              <w:t xml:space="preserve">Huang RUL Score</w:t>
+            </w:r>
+          </w:p>
+        </w:tc>
+        <w:tc>
+          <w:tcPr>
+            <w:shd w:fill="EAEAEA"/>
+          </w:tcPr>
+          <w:p>
+            <w:pPr>
+              <w:pStyle w:val="Compact"/>
+              <w:ind w:firstLine="0"/>
+              <w:jc w:val="right"/>
+            </w:pPr>
+            <w:r>
+              <w:rPr>
+                <w:rFonts w:ascii="宋体" w:hAnsi="宋体" w:eastAsia="宋体"/>
+                <w:sz w:val="19"/>
+              </w:rPr>
+              <w:t xml:space="preserve">epoch</w:t>
+            </w:r>
+          </w:p>
+        </w:tc>
+      </w:tr>
+      <w:tr>
+        <w:tc>
+          <w:p>
+            <w:pPr>
+              <w:pStyle w:val="Compact"/>
+              <w:ind w:firstLine="0"/>
+              <w:jc w:val="left"/>
+            </w:pPr>
+            <w:r>
+              <w:rPr>
+                <w:rFonts w:ascii="宋体" w:hAnsi="宋体" w:eastAsia="宋体"/>
+                <w:sz w:val="19"/>
+              </w:rPr>
+              <w:t xml:space="preserve">XJTU-SY Bearing1_5</w:t>
+            </w:r>
+          </w:p>
+        </w:tc>
+        <w:tc>
+          <w:p>
+            <w:pPr>
+              <w:pStyle w:val="Compact"/>
+              <w:ind w:firstLine="0"/>
+              <w:jc w:val="left"/>
+            </w:pPr>
+            <w:r>
+              <w:rPr>
+                <w:rFonts w:ascii="宋体" w:hAnsi="宋体" w:eastAsia="宋体"/>
+                <w:sz w:val="19"/>
+              </w:rPr>
+              <w:t xml:space="preserve">CNN-LSTM-AM</w:t>
+            </w:r>
+          </w:p>
+        </w:tc>
+        <w:tc>
+          <w:p>
+            <w:pPr>
+              <w:pStyle w:val="Compact"/>
+              <w:ind w:firstLine="0"/>
+              <w:jc w:val="right"/>
+            </w:pPr>
+            <w:r>
+              <w:rPr>
+                <w:rFonts w:ascii="宋体" w:hAnsi="宋体" w:eastAsia="宋体"/>
+                <w:sz w:val="19"/>
+              </w:rPr>
+              <w:t xml:space="preserve">406.302</w:t>
+            </w:r>
+          </w:p>
+        </w:tc>
+        <w:tc>
+          <w:p>
+            <w:pPr>
+              <w:pStyle w:val="Compact"/>
+              <w:ind w:firstLine="0"/>
+              <w:jc w:val="right"/>
+            </w:pPr>
+            <w:r>
+              <w:rPr>
+                <w:rFonts w:ascii="宋体" w:hAnsi="宋体" w:eastAsia="宋体"/>
+                <w:sz w:val="19"/>
+              </w:rPr>
+              <w:t xml:space="preserve">0.615609</w:t>
+            </w:r>
+          </w:p>
+        </w:tc>
+        <w:tc>
+          <w:p>
+            <w:pPr>
+              <w:pStyle w:val="Compact"/>
+              <w:ind w:firstLine="0"/>
+              <w:jc w:val="right"/>
+            </w:pPr>
+            <w:r>
+              <w:rPr>
+                <w:rFonts w:ascii="宋体" w:hAnsi="宋体" w:eastAsia="宋体"/>
+                <w:sz w:val="19"/>
+              </w:rPr>
+              <w:t xml:space="preserve">29.001612</w:t>
+            </w:r>
+          </w:p>
+        </w:tc>
+        <w:tc>
+          <w:p>
+            <w:pPr>
+              <w:pStyle w:val="Compact"/>
+              <w:ind w:firstLine="0"/>
+              <w:jc w:val="right"/>
+            </w:pPr>
+            <w:r>
+              <w:rPr>
+                <w:rFonts w:ascii="宋体" w:hAnsi="宋体" w:eastAsia="宋体"/>
+                <w:sz w:val="19"/>
+              </w:rPr>
+              <w:t xml:space="preserve">8</w:t>
+            </w:r>
+          </w:p>
+        </w:tc>
+      </w:tr>
+      <w:tr>
+        <w:tc>
+          <w:p>
+            <w:pPr>
+              <w:pStyle w:val="Compact"/>
+              <w:ind w:firstLine="0"/>
+              <w:jc w:val="left"/>
+            </w:pPr>
+            <w:r>
+              <w:rPr>
+                <w:rFonts w:ascii="宋体" w:hAnsi="宋体" w:eastAsia="宋体"/>
+                <w:sz w:val="19"/>
+              </w:rPr>
+              <w:t xml:space="preserve">XJTU-SY Bearing1_5</w:t>
+            </w:r>
+          </w:p>
+        </w:tc>
+        <w:tc>
+          <w:p>
+            <w:pPr>
+              <w:pStyle w:val="Compact"/>
+              <w:ind w:firstLine="0"/>
+              <w:jc w:val="left"/>
+            </w:pPr>
+            <w:r>
+              <w:rPr>
+                <w:rFonts w:ascii="宋体" w:hAnsi="宋体" w:eastAsia="宋体"/>
+                <w:sz w:val="19"/>
+              </w:rPr>
+              <w:t xml:space="preserve">CNN-LSTM</w:t>
+            </w:r>
+          </w:p>
+        </w:tc>
+        <w:tc>
+          <w:p>
+            <w:pPr>
+              <w:pStyle w:val="Compact"/>
+              <w:ind w:firstLine="0"/>
+              <w:jc w:val="right"/>
+            </w:pPr>
+            <w:r>
+              <w:rPr>
+                <w:rFonts w:ascii="宋体" w:hAnsi="宋体" w:eastAsia="宋体"/>
+                <w:sz w:val="19"/>
+              </w:rPr>
+              <w:t xml:space="preserve">406.503</w:t>
+            </w:r>
+          </w:p>
+        </w:tc>
+        <w:tc>
+          <w:p>
+            <w:pPr>
+              <w:pStyle w:val="Compact"/>
+              <w:ind w:firstLine="0"/>
+              <w:jc w:val="right"/>
+            </w:pPr>
+            <w:r>
+              <w:rPr>
+                <w:rFonts w:ascii="宋体" w:hAnsi="宋体" w:eastAsia="宋体"/>
+                <w:sz w:val="19"/>
+              </w:rPr>
+              <w:t xml:space="preserve">0.615913</w:t>
+            </w:r>
+          </w:p>
+        </w:tc>
+        <w:tc>
+          <w:p>
+            <w:pPr>
+              <w:pStyle w:val="Compact"/>
+              <w:ind w:firstLine="0"/>
+              <w:jc w:val="right"/>
+            </w:pPr>
+            <w:r>
+              <w:rPr>
+                <w:rFonts w:ascii="宋体" w:hAnsi="宋体" w:eastAsia="宋体"/>
+                <w:sz w:val="19"/>
+              </w:rPr>
+              <w:t xml:space="preserve">29.127879</w:t>
+            </w:r>
+          </w:p>
+        </w:tc>
+        <w:tc>
+          <w:p>
+            <w:pPr>
+              <w:pStyle w:val="Compact"/>
+              <w:ind w:firstLine="0"/>
+              <w:jc w:val="right"/>
+            </w:pPr>
+            <w:r>
+              <w:rPr>
+                <w:rFonts w:ascii="宋体" w:hAnsi="宋体" w:eastAsia="宋体"/>
+                <w:sz w:val="19"/>
+              </w:rPr>
+              <w:t xml:space="preserve">8</w:t>
+            </w:r>
+          </w:p>
+        </w:tc>
+      </w:tr>
+      <w:tr>
+        <w:tc>
+          <w:p>
+            <w:pPr>
+              <w:pStyle w:val="Compact"/>
+              <w:ind w:firstLine="0"/>
+              <w:jc w:val="left"/>
+            </w:pPr>
+            <w:r>
+              <w:rPr>
+                <w:rFonts w:ascii="宋体" w:hAnsi="宋体" w:eastAsia="宋体"/>
+                <w:sz w:val="19"/>
+              </w:rPr>
+              <w:t xml:space="preserve">PHM2012 Bearing3_1</w:t>
+            </w:r>
+          </w:p>
+        </w:tc>
+        <w:tc>
+          <w:p>
+            <w:pPr>
+              <w:pStyle w:val="Compact"/>
+              <w:ind w:firstLine="0"/>
+              <w:jc w:val="left"/>
+            </w:pPr>
+            <w:r>
+              <w:rPr>
+                <w:rFonts w:ascii="宋体" w:hAnsi="宋体" w:eastAsia="宋体"/>
+                <w:sz w:val="19"/>
+              </w:rPr>
+              <w:t xml:space="preserve">CNN-LSTM-AM</w:t>
+            </w:r>
+          </w:p>
+        </w:tc>
+        <w:tc>
+          <w:p>
+            <w:pPr>
+              <w:pStyle w:val="Compact"/>
+              <w:ind w:firstLine="0"/>
+              <w:jc w:val="right"/>
+            </w:pPr>
+            <w:r>
+              <w:rPr>
+                <w:rFonts w:ascii="宋体" w:hAnsi="宋体" w:eastAsia="宋体"/>
+                <w:sz w:val="19"/>
+              </w:rPr>
+              <w:t xml:space="preserve">651.036</w:t>
+            </w:r>
+          </w:p>
+        </w:tc>
+        <w:tc>
+          <w:p>
+            <w:pPr>
+              <w:pStyle w:val="Compact"/>
+              <w:ind w:firstLine="0"/>
+              <w:jc w:val="right"/>
+            </w:pPr>
+            <w:r>
+              <w:rPr>
+                <w:rFonts w:ascii="宋体" w:hAnsi="宋体" w:eastAsia="宋体"/>
+                <w:sz w:val="19"/>
+              </w:rPr>
+              <w:t xml:space="preserve">0.591850</w:t>
+            </w:r>
+          </w:p>
+        </w:tc>
+        <w:tc>
+          <w:p>
+            <w:pPr>
+              <w:pStyle w:val="Compact"/>
+              <w:ind w:firstLine="0"/>
+              <w:jc w:val="right"/>
+            </w:pPr>
+            <w:r>
+              <w:rPr>
+                <w:rFonts w:ascii="宋体" w:hAnsi="宋体" w:eastAsia="宋体"/>
+                <w:sz w:val="19"/>
+              </w:rPr>
+              <w:t xml:space="preserve">29.447255</w:t>
+            </w:r>
+          </w:p>
+        </w:tc>
+        <w:tc>
+          <w:p>
+            <w:pPr>
+              <w:pStyle w:val="Compact"/>
+              <w:ind w:firstLine="0"/>
+              <w:jc w:val="right"/>
+            </w:pPr>
+            <w:r>
+              <w:rPr>
+                <w:rFonts w:ascii="宋体" w:hAnsi="宋体" w:eastAsia="宋体"/>
+                <w:sz w:val="19"/>
+              </w:rPr>
+              <w:t xml:space="preserve">8</w:t>
+            </w:r>
+          </w:p>
+        </w:tc>
+      </w:tr>
+      <w:tr>
+        <w:tc>
+          <w:p>
+            <w:pPr>
+              <w:pStyle w:val="Compact"/>
+              <w:ind w:firstLine="0"/>
+              <w:jc w:val="left"/>
+            </w:pPr>
+            <w:r>
+              <w:rPr>
+                <w:rFonts w:ascii="宋体" w:hAnsi="宋体" w:eastAsia="宋体"/>
+                <w:sz w:val="19"/>
+              </w:rPr>
+              <w:t xml:space="preserve">PHM2012 Bearing3_1</w:t>
+            </w:r>
+          </w:p>
+        </w:tc>
+        <w:tc>
+          <w:p>
+            <w:pPr>
+              <w:pStyle w:val="Compact"/>
+              <w:ind w:firstLine="0"/>
+              <w:jc w:val="left"/>
+            </w:pPr>
+            <w:r>
+              <w:rPr>
+                <w:rFonts w:ascii="宋体" w:hAnsi="宋体" w:eastAsia="宋体"/>
+                <w:sz w:val="19"/>
+              </w:rPr>
+              <w:t xml:space="preserve">CNN-LSTM</w:t>
+            </w:r>
+          </w:p>
+        </w:tc>
+        <w:tc>
+          <w:p>
+            <w:pPr>
+              <w:pStyle w:val="Compact"/>
+              <w:ind w:firstLine="0"/>
+              <w:jc w:val="right"/>
+            </w:pPr>
+            <w:r>
+              <w:rPr>
+                <w:rFonts w:ascii="宋体" w:hAnsi="宋体" w:eastAsia="宋体"/>
+                <w:sz w:val="19"/>
+              </w:rPr>
+              <w:t xml:space="preserve">650.700</w:t>
+            </w:r>
+          </w:p>
+        </w:tc>
+        <w:tc>
+          <w:p>
+            <w:pPr>
+              <w:pStyle w:val="Compact"/>
+              <w:ind w:firstLine="0"/>
+              <w:jc w:val="right"/>
+            </w:pPr>
+            <w:r>
+              <w:rPr>
+                <w:rFonts w:ascii="宋体" w:hAnsi="宋体" w:eastAsia="宋体"/>
+                <w:sz w:val="19"/>
+              </w:rPr>
+              <w:t xml:space="preserve">0.591545</w:t>
+            </w:r>
+          </w:p>
+        </w:tc>
+        <w:tc>
+          <w:p>
+            <w:pPr>
+              <w:pStyle w:val="Compact"/>
+              <w:ind w:firstLine="0"/>
+              <w:jc w:val="right"/>
+            </w:pPr>
+            <w:r>
+              <w:rPr>
+                <w:rFonts w:ascii="宋体" w:hAnsi="宋体" w:eastAsia="宋体"/>
+                <w:sz w:val="19"/>
+              </w:rPr>
+              <w:t xml:space="preserve">29.098391</w:t>
+            </w:r>
+          </w:p>
+        </w:tc>
+        <w:tc>
+          <w:p>
+            <w:pPr>
+              <w:pStyle w:val="Compact"/>
+              <w:ind w:firstLine="0"/>
+              <w:jc w:val="right"/>
+            </w:pPr>
+            <w:r>
+              <w:rPr>
+                <w:rFonts w:ascii="宋体" w:hAnsi="宋体" w:eastAsia="宋体"/>
+                <w:sz w:val="19"/>
+              </w:rPr>
+              <w:t xml:space="preserve">8</w:t>
+            </w:r>
+          </w:p>
+        </w:tc>
+      </w:tr>
+    </w:tbl>
+    <w:p>
+      <w:pPr>
+        <w:pStyle w:val="BodyText"/>
+      </w:pPr>
+      <w:r>
+        <w:rPr>
+          <w:rFonts w:ascii="宋体" w:hAnsi="宋体" w:eastAsia="宋体"/>
+        </w:rPr>
+        <w:t xml:space="preserve">从结果看，attention 版本在 XJTU-SY 小样本设置下略优于 baseline，在 PHM2012 小样本设置下没有稳定优于 baseline。这一结果符合课程复现边界：模型结构和指标口径已实现，但 8 epoch 和抽样训练不足以证明论文级性能结论。</w:t>
+      </w:r>
+    </w:p>
+    <w:bookmarkEnd w:id="35"/>
+    <w:bookmarkStart w:id="36" w:name="xlstm-transformer-复现结果"/>
+    <w:p>
+      <w:pPr>
+        <w:pStyle w:val="Heading3"/>
+      </w:pPr>
+      <w:r>
+        <w:rPr>
+          <w:rFonts w:ascii="黑体" w:hAnsi="黑体" w:eastAsia="黑体"/>
+        </w:rPr>
+        <w:t xml:space="preserve">6.3 xLSTM-Transformer 复现结果</w:t>
+      </w:r>
+    </w:p>
+    <w:p>
+      <w:pPr>
+        <w:pStyle w:val="FirstParagraph"/>
+      </w:pPr>
+      <w:r>
+        <w:rPr>
+          <w:rFonts w:ascii="宋体" w:hAnsi="宋体" w:eastAsia="宋体"/>
+        </w:rPr>
+        <w:t xml:space="preserve">Jiang 等论文复现按 XJTU-SY 三工况和 PHM2012 三工况组织训练与测试。完整对比表包含 18 行，覆盖 XLSTM-Transformer、Feature-Transformer 和 LSTM-Transformer。下表列出 XLSTM-Transformer 主要结果。</w:t>
+      </w:r>
+    </w:p>
+    <w:tbl>
+      <w:tblPr>
+        <w:tblStyle w:val="Table"/>
+        <w:tblW w:type="pct" w:w="0.0"/>
+        <w:tblLook w:firstRow="1" w:lastRow="0" w:firstColumn="0" w:lastColumn="0" w:noHBand="0" w:noVBand="0" w:val="0020"/>
+        <w:tblBorders>
+          <w:top w:val="single" w:sz="4" w:space="0" w:color="BFBFBF"/>
+          <w:left w:val="single" w:sz="4" w:space="0" w:color="BFBFBF"/>
+          <w:bottom w:val="single" w:sz="4" w:space="0" w:color="BFBFBF"/>
+          <w:right w:val="single" w:sz="4" w:space="0" w:color="BFBFBF"/>
+          <w:insideH w:val="single" w:sz="4" w:space="0" w:color="BFBFBF"/>
+          <w:insideV w:val="single" w:sz="4" w:space="0" w:color="BFBFBF"/>
+        </w:tblBorders>
+      </w:tblPr>
+      <w:tblGrid/>
+      <w:tr>
+        <w:tc>
+          <w:tcPr>
+            <w:shd w:fill="EAEAEA"/>
+          </w:tcPr>
+          <w:p>
+            <w:pPr>
+              <w:pStyle w:val="Compact"/>
+              <w:ind w:firstLine="0"/>
+              <w:jc w:val="left"/>
+            </w:pPr>
+            <w:r>
+              <w:rPr>
+                <w:rFonts w:ascii="宋体" w:hAnsi="宋体" w:eastAsia="宋体"/>
+                <w:sz w:val="19"/>
+              </w:rPr>
+              <w:t xml:space="preserve">数据集/工况</w:t>
+            </w:r>
+          </w:p>
+        </w:tc>
+        <w:tc>
+          <w:tcPr>
+            <w:shd w:fill="EAEAEA"/>
+          </w:tcPr>
+          <w:p>
+            <w:pPr>
+              <w:pStyle w:val="Compact"/>
+              <w:ind w:firstLine="0"/>
+              <w:jc w:val="right"/>
+            </w:pPr>
+            <w:r>
+              <w:rPr>
+                <w:rFonts w:ascii="宋体" w:hAnsi="宋体" w:eastAsia="宋体"/>
+                <w:sz w:val="19"/>
+              </w:rPr>
+              <w:t xml:space="preserve">RMSE</w:t>
+            </w:r>
+          </w:p>
+        </w:tc>
+        <w:tc>
+          <w:tcPr>
+            <w:shd w:fill="EAEAEA"/>
+          </w:tcPr>
+          <w:p>
+            <w:pPr>
+              <w:pStyle w:val="Compact"/>
+              <w:ind w:firstLine="0"/>
+              <w:jc w:val="right"/>
+            </w:pPr>
+            <w:r>
+              <w:rPr>
+                <w:rFonts w:ascii="宋体" w:hAnsi="宋体" w:eastAsia="宋体"/>
+                <w:sz w:val="19"/>
+              </w:rPr>
+              <w:t xml:space="preserve">NormalizedRMSE</w:t>
+            </w:r>
+          </w:p>
+        </w:tc>
+        <w:tc>
+          <w:tcPr>
+            <w:shd w:fill="EAEAEA"/>
+          </w:tcPr>
+          <w:p>
+            <w:pPr>
+              <w:pStyle w:val="Compact"/>
+              <w:ind w:firstLine="0"/>
+              <w:jc w:val="right"/>
+            </w:pPr>
+            <w:r>
+              <w:rPr>
+                <w:rFonts w:ascii="宋体" w:hAnsi="宋体" w:eastAsia="宋体"/>
+                <w:sz w:val="19"/>
+              </w:rPr>
+              <w:t xml:space="preserve">R2</w:t>
+            </w:r>
+          </w:p>
+        </w:tc>
+        <w:tc>
+          <w:tcPr>
+            <w:shd w:fill="EAEAEA"/>
+          </w:tcPr>
+          <w:p>
+            <w:pPr>
+              <w:pStyle w:val="Compact"/>
+              <w:ind w:firstLine="0"/>
+              <w:jc w:val="right"/>
+            </w:pPr>
+            <w:r>
+              <w:rPr>
+                <w:rFonts w:ascii="宋体" w:hAnsi="宋体" w:eastAsia="宋体"/>
+                <w:sz w:val="19"/>
+              </w:rPr>
+              <w:t xml:space="preserve">PHM2012 Score</w:t>
+            </w:r>
+          </w:p>
+        </w:tc>
+        <w:tc>
+          <w:tcPr>
+            <w:shd w:fill="EAEAEA"/>
+          </w:tcPr>
+          <w:p>
+            <w:pPr>
+              <w:pStyle w:val="Compact"/>
+              <w:ind w:firstLine="0"/>
+              <w:jc w:val="right"/>
+            </w:pPr>
+            <w:r>
+              <w:rPr>
+                <w:rFonts w:ascii="宋体" w:hAnsi="宋体" w:eastAsia="宋体"/>
+                <w:sz w:val="19"/>
+              </w:rPr>
+              <w:t xml:space="preserve">Huang RUL Score</w:t>
+            </w:r>
+          </w:p>
+        </w:tc>
+      </w:tr>
+      <w:tr>
+        <w:tc>
+          <w:p>
+            <w:pPr>
+              <w:pStyle w:val="Compact"/>
+              <w:ind w:firstLine="0"/>
+              <w:jc w:val="left"/>
+            </w:pPr>
+            <w:r>
+              <w:rPr>
+                <w:rFonts w:ascii="宋体" w:hAnsi="宋体" w:eastAsia="宋体"/>
+                <w:sz w:val="19"/>
+              </w:rPr>
+              <w:t xml:space="preserve">XJTU-SY Condition 1</w:t>
+            </w:r>
+          </w:p>
+        </w:tc>
+        <w:tc>
+          <w:p>
+            <w:pPr>
+              <w:pStyle w:val="Compact"/>
+              <w:ind w:firstLine="0"/>
+              <w:jc w:val="right"/>
+            </w:pPr>
+            <w:r>
+              <w:rPr>
+                <w:rFonts w:ascii="宋体" w:hAnsi="宋体" w:eastAsia="宋体"/>
+                <w:sz w:val="19"/>
+              </w:rPr>
+              <w:t xml:space="preserve">2280.512</w:t>
+            </w:r>
+          </w:p>
+        </w:tc>
+        <w:tc>
+          <w:p>
+            <w:pPr>
+              <w:pStyle w:val="Compact"/>
+              <w:ind w:firstLine="0"/>
+              <w:jc w:val="right"/>
+            </w:pPr>
+            <w:r>
+              <w:rPr>
+                <w:rFonts w:ascii="宋体" w:hAnsi="宋体" w:eastAsia="宋体"/>
+                <w:sz w:val="19"/>
+              </w:rPr>
+              <w:t xml:space="preserve">0.603310</w:t>
+            </w:r>
+          </w:p>
+        </w:tc>
+        <w:tc>
+          <w:p>
+            <w:pPr>
+              <w:pStyle w:val="Compact"/>
+              <w:ind w:firstLine="0"/>
+              <w:jc w:val="right"/>
+            </w:pPr>
+            <w:r>
+              <w:rPr>
+                <w:rFonts w:ascii="宋体" w:hAnsi="宋体" w:eastAsia="宋体"/>
+                <w:sz w:val="19"/>
+              </w:rPr>
+              <w:t xml:space="preserve">-2.275391</w:t>
+            </w:r>
+          </w:p>
+        </w:tc>
+        <w:tc>
+          <w:p>
+            <w:pPr>
+              <w:pStyle w:val="Compact"/>
+              <w:ind w:firstLine="0"/>
+              <w:jc w:val="right"/>
+            </w:pPr>
+            <w:r>
+              <w:rPr>
+                <w:rFonts w:ascii="宋体" w:hAnsi="宋体" w:eastAsia="宋体"/>
+                <w:sz w:val="19"/>
+              </w:rPr>
+              <w:t xml:space="preserve">3053.993</w:t>
+            </w:r>
+          </w:p>
+        </w:tc>
+        <w:tc>
+          <w:p>
+            <w:pPr>
+              <w:pStyle w:val="Compact"/>
+              <w:ind w:firstLine="0"/>
+              <w:jc w:val="right"/>
+            </w:pPr>
+            <w:r>
+              <w:rPr>
+                <w:rFonts w:ascii="宋体" w:hAnsi="宋体" w:eastAsia="宋体"/>
+                <w:sz w:val="19"/>
+              </w:rPr>
+              <w:t xml:space="preserve">27.303331</w:t>
+            </w:r>
+          </w:p>
+        </w:tc>
+      </w:tr>
+      <w:tr>
+        <w:tc>
+          <w:p>
+            <w:pPr>
+              <w:pStyle w:val="Compact"/>
+              <w:ind w:firstLine="0"/>
+              <w:jc w:val="left"/>
+            </w:pPr>
+            <w:r>
+              <w:rPr>
+                <w:rFonts w:ascii="宋体" w:hAnsi="宋体" w:eastAsia="宋体"/>
+                <w:sz w:val="19"/>
+              </w:rPr>
+              <w:t xml:space="preserve">XJTU-SY Condition 2</w:t>
+            </w:r>
+          </w:p>
+        </w:tc>
+        <w:tc>
+          <w:p>
+            <w:pPr>
+              <w:pStyle w:val="Compact"/>
+              <w:ind w:firstLine="0"/>
+              <w:jc w:val="right"/>
+            </w:pPr>
+            <w:r>
+              <w:rPr>
+                <w:rFonts w:ascii="宋体" w:hAnsi="宋体" w:eastAsia="宋体"/>
+                <w:sz w:val="19"/>
+              </w:rPr>
+              <w:t xml:space="preserve">7688.563</w:t>
+            </w:r>
+          </w:p>
+        </w:tc>
+        <w:tc>
+          <w:p>
+            <w:pPr>
+              <w:pStyle w:val="Compact"/>
+              <w:ind w:firstLine="0"/>
+              <w:jc w:val="right"/>
+            </w:pPr>
+            <w:r>
+              <w:rPr>
+                <w:rFonts w:ascii="宋体" w:hAnsi="宋体" w:eastAsia="宋体"/>
+                <w:sz w:val="19"/>
+              </w:rPr>
+              <w:t xml:space="preserve">0.601609</w:t>
+            </w:r>
+          </w:p>
+        </w:tc>
+        <w:tc>
+          <w:p>
+            <w:pPr>
+              <w:pStyle w:val="Compact"/>
+              <w:ind w:firstLine="0"/>
+              <w:jc w:val="right"/>
+            </w:pPr>
+            <w:r>
+              <w:rPr>
+                <w:rFonts w:ascii="宋体" w:hAnsi="宋体" w:eastAsia="宋体"/>
+                <w:sz w:val="19"/>
+              </w:rPr>
+              <w:t xml:space="preserve">-2.257361</w:t>
+            </w:r>
+          </w:p>
+        </w:tc>
+        <w:tc>
+          <w:p>
+            <w:pPr>
+              <w:pStyle w:val="Compact"/>
+              <w:ind w:firstLine="0"/>
+              <w:jc w:val="right"/>
+            </w:pPr>
+            <w:r>
+              <w:rPr>
+                <w:rFonts w:ascii="宋体" w:hAnsi="宋体" w:eastAsia="宋体"/>
+                <w:sz w:val="19"/>
+              </w:rPr>
+              <w:t xml:space="preserve">3033.235</w:t>
+            </w:r>
+          </w:p>
+        </w:tc>
+        <w:tc>
+          <w:p>
+            <w:pPr>
+              <w:pStyle w:val="Compact"/>
+              <w:ind w:firstLine="0"/>
+              <w:jc w:val="right"/>
+            </w:pPr>
+            <w:r>
+              <w:rPr>
+                <w:rFonts w:ascii="宋体" w:hAnsi="宋体" w:eastAsia="宋体"/>
+                <w:sz w:val="19"/>
+              </w:rPr>
+              <w:t xml:space="preserve">27.385834</w:t>
+            </w:r>
+          </w:p>
+        </w:tc>
+      </w:tr>
+      <w:tr>
+        <w:tc>
+          <w:p>
+            <w:pPr>
+              <w:pStyle w:val="Compact"/>
+              <w:ind w:firstLine="0"/>
+              <w:jc w:val="left"/>
+            </w:pPr>
+            <w:r>
+              <w:rPr>
+                <w:rFonts w:ascii="宋体" w:hAnsi="宋体" w:eastAsia="宋体"/>
+                <w:sz w:val="19"/>
+              </w:rPr>
+              <w:t xml:space="preserve">XJTU-SY Condition 3</w:t>
+            </w:r>
+          </w:p>
+        </w:tc>
+        <w:tc>
+          <w:p>
+            <w:pPr>
+              <w:pStyle w:val="Compact"/>
+              <w:ind w:firstLine="0"/>
+              <w:jc w:val="right"/>
+            </w:pPr>
+            <w:r>
+              <w:rPr>
+                <w:rFonts w:ascii="宋体" w:hAnsi="宋体" w:eastAsia="宋体"/>
+                <w:sz w:val="19"/>
+              </w:rPr>
+              <w:t xml:space="preserve">5348.922</w:t>
+            </w:r>
+          </w:p>
+        </w:tc>
+        <w:tc>
+          <w:p>
+            <w:pPr>
+              <w:pStyle w:val="Compact"/>
+              <w:ind w:firstLine="0"/>
+              <w:jc w:val="right"/>
+            </w:pPr>
+            <w:r>
+              <w:rPr>
+                <w:rFonts w:ascii="宋体" w:hAnsi="宋体" w:eastAsia="宋体"/>
+                <w:sz w:val="19"/>
+              </w:rPr>
+              <w:t xml:space="preserve">0.602356</w:t>
+            </w:r>
+          </w:p>
+        </w:tc>
+        <w:tc>
+          <w:p>
+            <w:pPr>
+              <w:pStyle w:val="Compact"/>
+              <w:ind w:firstLine="0"/>
+              <w:jc w:val="right"/>
+            </w:pPr>
+            <w:r>
+              <w:rPr>
+                <w:rFonts w:ascii="宋体" w:hAnsi="宋体" w:eastAsia="宋体"/>
+                <w:sz w:val="19"/>
+              </w:rPr>
+              <w:t xml:space="preserve">-2.262244</w:t>
+            </w:r>
+          </w:p>
+        </w:tc>
+        <w:tc>
+          <w:p>
+            <w:pPr>
+              <w:pStyle w:val="Compact"/>
+              <w:ind w:firstLine="0"/>
+              <w:jc w:val="right"/>
+            </w:pPr>
+            <w:r>
+              <w:rPr>
+                <w:rFonts w:ascii="宋体" w:hAnsi="宋体" w:eastAsia="宋体"/>
+                <w:sz w:val="19"/>
+              </w:rPr>
+              <w:t xml:space="preserve">3042.942</w:t>
+            </w:r>
+          </w:p>
+        </w:tc>
+        <w:tc>
+          <w:p>
+            <w:pPr>
+              <w:pStyle w:val="Compact"/>
+              <w:ind w:firstLine="0"/>
+              <w:jc w:val="right"/>
+            </w:pPr>
+            <w:r>
+              <w:rPr>
+                <w:rFonts w:ascii="宋体" w:hAnsi="宋体" w:eastAsia="宋体"/>
+                <w:sz w:val="19"/>
+              </w:rPr>
+              <w:t xml:space="preserve">27.354392</w:t>
+            </w:r>
+          </w:p>
+        </w:tc>
+      </w:tr>
+      <w:tr>
+        <w:tc>
+          <w:p>
+            <w:pPr>
+              <w:pStyle w:val="Compact"/>
+              <w:ind w:firstLine="0"/>
+              <w:jc w:val="left"/>
+            </w:pPr>
+            <w:r>
+              <w:rPr>
+                <w:rFonts w:ascii="宋体" w:hAnsi="宋体" w:eastAsia="宋体"/>
+                <w:sz w:val="19"/>
+              </w:rPr>
+              <w:t xml:space="preserve">PHM2012 Condition 1</w:t>
+            </w:r>
+          </w:p>
+        </w:tc>
+        <w:tc>
+          <w:p>
+            <w:pPr>
+              <w:pStyle w:val="Compact"/>
+              <w:ind w:firstLine="0"/>
+              <w:jc w:val="right"/>
+            </w:pPr>
+            <w:r>
+              <w:rPr>
+                <w:rFonts w:ascii="宋体" w:hAnsi="宋体" w:eastAsia="宋体"/>
+                <w:sz w:val="19"/>
+              </w:rPr>
+              <w:t xml:space="preserve">9641.803</w:t>
+            </w:r>
+          </w:p>
+        </w:tc>
+        <w:tc>
+          <w:p>
+            <w:pPr>
+              <w:pStyle w:val="Compact"/>
+              <w:ind w:firstLine="0"/>
+              <w:jc w:val="right"/>
+            </w:pPr>
+            <w:r>
+              <w:rPr>
+                <w:rFonts w:ascii="宋体" w:hAnsi="宋体" w:eastAsia="宋体"/>
+                <w:sz w:val="19"/>
+              </w:rPr>
+              <w:t xml:space="preserve">1.337282</w:t>
+            </w:r>
+          </w:p>
+        </w:tc>
+        <w:tc>
+          <w:p>
+            <w:pPr>
+              <w:pStyle w:val="Compact"/>
+              <w:ind w:firstLine="0"/>
+              <w:jc w:val="right"/>
+            </w:pPr>
+            <w:r>
+              <w:rPr>
+                <w:rFonts w:ascii="宋体" w:hAnsi="宋体" w:eastAsia="宋体"/>
+                <w:sz w:val="19"/>
+              </w:rPr>
+              <w:t xml:space="preserve">-15.110842</w:t>
+            </w:r>
+          </w:p>
+        </w:tc>
+        <w:tc>
+          <w:p>
+            <w:pPr>
+              <w:pStyle w:val="Compact"/>
+              <w:ind w:firstLine="0"/>
+              <w:jc w:val="right"/>
+            </w:pPr>
+            <w:r>
+              <w:rPr>
+                <w:rFonts w:ascii="宋体" w:hAnsi="宋体" w:eastAsia="宋体"/>
+                <w:sz w:val="19"/>
+              </w:rPr>
+              <w:t xml:space="preserve">1369975.000</w:t>
+            </w:r>
+          </w:p>
+        </w:tc>
+        <w:tc>
+          <w:p>
+            <w:pPr>
+              <w:pStyle w:val="Compact"/>
+              <w:ind w:firstLine="0"/>
+              <w:jc w:val="right"/>
+            </w:pPr>
+            <w:r>
+              <w:rPr>
+                <w:rFonts w:ascii="宋体" w:hAnsi="宋体" w:eastAsia="宋体"/>
+                <w:sz w:val="19"/>
+              </w:rPr>
+              <w:t xml:space="preserve">31.989850</w:t>
+            </w:r>
+          </w:p>
+        </w:tc>
+      </w:tr>
+      <w:tr>
+        <w:tc>
+          <w:p>
+            <w:pPr>
+              <w:pStyle w:val="Compact"/>
+              <w:ind w:firstLine="0"/>
+              <w:jc w:val="left"/>
+            </w:pPr>
+            <w:r>
+              <w:rPr>
+                <w:rFonts w:ascii="宋体" w:hAnsi="宋体" w:eastAsia="宋体"/>
+                <w:sz w:val="19"/>
+              </w:rPr>
+              <w:t xml:space="preserve">PHM2012 Condition 2</w:t>
+            </w:r>
+          </w:p>
+        </w:tc>
+        <w:tc>
+          <w:p>
+            <w:pPr>
+              <w:pStyle w:val="Compact"/>
+              <w:ind w:firstLine="0"/>
+              <w:jc w:val="right"/>
+            </w:pPr>
+            <w:r>
+              <w:rPr>
+                <w:rFonts w:ascii="宋体" w:hAnsi="宋体" w:eastAsia="宋体"/>
+                <w:sz w:val="19"/>
+              </w:rPr>
+              <w:t xml:space="preserve">10065.537</w:t>
+            </w:r>
+          </w:p>
+        </w:tc>
+        <w:tc>
+          <w:p>
+            <w:pPr>
+              <w:pStyle w:val="Compact"/>
+              <w:ind w:firstLine="0"/>
+              <w:jc w:val="right"/>
+            </w:pPr>
+            <w:r>
+              <w:rPr>
+                <w:rFonts w:ascii="宋体" w:hAnsi="宋体" w:eastAsia="宋体"/>
+                <w:sz w:val="19"/>
+              </w:rPr>
+              <w:t xml:space="preserve">2.092627</w:t>
+            </w:r>
+          </w:p>
+        </w:tc>
+        <w:tc>
+          <w:p>
+            <w:pPr>
+              <w:pStyle w:val="Compact"/>
+              <w:ind w:firstLine="0"/>
+              <w:jc w:val="right"/>
+            </w:pPr>
+            <w:r>
+              <w:rPr>
+                <w:rFonts w:ascii="宋体" w:hAnsi="宋体" w:eastAsia="宋体"/>
+                <w:sz w:val="19"/>
+              </w:rPr>
+              <w:t xml:space="preserve">-38.470269</w:t>
+            </w:r>
+          </w:p>
+        </w:tc>
+        <w:tc>
+          <w:p>
+            <w:pPr>
+              <w:pStyle w:val="Compact"/>
+              <w:ind w:firstLine="0"/>
+              <w:jc w:val="right"/>
+            </w:pPr>
+            <w:r>
+              <w:rPr>
+                <w:rFonts w:ascii="宋体" w:hAnsi="宋体" w:eastAsia="宋体"/>
+                <w:sz w:val="19"/>
+              </w:rPr>
+              <w:t xml:space="preserve">514266800.000</w:t>
+            </w:r>
+          </w:p>
+        </w:tc>
+        <w:tc>
+          <w:p>
+            <w:pPr>
+              <w:pStyle w:val="Compact"/>
+              <w:ind w:firstLine="0"/>
+              <w:jc w:val="right"/>
+            </w:pPr>
+            <w:r>
+              <w:rPr>
+                <w:rFonts w:ascii="宋体" w:hAnsi="宋体" w:eastAsia="宋体"/>
+                <w:sz w:val="19"/>
+              </w:rPr>
+              <w:t xml:space="preserve">31.984371</w:t>
+            </w:r>
+          </w:p>
+        </w:tc>
+      </w:tr>
+      <w:tr>
+        <w:tc>
+          <w:p>
+            <w:pPr>
+              <w:pStyle w:val="Compact"/>
+              <w:ind w:firstLine="0"/>
+              <w:jc w:val="left"/>
+            </w:pPr>
+            <w:r>
+              <w:rPr>
+                <w:rFonts w:ascii="宋体" w:hAnsi="宋体" w:eastAsia="宋体"/>
+                <w:sz w:val="19"/>
+              </w:rPr>
+              <w:t xml:space="preserve">PHM2012 Condition 3</w:t>
+            </w:r>
+          </w:p>
+        </w:tc>
+        <w:tc>
+          <w:p>
+            <w:pPr>
+              <w:pStyle w:val="Compact"/>
+              <w:ind w:firstLine="0"/>
+              <w:jc w:val="right"/>
+            </w:pPr>
+            <w:r>
+              <w:rPr>
+                <w:rFonts w:ascii="宋体" w:hAnsi="宋体" w:eastAsia="宋体"/>
+                <w:sz w:val="19"/>
+              </w:rPr>
+              <w:t xml:space="preserve">1594.675</w:t>
+            </w:r>
+          </w:p>
+        </w:tc>
+        <w:tc>
+          <w:p>
+            <w:pPr>
+              <w:pStyle w:val="Compact"/>
+              <w:ind w:firstLine="0"/>
+              <w:jc w:val="right"/>
+            </w:pPr>
+            <w:r>
+              <w:rPr>
+                <w:rFonts w:ascii="宋体" w:hAnsi="宋体" w:eastAsia="宋体"/>
+                <w:sz w:val="19"/>
+              </w:rPr>
+              <w:t xml:space="preserve">1.130975</w:t>
+            </w:r>
+          </w:p>
+        </w:tc>
+        <w:tc>
+          <w:p>
+            <w:pPr>
+              <w:pStyle w:val="Compact"/>
+              <w:ind w:firstLine="0"/>
+              <w:jc w:val="right"/>
+            </w:pPr>
+            <w:r>
+              <w:rPr>
+                <w:rFonts w:ascii="宋体" w:hAnsi="宋体" w:eastAsia="宋体"/>
+                <w:sz w:val="19"/>
+              </w:rPr>
+              <w:t xml:space="preserve">-10.581817</w:t>
+            </w:r>
+          </w:p>
+        </w:tc>
+        <w:tc>
+          <w:p>
+            <w:pPr>
+              <w:pStyle w:val="Compact"/>
+              <w:ind w:firstLine="0"/>
+              <w:jc w:val="right"/>
+            </w:pPr>
+            <w:r>
+              <w:rPr>
+                <w:rFonts w:ascii="宋体" w:hAnsi="宋体" w:eastAsia="宋体"/>
+                <w:sz w:val="19"/>
+              </w:rPr>
+              <w:t xml:space="preserve">262471.400</w:t>
+            </w:r>
+          </w:p>
+        </w:tc>
+        <w:tc>
+          <w:p>
+            <w:pPr>
+              <w:pStyle w:val="Compact"/>
+              <w:ind w:firstLine="0"/>
+              <w:jc w:val="right"/>
+            </w:pPr>
+            <w:r>
+              <w:rPr>
+                <w:rFonts w:ascii="宋体" w:hAnsi="宋体" w:eastAsia="宋体"/>
+                <w:sz w:val="19"/>
+              </w:rPr>
+              <w:t xml:space="preserve">31.883923</w:t>
+            </w:r>
+          </w:p>
+        </w:tc>
+      </w:tr>
+    </w:tbl>
+    <w:p>
+      <w:pPr>
+        <w:pStyle w:val="BodyText"/>
+      </w:pPr>
+      <w:r>
+        <w:rPr>
+          <w:rFonts w:ascii="宋体" w:hAnsi="宋体" w:eastAsia="宋体"/>
+        </w:rPr>
+        <w:t xml:space="preserve">该结果说明第二篇复现已经完成跨数据集、跨工况、跨模型的工程闭环。PHM2012 上 R2 为负，说明在当前小样本和短训练设置下，模型拟合还弱于简单均值基线；这一点在报告中保留为限制，而不是把结果包装成论文级精度。</w:t>
+      </w:r>
+    </w:p>
+    <w:bookmarkEnd w:id="36"/>
+    <w:bookmarkStart w:id="37" w:name="误差分析"/>
+    <w:p>
+      <w:pPr>
+        <w:pStyle w:val="Heading3"/>
+      </w:pPr>
+      <w:r>
+        <w:rPr>
+          <w:rFonts w:ascii="黑体" w:hAnsi="黑体" w:eastAsia="黑体"/>
+        </w:rPr>
+        <w:t xml:space="preserve">6.4 误差分析</w:t>
+      </w:r>
+    </w:p>
+    <w:p>
+      <w:pPr>
+        <w:pStyle w:val="FirstParagraph"/>
+      </w:pPr>
+      <w:r>
+        <w:rPr>
+          <w:rFonts w:ascii="宋体" w:hAnsi="宋体" w:eastAsia="宋体"/>
+        </w:rPr>
+        <w:t xml:space="preserve">两个复现实验给出了一致的工程结论：系统能够稳定读取真实数据、构造特征序列、训练 PyTorch 模型并输出论文指标；但短训练设置下，模型主要验证流程正确性，不能替代完整论文实验。造成误差较大的主要原因包括：</w:t>
       </w:r>
     </w:p>
     <w:p>
@@ -1714,7 +3760,7 @@
         <w:rPr>
           <w:rFonts w:ascii="宋体" w:hAnsi="宋体" w:eastAsia="宋体"/>
         </w:rPr>
-        <w:t xml:space="preserve">Huang 等 CNN-LSTM-AM：在 XJTU-SY 和 PHM2012 上训练 CNN-LSTM-AM 与 CNN-LSTM，并输出论文 Score 和 RMSE 对比。</w:t>
+        <w:t xml:space="preserve">训练 epoch 较少，未做多随机种子统计。</w:t>
       </w:r>
     </w:p>
     <w:p>
@@ -1729,7 +3775,62 @@
         <w:rPr>
           <w:rFonts w:ascii="宋体" w:hAnsi="宋体" w:eastAsia="宋体"/>
         </w:rPr>
-        <w:t xml:space="preserve">Jiang 等 xLSTM-Transformer：在 XJTU-SY 三工况和 PHM2012 三工况上训练 XLSTM-Transformer、Feature-Transformer 和 LSTM-Transformer。</w:t>
+        <w:t xml:space="preserve">为控制运行时间，真实训练使用</w:t>
+      </w:r>
+      <w:r>
+        <w:rPr>
+          <w:rFonts w:ascii="宋体" w:hAnsi="宋体" w:eastAsia="宋体"/>
+        </w:rPr>
+        <w:t xml:space="preserve"> </w:t>
+      </w:r>
+      <w:r>
+        <w:rPr>
+          <w:rStyle w:val="VerbatimChar"/>
+          <w:rFonts w:ascii="宋体" w:hAnsi="宋体" w:eastAsia="宋体"/>
+        </w:rPr>
+        <w:t xml:space="preserve">max_samples_per_entity</w:t>
+      </w:r>
+      <w:r>
+        <w:rPr>
+          <w:rFonts w:ascii="宋体" w:hAnsi="宋体" w:eastAsia="宋体"/>
+        </w:rPr>
+        <w:t xml:space="preserve"> </w:t>
+      </w:r>
+      <w:r>
+        <w:rPr>
+          <w:rFonts w:ascii="宋体" w:hAnsi="宋体" w:eastAsia="宋体"/>
+        </w:rPr>
+        <w:t xml:space="preserve">抽样，样本覆盖不等于论文全量训练。</w:t>
+      </w:r>
+    </w:p>
+    <w:p>
+      <w:pPr>
+        <w:numPr>
+          <w:ilvl w:val="0"/>
+          <w:numId w:val="1003"/>
+        </w:numPr>
+        <w:pStyle w:val="Compact"/>
+      </w:pPr>
+      <w:r>
+        <w:rPr>
+          <w:rFonts w:ascii="宋体" w:hAnsi="宋体" w:eastAsia="宋体"/>
+        </w:rPr>
+        <w:t xml:space="preserve">PHM2012 的官方 RUL 语义与全寿命文件不同，短训练下更容易出现尺度偏差。</w:t>
+      </w:r>
+    </w:p>
+    <w:p>
+      <w:pPr>
+        <w:numPr>
+          <w:ilvl w:val="0"/>
+          <w:numId w:val="1003"/>
+        </w:numPr>
+        <w:pStyle w:val="Compact"/>
+      </w:pPr>
+      <w:r>
+        <w:rPr>
+          <w:rFonts w:ascii="宋体" w:hAnsi="宋体" w:eastAsia="宋体"/>
+        </w:rPr>
+        <w:t xml:space="preserve">xLSTM-Transformer 复现没有作者源码，只能按结构和公开超参数进行项目适配。</w:t>
       </w:r>
     </w:p>
     <w:p>
@@ -1740,54 +3841,60 @@
         <w:rPr>
           <w:rFonts w:ascii="宋体" w:hAnsi="宋体" w:eastAsia="宋体"/>
         </w:rPr>
-        <w:t xml:space="preserve">真实训练结果已记录在</w:t>
-      </w:r>
-      <w:r>
-        <w:rPr>
-          <w:rFonts w:ascii="宋体" w:hAnsi="宋体" w:eastAsia="宋体"/>
-        </w:rPr>
-        <w:t xml:space="preserve"> </w:t>
-      </w:r>
-      <w:r>
-        <w:rPr>
-          <w:rStyle w:val="VerbatimChar"/>
-          <w:rFonts w:ascii="宋体" w:hAnsi="宋体" w:eastAsia="宋体"/>
-        </w:rPr>
-        <w:t xml:space="preserve">docs/PAPER_REPRODUCTION.md</w:t>
-      </w:r>
-      <w:r>
-        <w:rPr>
-          <w:rFonts w:ascii="宋体" w:hAnsi="宋体" w:eastAsia="宋体"/>
-        </w:rPr>
-        <w:t xml:space="preserve">。由于课程项目采用小样本和较少 epoch，实验结果主要用于验证工程流程、指标体系和复现能力，不作为论文完整数值对齐结论。</w:t>
-      </w:r>
-    </w:p>
-    <w:bookmarkEnd w:id="31"/>
-    <w:bookmarkStart w:id="32" w:name="实验设置与复现边界"/>
-    <w:p>
-      <w:pPr>
-        <w:pStyle w:val="Heading2"/>
-      </w:pPr>
-      <w:r>
-        <w:rPr>
-          <w:rFonts w:ascii="黑体" w:hAnsi="黑体" w:eastAsia="黑体"/>
-        </w:rPr>
-        <w:t xml:space="preserve">6.1 实验设置与复现边界</w:t>
-      </w:r>
-    </w:p>
-    <w:p>
-      <w:pPr>
-        <w:pStyle w:val="FirstParagraph"/>
-      </w:pPr>
-      <w:r>
-        <w:rPr>
-          <w:rFonts w:ascii="宋体" w:hAnsi="宋体" w:eastAsia="宋体"/>
-        </w:rPr>
-        <w:t xml:space="preserve">实验采用课程项目可承受的小规模真实训练设置，重点验证数据链路、模型结构和指标输出，而不是追求与论文完整实验表格逐项对齐。每次复现实验均记录数据集名称、模型名称、预测样本数、epoch 数和指标值。对于论文 score，文中明确区分 Huang 原版 Score、PHM/RUL 非对称惩罚 Score 和普通回归误差，避免不同口径混用。</w:t>
-      </w:r>
-    </w:p>
-    <w:bookmarkEnd w:id="32"/>
-    <w:bookmarkStart w:id="33" w:name="软件工程实践"/>
+        <w:t xml:space="preserve">因此，本文将复现实验定位为</w:t>
+      </w:r>
+      <w:r>
+        <w:rPr>
+          <w:rFonts w:ascii="宋体" w:hAnsi="宋体" w:eastAsia="宋体"/>
+        </w:rPr>
+        <w:t xml:space="preserve">“</w:t>
+      </w:r>
+      <w:r>
+        <w:rPr>
+          <w:rFonts w:ascii="宋体" w:hAnsi="宋体" w:eastAsia="宋体"/>
+        </w:rPr>
+        <w:t xml:space="preserve">工程复现和指标体系复现</w:t>
+      </w:r>
+      <w:r>
+        <w:rPr>
+          <w:rFonts w:ascii="宋体" w:hAnsi="宋体" w:eastAsia="宋体"/>
+        </w:rPr>
+        <w:t xml:space="preserve">”</w:t>
+      </w:r>
+      <w:r>
+        <w:rPr>
+          <w:rFonts w:ascii="宋体" w:hAnsi="宋体" w:eastAsia="宋体"/>
+        </w:rPr>
+        <w:t xml:space="preserve">，而不是</w:t>
+      </w:r>
+      <w:r>
+        <w:rPr>
+          <w:rFonts w:ascii="宋体" w:hAnsi="宋体" w:eastAsia="宋体"/>
+        </w:rPr>
+        <w:t xml:space="preserve">“</w:t>
+      </w:r>
+      <w:r>
+        <w:rPr>
+          <w:rFonts w:ascii="宋体" w:hAnsi="宋体" w:eastAsia="宋体"/>
+        </w:rPr>
+        <w:t xml:space="preserve">论文数值完全复现</w:t>
+      </w:r>
+      <w:r>
+        <w:rPr>
+          <w:rFonts w:ascii="宋体" w:hAnsi="宋体" w:eastAsia="宋体"/>
+        </w:rPr>
+        <w:t xml:space="preserve">”</w:t>
+      </w:r>
+      <w:r>
+        <w:rPr>
+          <w:rFonts w:ascii="宋体" w:hAnsi="宋体" w:eastAsia="宋体"/>
+        </w:rPr>
+        <w:t xml:space="preserve">。</w:t>
+      </w:r>
+    </w:p>
+    <w:bookmarkEnd w:id="37"/>
+    <w:bookmarkEnd w:id="38"/>
+    <w:bookmarkStart w:id="39" w:name="软件工程实践"/>
     <w:p>
       <w:pPr>
         <w:pStyle w:val="Heading2"/>
@@ -1975,8 +4082,8 @@
         <w:t xml:space="preserve">输出开题、中期、结题、测试、用户和安装文档。</w:t>
       </w:r>
     </w:p>
-    <w:bookmarkEnd w:id="33"/>
-    <w:bookmarkStart w:id="34" w:name="结论"/>
+    <w:bookmarkEnd w:id="39"/>
+    <w:bookmarkStart w:id="40" w:name="结论"/>
     <w:p>
       <w:pPr>
         <w:pStyle w:val="Heading2"/>
@@ -1996,11 +4103,90 @@
         <w:rPr>
           <w:rFonts w:ascii="宋体" w:hAnsi="宋体" w:eastAsia="宋体"/>
         </w:rPr>
-        <w:t xml:space="preserve">本文实现了一个完整的工业轴承 RUL 预测系统，能够支持真实数据接入、多模型训练、论文复现和课程文档交付。系统在工程结构、测试覆盖和实验记录方面满足软件工程课程要求，并为后续扩展更复杂的特征工程、长时训练和可视化 dashboard 提供基础。</w:t>
-      </w:r>
-    </w:p>
-    <w:bookmarkEnd w:id="34"/>
-    <w:bookmarkEnd w:id="35"/>
+        <w:t xml:space="preserve">本文实现了一个完整的工业轴承 RUL 预测系统，能够支持真实数据接入、特征提取、多模型训练、论文复现和课程文档交付。项目最主要的收获不是某一个模型的单次指标，而是把数据、特征、标签、训练、评价、notebook、测试和文档组织成可复查的工程流程。后续若继续完善，可重点扩大真实训练规模、加入温度特征、多随机种子评估和更细的跨工况泛化实验。</w:t>
+      </w:r>
+    </w:p>
+    <w:bookmarkEnd w:id="40"/>
+    <w:bookmarkStart w:id="41" w:name="参考文献"/>
+    <w:p>
+      <w:pPr>
+        <w:pStyle w:val="Heading2"/>
+      </w:pPr>
+      <w:r>
+        <w:rPr>
+          <w:rFonts w:ascii="黑体" w:hAnsi="黑体" w:eastAsia="黑体"/>
+        </w:rPr>
+        <w:t xml:space="preserve">参考文献</w:t>
+      </w:r>
+    </w:p>
+    <w:p>
+      <w:pPr>
+        <w:pStyle w:val="FirstParagraph"/>
+      </w:pPr>
+      <w:r>
+        <w:rPr>
+          <w:rFonts w:ascii="宋体" w:hAnsi="宋体" w:eastAsia="宋体"/>
+        </w:rPr>
+        <w:t xml:space="preserve">[1] Huang et al. Remaining useful life prediction of rolling bearings based on CNN-LSTM-AM. 2024.</w:t>
+      </w:r>
+    </w:p>
+    <w:p>
+      <w:pPr>
+        <w:pStyle w:val="BodyText"/>
+      </w:pPr>
+      <w:r>
+        <w:rPr>
+          <w:rFonts w:ascii="宋体" w:hAnsi="宋体" w:eastAsia="宋体"/>
+        </w:rPr>
+        <w:t xml:space="preserve">[2] Jiang et al. Rolling bearing remaining useful life prediction based on xLSTM-Transformer. Sensors, 2026.</w:t>
+      </w:r>
+    </w:p>
+    <w:p>
+      <w:pPr>
+        <w:pStyle w:val="BodyText"/>
+      </w:pPr>
+      <w:r>
+        <w:rPr>
+          <w:rFonts w:ascii="宋体" w:hAnsi="宋体" w:eastAsia="宋体"/>
+        </w:rPr>
+        <w:t xml:space="preserve">[3] Wang B., Lei Y., Li N., Li N. A hybrid prognostics approach for estimating remaining useful life of rolling element bearings. IEEE Transactions on Reliability, 2020.</w:t>
+      </w:r>
+    </w:p>
+    <w:p>
+      <w:pPr>
+        <w:pStyle w:val="BodyText"/>
+      </w:pPr>
+      <w:r>
+        <w:rPr>
+          <w:rFonts w:ascii="宋体" w:hAnsi="宋体" w:eastAsia="宋体"/>
+        </w:rPr>
+        <w:t xml:space="preserve">[4] Lei Y., Li N., Guo L., et al. Machinery health prognostics: A systematic review. Mechanical Systems and Signal Processing, 2018.</w:t>
+      </w:r>
+    </w:p>
+    <w:p>
+      <w:pPr>
+        <w:pStyle w:val="BodyText"/>
+      </w:pPr>
+      <w:r>
+        <w:rPr>
+          <w:rFonts w:ascii="宋体" w:hAnsi="宋体" w:eastAsia="宋体"/>
+        </w:rPr>
+        <w:t xml:space="preserve">[5] Nectoux P., Gouriveau R., Medjaher K., et al. PRONOSTIA: An experimental platform for bearings accelerated degradation tests. IEEE PHM, 2012.</w:t>
+      </w:r>
+    </w:p>
+    <w:p>
+      <w:pPr>
+        <w:pStyle w:val="BodyText"/>
+      </w:pPr>
+      <w:r>
+        <w:rPr>
+          <w:rFonts w:ascii="宋体" w:hAnsi="宋体" w:eastAsia="宋体"/>
+        </w:rPr>
+        <w:t xml:space="preserve">[6] Wang B., et al. XJTU-SY bearing datasets for prognostics and health management. 2018.</w:t>
+      </w:r>
+    </w:p>
+    <w:bookmarkEnd w:id="41"/>
+    <w:bookmarkEnd w:id="42"/>
     <w:sectPr>
       <w:pgMar w:top="1361" w:bottom="1247" w:left="1417" w:right="1417"/>
     </w:sectPr>
@@ -2109,8 +4295,84 @@
       </w:pPr>
     </w:lvl>
   </w:abstractNum>
+  <w:abstractNum w:abstractNumId="991">
+    <w:nsid w:val="ea454b4c"/>
+    <w:multiLevelType w:val="multilevel"/>
+    <w:lvl w:ilvl="0">
+      <w:numFmt w:val="bullet"/>
+      <w:lvlText w:val="•"/>
+      <w:lvlJc w:val="left"/>
+      <w:pPr>
+        <w:ind w:left="720" w:hanging="480"/>
+      </w:pPr>
+    </w:lvl>
+    <w:lvl w:ilvl="1">
+      <w:numFmt w:val="bullet"/>
+      <w:lvlText w:val="–"/>
+      <w:lvlJc w:val="left"/>
+      <w:pPr>
+        <w:ind w:left="1440" w:hanging="480"/>
+      </w:pPr>
+    </w:lvl>
+    <w:lvl w:ilvl="2">
+      <w:numFmt w:val="bullet"/>
+      <w:lvlText w:val="•"/>
+      <w:lvlJc w:val="left"/>
+      <w:pPr>
+        <w:ind w:left="2160" w:hanging="480"/>
+      </w:pPr>
+    </w:lvl>
+    <w:lvl w:ilvl="3">
+      <w:numFmt w:val="bullet"/>
+      <w:lvlText w:val="–"/>
+      <w:lvlJc w:val="left"/>
+      <w:pPr>
+        <w:ind w:left="2880" w:hanging="480"/>
+      </w:pPr>
+    </w:lvl>
+    <w:lvl w:ilvl="4">
+      <w:numFmt w:val="bullet"/>
+      <w:lvlText w:val="•"/>
+      <w:lvlJc w:val="left"/>
+      <w:pPr>
+        <w:ind w:left="3600" w:hanging="480"/>
+      </w:pPr>
+    </w:lvl>
+    <w:lvl w:ilvl="5">
+      <w:numFmt w:val="bullet"/>
+      <w:lvlText w:val="–"/>
+      <w:lvlJc w:val="left"/>
+      <w:pPr>
+        <w:ind w:left="4320" w:hanging="480"/>
+      </w:pPr>
+    </w:lvl>
+    <w:lvl w:ilvl="6">
+      <w:numFmt w:val="bullet"/>
+      <w:lvlText w:val="•"/>
+      <w:lvlJc w:val="left"/>
+      <w:pPr>
+        <w:ind w:left="5040" w:hanging="480"/>
+      </w:pPr>
+    </w:lvl>
+    <w:lvl w:ilvl="7">
+      <w:numFmt w:val="bullet"/>
+      <w:lvlText w:val="–"/>
+      <w:lvlJc w:val="left"/>
+      <w:pPr>
+        <w:ind w:left="5760" w:hanging="480"/>
+      </w:pPr>
+    </w:lvl>
+    <w:lvl w:ilvl="8">
+      <w:numFmt w:val="bullet"/>
+      <w:lvlText w:val="•"/>
+      <w:lvlJc w:val="left"/>
+      <w:pPr>
+        <w:ind w:left="6480" w:hanging="480"/>
+      </w:pPr>
+    </w:lvl>
+  </w:abstractNum>
   <w:abstractNum w:abstractNumId="99411">
-    <w:nsid w:val="ea454b4c"/>
+    <w:nsid w:val="71315dca"/>
     <w:multiLevelType w:val="multilevel"/>
     <w:lvl w:ilvl="0">
       <w:start w:val="1"/>
@@ -2194,86 +4456,13 @@
       </w:pPr>
     </w:lvl>
   </w:abstractNum>
-  <w:abstractNum w:abstractNumId="991">
-    <w:nsid w:val="71315dca"/>
-    <w:multiLevelType w:val="multilevel"/>
-    <w:lvl w:ilvl="0">
-      <w:numFmt w:val="bullet"/>
-      <w:lvlText w:val="•"/>
-      <w:lvlJc w:val="left"/>
-      <w:pPr>
-        <w:ind w:left="720" w:hanging="480"/>
-      </w:pPr>
-    </w:lvl>
-    <w:lvl w:ilvl="1">
-      <w:numFmt w:val="bullet"/>
-      <w:lvlText w:val="–"/>
-      <w:lvlJc w:val="left"/>
-      <w:pPr>
-        <w:ind w:left="1440" w:hanging="480"/>
-      </w:pPr>
-    </w:lvl>
-    <w:lvl w:ilvl="2">
-      <w:numFmt w:val="bullet"/>
-      <w:lvlText w:val="•"/>
-      <w:lvlJc w:val="left"/>
-      <w:pPr>
-        <w:ind w:left="2160" w:hanging="480"/>
-      </w:pPr>
-    </w:lvl>
-    <w:lvl w:ilvl="3">
-      <w:numFmt w:val="bullet"/>
-      <w:lvlText w:val="–"/>
-      <w:lvlJc w:val="left"/>
-      <w:pPr>
-        <w:ind w:left="2880" w:hanging="480"/>
-      </w:pPr>
-    </w:lvl>
-    <w:lvl w:ilvl="4">
-      <w:numFmt w:val="bullet"/>
-      <w:lvlText w:val="•"/>
-      <w:lvlJc w:val="left"/>
-      <w:pPr>
-        <w:ind w:left="3600" w:hanging="480"/>
-      </w:pPr>
-    </w:lvl>
-    <w:lvl w:ilvl="5">
-      <w:numFmt w:val="bullet"/>
-      <w:lvlText w:val="–"/>
-      <w:lvlJc w:val="left"/>
-      <w:pPr>
-        <w:ind w:left="4320" w:hanging="480"/>
-      </w:pPr>
-    </w:lvl>
-    <w:lvl w:ilvl="6">
-      <w:numFmt w:val="bullet"/>
-      <w:lvlText w:val="•"/>
-      <w:lvlJc w:val="left"/>
-      <w:pPr>
-        <w:ind w:left="5040" w:hanging="480"/>
-      </w:pPr>
-    </w:lvl>
-    <w:lvl w:ilvl="7">
-      <w:numFmt w:val="bullet"/>
-      <w:lvlText w:val="–"/>
-      <w:lvlJc w:val="left"/>
-      <w:pPr>
-        <w:ind w:left="5760" w:hanging="480"/>
-      </w:pPr>
-    </w:lvl>
-    <w:lvl w:ilvl="8">
-      <w:numFmt w:val="bullet"/>
-      <w:lvlText w:val="•"/>
-      <w:lvlJc w:val="left"/>
-      <w:pPr>
-        <w:ind w:left="6480" w:hanging="480"/>
-      </w:pPr>
-    </w:lvl>
-  </w:abstractNum>
   <w:num w:numId="1000">
     <w:abstractNumId w:val="990"/>
   </w:num>
   <w:num w:numId="1001">
+    <w:abstractNumId w:val="991"/>
+  </w:num>
+  <w:num w:numId="1002">
     <w:abstractNumId w:val="99411"/>
     <w:lvlOverride w:ilvl="0">
       <w:startOverride w:val="1"/>
@@ -2302,9 +4491,6 @@
     <w:lvlOverride w:ilvl="8">
       <w:startOverride w:val="1"/>
     </w:lvlOverride>
-  </w:num>
-  <w:num w:numId="1002">
-    <w:abstractNumId w:val="991"/>
   </w:num>
   <w:num w:numId="1003">
     <w:abstractNumId w:val="99411"/>

--- a/docx/final/18_项目技术论文.docx
+++ b/docx/final/18_项目技术论文.docx
@@ -36,9 +36,9 @@
       </w:pPr>
       <w:r>
         <w:rPr>
-          <w:rFonts w:ascii="黑体" w:hAnsi="黑体" w:eastAsia="黑体"/>
+          <w:rFonts w:ascii="宋体" w:hAnsi="宋体" w:eastAsia="宋体"/>
           <w:b/>
-          <w:sz w:val="40"/>
+          <w:sz w:val="48"/>
         </w:rPr>
         <w:t xml:space="preserve">工业轴承设备剩余寿命预测系统的实现：项目技术论文</w:t>
       </w:r>
@@ -50,7 +50,7 @@
       </w:pPr>
       <w:r>
         <w:rPr>
-          <w:rFonts w:ascii="黑体" w:hAnsi="黑体" w:eastAsia="黑体"/>
+          <w:rFonts w:ascii="宋体" w:hAnsi="宋体" w:eastAsia="宋体"/>
         </w:rPr>
         <w:t xml:space="preserve">文档信息</w:t>
       </w:r>
@@ -61,19 +61,19 @@
         <w:tblW w:type="pct" w:w="0.0"/>
         <w:tblLook w:firstRow="1" w:lastRow="0" w:firstColumn="0" w:lastColumn="0" w:noHBand="0" w:noVBand="0" w:val="0020"/>
         <w:tblBorders>
-          <w:top w:val="single" w:sz="4" w:space="0" w:color="BFBFBF"/>
-          <w:left w:val="single" w:sz="4" w:space="0" w:color="BFBFBF"/>
-          <w:bottom w:val="single" w:sz="4" w:space="0" w:color="BFBFBF"/>
-          <w:right w:val="single" w:sz="4" w:space="0" w:color="BFBFBF"/>
-          <w:insideH w:val="single" w:sz="4" w:space="0" w:color="BFBFBF"/>
-          <w:insideV w:val="single" w:sz="4" w:space="0" w:color="BFBFBF"/>
+          <w:top w:val="single" w:sz="4" w:space="0" w:color="000000"/>
+          <w:left w:val="single" w:sz="4" w:space="0" w:color="000000"/>
+          <w:bottom w:val="single" w:sz="4" w:space="0" w:color="000000"/>
+          <w:right w:val="single" w:sz="4" w:space="0" w:color="000000"/>
+          <w:insideH w:val="single" w:sz="4" w:space="0" w:color="000000"/>
+          <w:insideV w:val="single" w:sz="4" w:space="0" w:color="000000"/>
         </w:tblBorders>
       </w:tblPr>
       <w:tblGrid/>
       <w:tr>
         <w:tc>
           <w:tcPr>
-            <w:shd w:fill="EAEAEA"/>
+            <w:shd w:fill="FFFFFF"/>
           </w:tcPr>
           <w:p>
             <w:pPr>
@@ -84,7 +84,8 @@
             <w:r>
               <w:rPr>
                 <w:rFonts w:ascii="宋体" w:hAnsi="宋体" w:eastAsia="宋体"/>
-                <w:sz w:val="19"/>
+                <w:b/>
+                <w:sz w:val="21"/>
               </w:rPr>
               <w:t xml:space="preserve">项目</w:t>
             </w:r>
@@ -92,7 +93,7 @@
         </w:tc>
         <w:tc>
           <w:tcPr>
-            <w:shd w:fill="EAEAEA"/>
+            <w:shd w:fill="FFFFFF"/>
           </w:tcPr>
           <w:p>
             <w:pPr>
@@ -103,7 +104,8 @@
             <w:r>
               <w:rPr>
                 <w:rFonts w:ascii="宋体" w:hAnsi="宋体" w:eastAsia="宋体"/>
-                <w:sz w:val="19"/>
+                <w:b/>
+                <w:sz w:val="21"/>
               </w:rPr>
               <w:t xml:space="preserve">内容</w:t>
             </w:r>
@@ -121,7 +123,7 @@
             <w:r>
               <w:rPr>
                 <w:rFonts w:ascii="宋体" w:hAnsi="宋体" w:eastAsia="宋体"/>
-                <w:sz w:val="19"/>
+                <w:sz w:val="21"/>
               </w:rPr>
               <w:t xml:space="preserve">文档名称</w:t>
             </w:r>
@@ -137,7 +139,7 @@
             <w:r>
               <w:rPr>
                 <w:rFonts w:ascii="宋体" w:hAnsi="宋体" w:eastAsia="宋体"/>
-                <w:sz w:val="19"/>
+                <w:sz w:val="21"/>
               </w:rPr>
               <w:t xml:space="preserve">项目技术论文</w:t>
             </w:r>
@@ -155,7 +157,7 @@
             <w:r>
               <w:rPr>
                 <w:rFonts w:ascii="宋体" w:hAnsi="宋体" w:eastAsia="宋体"/>
-                <w:sz w:val="19"/>
+                <w:sz w:val="21"/>
               </w:rPr>
               <w:t xml:space="preserve">文档编号</w:t>
             </w:r>
@@ -171,7 +173,7 @@
             <w:r>
               <w:rPr>
                 <w:rFonts w:ascii="宋体" w:hAnsi="宋体" w:eastAsia="宋体"/>
-                <w:sz w:val="19"/>
+                <w:sz w:val="21"/>
               </w:rPr>
               <w:t xml:space="preserve">SE-PHM-FINAL-18</w:t>
             </w:r>
@@ -189,7 +191,7 @@
             <w:r>
               <w:rPr>
                 <w:rFonts w:ascii="宋体" w:hAnsi="宋体" w:eastAsia="宋体"/>
-                <w:sz w:val="19"/>
+                <w:sz w:val="21"/>
               </w:rPr>
               <w:t xml:space="preserve">文档阶段</w:t>
             </w:r>
@@ -205,7 +207,7 @@
             <w:r>
               <w:rPr>
                 <w:rFonts w:ascii="宋体" w:hAnsi="宋体" w:eastAsia="宋体"/>
-                <w:sz w:val="19"/>
+                <w:sz w:val="21"/>
               </w:rPr>
               <w:t xml:space="preserve">结题</w:t>
             </w:r>
@@ -223,7 +225,7 @@
             <w:r>
               <w:rPr>
                 <w:rFonts w:ascii="宋体" w:hAnsi="宋体" w:eastAsia="宋体"/>
-                <w:sz w:val="19"/>
+                <w:sz w:val="21"/>
               </w:rPr>
               <w:t xml:space="preserve">项目名称</w:t>
             </w:r>
@@ -239,7 +241,7 @@
             <w:r>
               <w:rPr>
                 <w:rFonts w:ascii="宋体" w:hAnsi="宋体" w:eastAsia="宋体"/>
-                <w:sz w:val="19"/>
+                <w:sz w:val="21"/>
               </w:rPr>
               <w:t xml:space="preserve">工业轴承设备剩余寿命预测系统的实现</w:t>
             </w:r>
@@ -257,7 +259,7 @@
             <w:r>
               <w:rPr>
                 <w:rFonts w:ascii="宋体" w:hAnsi="宋体" w:eastAsia="宋体"/>
-                <w:sz w:val="19"/>
+                <w:sz w:val="21"/>
               </w:rPr>
               <w:t xml:space="preserve">课程</w:t>
             </w:r>
@@ -273,7 +275,7 @@
             <w:r>
               <w:rPr>
                 <w:rFonts w:ascii="宋体" w:hAnsi="宋体" w:eastAsia="宋体"/>
-                <w:sz w:val="19"/>
+                <w:sz w:val="21"/>
               </w:rPr>
               <w:t xml:space="preserve">中国科学技术大学软件学院《软件工程》</w:t>
             </w:r>
@@ -291,7 +293,7 @@
             <w:r>
               <w:rPr>
                 <w:rFonts w:ascii="宋体" w:hAnsi="宋体" w:eastAsia="宋体"/>
-                <w:sz w:val="19"/>
+                <w:sz w:val="21"/>
               </w:rPr>
               <w:t xml:space="preserve">指导老师</w:t>
             </w:r>
@@ -307,7 +309,7 @@
             <w:r>
               <w:rPr>
                 <w:rFonts w:ascii="宋体" w:hAnsi="宋体" w:eastAsia="宋体"/>
-                <w:sz w:val="19"/>
+                <w:sz w:val="21"/>
               </w:rPr>
               <w:t xml:space="preserve">zjf</w:t>
             </w:r>
@@ -325,7 +327,7 @@
             <w:r>
               <w:rPr>
                 <w:rFonts w:ascii="宋体" w:hAnsi="宋体" w:eastAsia="宋体"/>
-                <w:sz w:val="19"/>
+                <w:sz w:val="21"/>
               </w:rPr>
               <w:t xml:space="preserve">小组成员</w:t>
             </w:r>
@@ -341,7 +343,7 @@
             <w:r>
               <w:rPr>
                 <w:rFonts w:ascii="宋体" w:hAnsi="宋体" w:eastAsia="宋体"/>
-                <w:sz w:val="19"/>
+                <w:sz w:val="21"/>
               </w:rPr>
               <w:t xml:space="preserve">zyj、cyy、zdh、zy</w:t>
             </w:r>
@@ -359,7 +361,7 @@
             <w:r>
               <w:rPr>
                 <w:rFonts w:ascii="宋体" w:hAnsi="宋体" w:eastAsia="宋体"/>
-                <w:sz w:val="19"/>
+                <w:sz w:val="21"/>
               </w:rPr>
               <w:t xml:space="preserve">文档负责人</w:t>
             </w:r>
@@ -375,7 +377,7 @@
             <w:r>
               <w:rPr>
                 <w:rFonts w:ascii="宋体" w:hAnsi="宋体" w:eastAsia="宋体"/>
-                <w:sz w:val="19"/>
+                <w:sz w:val="21"/>
               </w:rPr>
               <w:t xml:space="preserve">zyj</w:t>
             </w:r>
@@ -393,7 +395,7 @@
             <w:r>
               <w:rPr>
                 <w:rFonts w:ascii="宋体" w:hAnsi="宋体" w:eastAsia="宋体"/>
-                <w:sz w:val="19"/>
+                <w:sz w:val="21"/>
               </w:rPr>
               <w:t xml:space="preserve">参与编写</w:t>
             </w:r>
@@ -409,7 +411,7 @@
             <w:r>
               <w:rPr>
                 <w:rFonts w:ascii="宋体" w:hAnsi="宋体" w:eastAsia="宋体"/>
-                <w:sz w:val="19"/>
+                <w:sz w:val="21"/>
               </w:rPr>
               <w:t xml:space="preserve">cyy、zdh、zy</w:t>
             </w:r>
@@ -427,7 +429,7 @@
             <w:r>
               <w:rPr>
                 <w:rFonts w:ascii="宋体" w:hAnsi="宋体" w:eastAsia="宋体"/>
-                <w:sz w:val="19"/>
+                <w:sz w:val="21"/>
               </w:rPr>
               <w:t xml:space="preserve">版本</w:t>
             </w:r>
@@ -443,7 +445,7 @@
             <w:r>
               <w:rPr>
                 <w:rFonts w:ascii="宋体" w:hAnsi="宋体" w:eastAsia="宋体"/>
-                <w:sz w:val="19"/>
+                <w:sz w:val="21"/>
               </w:rPr>
               <w:t xml:space="preserve">V3.0</w:t>
             </w:r>
@@ -461,7 +463,7 @@
             <w:r>
               <w:rPr>
                 <w:rFonts w:ascii="宋体" w:hAnsi="宋体" w:eastAsia="宋体"/>
-                <w:sz w:val="19"/>
+                <w:sz w:val="21"/>
               </w:rPr>
               <w:t xml:space="preserve">修订日期</w:t>
             </w:r>
@@ -477,7 +479,7 @@
             <w:r>
               <w:rPr>
                 <w:rFonts w:ascii="宋体" w:hAnsi="宋体" w:eastAsia="宋体"/>
-                <w:sz w:val="19"/>
+                <w:sz w:val="21"/>
               </w:rPr>
               <w:t xml:space="preserve">2026-06-14</w:t>
             </w:r>
@@ -495,7 +497,7 @@
             <w:r>
               <w:rPr>
                 <w:rFonts w:ascii="宋体" w:hAnsi="宋体" w:eastAsia="宋体"/>
-                <w:sz w:val="19"/>
+                <w:sz w:val="21"/>
               </w:rPr>
               <w:t xml:space="preserve">归档形式</w:t>
             </w:r>
@@ -511,7 +513,7 @@
             <w:r>
               <w:rPr>
                 <w:rFonts w:ascii="宋体" w:hAnsi="宋体" w:eastAsia="宋体"/>
-                <w:sz w:val="19"/>
+                <w:sz w:val="21"/>
               </w:rPr>
               <w:t xml:space="preserve">Markdown 源文件、PDF、DOCX</w:t>
             </w:r>
@@ -529,7 +531,7 @@
             <w:r>
               <w:rPr>
                 <w:rFonts w:ascii="宋体" w:hAnsi="宋体" w:eastAsia="宋体"/>
-                <w:sz w:val="19"/>
+                <w:sz w:val="21"/>
               </w:rPr>
               <w:t xml:space="preserve">内容基线</w:t>
             </w:r>
@@ -545,7 +547,7 @@
             <w:r>
               <w:rPr>
                 <w:rFonts w:ascii="宋体" w:hAnsi="宋体" w:eastAsia="宋体"/>
-                <w:sz w:val="19"/>
+                <w:sz w:val="21"/>
               </w:rPr>
               <w:t xml:space="preserve">系统设计、数据特征、模型、实验和软件工程实践</w:t>
             </w:r>
@@ -561,7 +563,7 @@
       </w:pPr>
       <w:r>
         <w:rPr>
-          <w:rFonts w:ascii="黑体" w:hAnsi="黑体" w:eastAsia="黑体"/>
+          <w:rFonts w:ascii="宋体" w:hAnsi="宋体" w:eastAsia="宋体"/>
         </w:rPr>
         <w:t xml:space="preserve">修订记录</w:t>
       </w:r>
@@ -572,19 +574,19 @@
         <w:tblW w:type="pct" w:w="0.0"/>
         <w:tblLook w:firstRow="1" w:lastRow="0" w:firstColumn="0" w:lastColumn="0" w:noHBand="0" w:noVBand="0" w:val="0020"/>
         <w:tblBorders>
-          <w:top w:val="single" w:sz="4" w:space="0" w:color="BFBFBF"/>
-          <w:left w:val="single" w:sz="4" w:space="0" w:color="BFBFBF"/>
-          <w:bottom w:val="single" w:sz="4" w:space="0" w:color="BFBFBF"/>
-          <w:right w:val="single" w:sz="4" w:space="0" w:color="BFBFBF"/>
-          <w:insideH w:val="single" w:sz="4" w:space="0" w:color="BFBFBF"/>
-          <w:insideV w:val="single" w:sz="4" w:space="0" w:color="BFBFBF"/>
+          <w:top w:val="single" w:sz="4" w:space="0" w:color="000000"/>
+          <w:left w:val="single" w:sz="4" w:space="0" w:color="000000"/>
+          <w:bottom w:val="single" w:sz="4" w:space="0" w:color="000000"/>
+          <w:right w:val="single" w:sz="4" w:space="0" w:color="000000"/>
+          <w:insideH w:val="single" w:sz="4" w:space="0" w:color="000000"/>
+          <w:insideV w:val="single" w:sz="4" w:space="0" w:color="000000"/>
         </w:tblBorders>
       </w:tblPr>
       <w:tblGrid/>
       <w:tr>
         <w:tc>
           <w:tcPr>
-            <w:shd w:fill="EAEAEA"/>
+            <w:shd w:fill="FFFFFF"/>
           </w:tcPr>
           <w:p>
             <w:pPr>
@@ -595,7 +597,8 @@
             <w:r>
               <w:rPr>
                 <w:rFonts w:ascii="宋体" w:hAnsi="宋体" w:eastAsia="宋体"/>
-                <w:sz w:val="19"/>
+                <w:b/>
+                <w:sz w:val="21"/>
               </w:rPr>
               <w:t xml:space="preserve">版本</w:t>
             </w:r>
@@ -603,7 +606,7 @@
         </w:tc>
         <w:tc>
           <w:tcPr>
-            <w:shd w:fill="EAEAEA"/>
+            <w:shd w:fill="FFFFFF"/>
           </w:tcPr>
           <w:p>
             <w:pPr>
@@ -614,7 +617,8 @@
             <w:r>
               <w:rPr>
                 <w:rFonts w:ascii="宋体" w:hAnsi="宋体" w:eastAsia="宋体"/>
-                <w:sz w:val="19"/>
+                <w:b/>
+                <w:sz w:val="21"/>
               </w:rPr>
               <w:t xml:space="preserve">日期</w:t>
             </w:r>
@@ -622,7 +626,7 @@
         </w:tc>
         <w:tc>
           <w:tcPr>
-            <w:shd w:fill="EAEAEA"/>
+            <w:shd w:fill="FFFFFF"/>
           </w:tcPr>
           <w:p>
             <w:pPr>
@@ -633,7 +637,8 @@
             <w:r>
               <w:rPr>
                 <w:rFonts w:ascii="宋体" w:hAnsi="宋体" w:eastAsia="宋体"/>
-                <w:sz w:val="19"/>
+                <w:b/>
+                <w:sz w:val="21"/>
               </w:rPr>
               <w:t xml:space="preserve">编写人</w:t>
             </w:r>
@@ -641,7 +646,7 @@
         </w:tc>
         <w:tc>
           <w:tcPr>
-            <w:shd w:fill="EAEAEA"/>
+            <w:shd w:fill="FFFFFF"/>
           </w:tcPr>
           <w:p>
             <w:pPr>
@@ -652,7 +657,8 @@
             <w:r>
               <w:rPr>
                 <w:rFonts w:ascii="宋体" w:hAnsi="宋体" w:eastAsia="宋体"/>
-                <w:sz w:val="19"/>
+                <w:b/>
+                <w:sz w:val="21"/>
               </w:rPr>
               <w:t xml:space="preserve">说明</w:t>
             </w:r>
@@ -670,7 +676,7 @@
             <w:r>
               <w:rPr>
                 <w:rFonts w:ascii="宋体" w:hAnsi="宋体" w:eastAsia="宋体"/>
-                <w:sz w:val="19"/>
+                <w:sz w:val="21"/>
               </w:rPr>
               <w:t xml:space="preserve">V1.0</w:t>
             </w:r>
@@ -686,7 +692,7 @@
             <w:r>
               <w:rPr>
                 <w:rFonts w:ascii="宋体" w:hAnsi="宋体" w:eastAsia="宋体"/>
-                <w:sz w:val="19"/>
+                <w:sz w:val="21"/>
               </w:rPr>
               <w:t xml:space="preserve">2025-11-10</w:t>
             </w:r>
@@ -702,7 +708,7 @@
             <w:r>
               <w:rPr>
                 <w:rFonts w:ascii="宋体" w:hAnsi="宋体" w:eastAsia="宋体"/>
-                <w:sz w:val="19"/>
+                <w:sz w:val="21"/>
               </w:rPr>
               <w:t xml:space="preserve">项目组</w:t>
             </w:r>
@@ -718,7 +724,7 @@
             <w:r>
               <w:rPr>
                 <w:rFonts w:ascii="宋体" w:hAnsi="宋体" w:eastAsia="宋体"/>
-                <w:sz w:val="19"/>
+                <w:sz w:val="21"/>
               </w:rPr>
               <w:t xml:space="preserve">根据开题阶段目标整理 RUL 预测系统研究背景和初步方案</w:t>
             </w:r>
@@ -736,7 +742,7 @@
             <w:r>
               <w:rPr>
                 <w:rFonts w:ascii="宋体" w:hAnsi="宋体" w:eastAsia="宋体"/>
-                <w:sz w:val="19"/>
+                <w:sz w:val="21"/>
               </w:rPr>
               <w:t xml:space="preserve">V2.0</w:t>
             </w:r>
@@ -752,7 +758,7 @@
             <w:r>
               <w:rPr>
                 <w:rFonts w:ascii="宋体" w:hAnsi="宋体" w:eastAsia="宋体"/>
-                <w:sz w:val="19"/>
+                <w:sz w:val="21"/>
               </w:rPr>
               <w:t xml:space="preserve">2026-03-12</w:t>
             </w:r>
@@ -768,7 +774,7 @@
             <w:r>
               <w:rPr>
                 <w:rFonts w:ascii="宋体" w:hAnsi="宋体" w:eastAsia="宋体"/>
-                <w:sz w:val="19"/>
+                <w:sz w:val="21"/>
               </w:rPr>
               <w:t xml:space="preserve">项目组</w:t>
             </w:r>
@@ -784,7 +790,7 @@
             <w:r>
               <w:rPr>
                 <w:rFonts w:ascii="宋体" w:hAnsi="宋体" w:eastAsia="宋体"/>
-                <w:sz w:val="19"/>
+                <w:sz w:val="21"/>
               </w:rPr>
               <w:t xml:space="preserve">补充 XJTU-SY、PHM2012 数据理解和系统分层设计</w:t>
             </w:r>
@@ -802,7 +808,7 @@
             <w:r>
               <w:rPr>
                 <w:rFonts w:ascii="宋体" w:hAnsi="宋体" w:eastAsia="宋体"/>
-                <w:sz w:val="19"/>
+                <w:sz w:val="21"/>
               </w:rPr>
               <w:t xml:space="preserve">V3.0</w:t>
             </w:r>
@@ -818,7 +824,7 @@
             <w:r>
               <w:rPr>
                 <w:rFonts w:ascii="宋体" w:hAnsi="宋体" w:eastAsia="宋体"/>
-                <w:sz w:val="19"/>
+                <w:sz w:val="21"/>
               </w:rPr>
               <w:t xml:space="preserve">2026-06-14</w:t>
             </w:r>
@@ -834,7 +840,7 @@
             <w:r>
               <w:rPr>
                 <w:rFonts w:ascii="宋体" w:hAnsi="宋体" w:eastAsia="宋体"/>
-                <w:sz w:val="19"/>
+                <w:sz w:val="21"/>
               </w:rPr>
               <w:t xml:space="preserve">项目组</w:t>
             </w:r>
@@ -850,7 +856,7 @@
             <w:r>
               <w:rPr>
                 <w:rFonts w:ascii="宋体" w:hAnsi="宋体" w:eastAsia="宋体"/>
-                <w:sz w:val="19"/>
+                <w:sz w:val="21"/>
               </w:rPr>
               <w:t xml:space="preserve">补充两篇论文复现实验、指标表、误差分析和参考文献</w:t>
             </w:r>
@@ -866,7 +872,7 @@
       </w:pPr>
       <w:r>
         <w:rPr>
-          <w:rFonts w:ascii="黑体" w:hAnsi="黑体" w:eastAsia="黑体"/>
+          <w:rFonts w:ascii="宋体" w:hAnsi="宋体" w:eastAsia="宋体"/>
         </w:rPr>
         <w:t xml:space="preserve">摘要</w:t>
       </w:r>
@@ -874,6 +880,8 @@
     <w:p>
       <w:pPr>
         <w:pStyle w:val="FirstParagraph"/>
+        <w:spacing w:line="276" w:lineRule="auto" w:after="0"/>
+        <w:ind w:firstLine="420"/>
       </w:pPr>
       <w:r>
         <w:rPr>
@@ -885,6 +893,8 @@
     <w:p>
       <w:pPr>
         <w:pStyle w:val="BodyText"/>
+        <w:spacing w:line="276" w:lineRule="auto" w:after="0"/>
+        <w:ind w:firstLine="420"/>
       </w:pPr>
       <w:r>
         <w:rPr>
@@ -901,7 +911,7 @@
       </w:pPr>
       <w:r>
         <w:rPr>
-          <w:rFonts w:ascii="黑体" w:hAnsi="黑体" w:eastAsia="黑体"/>
+          <w:rFonts w:ascii="宋体" w:hAnsi="宋体" w:eastAsia="宋体"/>
         </w:rPr>
         <w:t xml:space="preserve">1. 引言</w:t>
       </w:r>
@@ -909,6 +919,8 @@
     <w:p>
       <w:pPr>
         <w:pStyle w:val="FirstParagraph"/>
+        <w:spacing w:line="276" w:lineRule="auto" w:after="0"/>
+        <w:ind w:firstLine="420"/>
       </w:pPr>
       <w:r>
         <w:rPr>
@@ -920,6 +932,8 @@
     <w:p>
       <w:pPr>
         <w:pStyle w:val="BodyText"/>
+        <w:spacing w:line="276" w:lineRule="auto" w:after="0"/>
+        <w:ind w:firstLine="420"/>
       </w:pPr>
       <w:r>
         <w:rPr>
@@ -931,6 +945,8 @@
     <w:p>
       <w:pPr>
         <w:pStyle w:val="BodyText"/>
+        <w:spacing w:line="276" w:lineRule="auto" w:after="0"/>
+        <w:ind w:firstLine="420"/>
       </w:pPr>
       <w:r>
         <w:rPr>
@@ -947,7 +963,7 @@
       </w:pPr>
       <w:r>
         <w:rPr>
-          <w:rFonts w:ascii="黑体" w:hAnsi="黑体" w:eastAsia="黑体"/>
+          <w:rFonts w:ascii="宋体" w:hAnsi="宋体" w:eastAsia="宋体"/>
         </w:rPr>
         <w:t xml:space="preserve">2. 相关工作与复现选择</w:t>
       </w:r>
@@ -955,6 +971,8 @@
     <w:p>
       <w:pPr>
         <w:pStyle w:val="FirstParagraph"/>
+        <w:spacing w:line="276" w:lineRule="auto" w:after="0"/>
+        <w:ind w:firstLine="420"/>
       </w:pPr>
       <w:r>
         <w:rPr>
@@ -966,6 +984,8 @@
     <w:p>
       <w:pPr>
         <w:pStyle w:val="BodyText"/>
+        <w:spacing w:line="276" w:lineRule="auto" w:after="0"/>
+        <w:ind w:firstLine="420"/>
       </w:pPr>
       <w:r>
         <w:rPr>
@@ -977,6 +997,8 @@
     <w:p>
       <w:pPr>
         <w:pStyle w:val="BodyText"/>
+        <w:spacing w:line="276" w:lineRule="auto" w:after="0"/>
+        <w:ind w:firstLine="420"/>
       </w:pPr>
       <w:r>
         <w:rPr>
@@ -1017,7 +1039,7 @@
       </w:pPr>
       <w:r>
         <w:rPr>
-          <w:rFonts w:ascii="黑体" w:hAnsi="黑体" w:eastAsia="黑体"/>
+          <w:rFonts w:ascii="宋体" w:hAnsi="宋体" w:eastAsia="宋体"/>
         </w:rPr>
         <w:t xml:space="preserve">3. 数据集与特征分析</w:t>
       </w:r>
@@ -1029,7 +1051,7 @@
       </w:pPr>
       <w:r>
         <w:rPr>
-          <w:rFonts w:ascii="黑体" w:hAnsi="黑体" w:eastAsia="黑体"/>
+          <w:rFonts w:ascii="宋体" w:hAnsi="宋体" w:eastAsia="宋体"/>
         </w:rPr>
         <w:t xml:space="preserve">3.1 XJTU-SY 数据集</w:t>
       </w:r>
@@ -1037,6 +1059,8 @@
     <w:p>
       <w:pPr>
         <w:pStyle w:val="FirstParagraph"/>
+        <w:spacing w:line="276" w:lineRule="auto" w:after="0"/>
+        <w:ind w:firstLine="420"/>
       </w:pPr>
       <w:r>
         <w:rPr>
@@ -1048,6 +1072,8 @@
     <w:p>
       <w:pPr>
         <w:pStyle w:val="BodyText"/>
+        <w:spacing w:line="276" w:lineRule="auto" w:after="0"/>
+        <w:ind w:firstLine="420"/>
       </w:pPr>
       <w:r>
         <w:rPr>
@@ -1064,7 +1090,7 @@
       </w:pPr>
       <w:r>
         <w:rPr>
-          <w:rFonts w:ascii="黑体" w:hAnsi="黑体" w:eastAsia="黑体"/>
+          <w:rFonts w:ascii="宋体" w:hAnsi="宋体" w:eastAsia="宋体"/>
         </w:rPr>
         <w:t xml:space="preserve">3.2 PHM2012/FEMTO 数据集</w:t>
       </w:r>
@@ -1072,6 +1098,8 @@
     <w:p>
       <w:pPr>
         <w:pStyle w:val="FirstParagraph"/>
+        <w:spacing w:line="276" w:lineRule="auto" w:after="0"/>
+        <w:ind w:firstLine="420"/>
       </w:pPr>
       <w:r>
         <w:rPr>
@@ -1083,6 +1111,8 @@
     <w:p>
       <w:pPr>
         <w:pStyle w:val="BodyText"/>
+        <w:spacing w:line="276" w:lineRule="auto" w:after="0"/>
+        <w:ind w:firstLine="420"/>
       </w:pPr>
       <w:r>
         <w:rPr>
@@ -1099,7 +1129,7 @@
       </w:pPr>
       <w:r>
         <w:rPr>
-          <w:rFonts w:ascii="黑体" w:hAnsi="黑体" w:eastAsia="黑体"/>
+          <w:rFonts w:ascii="宋体" w:hAnsi="宋体" w:eastAsia="宋体"/>
         </w:rPr>
         <w:t xml:space="preserve">3.3 特征与 RUL 标签</w:t>
       </w:r>
@@ -1107,6 +1137,8 @@
     <w:p>
       <w:pPr>
         <w:pStyle w:val="FirstParagraph"/>
+        <w:spacing w:line="276" w:lineRule="auto" w:after="0"/>
+        <w:ind w:firstLine="420"/>
       </w:pPr>
       <w:r>
         <w:rPr>
@@ -1118,6 +1150,8 @@
     <w:p>
       <w:pPr>
         <w:pStyle w:val="BodyText"/>
+        <w:spacing w:line="276" w:lineRule="auto" w:after="0"/>
+        <w:ind w:firstLine="420"/>
       </w:pPr>
       <w:r>
         <w:rPr>
@@ -1141,6 +1175,8 @@
     <w:p>
       <w:pPr>
         <w:pStyle w:val="FirstParagraph"/>
+        <w:spacing w:line="276" w:lineRule="auto" w:after="0"/>
+        <w:ind w:firstLine="420"/>
       </w:pPr>
       <w:r>
         <w:rPr>
@@ -1252,7 +1288,7 @@
       </w:pPr>
       <w:r>
         <w:rPr>
-          <w:rFonts w:ascii="黑体" w:hAnsi="黑体" w:eastAsia="黑体"/>
+          <w:rFonts w:ascii="宋体" w:hAnsi="宋体" w:eastAsia="宋体"/>
         </w:rPr>
         <w:t xml:space="preserve">4. 系统设计</w:t>
       </w:r>
@@ -1260,6 +1296,8 @@
     <w:p>
       <w:pPr>
         <w:pStyle w:val="FirstParagraph"/>
+        <w:spacing w:line="276" w:lineRule="auto" w:after="0"/>
+        <w:ind w:firstLine="420"/>
       </w:pPr>
       <w:r>
         <w:rPr>
@@ -1274,19 +1312,19 @@
         <w:tblW w:type="pct" w:w="0.0"/>
         <w:tblLook w:firstRow="1" w:lastRow="0" w:firstColumn="0" w:lastColumn="0" w:noHBand="0" w:noVBand="0" w:val="0020"/>
         <w:tblBorders>
-          <w:top w:val="single" w:sz="4" w:space="0" w:color="BFBFBF"/>
-          <w:left w:val="single" w:sz="4" w:space="0" w:color="BFBFBF"/>
-          <w:bottom w:val="single" w:sz="4" w:space="0" w:color="BFBFBF"/>
-          <w:right w:val="single" w:sz="4" w:space="0" w:color="BFBFBF"/>
-          <w:insideH w:val="single" w:sz="4" w:space="0" w:color="BFBFBF"/>
-          <w:insideV w:val="single" w:sz="4" w:space="0" w:color="BFBFBF"/>
+          <w:top w:val="single" w:sz="4" w:space="0" w:color="000000"/>
+          <w:left w:val="single" w:sz="4" w:space="0" w:color="000000"/>
+          <w:bottom w:val="single" w:sz="4" w:space="0" w:color="000000"/>
+          <w:right w:val="single" w:sz="4" w:space="0" w:color="000000"/>
+          <w:insideH w:val="single" w:sz="4" w:space="0" w:color="000000"/>
+          <w:insideV w:val="single" w:sz="4" w:space="0" w:color="000000"/>
         </w:tblBorders>
       </w:tblPr>
       <w:tblGrid/>
       <w:tr>
         <w:tc>
           <w:tcPr>
-            <w:shd w:fill="EAEAEA"/>
+            <w:shd w:fill="FFFFFF"/>
           </w:tcPr>
           <w:p>
             <w:pPr>
@@ -1297,7 +1335,8 @@
             <w:r>
               <w:rPr>
                 <w:rFonts w:ascii="宋体" w:hAnsi="宋体" w:eastAsia="宋体"/>
-                <w:sz w:val="19"/>
+                <w:b/>
+                <w:sz w:val="21"/>
               </w:rPr>
               <w:t xml:space="preserve">层次</w:t>
             </w:r>
@@ -1305,7 +1344,7 @@
         </w:tc>
         <w:tc>
           <w:tcPr>
-            <w:shd w:fill="EAEAEA"/>
+            <w:shd w:fill="FFFFFF"/>
           </w:tcPr>
           <w:p>
             <w:pPr>
@@ -1316,7 +1355,8 @@
             <w:r>
               <w:rPr>
                 <w:rFonts w:ascii="宋体" w:hAnsi="宋体" w:eastAsia="宋体"/>
-                <w:sz w:val="19"/>
+                <w:b/>
+                <w:sz w:val="21"/>
               </w:rPr>
               <w:t xml:space="preserve">模块</w:t>
             </w:r>
@@ -1324,7 +1364,7 @@
         </w:tc>
         <w:tc>
           <w:tcPr>
-            <w:shd w:fill="EAEAEA"/>
+            <w:shd w:fill="FFFFFF"/>
           </w:tcPr>
           <w:p>
             <w:pPr>
@@ -1335,7 +1375,8 @@
             <w:r>
               <w:rPr>
                 <w:rFonts w:ascii="宋体" w:hAnsi="宋体" w:eastAsia="宋体"/>
-                <w:sz w:val="19"/>
+                <w:b/>
+                <w:sz w:val="21"/>
               </w:rPr>
               <w:t xml:space="preserve">说明</w:t>
             </w:r>
@@ -1353,7 +1394,7 @@
             <w:r>
               <w:rPr>
                 <w:rFonts w:ascii="宋体" w:hAnsi="宋体" w:eastAsia="宋体"/>
-                <w:sz w:val="19"/>
+                <w:sz w:val="21"/>
               </w:rPr>
               <w:t xml:space="preserve">数据层</w:t>
             </w:r>
@@ -1370,14 +1411,14 @@
               <w:rPr>
                 <w:rStyle w:val="VerbatimChar"/>
                 <w:rFonts w:ascii="宋体" w:hAnsi="宋体" w:eastAsia="宋体"/>
-                <w:sz w:val="19"/>
+                <w:sz w:val="21"/>
               </w:rPr>
               <w:t xml:space="preserve">dataset</w:t>
             </w:r>
             <w:r>
               <w:rPr>
                 <w:rFonts w:ascii="宋体" w:hAnsi="宋体" w:eastAsia="宋体"/>
-                <w:sz w:val="19"/>
+                <w:sz w:val="21"/>
               </w:rPr>
               <w:t xml:space="preserve">、</w:t>
             </w:r>
@@ -1385,7 +1426,7 @@
               <w:rPr>
                 <w:rStyle w:val="VerbatimChar"/>
                 <w:rFonts w:ascii="宋体" w:hAnsi="宋体" w:eastAsia="宋体"/>
-                <w:sz w:val="19"/>
+                <w:sz w:val="21"/>
               </w:rPr>
               <w:t xml:space="preserve">data</w:t>
             </w:r>
@@ -1401,7 +1442,7 @@
             <w:r>
               <w:rPr>
                 <w:rFonts w:ascii="宋体" w:hAnsi="宋体" w:eastAsia="宋体"/>
-                <w:sz w:val="19"/>
+                <w:sz w:val="21"/>
               </w:rPr>
               <w:t xml:space="preserve">加载 XJTU-SY、PHM2012 和合成数据</w:t>
             </w:r>
@@ -1419,7 +1460,7 @@
             <w:r>
               <w:rPr>
                 <w:rFonts w:ascii="宋体" w:hAnsi="宋体" w:eastAsia="宋体"/>
-                <w:sz w:val="19"/>
+                <w:sz w:val="21"/>
               </w:rPr>
               <w:t xml:space="preserve">处理层</w:t>
             </w:r>
@@ -1436,14 +1477,14 @@
               <w:rPr>
                 <w:rStyle w:val="VerbatimChar"/>
                 <w:rFonts w:ascii="宋体" w:hAnsi="宋体" w:eastAsia="宋体"/>
-                <w:sz w:val="19"/>
+                <w:sz w:val="21"/>
               </w:rPr>
               <w:t xml:space="preserve">preprocess</w:t>
             </w:r>
             <w:r>
               <w:rPr>
                 <w:rFonts w:ascii="宋体" w:hAnsi="宋体" w:eastAsia="宋体"/>
-                <w:sz w:val="19"/>
+                <w:sz w:val="21"/>
               </w:rPr>
               <w:t xml:space="preserve">、</w:t>
             </w:r>
@@ -1451,14 +1492,14 @@
               <w:rPr>
                 <w:rStyle w:val="VerbatimChar"/>
                 <w:rFonts w:ascii="宋体" w:hAnsi="宋体" w:eastAsia="宋体"/>
-                <w:sz w:val="19"/>
+                <w:sz w:val="21"/>
               </w:rPr>
               <w:t xml:space="preserve">feature</w:t>
             </w:r>
             <w:r>
               <w:rPr>
                 <w:rFonts w:ascii="宋体" w:hAnsi="宋体" w:eastAsia="宋体"/>
-                <w:sz w:val="19"/>
+                <w:sz w:val="21"/>
               </w:rPr>
               <w:t xml:space="preserve">、</w:t>
             </w:r>
@@ -1466,7 +1507,7 @@
               <w:rPr>
                 <w:rStyle w:val="VerbatimChar"/>
                 <w:rFonts w:ascii="宋体" w:hAnsi="宋体" w:eastAsia="宋体"/>
-                <w:sz w:val="19"/>
+                <w:sz w:val="21"/>
               </w:rPr>
               <w:t xml:space="preserve">labeling</w:t>
             </w:r>
@@ -1482,7 +1523,7 @@
             <w:r>
               <w:rPr>
                 <w:rFonts w:ascii="宋体" w:hAnsi="宋体" w:eastAsia="宋体"/>
-                <w:sz w:val="19"/>
+                <w:sz w:val="21"/>
               </w:rPr>
               <w:t xml:space="preserve">完成预处理、特征提取和 RUL 标签构造</w:t>
             </w:r>
@@ -1500,7 +1541,7 @@
             <w:r>
               <w:rPr>
                 <w:rFonts w:ascii="宋体" w:hAnsi="宋体" w:eastAsia="宋体"/>
-                <w:sz w:val="19"/>
+                <w:sz w:val="21"/>
               </w:rPr>
               <w:t xml:space="preserve">模型层</w:t>
             </w:r>
@@ -1517,7 +1558,7 @@
               <w:rPr>
                 <w:rStyle w:val="VerbatimChar"/>
                 <w:rFonts w:ascii="宋体" w:hAnsi="宋体" w:eastAsia="宋体"/>
-                <w:sz w:val="19"/>
+                <w:sz w:val="21"/>
               </w:rPr>
               <w:t xml:space="preserve">models</w:t>
             </w:r>
@@ -1533,7 +1574,7 @@
             <w:r>
               <w:rPr>
                 <w:rFonts w:ascii="宋体" w:hAnsi="宋体" w:eastAsia="宋体"/>
-                <w:sz w:val="19"/>
+                <w:sz w:val="21"/>
               </w:rPr>
               <w:t xml:space="preserve">提供 CNN、RNN、Transformer、CNN-LSTM-AM、XLSTM-Transformer</w:t>
             </w:r>
@@ -1551,7 +1592,7 @@
             <w:r>
               <w:rPr>
                 <w:rFonts w:ascii="宋体" w:hAnsi="宋体" w:eastAsia="宋体"/>
-                <w:sz w:val="19"/>
+                <w:sz w:val="21"/>
               </w:rPr>
               <w:t xml:space="preserve">训练层</w:t>
             </w:r>
@@ -1568,14 +1609,14 @@
               <w:rPr>
                 <w:rStyle w:val="VerbatimChar"/>
                 <w:rFonts w:ascii="宋体" w:hAnsi="宋体" w:eastAsia="宋体"/>
-                <w:sz w:val="19"/>
+                <w:sz w:val="21"/>
               </w:rPr>
               <w:t xml:space="preserve">training</w:t>
             </w:r>
             <w:r>
               <w:rPr>
                 <w:rFonts w:ascii="宋体" w:hAnsi="宋体" w:eastAsia="宋体"/>
-                <w:sz w:val="19"/>
+                <w:sz w:val="21"/>
               </w:rPr>
               <w:t xml:space="preserve">、</w:t>
             </w:r>
@@ -1583,7 +1624,7 @@
               <w:rPr>
                 <w:rStyle w:val="VerbatimChar"/>
                 <w:rFonts w:ascii="宋体" w:hAnsi="宋体" w:eastAsia="宋体"/>
-                <w:sz w:val="19"/>
+                <w:sz w:val="21"/>
               </w:rPr>
               <w:t xml:space="preserve">prediction</w:t>
             </w:r>
@@ -1599,7 +1640,7 @@
             <w:r>
               <w:rPr>
                 <w:rFonts w:ascii="宋体" w:hAnsi="宋体" w:eastAsia="宋体"/>
-                <w:sz w:val="19"/>
+                <w:sz w:val="21"/>
               </w:rPr>
               <w:t xml:space="preserve">统一训练、测试和预测模式</w:t>
             </w:r>
@@ -1617,7 +1658,7 @@
             <w:r>
               <w:rPr>
                 <w:rFonts w:ascii="宋体" w:hAnsi="宋体" w:eastAsia="宋体"/>
-                <w:sz w:val="19"/>
+                <w:sz w:val="21"/>
               </w:rPr>
               <w:t xml:space="preserve">评估层</w:t>
             </w:r>
@@ -1634,7 +1675,7 @@
               <w:rPr>
                 <w:rStyle w:val="VerbatimChar"/>
                 <w:rFonts w:ascii="宋体" w:hAnsi="宋体" w:eastAsia="宋体"/>
-                <w:sz w:val="19"/>
+                <w:sz w:val="21"/>
               </w:rPr>
               <w:t xml:space="preserve">evaluation</w:t>
             </w:r>
@@ -1650,7 +1691,7 @@
             <w:r>
               <w:rPr>
                 <w:rFonts w:ascii="宋体" w:hAnsi="宋体" w:eastAsia="宋体"/>
-                <w:sz w:val="19"/>
+                <w:sz w:val="21"/>
               </w:rPr>
               <w:t xml:space="preserve">提供回归指标、论文 score 和方向性指标</w:t>
             </w:r>
@@ -1668,7 +1709,7 @@
             <w:r>
               <w:rPr>
                 <w:rFonts w:ascii="宋体" w:hAnsi="宋体" w:eastAsia="宋体"/>
-                <w:sz w:val="19"/>
+                <w:sz w:val="21"/>
               </w:rPr>
               <w:t xml:space="preserve">展示层</w:t>
             </w:r>
@@ -1685,14 +1726,14 @@
               <w:rPr>
                 <w:rStyle w:val="VerbatimChar"/>
                 <w:rFonts w:ascii="宋体" w:hAnsi="宋体" w:eastAsia="宋体"/>
-                <w:sz w:val="19"/>
+                <w:sz w:val="21"/>
               </w:rPr>
               <w:t xml:space="preserve">visualization</w:t>
             </w:r>
             <w:r>
               <w:rPr>
                 <w:rFonts w:ascii="宋体" w:hAnsi="宋体" w:eastAsia="宋体"/>
-                <w:sz w:val="19"/>
+                <w:sz w:val="21"/>
               </w:rPr>
               <w:t xml:space="preserve">、</w:t>
             </w:r>
@@ -1700,7 +1741,7 @@
               <w:rPr>
                 <w:rStyle w:val="VerbatimChar"/>
                 <w:rFonts w:ascii="宋体" w:hAnsi="宋体" w:eastAsia="宋体"/>
-                <w:sz w:val="19"/>
+                <w:sz w:val="21"/>
               </w:rPr>
               <w:t xml:space="preserve">examples</w:t>
             </w:r>
@@ -1716,7 +1757,7 @@
             <w:r>
               <w:rPr>
                 <w:rFonts w:ascii="宋体" w:hAnsi="宋体" w:eastAsia="宋体"/>
-                <w:sz w:val="19"/>
+                <w:sz w:val="21"/>
               </w:rPr>
               <w:t xml:space="preserve">输出图表、notebook 和实验文件</w:t>
             </w:r>
@@ -1727,6 +1768,8 @@
     <w:p>
       <w:pPr>
         <w:pStyle w:val="BodyText"/>
+        <w:spacing w:line="276" w:lineRule="auto" w:after="0"/>
+        <w:ind w:firstLine="420"/>
       </w:pPr>
       <w:r>
         <w:rPr>
@@ -1743,7 +1786,7 @@
       </w:pPr>
       <w:r>
         <w:rPr>
-          <w:rFonts w:ascii="黑体" w:hAnsi="黑体" w:eastAsia="黑体"/>
+          <w:rFonts w:ascii="宋体" w:hAnsi="宋体" w:eastAsia="宋体"/>
         </w:rPr>
         <w:t xml:space="preserve">5. 模型与指标实现</w:t>
       </w:r>
@@ -1755,7 +1798,7 @@
       </w:pPr>
       <w:r>
         <w:rPr>
-          <w:rFonts w:ascii="黑体" w:hAnsi="黑体" w:eastAsia="黑体"/>
+          <w:rFonts w:ascii="宋体" w:hAnsi="宋体" w:eastAsia="宋体"/>
         </w:rPr>
         <w:t xml:space="preserve">5.1 CNN-LSTM-AM</w:t>
       </w:r>
@@ -1763,6 +1806,8 @@
     <w:p>
       <w:pPr>
         <w:pStyle w:val="FirstParagraph"/>
+        <w:spacing w:line="276" w:lineRule="auto" w:after="0"/>
+        <w:ind w:firstLine="420"/>
       </w:pPr>
       <w:r>
         <w:rPr>
@@ -1779,7 +1824,7 @@
       </w:pPr>
       <w:r>
         <w:rPr>
-          <w:rFonts w:ascii="黑体" w:hAnsi="黑体" w:eastAsia="黑体"/>
+          <w:rFonts w:ascii="宋体" w:hAnsi="宋体" w:eastAsia="宋体"/>
         </w:rPr>
         <w:t xml:space="preserve">5.2 XLSTM-Transformer</w:t>
       </w:r>
@@ -1787,6 +1832,8 @@
     <w:p>
       <w:pPr>
         <w:pStyle w:val="FirstParagraph"/>
+        <w:spacing w:line="276" w:lineRule="auto" w:after="0"/>
+        <w:ind w:firstLine="420"/>
       </w:pPr>
       <w:r>
         <w:rPr>
@@ -1803,7 +1850,7 @@
       </w:pPr>
       <w:r>
         <w:rPr>
-          <w:rFonts w:ascii="黑体" w:hAnsi="黑体" w:eastAsia="黑体"/>
+          <w:rFonts w:ascii="宋体" w:hAnsi="宋体" w:eastAsia="宋体"/>
         </w:rPr>
         <w:t xml:space="preserve">5.3 评价指标</w:t>
       </w:r>
@@ -1811,6 +1858,8 @@
     <w:p>
       <w:pPr>
         <w:pStyle w:val="FirstParagraph"/>
+        <w:spacing w:line="276" w:lineRule="auto" w:after="0"/>
+        <w:ind w:firstLine="420"/>
       </w:pPr>
       <w:r>
         <w:rPr>
@@ -1826,6 +1875,8 @@
           <w:numId w:val="1001"/>
         </w:numPr>
         <w:pStyle w:val="Compact"/>
+        <w:spacing w:line="276" w:lineRule="auto" w:after="0"/>
+        <w:ind w:firstLine="420"/>
       </w:pPr>
       <w:r>
         <w:rPr>
@@ -1841,6 +1892,8 @@
           <w:numId w:val="1001"/>
         </w:numPr>
         <w:pStyle w:val="Compact"/>
+        <w:spacing w:line="276" w:lineRule="auto" w:after="0"/>
+        <w:ind w:firstLine="420"/>
       </w:pPr>
       <w:r>
         <w:rPr>
@@ -1856,6 +1909,8 @@
           <w:numId w:val="1001"/>
         </w:numPr>
         <w:pStyle w:val="Compact"/>
+        <w:spacing w:line="276" w:lineRule="auto" w:after="0"/>
+        <w:ind w:firstLine="420"/>
       </w:pPr>
       <w:r>
         <w:rPr>
@@ -1871,6 +1926,8 @@
           <w:numId w:val="1001"/>
         </w:numPr>
         <w:pStyle w:val="Compact"/>
+        <w:spacing w:line="276" w:lineRule="auto" w:after="0"/>
+        <w:ind w:firstLine="420"/>
       </w:pPr>
       <w:r>
         <w:rPr>
@@ -1882,6 +1939,8 @@
     <w:p>
       <w:pPr>
         <w:pStyle w:val="FirstParagraph"/>
+        <w:spacing w:line="276" w:lineRule="auto" w:after="0"/>
+        <w:ind w:firstLine="420"/>
       </w:pPr>
       <w:r>
         <w:rPr>
@@ -1905,6 +1964,8 @@
     <w:p>
       <w:pPr>
         <w:pStyle w:val="FirstParagraph"/>
+        <w:spacing w:line="276" w:lineRule="auto" w:after="0"/>
+        <w:ind w:firstLine="420"/>
       </w:pPr>
       <w:r>
         <w:rPr>
@@ -1916,6 +1977,8 @@
     <w:p>
       <w:pPr>
         <w:pStyle w:val="BodyText"/>
+        <w:spacing w:line="276" w:lineRule="auto" w:after="0"/>
+        <w:ind w:firstLine="420"/>
       </w:pPr>
       <w:r>
         <w:rPr>
@@ -1939,6 +2002,8 @@
     <w:p>
       <w:pPr>
         <w:pStyle w:val="FirstParagraph"/>
+        <w:spacing w:line="276" w:lineRule="auto" w:after="0"/>
+        <w:ind w:firstLine="420"/>
       </w:pPr>
       <w:r>
         <w:rPr>
@@ -1981,7 +2046,7 @@
       </w:pPr>
       <w:r>
         <w:rPr>
-          <w:rFonts w:ascii="黑体" w:hAnsi="黑体" w:eastAsia="黑体"/>
+          <w:rFonts w:ascii="宋体" w:hAnsi="宋体" w:eastAsia="宋体"/>
         </w:rPr>
         <w:t xml:space="preserve">6. 实验与结果</w:t>
       </w:r>
@@ -1989,6 +2054,8 @@
     <w:p>
       <w:pPr>
         <w:pStyle w:val="FirstParagraph"/>
+        <w:spacing w:line="276" w:lineRule="auto" w:after="0"/>
+        <w:ind w:firstLine="420"/>
       </w:pPr>
       <w:r>
         <w:rPr>
@@ -2004,6 +2071,8 @@
           <w:numId w:val="1002"/>
         </w:numPr>
         <w:pStyle w:val="Compact"/>
+        <w:spacing w:line="276" w:lineRule="auto" w:after="0"/>
+        <w:ind w:firstLine="420"/>
       </w:pPr>
       <w:r>
         <w:rPr>
@@ -2019,6 +2088,8 @@
           <w:numId w:val="1002"/>
         </w:numPr>
         <w:pStyle w:val="Compact"/>
+        <w:spacing w:line="276" w:lineRule="auto" w:after="0"/>
+        <w:ind w:firstLine="420"/>
       </w:pPr>
       <w:r>
         <w:rPr>
@@ -2030,6 +2101,8 @@
     <w:p>
       <w:pPr>
         <w:pStyle w:val="FirstParagraph"/>
+        <w:spacing w:line="276" w:lineRule="auto" w:after="0"/>
+        <w:ind w:firstLine="420"/>
       </w:pPr>
       <w:r>
         <w:rPr>
@@ -2064,7 +2137,7 @@
       </w:pPr>
       <w:r>
         <w:rPr>
-          <w:rFonts w:ascii="黑体" w:hAnsi="黑体" w:eastAsia="黑体"/>
+          <w:rFonts w:ascii="宋体" w:hAnsi="宋体" w:eastAsia="宋体"/>
         </w:rPr>
         <w:t xml:space="preserve">6.1 实验设置与复现边界</w:t>
       </w:r>
@@ -2072,6 +2145,8 @@
     <w:p>
       <w:pPr>
         <w:pStyle w:val="FirstParagraph"/>
+        <w:spacing w:line="276" w:lineRule="auto" w:after="0"/>
+        <w:ind w:firstLine="420"/>
       </w:pPr>
       <w:r>
         <w:rPr>
@@ -2111,19 +2186,19 @@
         <w:tblW w:type="pct" w:w="0.0"/>
         <w:tblLook w:firstRow="1" w:lastRow="0" w:firstColumn="0" w:lastColumn="0" w:noHBand="0" w:noVBand="0" w:val="0020"/>
         <w:tblBorders>
-          <w:top w:val="single" w:sz="4" w:space="0" w:color="BFBFBF"/>
-          <w:left w:val="single" w:sz="4" w:space="0" w:color="BFBFBF"/>
-          <w:bottom w:val="single" w:sz="4" w:space="0" w:color="BFBFBF"/>
-          <w:right w:val="single" w:sz="4" w:space="0" w:color="BFBFBF"/>
-          <w:insideH w:val="single" w:sz="4" w:space="0" w:color="BFBFBF"/>
-          <w:insideV w:val="single" w:sz="4" w:space="0" w:color="BFBFBF"/>
+          <w:top w:val="single" w:sz="4" w:space="0" w:color="000000"/>
+          <w:left w:val="single" w:sz="4" w:space="0" w:color="000000"/>
+          <w:bottom w:val="single" w:sz="4" w:space="0" w:color="000000"/>
+          <w:right w:val="single" w:sz="4" w:space="0" w:color="000000"/>
+          <w:insideH w:val="single" w:sz="4" w:space="0" w:color="000000"/>
+          <w:insideV w:val="single" w:sz="4" w:space="0" w:color="000000"/>
         </w:tblBorders>
       </w:tblPr>
       <w:tblGrid/>
       <w:tr>
         <w:tc>
           <w:tcPr>
-            <w:shd w:fill="EAEAEA"/>
+            <w:shd w:fill="FFFFFF"/>
           </w:tcPr>
           <w:p>
             <w:pPr>
@@ -2134,7 +2209,8 @@
             <w:r>
               <w:rPr>
                 <w:rFonts w:ascii="宋体" w:hAnsi="宋体" w:eastAsia="宋体"/>
-                <w:sz w:val="19"/>
+                <w:b/>
+                <w:sz w:val="21"/>
               </w:rPr>
               <w:t xml:space="preserve">项目</w:t>
             </w:r>
@@ -2142,7 +2218,7 @@
         </w:tc>
         <w:tc>
           <w:tcPr>
-            <w:shd w:fill="EAEAEA"/>
+            <w:shd w:fill="FFFFFF"/>
           </w:tcPr>
           <w:p>
             <w:pPr>
@@ -2153,7 +2229,8 @@
             <w:r>
               <w:rPr>
                 <w:rFonts w:ascii="宋体" w:hAnsi="宋体" w:eastAsia="宋体"/>
-                <w:sz w:val="19"/>
+                <w:b/>
+                <w:sz w:val="21"/>
               </w:rPr>
               <w:t xml:space="preserve">设置</w:t>
             </w:r>
@@ -2171,7 +2248,7 @@
             <w:r>
               <w:rPr>
                 <w:rFonts w:ascii="宋体" w:hAnsi="宋体" w:eastAsia="宋体"/>
-                <w:sz w:val="19"/>
+                <w:sz w:val="21"/>
               </w:rPr>
               <w:t xml:space="preserve">数据来源</w:t>
             </w:r>
@@ -2188,21 +2265,21 @@
               <w:rPr>
                 <w:rStyle w:val="VerbatimChar"/>
                 <w:rFonts w:ascii="宋体" w:hAnsi="宋体" w:eastAsia="宋体"/>
-                <w:sz w:val="19"/>
+                <w:sz w:val="21"/>
               </w:rPr>
               <w:t xml:space="preserve">data/external</w:t>
             </w:r>
             <w:r>
               <w:rPr>
                 <w:rFonts w:ascii="宋体" w:hAnsi="宋体" w:eastAsia="宋体"/>
-                <w:sz w:val="19"/>
+                <w:sz w:val="21"/>
               </w:rPr>
               <w:t xml:space="preserve"> </w:t>
             </w:r>
             <w:r>
               <w:rPr>
                 <w:rFonts w:ascii="宋体" w:hAnsi="宋体" w:eastAsia="宋体"/>
-                <w:sz w:val="19"/>
+                <w:sz w:val="21"/>
               </w:rPr>
               <w:t xml:space="preserve">下本地真实数据</w:t>
             </w:r>
@@ -2220,7 +2297,7 @@
             <w:r>
               <w:rPr>
                 <w:rFonts w:ascii="宋体" w:hAnsi="宋体" w:eastAsia="宋体"/>
-                <w:sz w:val="19"/>
+                <w:sz w:val="21"/>
               </w:rPr>
               <w:t xml:space="preserve">训练轮数</w:t>
             </w:r>
@@ -2236,7 +2313,7 @@
             <w:r>
               <w:rPr>
                 <w:rFonts w:ascii="宋体" w:hAnsi="宋体" w:eastAsia="宋体"/>
-                <w:sz w:val="19"/>
+                <w:sz w:val="21"/>
               </w:rPr>
               <w:t xml:space="preserve">8 epoch</w:t>
             </w:r>
@@ -2254,7 +2331,7 @@
             <w:r>
               <w:rPr>
                 <w:rFonts w:ascii="宋体" w:hAnsi="宋体" w:eastAsia="宋体"/>
-                <w:sz w:val="19"/>
+                <w:sz w:val="21"/>
               </w:rPr>
               <w:t xml:space="preserve">notebook smoke</w:t>
             </w:r>
@@ -2270,7 +2347,7 @@
             <w:r>
               <w:rPr>
                 <w:rFonts w:ascii="宋体" w:hAnsi="宋体" w:eastAsia="宋体"/>
-                <w:sz w:val="19"/>
+                <w:sz w:val="21"/>
               </w:rPr>
               <w:t xml:space="preserve">1 epoch，用于保证示例可执行</w:t>
             </w:r>
@@ -2288,7 +2365,7 @@
             <w:r>
               <w:rPr>
                 <w:rFonts w:ascii="宋体" w:hAnsi="宋体" w:eastAsia="宋体"/>
-                <w:sz w:val="19"/>
+                <w:sz w:val="21"/>
               </w:rPr>
               <w:t xml:space="preserve">第一篇输出</w:t>
             </w:r>
@@ -2304,7 +2381,7 @@
             <w:r>
               <w:rPr>
                 <w:rFonts w:ascii="宋体" w:hAnsi="宋体" w:eastAsia="宋体"/>
-                <w:sz w:val="19"/>
+                <w:sz w:val="21"/>
               </w:rPr>
               <w:t xml:space="preserve">A1</w:t>
             </w:r>
@@ -2322,7 +2399,7 @@
             <w:r>
               <w:rPr>
                 <w:rFonts w:ascii="宋体" w:hAnsi="宋体" w:eastAsia="宋体"/>
-                <w:sz w:val="19"/>
+                <w:sz w:val="21"/>
               </w:rPr>
               <w:t xml:space="preserve">第二篇输出</w:t>
             </w:r>
@@ -2338,7 +2415,7 @@
             <w:r>
               <w:rPr>
                 <w:rFonts w:ascii="宋体" w:hAnsi="宋体" w:eastAsia="宋体"/>
-                <w:sz w:val="19"/>
+                <w:sz w:val="21"/>
               </w:rPr>
               <w:t xml:space="preserve">A2</w:t>
             </w:r>
@@ -2356,7 +2433,7 @@
             <w:r>
               <w:rPr>
                 <w:rFonts w:ascii="宋体" w:hAnsi="宋体" w:eastAsia="宋体"/>
-                <w:sz w:val="19"/>
+                <w:sz w:val="21"/>
               </w:rPr>
               <w:t xml:space="preserve">指标口径</w:t>
             </w:r>
@@ -2372,7 +2449,7 @@
             <w:r>
               <w:rPr>
                 <w:rFonts w:ascii="宋体" w:hAnsi="宋体" w:eastAsia="宋体"/>
-                <w:sz w:val="19"/>
+                <w:sz w:val="21"/>
               </w:rPr>
               <w:t xml:space="preserve">RMSE、NormalizedRMSE、R2、Huang RUL Score、PHM2012 Score、方向性指标</w:t>
             </w:r>
@@ -2383,6 +2460,8 @@
     <w:p>
       <w:pPr>
         <w:pStyle w:val="BodyText"/>
+        <w:spacing w:line="276" w:lineRule="auto" w:after="0"/>
+        <w:ind w:firstLine="420"/>
       </w:pPr>
       <w:r>
         <w:rPr>
@@ -2418,7 +2497,7 @@
       </w:pPr>
       <w:r>
         <w:rPr>
-          <w:rFonts w:ascii="黑体" w:hAnsi="黑体" w:eastAsia="黑体"/>
+          <w:rFonts w:ascii="宋体" w:hAnsi="宋体" w:eastAsia="宋体"/>
         </w:rPr>
         <w:t xml:space="preserve">6.2 CNN-LSTM-AM 复现结果</w:t>
       </w:r>
@@ -2426,6 +2505,8 @@
     <w:p>
       <w:pPr>
         <w:pStyle w:val="FirstParagraph"/>
+        <w:spacing w:line="276" w:lineRule="auto" w:after="0"/>
+        <w:ind w:firstLine="420"/>
       </w:pPr>
       <w:r>
         <w:rPr>
@@ -2440,19 +2521,19 @@
         <w:tblW w:type="pct" w:w="0.0"/>
         <w:tblLook w:firstRow="1" w:lastRow="0" w:firstColumn="0" w:lastColumn="0" w:noHBand="0" w:noVBand="0" w:val="0020"/>
         <w:tblBorders>
-          <w:top w:val="single" w:sz="4" w:space="0" w:color="BFBFBF"/>
-          <w:left w:val="single" w:sz="4" w:space="0" w:color="BFBFBF"/>
-          <w:bottom w:val="single" w:sz="4" w:space="0" w:color="BFBFBF"/>
-          <w:right w:val="single" w:sz="4" w:space="0" w:color="BFBFBF"/>
-          <w:insideH w:val="single" w:sz="4" w:space="0" w:color="BFBFBF"/>
-          <w:insideV w:val="single" w:sz="4" w:space="0" w:color="BFBFBF"/>
+          <w:top w:val="single" w:sz="4" w:space="0" w:color="000000"/>
+          <w:left w:val="single" w:sz="4" w:space="0" w:color="000000"/>
+          <w:bottom w:val="single" w:sz="4" w:space="0" w:color="000000"/>
+          <w:right w:val="single" w:sz="4" w:space="0" w:color="000000"/>
+          <w:insideH w:val="single" w:sz="4" w:space="0" w:color="000000"/>
+          <w:insideV w:val="single" w:sz="4" w:space="0" w:color="000000"/>
         </w:tblBorders>
       </w:tblPr>
       <w:tblGrid/>
       <w:tr>
         <w:tc>
           <w:tcPr>
-            <w:shd w:fill="EAEAEA"/>
+            <w:shd w:fill="FFFFFF"/>
           </w:tcPr>
           <w:p>
             <w:pPr>
@@ -2463,7 +2544,8 @@
             <w:r>
               <w:rPr>
                 <w:rFonts w:ascii="宋体" w:hAnsi="宋体" w:eastAsia="宋体"/>
-                <w:sz w:val="19"/>
+                <w:b/>
+                <w:sz w:val="21"/>
               </w:rPr>
               <w:t xml:space="preserve">数据集与轴承</w:t>
             </w:r>
@@ -2471,7 +2553,7 @@
         </w:tc>
         <w:tc>
           <w:tcPr>
-            <w:shd w:fill="EAEAEA"/>
+            <w:shd w:fill="FFFFFF"/>
           </w:tcPr>
           <w:p>
             <w:pPr>
@@ -2482,7 +2564,8 @@
             <w:r>
               <w:rPr>
                 <w:rFonts w:ascii="宋体" w:hAnsi="宋体" w:eastAsia="宋体"/>
-                <w:sz w:val="19"/>
+                <w:b/>
+                <w:sz w:val="21"/>
               </w:rPr>
               <w:t xml:space="preserve">模型</w:t>
             </w:r>
@@ -2490,7 +2573,7 @@
         </w:tc>
         <w:tc>
           <w:tcPr>
-            <w:shd w:fill="EAEAEA"/>
+            <w:shd w:fill="FFFFFF"/>
           </w:tcPr>
           <w:p>
             <w:pPr>
@@ -2501,7 +2584,8 @@
             <w:r>
               <w:rPr>
                 <w:rFonts w:ascii="宋体" w:hAnsi="宋体" w:eastAsia="宋体"/>
-                <w:sz w:val="19"/>
+                <w:b/>
+                <w:sz w:val="21"/>
               </w:rPr>
               <w:t xml:space="preserve">RMSE</w:t>
             </w:r>
@@ -2509,7 +2593,7 @@
         </w:tc>
         <w:tc>
           <w:tcPr>
-            <w:shd w:fill="EAEAEA"/>
+            <w:shd w:fill="FFFFFF"/>
           </w:tcPr>
           <w:p>
             <w:pPr>
@@ -2520,7 +2604,8 @@
             <w:r>
               <w:rPr>
                 <w:rFonts w:ascii="宋体" w:hAnsi="宋体" w:eastAsia="宋体"/>
-                <w:sz w:val="19"/>
+                <w:b/>
+                <w:sz w:val="21"/>
               </w:rPr>
               <w:t xml:space="preserve">NormalizedRMSE</w:t>
             </w:r>
@@ -2528,7 +2613,7 @@
         </w:tc>
         <w:tc>
           <w:tcPr>
-            <w:shd w:fill="EAEAEA"/>
+            <w:shd w:fill="FFFFFF"/>
           </w:tcPr>
           <w:p>
             <w:pPr>
@@ -2539,7 +2624,8 @@
             <w:r>
               <w:rPr>
                 <w:rFonts w:ascii="宋体" w:hAnsi="宋体" w:eastAsia="宋体"/>
-                <w:sz w:val="19"/>
+                <w:b/>
+                <w:sz w:val="21"/>
               </w:rPr>
               <w:t xml:space="preserve">Huang RUL Score</w:t>
             </w:r>
@@ -2547,7 +2633,7 @@
         </w:tc>
         <w:tc>
           <w:tcPr>
-            <w:shd w:fill="EAEAEA"/>
+            <w:shd w:fill="FFFFFF"/>
           </w:tcPr>
           <w:p>
             <w:pPr>
@@ -2558,7 +2644,8 @@
             <w:r>
               <w:rPr>
                 <w:rFonts w:ascii="宋体" w:hAnsi="宋体" w:eastAsia="宋体"/>
-                <w:sz w:val="19"/>
+                <w:b/>
+                <w:sz w:val="21"/>
               </w:rPr>
               <w:t xml:space="preserve">epoch</w:t>
             </w:r>
@@ -2576,7 +2663,7 @@
             <w:r>
               <w:rPr>
                 <w:rFonts w:ascii="宋体" w:hAnsi="宋体" w:eastAsia="宋体"/>
-                <w:sz w:val="19"/>
+                <w:sz w:val="21"/>
               </w:rPr>
               <w:t xml:space="preserve">XJTU-SY Bearing1_5</w:t>
             </w:r>
@@ -2592,7 +2679,7 @@
             <w:r>
               <w:rPr>
                 <w:rFonts w:ascii="宋体" w:hAnsi="宋体" w:eastAsia="宋体"/>
-                <w:sz w:val="19"/>
+                <w:sz w:val="21"/>
               </w:rPr>
               <w:t xml:space="preserve">CNN-LSTM-AM</w:t>
             </w:r>
@@ -2608,7 +2695,7 @@
             <w:r>
               <w:rPr>
                 <w:rFonts w:ascii="宋体" w:hAnsi="宋体" w:eastAsia="宋体"/>
-                <w:sz w:val="19"/>
+                <w:sz w:val="21"/>
               </w:rPr>
               <w:t xml:space="preserve">406.302</w:t>
             </w:r>
@@ -2624,7 +2711,7 @@
             <w:r>
               <w:rPr>
                 <w:rFonts w:ascii="宋体" w:hAnsi="宋体" w:eastAsia="宋体"/>
-                <w:sz w:val="19"/>
+                <w:sz w:val="21"/>
               </w:rPr>
               <w:t xml:space="preserve">0.615609</w:t>
             </w:r>
@@ -2640,7 +2727,7 @@
             <w:r>
               <w:rPr>
                 <w:rFonts w:ascii="宋体" w:hAnsi="宋体" w:eastAsia="宋体"/>
-                <w:sz w:val="19"/>
+                <w:sz w:val="21"/>
               </w:rPr>
               <w:t xml:space="preserve">29.001612</w:t>
             </w:r>
@@ -2656,7 +2743,7 @@
             <w:r>
               <w:rPr>
                 <w:rFonts w:ascii="宋体" w:hAnsi="宋体" w:eastAsia="宋体"/>
-                <w:sz w:val="19"/>
+                <w:sz w:val="21"/>
               </w:rPr>
               <w:t xml:space="preserve">8</w:t>
             </w:r>
@@ -2674,7 +2761,7 @@
             <w:r>
               <w:rPr>
                 <w:rFonts w:ascii="宋体" w:hAnsi="宋体" w:eastAsia="宋体"/>
-                <w:sz w:val="19"/>
+                <w:sz w:val="21"/>
               </w:rPr>
               <w:t xml:space="preserve">XJTU-SY Bearing1_5</w:t>
             </w:r>
@@ -2690,7 +2777,7 @@
             <w:r>
               <w:rPr>
                 <w:rFonts w:ascii="宋体" w:hAnsi="宋体" w:eastAsia="宋体"/>
-                <w:sz w:val="19"/>
+                <w:sz w:val="21"/>
               </w:rPr>
               <w:t xml:space="preserve">CNN-LSTM</w:t>
             </w:r>
@@ -2706,7 +2793,7 @@
             <w:r>
               <w:rPr>
                 <w:rFonts w:ascii="宋体" w:hAnsi="宋体" w:eastAsia="宋体"/>
-                <w:sz w:val="19"/>
+                <w:sz w:val="21"/>
               </w:rPr>
               <w:t xml:space="preserve">406.503</w:t>
             </w:r>
@@ -2722,7 +2809,7 @@
             <w:r>
               <w:rPr>
                 <w:rFonts w:ascii="宋体" w:hAnsi="宋体" w:eastAsia="宋体"/>
-                <w:sz w:val="19"/>
+                <w:sz w:val="21"/>
               </w:rPr>
               <w:t xml:space="preserve">0.615913</w:t>
             </w:r>
@@ -2738,7 +2825,7 @@
             <w:r>
               <w:rPr>
                 <w:rFonts w:ascii="宋体" w:hAnsi="宋体" w:eastAsia="宋体"/>
-                <w:sz w:val="19"/>
+                <w:sz w:val="21"/>
               </w:rPr>
               <w:t xml:space="preserve">29.127879</w:t>
             </w:r>
@@ -2754,7 +2841,7 @@
             <w:r>
               <w:rPr>
                 <w:rFonts w:ascii="宋体" w:hAnsi="宋体" w:eastAsia="宋体"/>
-                <w:sz w:val="19"/>
+                <w:sz w:val="21"/>
               </w:rPr>
               <w:t xml:space="preserve">8</w:t>
             </w:r>
@@ -2772,7 +2859,7 @@
             <w:r>
               <w:rPr>
                 <w:rFonts w:ascii="宋体" w:hAnsi="宋体" w:eastAsia="宋体"/>
-                <w:sz w:val="19"/>
+                <w:sz w:val="21"/>
               </w:rPr>
               <w:t xml:space="preserve">PHM2012 Bearing3_1</w:t>
             </w:r>
@@ -2788,7 +2875,7 @@
             <w:r>
               <w:rPr>
                 <w:rFonts w:ascii="宋体" w:hAnsi="宋体" w:eastAsia="宋体"/>
-                <w:sz w:val="19"/>
+                <w:sz w:val="21"/>
               </w:rPr>
               <w:t xml:space="preserve">CNN-LSTM-AM</w:t>
             </w:r>
@@ -2804,7 +2891,7 @@
             <w:r>
               <w:rPr>
                 <w:rFonts w:ascii="宋体" w:hAnsi="宋体" w:eastAsia="宋体"/>
-                <w:sz w:val="19"/>
+                <w:sz w:val="21"/>
               </w:rPr>
               <w:t xml:space="preserve">651.036</w:t>
             </w:r>
@@ -2820,7 +2907,7 @@
             <w:r>
               <w:rPr>
                 <w:rFonts w:ascii="宋体" w:hAnsi="宋体" w:eastAsia="宋体"/>
-                <w:sz w:val="19"/>
+                <w:sz w:val="21"/>
               </w:rPr>
               <w:t xml:space="preserve">0.591850</w:t>
             </w:r>
@@ -2836,7 +2923,7 @@
             <w:r>
               <w:rPr>
                 <w:rFonts w:ascii="宋体" w:hAnsi="宋体" w:eastAsia="宋体"/>
-                <w:sz w:val="19"/>
+                <w:sz w:val="21"/>
               </w:rPr>
               <w:t xml:space="preserve">29.447255</w:t>
             </w:r>
@@ -2852,7 +2939,7 @@
             <w:r>
               <w:rPr>
                 <w:rFonts w:ascii="宋体" w:hAnsi="宋体" w:eastAsia="宋体"/>
-                <w:sz w:val="19"/>
+                <w:sz w:val="21"/>
               </w:rPr>
               <w:t xml:space="preserve">8</w:t>
             </w:r>
@@ -2870,7 +2957,7 @@
             <w:r>
               <w:rPr>
                 <w:rFonts w:ascii="宋体" w:hAnsi="宋体" w:eastAsia="宋体"/>
-                <w:sz w:val="19"/>
+                <w:sz w:val="21"/>
               </w:rPr>
               <w:t xml:space="preserve">PHM2012 Bearing3_1</w:t>
             </w:r>
@@ -2886,7 +2973,7 @@
             <w:r>
               <w:rPr>
                 <w:rFonts w:ascii="宋体" w:hAnsi="宋体" w:eastAsia="宋体"/>
-                <w:sz w:val="19"/>
+                <w:sz w:val="21"/>
               </w:rPr>
               <w:t xml:space="preserve">CNN-LSTM</w:t>
             </w:r>
@@ -2902,7 +2989,7 @@
             <w:r>
               <w:rPr>
                 <w:rFonts w:ascii="宋体" w:hAnsi="宋体" w:eastAsia="宋体"/>
-                <w:sz w:val="19"/>
+                <w:sz w:val="21"/>
               </w:rPr>
               <w:t xml:space="preserve">650.700</w:t>
             </w:r>
@@ -2918,7 +3005,7 @@
             <w:r>
               <w:rPr>
                 <w:rFonts w:ascii="宋体" w:hAnsi="宋体" w:eastAsia="宋体"/>
-                <w:sz w:val="19"/>
+                <w:sz w:val="21"/>
               </w:rPr>
               <w:t xml:space="preserve">0.591545</w:t>
             </w:r>
@@ -2934,7 +3021,7 @@
             <w:r>
               <w:rPr>
                 <w:rFonts w:ascii="宋体" w:hAnsi="宋体" w:eastAsia="宋体"/>
-                <w:sz w:val="19"/>
+                <w:sz w:val="21"/>
               </w:rPr>
               <w:t xml:space="preserve">29.098391</w:t>
             </w:r>
@@ -2950,7 +3037,7 @@
             <w:r>
               <w:rPr>
                 <w:rFonts w:ascii="宋体" w:hAnsi="宋体" w:eastAsia="宋体"/>
-                <w:sz w:val="19"/>
+                <w:sz w:val="21"/>
               </w:rPr>
               <w:t xml:space="preserve">8</w:t>
             </w:r>
@@ -2961,6 +3048,8 @@
     <w:p>
       <w:pPr>
         <w:pStyle w:val="BodyText"/>
+        <w:spacing w:line="276" w:lineRule="auto" w:after="0"/>
+        <w:ind w:firstLine="420"/>
       </w:pPr>
       <w:r>
         <w:rPr>
@@ -2977,7 +3066,7 @@
       </w:pPr>
       <w:r>
         <w:rPr>
-          <w:rFonts w:ascii="黑体" w:hAnsi="黑体" w:eastAsia="黑体"/>
+          <w:rFonts w:ascii="宋体" w:hAnsi="宋体" w:eastAsia="宋体"/>
         </w:rPr>
         <w:t xml:space="preserve">6.3 xLSTM-Transformer 复现结果</w:t>
       </w:r>
@@ -2985,6 +3074,8 @@
     <w:p>
       <w:pPr>
         <w:pStyle w:val="FirstParagraph"/>
+        <w:spacing w:line="276" w:lineRule="auto" w:after="0"/>
+        <w:ind w:firstLine="420"/>
       </w:pPr>
       <w:r>
         <w:rPr>
@@ -2999,19 +3090,19 @@
         <w:tblW w:type="pct" w:w="0.0"/>
         <w:tblLook w:firstRow="1" w:lastRow="0" w:firstColumn="0" w:lastColumn="0" w:noHBand="0" w:noVBand="0" w:val="0020"/>
         <w:tblBorders>
-          <w:top w:val="single" w:sz="4" w:space="0" w:color="BFBFBF"/>
-          <w:left w:val="single" w:sz="4" w:space="0" w:color="BFBFBF"/>
-          <w:bottom w:val="single" w:sz="4" w:space="0" w:color="BFBFBF"/>
-          <w:right w:val="single" w:sz="4" w:space="0" w:color="BFBFBF"/>
-          <w:insideH w:val="single" w:sz="4" w:space="0" w:color="BFBFBF"/>
-          <w:insideV w:val="single" w:sz="4" w:space="0" w:color="BFBFBF"/>
+          <w:top w:val="single" w:sz="4" w:space="0" w:color="000000"/>
+          <w:left w:val="single" w:sz="4" w:space="0" w:color="000000"/>
+          <w:bottom w:val="single" w:sz="4" w:space="0" w:color="000000"/>
+          <w:right w:val="single" w:sz="4" w:space="0" w:color="000000"/>
+          <w:insideH w:val="single" w:sz="4" w:space="0" w:color="000000"/>
+          <w:insideV w:val="single" w:sz="4" w:space="0" w:color="000000"/>
         </w:tblBorders>
       </w:tblPr>
       <w:tblGrid/>
       <w:tr>
         <w:tc>
           <w:tcPr>
-            <w:shd w:fill="EAEAEA"/>
+            <w:shd w:fill="FFFFFF"/>
           </w:tcPr>
           <w:p>
             <w:pPr>
@@ -3022,7 +3113,8 @@
             <w:r>
               <w:rPr>
                 <w:rFonts w:ascii="宋体" w:hAnsi="宋体" w:eastAsia="宋体"/>
-                <w:sz w:val="19"/>
+                <w:b/>
+                <w:sz w:val="21"/>
               </w:rPr>
               <w:t xml:space="preserve">数据集/工况</w:t>
             </w:r>
@@ -3030,7 +3122,7 @@
         </w:tc>
         <w:tc>
           <w:tcPr>
-            <w:shd w:fill="EAEAEA"/>
+            <w:shd w:fill="FFFFFF"/>
           </w:tcPr>
           <w:p>
             <w:pPr>
@@ -3041,7 +3133,8 @@
             <w:r>
               <w:rPr>
                 <w:rFonts w:ascii="宋体" w:hAnsi="宋体" w:eastAsia="宋体"/>
-                <w:sz w:val="19"/>
+                <w:b/>
+                <w:sz w:val="21"/>
               </w:rPr>
               <w:t xml:space="preserve">RMSE</w:t>
             </w:r>
@@ -3049,7 +3142,7 @@
         </w:tc>
         <w:tc>
           <w:tcPr>
-            <w:shd w:fill="EAEAEA"/>
+            <w:shd w:fill="FFFFFF"/>
           </w:tcPr>
           <w:p>
             <w:pPr>
@@ -3060,7 +3153,8 @@
             <w:r>
               <w:rPr>
                 <w:rFonts w:ascii="宋体" w:hAnsi="宋体" w:eastAsia="宋体"/>
-                <w:sz w:val="19"/>
+                <w:b/>
+                <w:sz w:val="21"/>
               </w:rPr>
               <w:t xml:space="preserve">NormalizedRMSE</w:t>
             </w:r>
@@ -3068,7 +3162,7 @@
         </w:tc>
         <w:tc>
           <w:tcPr>
-            <w:shd w:fill="EAEAEA"/>
+            <w:shd w:fill="FFFFFF"/>
           </w:tcPr>
           <w:p>
             <w:pPr>
@@ -3079,7 +3173,8 @@
             <w:r>
               <w:rPr>
                 <w:rFonts w:ascii="宋体" w:hAnsi="宋体" w:eastAsia="宋体"/>
-                <w:sz w:val="19"/>
+                <w:b/>
+                <w:sz w:val="21"/>
               </w:rPr>
               <w:t xml:space="preserve">R2</w:t>
             </w:r>
@@ -3087,7 +3182,7 @@
         </w:tc>
         <w:tc>
           <w:tcPr>
-            <w:shd w:fill="EAEAEA"/>
+            <w:shd w:fill="FFFFFF"/>
           </w:tcPr>
           <w:p>
             <w:pPr>
@@ -3098,7 +3193,8 @@
             <w:r>
               <w:rPr>
                 <w:rFonts w:ascii="宋体" w:hAnsi="宋体" w:eastAsia="宋体"/>
-                <w:sz w:val="19"/>
+                <w:b/>
+                <w:sz w:val="21"/>
               </w:rPr>
               <w:t xml:space="preserve">PHM2012 Score</w:t>
             </w:r>
@@ -3106,7 +3202,7 @@
         </w:tc>
         <w:tc>
           <w:tcPr>
-            <w:shd w:fill="EAEAEA"/>
+            <w:shd w:fill="FFFFFF"/>
           </w:tcPr>
           <w:p>
             <w:pPr>
@@ -3117,7 +3213,8 @@
             <w:r>
               <w:rPr>
                 <w:rFonts w:ascii="宋体" w:hAnsi="宋体" w:eastAsia="宋体"/>
-                <w:sz w:val="19"/>
+                <w:b/>
+                <w:sz w:val="21"/>
               </w:rPr>
               <w:t xml:space="preserve">Huang RUL Score</w:t>
             </w:r>
@@ -3135,7 +3232,7 @@
             <w:r>
               <w:rPr>
                 <w:rFonts w:ascii="宋体" w:hAnsi="宋体" w:eastAsia="宋体"/>
-                <w:sz w:val="19"/>
+                <w:sz w:val="21"/>
               </w:rPr>
               <w:t xml:space="preserve">XJTU-SY Condition 1</w:t>
             </w:r>
@@ -3151,7 +3248,7 @@
             <w:r>
               <w:rPr>
                 <w:rFonts w:ascii="宋体" w:hAnsi="宋体" w:eastAsia="宋体"/>
-                <w:sz w:val="19"/>
+                <w:sz w:val="21"/>
               </w:rPr>
               <w:t xml:space="preserve">2280.512</w:t>
             </w:r>
@@ -3167,7 +3264,7 @@
             <w:r>
               <w:rPr>
                 <w:rFonts w:ascii="宋体" w:hAnsi="宋体" w:eastAsia="宋体"/>
-                <w:sz w:val="19"/>
+                <w:sz w:val="21"/>
               </w:rPr>
               <w:t xml:space="preserve">0.603310</w:t>
             </w:r>
@@ -3183,7 +3280,7 @@
             <w:r>
               <w:rPr>
                 <w:rFonts w:ascii="宋体" w:hAnsi="宋体" w:eastAsia="宋体"/>
-                <w:sz w:val="19"/>
+                <w:sz w:val="21"/>
               </w:rPr>
               <w:t xml:space="preserve">-2.275391</w:t>
             </w:r>
@@ -3199,7 +3296,7 @@
             <w:r>
               <w:rPr>
                 <w:rFonts w:ascii="宋体" w:hAnsi="宋体" w:eastAsia="宋体"/>
-                <w:sz w:val="19"/>
+                <w:sz w:val="21"/>
               </w:rPr>
               <w:t xml:space="preserve">3053.993</w:t>
             </w:r>
@@ -3215,7 +3312,7 @@
             <w:r>
               <w:rPr>
                 <w:rFonts w:ascii="宋体" w:hAnsi="宋体" w:eastAsia="宋体"/>
-                <w:sz w:val="19"/>
+                <w:sz w:val="21"/>
               </w:rPr>
               <w:t xml:space="preserve">27.303331</w:t>
             </w:r>
@@ -3233,7 +3330,7 @@
             <w:r>
               <w:rPr>
                 <w:rFonts w:ascii="宋体" w:hAnsi="宋体" w:eastAsia="宋体"/>
-                <w:sz w:val="19"/>
+                <w:sz w:val="21"/>
               </w:rPr>
               <w:t xml:space="preserve">XJTU-SY Condition 2</w:t>
             </w:r>
@@ -3249,7 +3346,7 @@
             <w:r>
               <w:rPr>
                 <w:rFonts w:ascii="宋体" w:hAnsi="宋体" w:eastAsia="宋体"/>
-                <w:sz w:val="19"/>
+                <w:sz w:val="21"/>
               </w:rPr>
               <w:t xml:space="preserve">7688.563</w:t>
             </w:r>
@@ -3265,7 +3362,7 @@
             <w:r>
               <w:rPr>
                 <w:rFonts w:ascii="宋体" w:hAnsi="宋体" w:eastAsia="宋体"/>
-                <w:sz w:val="19"/>
+                <w:sz w:val="21"/>
               </w:rPr>
               <w:t xml:space="preserve">0.601609</w:t>
             </w:r>
@@ -3281,7 +3378,7 @@
             <w:r>
               <w:rPr>
                 <w:rFonts w:ascii="宋体" w:hAnsi="宋体" w:eastAsia="宋体"/>
-                <w:sz w:val="19"/>
+                <w:sz w:val="21"/>
               </w:rPr>
               <w:t xml:space="preserve">-2.257361</w:t>
             </w:r>
@@ -3297,7 +3394,7 @@
             <w:r>
               <w:rPr>
                 <w:rFonts w:ascii="宋体" w:hAnsi="宋体" w:eastAsia="宋体"/>
-                <w:sz w:val="19"/>
+                <w:sz w:val="21"/>
               </w:rPr>
               <w:t xml:space="preserve">3033.235</w:t>
             </w:r>
@@ -3313,7 +3410,7 @@
             <w:r>
               <w:rPr>
                 <w:rFonts w:ascii="宋体" w:hAnsi="宋体" w:eastAsia="宋体"/>
-                <w:sz w:val="19"/>
+                <w:sz w:val="21"/>
               </w:rPr>
               <w:t xml:space="preserve">27.385834</w:t>
             </w:r>
@@ -3331,7 +3428,7 @@
             <w:r>
               <w:rPr>
                 <w:rFonts w:ascii="宋体" w:hAnsi="宋体" w:eastAsia="宋体"/>
-                <w:sz w:val="19"/>
+                <w:sz w:val="21"/>
               </w:rPr>
               <w:t xml:space="preserve">XJTU-SY Condition 3</w:t>
             </w:r>
@@ -3347,7 +3444,7 @@
             <w:r>
               <w:rPr>
                 <w:rFonts w:ascii="宋体" w:hAnsi="宋体" w:eastAsia="宋体"/>
-                <w:sz w:val="19"/>
+                <w:sz w:val="21"/>
               </w:rPr>
               <w:t xml:space="preserve">5348.922</w:t>
             </w:r>
@@ -3363,7 +3460,7 @@
             <w:r>
               <w:rPr>
                 <w:rFonts w:ascii="宋体" w:hAnsi="宋体" w:eastAsia="宋体"/>
-                <w:sz w:val="19"/>
+                <w:sz w:val="21"/>
               </w:rPr>
               <w:t xml:space="preserve">0.602356</w:t>
             </w:r>
@@ -3379,7 +3476,7 @@
             <w:r>
               <w:rPr>
                 <w:rFonts w:ascii="宋体" w:hAnsi="宋体" w:eastAsia="宋体"/>
-                <w:sz w:val="19"/>
+                <w:sz w:val="21"/>
               </w:rPr>
               <w:t xml:space="preserve">-2.262244</w:t>
             </w:r>
@@ -3395,7 +3492,7 @@
             <w:r>
               <w:rPr>
                 <w:rFonts w:ascii="宋体" w:hAnsi="宋体" w:eastAsia="宋体"/>
-                <w:sz w:val="19"/>
+                <w:sz w:val="21"/>
               </w:rPr>
               <w:t xml:space="preserve">3042.942</w:t>
             </w:r>
@@ -3411,7 +3508,7 @@
             <w:r>
               <w:rPr>
                 <w:rFonts w:ascii="宋体" w:hAnsi="宋体" w:eastAsia="宋体"/>
-                <w:sz w:val="19"/>
+                <w:sz w:val="21"/>
               </w:rPr>
               <w:t xml:space="preserve">27.354392</w:t>
             </w:r>
@@ -3429,7 +3526,7 @@
             <w:r>
               <w:rPr>
                 <w:rFonts w:ascii="宋体" w:hAnsi="宋体" w:eastAsia="宋体"/>
-                <w:sz w:val="19"/>
+                <w:sz w:val="21"/>
               </w:rPr>
               <w:t xml:space="preserve">PHM2012 Condition 1</w:t>
             </w:r>
@@ -3445,7 +3542,7 @@
             <w:r>
               <w:rPr>
                 <w:rFonts w:ascii="宋体" w:hAnsi="宋体" w:eastAsia="宋体"/>
-                <w:sz w:val="19"/>
+                <w:sz w:val="21"/>
               </w:rPr>
               <w:t xml:space="preserve">9641.803</w:t>
             </w:r>
@@ -3461,7 +3558,7 @@
             <w:r>
               <w:rPr>
                 <w:rFonts w:ascii="宋体" w:hAnsi="宋体" w:eastAsia="宋体"/>
-                <w:sz w:val="19"/>
+                <w:sz w:val="21"/>
               </w:rPr>
               <w:t xml:space="preserve">1.337282</w:t>
             </w:r>
@@ -3477,7 +3574,7 @@
             <w:r>
               <w:rPr>
                 <w:rFonts w:ascii="宋体" w:hAnsi="宋体" w:eastAsia="宋体"/>
-                <w:sz w:val="19"/>
+                <w:sz w:val="21"/>
               </w:rPr>
               <w:t xml:space="preserve">-15.110842</w:t>
             </w:r>
@@ -3493,7 +3590,7 @@
             <w:r>
               <w:rPr>
                 <w:rFonts w:ascii="宋体" w:hAnsi="宋体" w:eastAsia="宋体"/>
-                <w:sz w:val="19"/>
+                <w:sz w:val="21"/>
               </w:rPr>
               <w:t xml:space="preserve">1369975.000</w:t>
             </w:r>
@@ -3509,7 +3606,7 @@
             <w:r>
               <w:rPr>
                 <w:rFonts w:ascii="宋体" w:hAnsi="宋体" w:eastAsia="宋体"/>
-                <w:sz w:val="19"/>
+                <w:sz w:val="21"/>
               </w:rPr>
               <w:t xml:space="preserve">31.989850</w:t>
             </w:r>
@@ -3527,7 +3624,7 @@
             <w:r>
               <w:rPr>
                 <w:rFonts w:ascii="宋体" w:hAnsi="宋体" w:eastAsia="宋体"/>
-                <w:sz w:val="19"/>
+                <w:sz w:val="21"/>
               </w:rPr>
               <w:t xml:space="preserve">PHM2012 Condition 2</w:t>
             </w:r>
@@ -3543,7 +3640,7 @@
             <w:r>
               <w:rPr>
                 <w:rFonts w:ascii="宋体" w:hAnsi="宋体" w:eastAsia="宋体"/>
-                <w:sz w:val="19"/>
+                <w:sz w:val="21"/>
               </w:rPr>
               <w:t xml:space="preserve">10065.537</w:t>
             </w:r>
@@ -3559,7 +3656,7 @@
             <w:r>
               <w:rPr>
                 <w:rFonts w:ascii="宋体" w:hAnsi="宋体" w:eastAsia="宋体"/>
-                <w:sz w:val="19"/>
+                <w:sz w:val="21"/>
               </w:rPr>
               <w:t xml:space="preserve">2.092627</w:t>
             </w:r>
@@ -3575,7 +3672,7 @@
             <w:r>
               <w:rPr>
                 <w:rFonts w:ascii="宋体" w:hAnsi="宋体" w:eastAsia="宋体"/>
-                <w:sz w:val="19"/>
+                <w:sz w:val="21"/>
               </w:rPr>
               <w:t xml:space="preserve">-38.470269</w:t>
             </w:r>
@@ -3591,7 +3688,7 @@
             <w:r>
               <w:rPr>
                 <w:rFonts w:ascii="宋体" w:hAnsi="宋体" w:eastAsia="宋体"/>
-                <w:sz w:val="19"/>
+                <w:sz w:val="21"/>
               </w:rPr>
               <w:t xml:space="preserve">514266800.000</w:t>
             </w:r>
@@ -3607,7 +3704,7 @@
             <w:r>
               <w:rPr>
                 <w:rFonts w:ascii="宋体" w:hAnsi="宋体" w:eastAsia="宋体"/>
-                <w:sz w:val="19"/>
+                <w:sz w:val="21"/>
               </w:rPr>
               <w:t xml:space="preserve">31.984371</w:t>
             </w:r>
@@ -3625,7 +3722,7 @@
             <w:r>
               <w:rPr>
                 <w:rFonts w:ascii="宋体" w:hAnsi="宋体" w:eastAsia="宋体"/>
-                <w:sz w:val="19"/>
+                <w:sz w:val="21"/>
               </w:rPr>
               <w:t xml:space="preserve">PHM2012 Condition 3</w:t>
             </w:r>
@@ -3641,7 +3738,7 @@
             <w:r>
               <w:rPr>
                 <w:rFonts w:ascii="宋体" w:hAnsi="宋体" w:eastAsia="宋体"/>
-                <w:sz w:val="19"/>
+                <w:sz w:val="21"/>
               </w:rPr>
               <w:t xml:space="preserve">1594.675</w:t>
             </w:r>
@@ -3657,7 +3754,7 @@
             <w:r>
               <w:rPr>
                 <w:rFonts w:ascii="宋体" w:hAnsi="宋体" w:eastAsia="宋体"/>
-                <w:sz w:val="19"/>
+                <w:sz w:val="21"/>
               </w:rPr>
               <w:t xml:space="preserve">1.130975</w:t>
             </w:r>
@@ -3673,7 +3770,7 @@
             <w:r>
               <w:rPr>
                 <w:rFonts w:ascii="宋体" w:hAnsi="宋体" w:eastAsia="宋体"/>
-                <w:sz w:val="19"/>
+                <w:sz w:val="21"/>
               </w:rPr>
               <w:t xml:space="preserve">-10.581817</w:t>
             </w:r>
@@ -3689,7 +3786,7 @@
             <w:r>
               <w:rPr>
                 <w:rFonts w:ascii="宋体" w:hAnsi="宋体" w:eastAsia="宋体"/>
-                <w:sz w:val="19"/>
+                <w:sz w:val="21"/>
               </w:rPr>
               <w:t xml:space="preserve">262471.400</w:t>
             </w:r>
@@ -3705,7 +3802,7 @@
             <w:r>
               <w:rPr>
                 <w:rFonts w:ascii="宋体" w:hAnsi="宋体" w:eastAsia="宋体"/>
-                <w:sz w:val="19"/>
+                <w:sz w:val="21"/>
               </w:rPr>
               <w:t xml:space="preserve">31.883923</w:t>
             </w:r>
@@ -3716,6 +3813,8 @@
     <w:p>
       <w:pPr>
         <w:pStyle w:val="BodyText"/>
+        <w:spacing w:line="276" w:lineRule="auto" w:after="0"/>
+        <w:ind w:firstLine="420"/>
       </w:pPr>
       <w:r>
         <w:rPr>
@@ -3732,7 +3831,7 @@
       </w:pPr>
       <w:r>
         <w:rPr>
-          <w:rFonts w:ascii="黑体" w:hAnsi="黑体" w:eastAsia="黑体"/>
+          <w:rFonts w:ascii="宋体" w:hAnsi="宋体" w:eastAsia="宋体"/>
         </w:rPr>
         <w:t xml:space="preserve">6.4 误差分析</w:t>
       </w:r>
@@ -3740,6 +3839,8 @@
     <w:p>
       <w:pPr>
         <w:pStyle w:val="FirstParagraph"/>
+        <w:spacing w:line="276" w:lineRule="auto" w:after="0"/>
+        <w:ind w:firstLine="420"/>
       </w:pPr>
       <w:r>
         <w:rPr>
@@ -3755,6 +3856,8 @@
           <w:numId w:val="1003"/>
         </w:numPr>
         <w:pStyle w:val="Compact"/>
+        <w:spacing w:line="276" w:lineRule="auto" w:after="0"/>
+        <w:ind w:firstLine="420"/>
       </w:pPr>
       <w:r>
         <w:rPr>
@@ -3770,6 +3873,8 @@
           <w:numId w:val="1003"/>
         </w:numPr>
         <w:pStyle w:val="Compact"/>
+        <w:spacing w:line="276" w:lineRule="auto" w:after="0"/>
+        <w:ind w:firstLine="420"/>
       </w:pPr>
       <w:r>
         <w:rPr>
@@ -3810,6 +3915,8 @@
           <w:numId w:val="1003"/>
         </w:numPr>
         <w:pStyle w:val="Compact"/>
+        <w:spacing w:line="276" w:lineRule="auto" w:after="0"/>
+        <w:ind w:firstLine="420"/>
       </w:pPr>
       <w:r>
         <w:rPr>
@@ -3825,6 +3932,8 @@
           <w:numId w:val="1003"/>
         </w:numPr>
         <w:pStyle w:val="Compact"/>
+        <w:spacing w:line="276" w:lineRule="auto" w:after="0"/>
+        <w:ind w:firstLine="420"/>
       </w:pPr>
       <w:r>
         <w:rPr>
@@ -3836,6 +3945,8 @@
     <w:p>
       <w:pPr>
         <w:pStyle w:val="FirstParagraph"/>
+        <w:spacing w:line="276" w:lineRule="auto" w:after="0"/>
+        <w:ind w:firstLine="420"/>
       </w:pPr>
       <w:r>
         <w:rPr>
@@ -3901,7 +4012,7 @@
       </w:pPr>
       <w:r>
         <w:rPr>
-          <w:rFonts w:ascii="黑体" w:hAnsi="黑体" w:eastAsia="黑体"/>
+          <w:rFonts w:ascii="宋体" w:hAnsi="宋体" w:eastAsia="宋体"/>
         </w:rPr>
         <w:t xml:space="preserve">7. 软件工程实践</w:t>
       </w:r>
@@ -3909,6 +4020,8 @@
     <w:p>
       <w:pPr>
         <w:pStyle w:val="FirstParagraph"/>
+        <w:spacing w:line="276" w:lineRule="auto" w:after="0"/>
+        <w:ind w:firstLine="420"/>
       </w:pPr>
       <w:r>
         <w:rPr>
@@ -3924,6 +4037,8 @@
           <w:numId w:val="1004"/>
         </w:numPr>
         <w:pStyle w:val="Compact"/>
+        <w:spacing w:line="276" w:lineRule="auto" w:after="0"/>
+        <w:ind w:firstLine="420"/>
       </w:pPr>
       <w:r>
         <w:rPr>
@@ -3964,6 +4079,8 @@
           <w:numId w:val="1004"/>
         </w:numPr>
         <w:pStyle w:val="Compact"/>
+        <w:spacing w:line="276" w:lineRule="auto" w:after="0"/>
+        <w:ind w:firstLine="420"/>
       </w:pPr>
       <w:r>
         <w:rPr>
@@ -4004,6 +4121,8 @@
           <w:numId w:val="1004"/>
         </w:numPr>
         <w:pStyle w:val="Compact"/>
+        <w:spacing w:line="276" w:lineRule="auto" w:after="0"/>
+        <w:ind w:firstLine="420"/>
       </w:pPr>
       <w:r>
         <w:rPr>
@@ -4019,6 +4138,8 @@
           <w:numId w:val="1004"/>
         </w:numPr>
         <w:pStyle w:val="Compact"/>
+        <w:spacing w:line="276" w:lineRule="auto" w:after="0"/>
+        <w:ind w:firstLine="420"/>
       </w:pPr>
       <w:r>
         <w:rPr>
@@ -4059,6 +4180,8 @@
           <w:numId w:val="1004"/>
         </w:numPr>
         <w:pStyle w:val="Compact"/>
+        <w:spacing w:line="276" w:lineRule="auto" w:after="0"/>
+        <w:ind w:firstLine="420"/>
       </w:pPr>
       <w:r>
         <w:rPr>
@@ -4074,6 +4197,8 @@
           <w:numId w:val="1004"/>
         </w:numPr>
         <w:pStyle w:val="Compact"/>
+        <w:spacing w:line="276" w:lineRule="auto" w:after="0"/>
+        <w:ind w:firstLine="420"/>
       </w:pPr>
       <w:r>
         <w:rPr>
@@ -4090,7 +4215,7 @@
       </w:pPr>
       <w:r>
         <w:rPr>
-          <w:rFonts w:ascii="黑体" w:hAnsi="黑体" w:eastAsia="黑体"/>
+          <w:rFonts w:ascii="宋体" w:hAnsi="宋体" w:eastAsia="宋体"/>
         </w:rPr>
         <w:t xml:space="preserve">8. 结论</w:t>
       </w:r>
@@ -4098,6 +4223,8 @@
     <w:p>
       <w:pPr>
         <w:pStyle w:val="FirstParagraph"/>
+        <w:spacing w:line="276" w:lineRule="auto" w:after="0"/>
+        <w:ind w:firstLine="420"/>
       </w:pPr>
       <w:r>
         <w:rPr>
@@ -4114,7 +4241,7 @@
       </w:pPr>
       <w:r>
         <w:rPr>
-          <w:rFonts w:ascii="黑体" w:hAnsi="黑体" w:eastAsia="黑体"/>
+          <w:rFonts w:ascii="宋体" w:hAnsi="宋体" w:eastAsia="宋体"/>
         </w:rPr>
         <w:t xml:space="preserve">参考文献</w:t>
       </w:r>
@@ -4122,6 +4249,8 @@
     <w:p>
       <w:pPr>
         <w:pStyle w:val="FirstParagraph"/>
+        <w:spacing w:line="276" w:lineRule="auto" w:after="0"/>
+        <w:ind w:firstLine="420"/>
       </w:pPr>
       <w:r>
         <w:rPr>
@@ -4133,6 +4262,8 @@
     <w:p>
       <w:pPr>
         <w:pStyle w:val="BodyText"/>
+        <w:spacing w:line="276" w:lineRule="auto" w:after="0"/>
+        <w:ind w:firstLine="420"/>
       </w:pPr>
       <w:r>
         <w:rPr>
@@ -4144,6 +4275,8 @@
     <w:p>
       <w:pPr>
         <w:pStyle w:val="BodyText"/>
+        <w:spacing w:line="276" w:lineRule="auto" w:after="0"/>
+        <w:ind w:firstLine="420"/>
       </w:pPr>
       <w:r>
         <w:rPr>
@@ -4155,6 +4288,8 @@
     <w:p>
       <w:pPr>
         <w:pStyle w:val="BodyText"/>
+        <w:spacing w:line="276" w:lineRule="auto" w:after="0"/>
+        <w:ind w:firstLine="420"/>
       </w:pPr>
       <w:r>
         <w:rPr>
@@ -4166,6 +4301,8 @@
     <w:p>
       <w:pPr>
         <w:pStyle w:val="BodyText"/>
+        <w:spacing w:line="276" w:lineRule="auto" w:after="0"/>
+        <w:ind w:firstLine="420"/>
       </w:pPr>
       <w:r>
         <w:rPr>
@@ -4177,6 +4314,8 @@
     <w:p>
       <w:pPr>
         <w:pStyle w:val="BodyText"/>
+        <w:spacing w:line="276" w:lineRule="auto" w:after="0"/>
+        <w:ind w:firstLine="420"/>
       </w:pPr>
       <w:r>
         <w:rPr>
@@ -4188,7 +4327,7 @@
     <w:bookmarkEnd w:id="41"/>
     <w:bookmarkEnd w:id="42"/>
     <w:sectPr>
-      <w:pgMar w:top="1361" w:bottom="1247" w:left="1417" w:right="1417"/>
+      <w:pgMar w:top="1440" w:bottom="1440" w:left="1797" w:right="1797"/>
     </w:sectPr>
   </w:body>
 </w:document>
@@ -4562,12 +4701,20 @@
       <w:spacing w:after="180" w:before="180"/>
     </w:pPr>
     <w:qFormat/>
+    <w:rPr>
+      <w:rFonts w:ascii="宋体" w:hAnsi="宋体" w:eastAsia="宋体"/>
+      <w:sz w:val="21"/>
+    </w:rPr>
   </w:style>
   <w:style w:customStyle="1" w:styleId="FirstParagraph" w:type="paragraph">
     <w:name w:val="First Paragraph"/>
     <w:basedOn w:val="BodyText"/>
     <w:next w:val="BodyText"/>
     <w:qFormat/>
+    <w:rPr>
+      <w:rFonts w:ascii="宋体" w:hAnsi="宋体" w:eastAsia="宋体"/>
+      <w:sz w:val="21"/>
+    </w:rPr>
   </w:style>
   <w:style w:customStyle="1" w:styleId="Compact" w:type="paragraph">
     <w:name w:val="Compact"/>
@@ -4576,6 +4723,10 @@
     <w:pPr>
       <w:spacing w:after="36" w:before="36"/>
     </w:pPr>
+    <w:rPr>
+      <w:rFonts w:ascii="宋体" w:hAnsi="宋体" w:eastAsia="宋体"/>
+      <w:sz w:val="21"/>
+    </w:rPr>
   </w:style>
   <w:style w:styleId="Title" w:type="paragraph">
     <w:name w:val="Title"/>
@@ -4593,7 +4744,7 @@
       <w:b/>
       <w:bCs/>
       <w:color w:themeColor="accent1" w:themeShade="B5" w:val="345A8A"/>
-      <w:sz w:val="40"/>
+      <w:sz w:val="36"/>
       <w:szCs w:val="36"/>
     </w:rPr>
   </w:style>
@@ -4669,11 +4820,11 @@
       <w:outlineLvl w:val="0"/>
     </w:pPr>
     <w:rPr>
-      <w:rFonts w:asciiTheme="majorHAnsi" w:cstheme="majorBidi" w:eastAsiaTheme="majorEastAsia" w:hAnsiTheme="majorHAnsi"/>
+      <w:rFonts w:asciiTheme="majorHAnsi" w:cstheme="majorBidi" w:eastAsiaTheme="majorEastAsia" w:hAnsiTheme="majorHAnsi" w:ascii="宋体" w:hAnsi="宋体" w:eastAsia="宋体"/>
       <w:b/>
       <w:bCs/>
       <w:color w:themeColor="accent1" w:val="4F81BD"/>
-      <w:sz w:val="32"/>
+      <w:sz w:val="48"/>
       <w:szCs w:val="32"/>
     </w:rPr>
   </w:style>
@@ -4691,11 +4842,11 @@
       <w:outlineLvl w:val="1"/>
     </w:pPr>
     <w:rPr>
-      <w:rFonts w:asciiTheme="majorHAnsi" w:cstheme="majorBidi" w:eastAsiaTheme="majorEastAsia" w:hAnsiTheme="majorHAnsi"/>
+      <w:rFonts w:asciiTheme="majorHAnsi" w:cstheme="majorBidi" w:eastAsiaTheme="majorEastAsia" w:hAnsiTheme="majorHAnsi" w:ascii="宋体" w:hAnsi="宋体" w:eastAsia="宋体"/>
       <w:b/>
       <w:bCs/>
       <w:color w:themeColor="accent1" w:val="4F81BD"/>
-      <w:sz w:val="28"/>
+      <w:sz w:val="36"/>
       <w:szCs w:val="28"/>
     </w:rPr>
   </w:style>
@@ -4713,11 +4864,11 @@
       <w:outlineLvl w:val="2"/>
     </w:pPr>
     <w:rPr>
-      <w:rFonts w:asciiTheme="majorHAnsi" w:cstheme="majorBidi" w:eastAsiaTheme="majorEastAsia" w:hAnsiTheme="majorHAnsi"/>
+      <w:rFonts w:asciiTheme="majorHAnsi" w:cstheme="majorBidi" w:eastAsiaTheme="majorEastAsia" w:hAnsiTheme="majorHAnsi" w:ascii="宋体" w:hAnsi="宋体" w:eastAsia="宋体"/>
       <w:b/>
       <w:bCs/>
       <w:color w:themeColor="accent1" w:val="4F81BD"/>
-      <w:sz w:val="24"/>
+      <w:sz w:val="27"/>
       <w:szCs w:val="24"/>
     </w:rPr>
   </w:style>
@@ -4735,8 +4886,9 @@
       <w:outlineLvl w:val="3"/>
     </w:pPr>
     <w:rPr>
-      <w:rFonts w:asciiTheme="majorHAnsi" w:cstheme="majorBidi" w:eastAsiaTheme="majorEastAsia" w:hAnsiTheme="majorHAnsi"/>
+      <w:rFonts w:asciiTheme="majorHAnsi" w:cstheme="majorBidi" w:eastAsiaTheme="majorEastAsia" w:hAnsiTheme="majorHAnsi" w:ascii="宋体" w:hAnsi="宋体" w:eastAsia="宋体"/>
       <w:i/>
+      <w:b/>
       <w:bCs/>
       <w:color w:themeColor="accent1" w:val="4F81BD"/>
       <w:sz w:val="24"/>

--- a/docx/final/18_项目技术论文.docx
+++ b/docx/final/18_项目技术论文.docx
@@ -38,6 +38,7 @@
         <w:rPr>
           <w:rFonts w:ascii="宋体" w:hAnsi="宋体" w:eastAsia="宋体"/>
           <w:b/>
+          <w:color w:val="000000"/>
           <w:sz w:val="48"/>
         </w:rPr>
         <w:t xml:space="preserve">工业轴承设备剩余寿命预测系统的实现：项目技术论文</w:t>
@@ -51,6 +52,7 @@
       <w:r>
         <w:rPr>
           <w:rFonts w:ascii="宋体" w:hAnsi="宋体" w:eastAsia="宋体"/>
+          <w:color w:val="000000"/>
         </w:rPr>
         <w:t xml:space="preserve">文档信息</w:t>
       </w:r>
@@ -85,6 +87,7 @@
               <w:rPr>
                 <w:rFonts w:ascii="宋体" w:hAnsi="宋体" w:eastAsia="宋体"/>
                 <w:b/>
+                <w:color w:val="000000"/>
                 <w:sz w:val="21"/>
               </w:rPr>
               <w:t xml:space="preserve">项目</w:t>
@@ -105,6 +108,7 @@
               <w:rPr>
                 <w:rFonts w:ascii="宋体" w:hAnsi="宋体" w:eastAsia="宋体"/>
                 <w:b/>
+                <w:color w:val="000000"/>
                 <w:sz w:val="21"/>
               </w:rPr>
               <w:t xml:space="preserve">内容</w:t>
@@ -123,6 +127,7 @@
             <w:r>
               <w:rPr>
                 <w:rFonts w:ascii="宋体" w:hAnsi="宋体" w:eastAsia="宋体"/>
+                <w:color w:val="000000"/>
                 <w:sz w:val="21"/>
               </w:rPr>
               <w:t xml:space="preserve">文档名称</w:t>
@@ -139,6 +144,7 @@
             <w:r>
               <w:rPr>
                 <w:rFonts w:ascii="宋体" w:hAnsi="宋体" w:eastAsia="宋体"/>
+                <w:color w:val="000000"/>
                 <w:sz w:val="21"/>
               </w:rPr>
               <w:t xml:space="preserve">项目技术论文</w:t>
@@ -157,6 +163,7 @@
             <w:r>
               <w:rPr>
                 <w:rFonts w:ascii="宋体" w:hAnsi="宋体" w:eastAsia="宋体"/>
+                <w:color w:val="000000"/>
                 <w:sz w:val="21"/>
               </w:rPr>
               <w:t xml:space="preserve">文档编号</w:t>
@@ -173,6 +180,7 @@
             <w:r>
               <w:rPr>
                 <w:rFonts w:ascii="宋体" w:hAnsi="宋体" w:eastAsia="宋体"/>
+                <w:color w:val="000000"/>
                 <w:sz w:val="21"/>
               </w:rPr>
               <w:t xml:space="preserve">SE-PHM-FINAL-18</w:t>
@@ -191,6 +199,7 @@
             <w:r>
               <w:rPr>
                 <w:rFonts w:ascii="宋体" w:hAnsi="宋体" w:eastAsia="宋体"/>
+                <w:color w:val="000000"/>
                 <w:sz w:val="21"/>
               </w:rPr>
               <w:t xml:space="preserve">文档阶段</w:t>
@@ -207,6 +216,7 @@
             <w:r>
               <w:rPr>
                 <w:rFonts w:ascii="宋体" w:hAnsi="宋体" w:eastAsia="宋体"/>
+                <w:color w:val="000000"/>
                 <w:sz w:val="21"/>
               </w:rPr>
               <w:t xml:space="preserve">结题</w:t>
@@ -225,6 +235,7 @@
             <w:r>
               <w:rPr>
                 <w:rFonts w:ascii="宋体" w:hAnsi="宋体" w:eastAsia="宋体"/>
+                <w:color w:val="000000"/>
                 <w:sz w:val="21"/>
               </w:rPr>
               <w:t xml:space="preserve">项目名称</w:t>
@@ -241,6 +252,7 @@
             <w:r>
               <w:rPr>
                 <w:rFonts w:ascii="宋体" w:hAnsi="宋体" w:eastAsia="宋体"/>
+                <w:color w:val="000000"/>
                 <w:sz w:val="21"/>
               </w:rPr>
               <w:t xml:space="preserve">工业轴承设备剩余寿命预测系统的实现</w:t>
@@ -259,6 +271,7 @@
             <w:r>
               <w:rPr>
                 <w:rFonts w:ascii="宋体" w:hAnsi="宋体" w:eastAsia="宋体"/>
+                <w:color w:val="000000"/>
                 <w:sz w:val="21"/>
               </w:rPr>
               <w:t xml:space="preserve">课程</w:t>
@@ -275,6 +288,7 @@
             <w:r>
               <w:rPr>
                 <w:rFonts w:ascii="宋体" w:hAnsi="宋体" w:eastAsia="宋体"/>
+                <w:color w:val="000000"/>
                 <w:sz w:val="21"/>
               </w:rPr>
               <w:t xml:space="preserve">中国科学技术大学软件学院《软件工程》</w:t>
@@ -293,6 +307,7 @@
             <w:r>
               <w:rPr>
                 <w:rFonts w:ascii="宋体" w:hAnsi="宋体" w:eastAsia="宋体"/>
+                <w:color w:val="000000"/>
                 <w:sz w:val="21"/>
               </w:rPr>
               <w:t xml:space="preserve">指导老师</w:t>
@@ -309,6 +324,7 @@
             <w:r>
               <w:rPr>
                 <w:rFonts w:ascii="宋体" w:hAnsi="宋体" w:eastAsia="宋体"/>
+                <w:color w:val="000000"/>
                 <w:sz w:val="21"/>
               </w:rPr>
               <w:t xml:space="preserve">zjf</w:t>
@@ -327,6 +343,7 @@
             <w:r>
               <w:rPr>
                 <w:rFonts w:ascii="宋体" w:hAnsi="宋体" w:eastAsia="宋体"/>
+                <w:color w:val="000000"/>
                 <w:sz w:val="21"/>
               </w:rPr>
               <w:t xml:space="preserve">小组成员</w:t>
@@ -343,6 +360,7 @@
             <w:r>
               <w:rPr>
                 <w:rFonts w:ascii="宋体" w:hAnsi="宋体" w:eastAsia="宋体"/>
+                <w:color w:val="000000"/>
                 <w:sz w:val="21"/>
               </w:rPr>
               <w:t xml:space="preserve">zyj、cyy、zdh、zy</w:t>
@@ -361,6 +379,7 @@
             <w:r>
               <w:rPr>
                 <w:rFonts w:ascii="宋体" w:hAnsi="宋体" w:eastAsia="宋体"/>
+                <w:color w:val="000000"/>
                 <w:sz w:val="21"/>
               </w:rPr>
               <w:t xml:space="preserve">文档负责人</w:t>
@@ -377,6 +396,7 @@
             <w:r>
               <w:rPr>
                 <w:rFonts w:ascii="宋体" w:hAnsi="宋体" w:eastAsia="宋体"/>
+                <w:color w:val="000000"/>
                 <w:sz w:val="21"/>
               </w:rPr>
               <w:t xml:space="preserve">zyj</w:t>
@@ -395,6 +415,7 @@
             <w:r>
               <w:rPr>
                 <w:rFonts w:ascii="宋体" w:hAnsi="宋体" w:eastAsia="宋体"/>
+                <w:color w:val="000000"/>
                 <w:sz w:val="21"/>
               </w:rPr>
               <w:t xml:space="preserve">参与编写</w:t>
@@ -411,6 +432,7 @@
             <w:r>
               <w:rPr>
                 <w:rFonts w:ascii="宋体" w:hAnsi="宋体" w:eastAsia="宋体"/>
+                <w:color w:val="000000"/>
                 <w:sz w:val="21"/>
               </w:rPr>
               <w:t xml:space="preserve">cyy、zdh、zy</w:t>
@@ -429,6 +451,7 @@
             <w:r>
               <w:rPr>
                 <w:rFonts w:ascii="宋体" w:hAnsi="宋体" w:eastAsia="宋体"/>
+                <w:color w:val="000000"/>
                 <w:sz w:val="21"/>
               </w:rPr>
               <w:t xml:space="preserve">版本</w:t>
@@ -445,6 +468,7 @@
             <w:r>
               <w:rPr>
                 <w:rFonts w:ascii="宋体" w:hAnsi="宋体" w:eastAsia="宋体"/>
+                <w:color w:val="000000"/>
                 <w:sz w:val="21"/>
               </w:rPr>
               <w:t xml:space="preserve">V3.0</w:t>
@@ -463,6 +487,7 @@
             <w:r>
               <w:rPr>
                 <w:rFonts w:ascii="宋体" w:hAnsi="宋体" w:eastAsia="宋体"/>
+                <w:color w:val="000000"/>
                 <w:sz w:val="21"/>
               </w:rPr>
               <w:t xml:space="preserve">修订日期</w:t>
@@ -479,6 +504,7 @@
             <w:r>
               <w:rPr>
                 <w:rFonts w:ascii="宋体" w:hAnsi="宋体" w:eastAsia="宋体"/>
+                <w:color w:val="000000"/>
                 <w:sz w:val="21"/>
               </w:rPr>
               <w:t xml:space="preserve">2026-06-14</w:t>
@@ -497,6 +523,7 @@
             <w:r>
               <w:rPr>
                 <w:rFonts w:ascii="宋体" w:hAnsi="宋体" w:eastAsia="宋体"/>
+                <w:color w:val="000000"/>
                 <w:sz w:val="21"/>
               </w:rPr>
               <w:t xml:space="preserve">归档形式</w:t>
@@ -513,6 +540,7 @@
             <w:r>
               <w:rPr>
                 <w:rFonts w:ascii="宋体" w:hAnsi="宋体" w:eastAsia="宋体"/>
+                <w:color w:val="000000"/>
                 <w:sz w:val="21"/>
               </w:rPr>
               <w:t xml:space="preserve">Markdown 源文件、PDF、DOCX</w:t>
@@ -531,6 +559,7 @@
             <w:r>
               <w:rPr>
                 <w:rFonts w:ascii="宋体" w:hAnsi="宋体" w:eastAsia="宋体"/>
+                <w:color w:val="000000"/>
                 <w:sz w:val="21"/>
               </w:rPr>
               <w:t xml:space="preserve">内容基线</w:t>
@@ -547,6 +576,7 @@
             <w:r>
               <w:rPr>
                 <w:rFonts w:ascii="宋体" w:hAnsi="宋体" w:eastAsia="宋体"/>
+                <w:color w:val="000000"/>
                 <w:sz w:val="21"/>
               </w:rPr>
               <w:t xml:space="preserve">系统设计、数据特征、模型、实验和软件工程实践</w:t>
@@ -564,6 +594,7 @@
       <w:r>
         <w:rPr>
           <w:rFonts w:ascii="宋体" w:hAnsi="宋体" w:eastAsia="宋体"/>
+          <w:color w:val="000000"/>
         </w:rPr>
         <w:t xml:space="preserve">修订记录</w:t>
       </w:r>
@@ -598,6 +629,7 @@
               <w:rPr>
                 <w:rFonts w:ascii="宋体" w:hAnsi="宋体" w:eastAsia="宋体"/>
                 <w:b/>
+                <w:color w:val="000000"/>
                 <w:sz w:val="21"/>
               </w:rPr>
               <w:t xml:space="preserve">版本</w:t>
@@ -618,6 +650,7 @@
               <w:rPr>
                 <w:rFonts w:ascii="宋体" w:hAnsi="宋体" w:eastAsia="宋体"/>
                 <w:b/>
+                <w:color w:val="000000"/>
                 <w:sz w:val="21"/>
               </w:rPr>
               <w:t xml:space="preserve">日期</w:t>
@@ -638,6 +671,7 @@
               <w:rPr>
                 <w:rFonts w:ascii="宋体" w:hAnsi="宋体" w:eastAsia="宋体"/>
                 <w:b/>
+                <w:color w:val="000000"/>
                 <w:sz w:val="21"/>
               </w:rPr>
               <w:t xml:space="preserve">编写人</w:t>
@@ -658,6 +692,7 @@
               <w:rPr>
                 <w:rFonts w:ascii="宋体" w:hAnsi="宋体" w:eastAsia="宋体"/>
                 <w:b/>
+                <w:color w:val="000000"/>
                 <w:sz w:val="21"/>
               </w:rPr>
               <w:t xml:space="preserve">说明</w:t>
@@ -676,6 +711,7 @@
             <w:r>
               <w:rPr>
                 <w:rFonts w:ascii="宋体" w:hAnsi="宋体" w:eastAsia="宋体"/>
+                <w:color w:val="000000"/>
                 <w:sz w:val="21"/>
               </w:rPr>
               <w:t xml:space="preserve">V1.0</w:t>
@@ -692,6 +728,7 @@
             <w:r>
               <w:rPr>
                 <w:rFonts w:ascii="宋体" w:hAnsi="宋体" w:eastAsia="宋体"/>
+                <w:color w:val="000000"/>
                 <w:sz w:val="21"/>
               </w:rPr>
               <w:t xml:space="preserve">2025-11-10</w:t>
@@ -708,6 +745,7 @@
             <w:r>
               <w:rPr>
                 <w:rFonts w:ascii="宋体" w:hAnsi="宋体" w:eastAsia="宋体"/>
+                <w:color w:val="000000"/>
                 <w:sz w:val="21"/>
               </w:rPr>
               <w:t xml:space="preserve">项目组</w:t>
@@ -724,6 +762,7 @@
             <w:r>
               <w:rPr>
                 <w:rFonts w:ascii="宋体" w:hAnsi="宋体" w:eastAsia="宋体"/>
+                <w:color w:val="000000"/>
                 <w:sz w:val="21"/>
               </w:rPr>
               <w:t xml:space="preserve">根据开题阶段目标整理 RUL 预测系统研究背景和初步方案</w:t>
@@ -742,6 +781,7 @@
             <w:r>
               <w:rPr>
                 <w:rFonts w:ascii="宋体" w:hAnsi="宋体" w:eastAsia="宋体"/>
+                <w:color w:val="000000"/>
                 <w:sz w:val="21"/>
               </w:rPr>
               <w:t xml:space="preserve">V2.0</w:t>
@@ -758,6 +798,7 @@
             <w:r>
               <w:rPr>
                 <w:rFonts w:ascii="宋体" w:hAnsi="宋体" w:eastAsia="宋体"/>
+                <w:color w:val="000000"/>
                 <w:sz w:val="21"/>
               </w:rPr>
               <w:t xml:space="preserve">2026-03-12</w:t>
@@ -774,6 +815,7 @@
             <w:r>
               <w:rPr>
                 <w:rFonts w:ascii="宋体" w:hAnsi="宋体" w:eastAsia="宋体"/>
+                <w:color w:val="000000"/>
                 <w:sz w:val="21"/>
               </w:rPr>
               <w:t xml:space="preserve">项目组</w:t>
@@ -790,6 +832,7 @@
             <w:r>
               <w:rPr>
                 <w:rFonts w:ascii="宋体" w:hAnsi="宋体" w:eastAsia="宋体"/>
+                <w:color w:val="000000"/>
                 <w:sz w:val="21"/>
               </w:rPr>
               <w:t xml:space="preserve">补充 XJTU-SY、PHM2012 数据理解和系统分层设计</w:t>
@@ -808,6 +851,7 @@
             <w:r>
               <w:rPr>
                 <w:rFonts w:ascii="宋体" w:hAnsi="宋体" w:eastAsia="宋体"/>
+                <w:color w:val="000000"/>
                 <w:sz w:val="21"/>
               </w:rPr>
               <w:t xml:space="preserve">V3.0</w:t>
@@ -824,6 +868,7 @@
             <w:r>
               <w:rPr>
                 <w:rFonts w:ascii="宋体" w:hAnsi="宋体" w:eastAsia="宋体"/>
+                <w:color w:val="000000"/>
                 <w:sz w:val="21"/>
               </w:rPr>
               <w:t xml:space="preserve">2026-06-14</w:t>
@@ -840,6 +885,7 @@
             <w:r>
               <w:rPr>
                 <w:rFonts w:ascii="宋体" w:hAnsi="宋体" w:eastAsia="宋体"/>
+                <w:color w:val="000000"/>
                 <w:sz w:val="21"/>
               </w:rPr>
               <w:t xml:space="preserve">项目组</w:t>
@@ -856,6 +902,7 @@
             <w:r>
               <w:rPr>
                 <w:rFonts w:ascii="宋体" w:hAnsi="宋体" w:eastAsia="宋体"/>
+                <w:color w:val="000000"/>
                 <w:sz w:val="21"/>
               </w:rPr>
               <w:t xml:space="preserve">补充两篇论文复现实验、指标表、误差分析和参考文献</w:t>
@@ -873,6 +920,7 @@
       <w:r>
         <w:rPr>
           <w:rFonts w:ascii="宋体" w:hAnsi="宋体" w:eastAsia="宋体"/>
+          <w:color w:val="000000"/>
         </w:rPr>
         <w:t xml:space="preserve">摘要</w:t>
       </w:r>
@@ -886,6 +934,7 @@
       <w:r>
         <w:rPr>
           <w:rFonts w:ascii="宋体" w:hAnsi="宋体" w:eastAsia="宋体"/>
+          <w:color w:val="000000"/>
         </w:rPr>
         <w:t xml:space="preserve">针对工业轴承预测性维护中的剩余寿命预测需求，本文设计并实现了一个面向课程实践的轴承 RUL 预测系统。系统以 XJTU-SY 和 PHM2012/FEMTO 数据集为主要实验对象，完成数据加载、信号预处理、特征提取、标签生成、模型训练、指标评估和实验记录的完整流程。实现过程中，项目重点解决了两个问题：一是不同数据集目录结构、采样间隔和 RUL 语义不一致；二是课程范围内需要在可运行时间内完成真实训练和论文复现。系统通过 loader 层统一实体抽象，通过 19 维时频域特征和特征序列标签器统一模型输入，并补充 Huang RUL Score、NormalizedRMSE、方向性偏差等 RUL 指标。结题阶段复现了 Huang 等 CNN-LSTM-AM 和 Jiang 等 xLSTM-Transformer 两篇论文的核心流程，在真实数据上完成 8 epoch 小规模训练，生成了可追溯的指标表和训练记录。</w:t>
       </w:r>
@@ -899,6 +948,7 @@
       <w:r>
         <w:rPr>
           <w:rFonts w:ascii="宋体" w:hAnsi="宋体" w:eastAsia="宋体"/>
+          <w:color w:val="000000"/>
         </w:rPr>
         <w:t xml:space="preserve">关键词：预测性维护；滚动轴承；剩余寿命预测；RUL；深度学习；软件工程</w:t>
       </w:r>
@@ -912,6 +962,7 @@
       <w:r>
         <w:rPr>
           <w:rFonts w:ascii="宋体" w:hAnsi="宋体" w:eastAsia="宋体"/>
+          <w:color w:val="000000"/>
         </w:rPr>
         <w:t xml:space="preserve">1. 引言</w:t>
       </w:r>
@@ -925,6 +976,7 @@
       <w:r>
         <w:rPr>
           <w:rFonts w:ascii="宋体" w:hAnsi="宋体" w:eastAsia="宋体"/>
+          <w:color w:val="000000"/>
         </w:rPr>
         <w:t xml:space="preserve">滚动轴承是旋转机械中的关键部件，其退化状态直接影响设备安全和生产稳定性。传统定期维护容易造成维护不足或过度维护，预测性维护通过振动信号分析和剩余寿命预测，为设备维护决策提供更细粒度依据。</w:t>
       </w:r>
@@ -938,6 +990,7 @@
       <w:r>
         <w:rPr>
           <w:rFonts w:ascii="宋体" w:hAnsi="宋体" w:eastAsia="宋体"/>
+          <w:color w:val="000000"/>
         </w:rPr>
         <w:t xml:space="preserve">本项目的目标不是构建单一算法脚本，而是从软件工程角度实现一个可扩展、可测试、可复现实验的轴承 RUL 预测系统。系统强调统一数据抽象、统一训练接口、实验可追踪和文档可交付。</w:t>
       </w:r>
@@ -951,6 +1004,7 @@
       <w:r>
         <w:rPr>
           <w:rFonts w:ascii="宋体" w:hAnsi="宋体" w:eastAsia="宋体"/>
+          <w:color w:val="000000"/>
         </w:rPr>
         <w:t xml:space="preserve">本文后续内容安排如下：第 2 节介绍相关工作和复现选择，第 3 节说明数据集与特征分析，第 4 节说明系统设计，第 5 节说明模型与指标，第 6 节给出实验结果和误差分析，第 7 节总结软件工程实践。</w:t>
       </w:r>
@@ -964,6 +1018,7 @@
       <w:r>
         <w:rPr>
           <w:rFonts w:ascii="宋体" w:hAnsi="宋体" w:eastAsia="宋体"/>
+          <w:color w:val="000000"/>
         </w:rPr>
         <w:t xml:space="preserve">2. 相关工作与复现选择</w:t>
       </w:r>
@@ -977,6 +1032,7 @@
       <w:r>
         <w:rPr>
           <w:rFonts w:ascii="宋体" w:hAnsi="宋体" w:eastAsia="宋体"/>
+          <w:color w:val="000000"/>
         </w:rPr>
         <w:t xml:space="preserve">轴承 RUL 预测通常有三类路线。第一类是基于人工特征和传统回归模型的方法，例如使用 RMS、峭度、谱能量等特征，再训练 SVR、随机森林或梯度提升模型；第二类是深度学习方法，例如 CNN、LSTM、Transformer 直接或间接建模退化序列；第三类是面向工程应用的实验管理方法，强调数据划分、指标口径和可追溯输出。</w:t>
       </w:r>
@@ -990,6 +1046,7 @@
       <w:r>
         <w:rPr>
           <w:rFonts w:ascii="宋体" w:hAnsi="宋体" w:eastAsia="宋体"/>
+          <w:color w:val="000000"/>
         </w:rPr>
         <w:t xml:space="preserve">本项目复现两篇与轴承 RUL 直接相关的论文。第一篇是 Huang 等提出的 CNN-LSTM-AM 方法，结构上由 CNN 提取局部模式、LSTM 建模时间依赖、attention 聚合关键时间步，并给出相对误差形式的 Score 公式。第二篇是 Jiang 等提出的 xLSTM-Transformer 方法，论文同时覆盖 XJTU-SY 和 PHM2012，并给出按工况组织的训练与测试划分，因此适合作为第二个复现实验。</w:t>
       </w:r>
@@ -1003,30 +1060,35 @@
       <w:r>
         <w:rPr>
           <w:rFonts w:ascii="宋体" w:hAnsi="宋体" w:eastAsia="宋体"/>
+          <w:color w:val="000000"/>
         </w:rPr>
         <w:t xml:space="preserve">需要说明的是，课程项目没有声明复刻作者私有源码和完整训练资源。本文中的</w:t>
       </w:r>
       <w:r>
         <w:rPr>
           <w:rFonts w:ascii="宋体" w:hAnsi="宋体" w:eastAsia="宋体"/>
+          <w:color w:val="000000"/>
         </w:rPr>
         <w:t xml:space="preserve">“</w:t>
       </w:r>
       <w:r>
         <w:rPr>
           <w:rFonts w:ascii="宋体" w:hAnsi="宋体" w:eastAsia="宋体"/>
+          <w:color w:val="000000"/>
         </w:rPr>
         <w:t xml:space="preserve">复现</w:t>
       </w:r>
       <w:r>
         <w:rPr>
           <w:rFonts w:ascii="宋体" w:hAnsi="宋体" w:eastAsia="宋体"/>
+          <w:color w:val="000000"/>
         </w:rPr>
         <w:t xml:space="preserve">”</w:t>
       </w:r>
       <w:r>
         <w:rPr>
           <w:rFonts w:ascii="宋体" w:hAnsi="宋体" w:eastAsia="宋体"/>
+          <w:color w:val="000000"/>
         </w:rPr>
         <w:t xml:space="preserve">指按照论文结构、数据划分思想和指标口径，在本项目特征管线内实现可运行的真实训练 workflow，并保留实验输出。</w:t>
       </w:r>
@@ -1040,6 +1102,7 @@
       <w:r>
         <w:rPr>
           <w:rFonts w:ascii="宋体" w:hAnsi="宋体" w:eastAsia="宋体"/>
+          <w:color w:val="000000"/>
         </w:rPr>
         <w:t xml:space="preserve">3. 数据集与特征分析</w:t>
       </w:r>
@@ -1052,6 +1115,7 @@
       <w:r>
         <w:rPr>
           <w:rFonts w:ascii="宋体" w:hAnsi="宋体" w:eastAsia="宋体"/>
+          <w:color w:val="000000"/>
         </w:rPr>
         <w:t xml:space="preserve">3.1 XJTU-SY 数据集</w:t>
       </w:r>
@@ -1065,6 +1129,7 @@
       <w:r>
         <w:rPr>
           <w:rFonts w:ascii="宋体" w:hAnsi="宋体" w:eastAsia="宋体"/>
+          <w:color w:val="000000"/>
         </w:rPr>
         <w:t xml:space="preserve">XJTU-SY 是轴承 run-to-failure 数据集，包含 35Hz12kN、37.5Hz11kN、40Hz10kN 三种工况，每种工况包含多个轴承。每个快照包含水平和垂直振动信号，采样频率为 25.6 kHz，单个快照为 32768 点，快照之间约 1 分钟间隔。它的特点是单个快照长、寿命过程完整，适合展示从健康阶段到快速退化阶段的变化。</w:t>
       </w:r>
@@ -1078,6 +1143,7 @@
       <w:r>
         <w:rPr>
           <w:rFonts w:ascii="宋体" w:hAnsi="宋体" w:eastAsia="宋体"/>
+          <w:color w:val="000000"/>
         </w:rPr>
         <w:t xml:space="preserve">在项目分析中，XJTU-SY Bearing1_1 的 RMS、峰值、谱能量和综合健康指标在寿命后期明显抬升。这说明强度类特征能够反映退化增强，但也提示训练划分必须尊重时间顺序，不能简单随机打散相邻片段。</w:t>
       </w:r>
@@ -1091,6 +1157,7 @@
       <w:r>
         <w:rPr>
           <w:rFonts w:ascii="宋体" w:hAnsi="宋体" w:eastAsia="宋体"/>
+          <w:color w:val="000000"/>
         </w:rPr>
         <w:t xml:space="preserve">3.2 PHM2012/FEMTO 数据集</w:t>
       </w:r>
@@ -1104,6 +1171,7 @@
       <w:r>
         <w:rPr>
           <w:rFonts w:ascii="宋体" w:hAnsi="宋体" w:eastAsia="宋体"/>
+          <w:color w:val="000000"/>
         </w:rPr>
         <w:t xml:space="preserve">PHM2012/FEMTO 同样面向轴承寿命预测，但目录结构和语义更接近竞赛任务。数据按 Learning_set、Test_set 和 Full_Test_set 组织，包含加速度和温度文件。加速度快照采样频率为 25.6 kHz，单个文件通常为 2560 点，快照间隔约 10 秒。</w:t>
       </w:r>
@@ -1117,6 +1185,7 @@
       <w:r>
         <w:rPr>
           <w:rFonts w:ascii="宋体" w:hAnsi="宋体" w:eastAsia="宋体"/>
+          <w:color w:val="000000"/>
         </w:rPr>
         <w:t xml:space="preserve">PHM2012 的文件更密，曲线波动也更明显。对于 Test_set，官方给出的终止 RUL 需要在 loader 或标签构造阶段保留来源说明。项目当前主线先使用振动特征训练 RUL 模型，温度字段由 loader 保留，后续可用于多模态特征融合。</w:t>
       </w:r>
@@ -1130,6 +1199,7 @@
       <w:r>
         <w:rPr>
           <w:rFonts w:ascii="宋体" w:hAnsi="宋体" w:eastAsia="宋体"/>
+          <w:color w:val="000000"/>
         </w:rPr>
         <w:t xml:space="preserve">3.3 特征与 RUL 标签</w:t>
       </w:r>
@@ -1143,6 +1213,7 @@
       <w:r>
         <w:rPr>
           <w:rFonts w:ascii="宋体" w:hAnsi="宋体" w:eastAsia="宋体"/>
+          <w:color w:val="000000"/>
         </w:rPr>
         <w:t xml:space="preserve">系统默认提取 19 维特征。时域特征包括均值、方差、标准差、RMS、峰值、峰峰值、峭度、偏度、峰值因子、脉冲因子等；频域特征包括主频、谱能量、谱质心和谱熵等。强度类特征反映振动整体增强，冲击类特征捕捉局部冲击尖峰，频域特征补充能量分布变化。</w:t>
       </w:r>
@@ -1156,6 +1227,7 @@
       <w:r>
         <w:rPr>
           <w:rFonts w:ascii="宋体" w:hAnsi="宋体" w:eastAsia="宋体"/>
+          <w:color w:val="000000"/>
         </w:rPr>
         <w:t xml:space="preserve">RUL 标签按时间顺序构造。对已知完整寿命的轴承，基本公式为：</w:t>
       </w:r>
@@ -1168,6 +1240,7 @@
         <w:rPr>
           <w:rStyle w:val="VerbatimChar"/>
           <w:rFonts w:ascii="宋体" w:hAnsi="宋体" w:eastAsia="宋体"/>
+          <w:color w:val="000000"/>
         </w:rPr>
         <w:t xml:space="preserve">RUL_i = T_end - t_i</w:t>
       </w:r>
@@ -1181,12 +1254,14 @@
       <w:r>
         <w:rPr>
           <w:rFonts w:ascii="宋体" w:hAnsi="宋体" w:eastAsia="宋体"/>
+          <w:color w:val="000000"/>
         </w:rPr>
         <w:t xml:space="preserve">其中</w:t>
       </w:r>
       <w:r>
         <w:rPr>
           <w:rFonts w:ascii="宋体" w:hAnsi="宋体" w:eastAsia="宋体"/>
+          <w:color w:val="000000"/>
         </w:rPr>
         <w:t xml:space="preserve"> </w:t>
       </w:r>
@@ -1194,18 +1269,21 @@
         <w:rPr>
           <w:rStyle w:val="VerbatimChar"/>
           <w:rFonts w:ascii="宋体" w:hAnsi="宋体" w:eastAsia="宋体"/>
+          <w:color w:val="000000"/>
         </w:rPr>
         <w:t xml:space="preserve">t_i</w:t>
       </w:r>
       <w:r>
         <w:rPr>
           <w:rFonts w:ascii="宋体" w:hAnsi="宋体" w:eastAsia="宋体"/>
+          <w:color w:val="000000"/>
         </w:rPr>
         <w:t xml:space="preserve"> </w:t>
       </w:r>
       <w:r>
         <w:rPr>
           <w:rFonts w:ascii="宋体" w:hAnsi="宋体" w:eastAsia="宋体"/>
+          <w:color w:val="000000"/>
         </w:rPr>
         <w:t xml:space="preserve">为当前快照对应时间，</w:t>
       </w:r>
@@ -1213,24 +1291,28 @@
         <w:rPr>
           <w:rStyle w:val="VerbatimChar"/>
           <w:rFonts w:ascii="宋体" w:hAnsi="宋体" w:eastAsia="宋体"/>
+          <w:color w:val="000000"/>
         </w:rPr>
         <w:t xml:space="preserve">T_end</w:t>
       </w:r>
       <w:r>
         <w:rPr>
           <w:rFonts w:ascii="宋体" w:hAnsi="宋体" w:eastAsia="宋体"/>
+          <w:color w:val="000000"/>
         </w:rPr>
         <w:t xml:space="preserve"> </w:t>
       </w:r>
       <w:r>
         <w:rPr>
           <w:rFonts w:ascii="宋体" w:hAnsi="宋体" w:eastAsia="宋体"/>
+          <w:color w:val="000000"/>
         </w:rPr>
         <w:t xml:space="preserve">为该轴承最后一个有效快照时间。XJTU-SY 的</w:t>
       </w:r>
       <w:r>
         <w:rPr>
           <w:rFonts w:ascii="宋体" w:hAnsi="宋体" w:eastAsia="宋体"/>
+          <w:color w:val="000000"/>
         </w:rPr>
         <w:t xml:space="preserve"> </w:t>
       </w:r>
@@ -1238,24 +1320,28 @@
         <w:rPr>
           <w:rStyle w:val="VerbatimChar"/>
           <w:rFonts w:ascii="宋体" w:hAnsi="宋体" w:eastAsia="宋体"/>
+          <w:color w:val="000000"/>
         </w:rPr>
         <w:t xml:space="preserve">t_i</w:t>
       </w:r>
       <w:r>
         <w:rPr>
           <w:rFonts w:ascii="宋体" w:hAnsi="宋体" w:eastAsia="宋体"/>
+          <w:color w:val="000000"/>
         </w:rPr>
         <w:t xml:space="preserve"> </w:t>
       </w:r>
       <w:r>
         <w:rPr>
           <w:rFonts w:ascii="宋体" w:hAnsi="宋体" w:eastAsia="宋体"/>
+          <w:color w:val="000000"/>
         </w:rPr>
         <w:t xml:space="preserve">通常可按分钟级快照间隔换算，PHM2012 的</w:t>
       </w:r>
       <w:r>
         <w:rPr>
           <w:rFonts w:ascii="宋体" w:hAnsi="宋体" w:eastAsia="宋体"/>
+          <w:color w:val="000000"/>
         </w:rPr>
         <w:t xml:space="preserve"> </w:t>
       </w:r>
@@ -1263,18 +1349,21 @@
         <w:rPr>
           <w:rStyle w:val="VerbatimChar"/>
           <w:rFonts w:ascii="宋体" w:hAnsi="宋体" w:eastAsia="宋体"/>
+          <w:color w:val="000000"/>
         </w:rPr>
         <w:t xml:space="preserve">t_i</w:t>
       </w:r>
       <w:r>
         <w:rPr>
           <w:rFonts w:ascii="宋体" w:hAnsi="宋体" w:eastAsia="宋体"/>
+          <w:color w:val="000000"/>
         </w:rPr>
         <w:t xml:space="preserve"> </w:t>
       </w:r>
       <w:r>
         <w:rPr>
           <w:rFonts w:ascii="宋体" w:hAnsi="宋体" w:eastAsia="宋体"/>
+          <w:color w:val="000000"/>
         </w:rPr>
         <w:t xml:space="preserve">通常按约 10 秒快照间隔换算；若使用快照级标签，则需要在文档和输出字段中明确单位，避免把文件编号误读为秒。</w:t>
       </w:r>
@@ -1289,6 +1378,7 @@
       <w:r>
         <w:rPr>
           <w:rFonts w:ascii="宋体" w:hAnsi="宋体" w:eastAsia="宋体"/>
+          <w:color w:val="000000"/>
         </w:rPr>
         <w:t xml:space="preserve">4. 系统设计</w:t>
       </w:r>
@@ -1302,6 +1392,7 @@
       <w:r>
         <w:rPr>
           <w:rFonts w:ascii="宋体" w:hAnsi="宋体" w:eastAsia="宋体"/>
+          <w:color w:val="000000"/>
         </w:rPr>
         <w:t xml:space="preserve">系统采用分层模块设计：</w:t>
       </w:r>
@@ -1336,6 +1427,7 @@
               <w:rPr>
                 <w:rFonts w:ascii="宋体" w:hAnsi="宋体" w:eastAsia="宋体"/>
                 <w:b/>
+                <w:color w:val="000000"/>
                 <w:sz w:val="21"/>
               </w:rPr>
               <w:t xml:space="preserve">层次</w:t>
@@ -1356,6 +1448,7 @@
               <w:rPr>
                 <w:rFonts w:ascii="宋体" w:hAnsi="宋体" w:eastAsia="宋体"/>
                 <w:b/>
+                <w:color w:val="000000"/>
                 <w:sz w:val="21"/>
               </w:rPr>
               <w:t xml:space="preserve">模块</w:t>
@@ -1376,6 +1469,7 @@
               <w:rPr>
                 <w:rFonts w:ascii="宋体" w:hAnsi="宋体" w:eastAsia="宋体"/>
                 <w:b/>
+                <w:color w:val="000000"/>
                 <w:sz w:val="21"/>
               </w:rPr>
               <w:t xml:space="preserve">说明</w:t>
@@ -1394,6 +1488,7 @@
             <w:r>
               <w:rPr>
                 <w:rFonts w:ascii="宋体" w:hAnsi="宋体" w:eastAsia="宋体"/>
+                <w:color w:val="000000"/>
                 <w:sz w:val="21"/>
               </w:rPr>
               <w:t xml:space="preserve">数据层</w:t>
@@ -1411,6 +1506,7 @@
               <w:rPr>
                 <w:rStyle w:val="VerbatimChar"/>
                 <w:rFonts w:ascii="宋体" w:hAnsi="宋体" w:eastAsia="宋体"/>
+                <w:color w:val="000000"/>
                 <w:sz w:val="21"/>
               </w:rPr>
               <w:t xml:space="preserve">dataset</w:t>
@@ -1418,6 +1514,7 @@
             <w:r>
               <w:rPr>
                 <w:rFonts w:ascii="宋体" w:hAnsi="宋体" w:eastAsia="宋体"/>
+                <w:color w:val="000000"/>
                 <w:sz w:val="21"/>
               </w:rPr>
               <w:t xml:space="preserve">、</w:t>
@@ -1426,6 +1523,7 @@
               <w:rPr>
                 <w:rStyle w:val="VerbatimChar"/>
                 <w:rFonts w:ascii="宋体" w:hAnsi="宋体" w:eastAsia="宋体"/>
+                <w:color w:val="000000"/>
                 <w:sz w:val="21"/>
               </w:rPr>
               <w:t xml:space="preserve">data</w:t>
@@ -1442,6 +1540,7 @@
             <w:r>
               <w:rPr>
                 <w:rFonts w:ascii="宋体" w:hAnsi="宋体" w:eastAsia="宋体"/>
+                <w:color w:val="000000"/>
                 <w:sz w:val="21"/>
               </w:rPr>
               <w:t xml:space="preserve">加载 XJTU-SY、PHM2012 和合成数据</w:t>
@@ -1460,6 +1559,7 @@
             <w:r>
               <w:rPr>
                 <w:rFonts w:ascii="宋体" w:hAnsi="宋体" w:eastAsia="宋体"/>
+                <w:color w:val="000000"/>
                 <w:sz w:val="21"/>
               </w:rPr>
               <w:t xml:space="preserve">处理层</w:t>
@@ -1477,6 +1577,7 @@
               <w:rPr>
                 <w:rStyle w:val="VerbatimChar"/>
                 <w:rFonts w:ascii="宋体" w:hAnsi="宋体" w:eastAsia="宋体"/>
+                <w:color w:val="000000"/>
                 <w:sz w:val="21"/>
               </w:rPr>
               <w:t xml:space="preserve">preprocess</w:t>
@@ -1484,6 +1585,7 @@
             <w:r>
               <w:rPr>
                 <w:rFonts w:ascii="宋体" w:hAnsi="宋体" w:eastAsia="宋体"/>
+                <w:color w:val="000000"/>
                 <w:sz w:val="21"/>
               </w:rPr>
               <w:t xml:space="preserve">、</w:t>
@@ -1492,6 +1594,7 @@
               <w:rPr>
                 <w:rStyle w:val="VerbatimChar"/>
                 <w:rFonts w:ascii="宋体" w:hAnsi="宋体" w:eastAsia="宋体"/>
+                <w:color w:val="000000"/>
                 <w:sz w:val="21"/>
               </w:rPr>
               <w:t xml:space="preserve">feature</w:t>
@@ -1499,6 +1602,7 @@
             <w:r>
               <w:rPr>
                 <w:rFonts w:ascii="宋体" w:hAnsi="宋体" w:eastAsia="宋体"/>
+                <w:color w:val="000000"/>
                 <w:sz w:val="21"/>
               </w:rPr>
               <w:t xml:space="preserve">、</w:t>
@@ -1507,6 +1611,7 @@
               <w:rPr>
                 <w:rStyle w:val="VerbatimChar"/>
                 <w:rFonts w:ascii="宋体" w:hAnsi="宋体" w:eastAsia="宋体"/>
+                <w:color w:val="000000"/>
                 <w:sz w:val="21"/>
               </w:rPr>
               <w:t xml:space="preserve">labeling</w:t>
@@ -1523,6 +1628,7 @@
             <w:r>
               <w:rPr>
                 <w:rFonts w:ascii="宋体" w:hAnsi="宋体" w:eastAsia="宋体"/>
+                <w:color w:val="000000"/>
                 <w:sz w:val="21"/>
               </w:rPr>
               <w:t xml:space="preserve">完成预处理、特征提取和 RUL 标签构造</w:t>
@@ -1541,6 +1647,7 @@
             <w:r>
               <w:rPr>
                 <w:rFonts w:ascii="宋体" w:hAnsi="宋体" w:eastAsia="宋体"/>
+                <w:color w:val="000000"/>
                 <w:sz w:val="21"/>
               </w:rPr>
               <w:t xml:space="preserve">模型层</w:t>
@@ -1558,6 +1665,7 @@
               <w:rPr>
                 <w:rStyle w:val="VerbatimChar"/>
                 <w:rFonts w:ascii="宋体" w:hAnsi="宋体" w:eastAsia="宋体"/>
+                <w:color w:val="000000"/>
                 <w:sz w:val="21"/>
               </w:rPr>
               <w:t xml:space="preserve">models</w:t>
@@ -1574,6 +1682,7 @@
             <w:r>
               <w:rPr>
                 <w:rFonts w:ascii="宋体" w:hAnsi="宋体" w:eastAsia="宋体"/>
+                <w:color w:val="000000"/>
                 <w:sz w:val="21"/>
               </w:rPr>
               <w:t xml:space="preserve">提供 CNN、RNN、Transformer、CNN-LSTM-AM、XLSTM-Transformer</w:t>
@@ -1592,6 +1701,7 @@
             <w:r>
               <w:rPr>
                 <w:rFonts w:ascii="宋体" w:hAnsi="宋体" w:eastAsia="宋体"/>
+                <w:color w:val="000000"/>
                 <w:sz w:val="21"/>
               </w:rPr>
               <w:t xml:space="preserve">训练层</w:t>
@@ -1609,6 +1719,7 @@
               <w:rPr>
                 <w:rStyle w:val="VerbatimChar"/>
                 <w:rFonts w:ascii="宋体" w:hAnsi="宋体" w:eastAsia="宋体"/>
+                <w:color w:val="000000"/>
                 <w:sz w:val="21"/>
               </w:rPr>
               <w:t xml:space="preserve">training</w:t>
@@ -1616,6 +1727,7 @@
             <w:r>
               <w:rPr>
                 <w:rFonts w:ascii="宋体" w:hAnsi="宋体" w:eastAsia="宋体"/>
+                <w:color w:val="000000"/>
                 <w:sz w:val="21"/>
               </w:rPr>
               <w:t xml:space="preserve">、</w:t>
@@ -1624,6 +1736,7 @@
               <w:rPr>
                 <w:rStyle w:val="VerbatimChar"/>
                 <w:rFonts w:ascii="宋体" w:hAnsi="宋体" w:eastAsia="宋体"/>
+                <w:color w:val="000000"/>
                 <w:sz w:val="21"/>
               </w:rPr>
               <w:t xml:space="preserve">prediction</w:t>
@@ -1640,6 +1753,7 @@
             <w:r>
               <w:rPr>
                 <w:rFonts w:ascii="宋体" w:hAnsi="宋体" w:eastAsia="宋体"/>
+                <w:color w:val="000000"/>
                 <w:sz w:val="21"/>
               </w:rPr>
               <w:t xml:space="preserve">统一训练、测试和预测模式</w:t>
@@ -1658,6 +1772,7 @@
             <w:r>
               <w:rPr>
                 <w:rFonts w:ascii="宋体" w:hAnsi="宋体" w:eastAsia="宋体"/>
+                <w:color w:val="000000"/>
                 <w:sz w:val="21"/>
               </w:rPr>
               <w:t xml:space="preserve">评估层</w:t>
@@ -1675,6 +1790,7 @@
               <w:rPr>
                 <w:rStyle w:val="VerbatimChar"/>
                 <w:rFonts w:ascii="宋体" w:hAnsi="宋体" w:eastAsia="宋体"/>
+                <w:color w:val="000000"/>
                 <w:sz w:val="21"/>
               </w:rPr>
               <w:t xml:space="preserve">evaluation</w:t>
@@ -1691,6 +1807,7 @@
             <w:r>
               <w:rPr>
                 <w:rFonts w:ascii="宋体" w:hAnsi="宋体" w:eastAsia="宋体"/>
+                <w:color w:val="000000"/>
                 <w:sz w:val="21"/>
               </w:rPr>
               <w:t xml:space="preserve">提供回归指标、论文 score 和方向性指标</w:t>
@@ -1709,6 +1826,7 @@
             <w:r>
               <w:rPr>
                 <w:rFonts w:ascii="宋体" w:hAnsi="宋体" w:eastAsia="宋体"/>
+                <w:color w:val="000000"/>
                 <w:sz w:val="21"/>
               </w:rPr>
               <w:t xml:space="preserve">展示层</w:t>
@@ -1726,6 +1844,7 @@
               <w:rPr>
                 <w:rStyle w:val="VerbatimChar"/>
                 <w:rFonts w:ascii="宋体" w:hAnsi="宋体" w:eastAsia="宋体"/>
+                <w:color w:val="000000"/>
                 <w:sz w:val="21"/>
               </w:rPr>
               <w:t xml:space="preserve">visualization</w:t>
@@ -1733,6 +1852,7 @@
             <w:r>
               <w:rPr>
                 <w:rFonts w:ascii="宋体" w:hAnsi="宋体" w:eastAsia="宋体"/>
+                <w:color w:val="000000"/>
                 <w:sz w:val="21"/>
               </w:rPr>
               <w:t xml:space="preserve">、</w:t>
@@ -1741,6 +1861,7 @@
               <w:rPr>
                 <w:rStyle w:val="VerbatimChar"/>
                 <w:rFonts w:ascii="宋体" w:hAnsi="宋体" w:eastAsia="宋体"/>
+                <w:color w:val="000000"/>
                 <w:sz w:val="21"/>
               </w:rPr>
               <w:t xml:space="preserve">examples</w:t>
@@ -1757,6 +1878,7 @@
             <w:r>
               <w:rPr>
                 <w:rFonts w:ascii="宋体" w:hAnsi="宋体" w:eastAsia="宋体"/>
+                <w:color w:val="000000"/>
                 <w:sz w:val="21"/>
               </w:rPr>
               <w:t xml:space="preserve">输出图表、notebook 和实验文件</w:t>
@@ -1774,6 +1896,7 @@
       <w:r>
         <w:rPr>
           <w:rFonts w:ascii="宋体" w:hAnsi="宋体" w:eastAsia="宋体"/>
+          <w:color w:val="000000"/>
         </w:rPr>
         <w:t xml:space="preserve">系统中 loader 只负责读取和整理原始数据，不能包含训练逻辑；feature 和 labeling 层负责把原始快照转成特征序列；models 层只处理张量输入输出；training 和 prediction 层负责训练、测试、保存历史和预测结果；evaluation 层统一计算指标。这样的边界使两个数据集和多个模型能够共用同一条实验链路。</w:t>
       </w:r>
@@ -1787,6 +1910,7 @@
       <w:r>
         <w:rPr>
           <w:rFonts w:ascii="宋体" w:hAnsi="宋体" w:eastAsia="宋体"/>
+          <w:color w:val="000000"/>
         </w:rPr>
         <w:t xml:space="preserve">5. 模型与指标实现</w:t>
       </w:r>
@@ -1799,6 +1923,7 @@
       <w:r>
         <w:rPr>
           <w:rFonts w:ascii="宋体" w:hAnsi="宋体" w:eastAsia="宋体"/>
+          <w:color w:val="000000"/>
         </w:rPr>
         <w:t xml:space="preserve">5.1 CNN-LSTM-AM</w:t>
       </w:r>
@@ -1812,6 +1937,7 @@
       <w:r>
         <w:rPr>
           <w:rFonts w:ascii="宋体" w:hAnsi="宋体" w:eastAsia="宋体"/>
+          <w:color w:val="000000"/>
         </w:rPr>
         <w:t xml:space="preserve">CNN-LSTM-AM 使用 CNN 编码局部特征，LSTM 建模时间依赖，attention 聚合关键时间步。系统同时实现不带 attention 的 CNN-LSTM baseline，用于评估 attention 对 RUL 预测的影响。</w:t>
       </w:r>
@@ -1825,6 +1951,7 @@
       <w:r>
         <w:rPr>
           <w:rFonts w:ascii="宋体" w:hAnsi="宋体" w:eastAsia="宋体"/>
+          <w:color w:val="000000"/>
         </w:rPr>
         <w:t xml:space="preserve">5.2 XLSTM-Transformer</w:t>
       </w:r>
@@ -1838,6 +1965,7 @@
       <w:r>
         <w:rPr>
           <w:rFonts w:ascii="宋体" w:hAnsi="宋体" w:eastAsia="宋体"/>
+          <w:color w:val="000000"/>
         </w:rPr>
         <w:t xml:space="preserve">XLSTM-Transformer 使用指数门控 scalar memory 和 matrix-memory 分支构成 xLSTM-inspired encoder，再通过 Transformer attention 建模全局依赖。由于论文未提供作者源码，本项目采用结构复现和项目特征管线适配的方式实现。</w:t>
       </w:r>
@@ -1851,6 +1979,7 @@
       <w:r>
         <w:rPr>
           <w:rFonts w:ascii="宋体" w:hAnsi="宋体" w:eastAsia="宋体"/>
+          <w:color w:val="000000"/>
         </w:rPr>
         <w:t xml:space="preserve">5.3 评价指标</w:t>
       </w:r>
@@ -1864,6 +1993,7 @@
       <w:r>
         <w:rPr>
           <w:rFonts w:ascii="宋体" w:hAnsi="宋体" w:eastAsia="宋体"/>
+          <w:color w:val="000000"/>
         </w:rPr>
         <w:t xml:space="preserve">系统支持多类 RUL 指标：</w:t>
       </w:r>
@@ -1881,6 +2011,7 @@
       <w:r>
         <w:rPr>
           <w:rFonts w:ascii="宋体" w:hAnsi="宋体" w:eastAsia="宋体"/>
+          <w:color w:val="000000"/>
         </w:rPr>
         <w:t xml:space="preserve">普通回归误差：MAE、RMSE、NormalizedRMSE、SMAPE、R2；</w:t>
       </w:r>
@@ -1898,6 +2029,7 @@
       <w:r>
         <w:rPr>
           <w:rFonts w:ascii="宋体" w:hAnsi="宋体" w:eastAsia="宋体"/>
+          <w:color w:val="000000"/>
         </w:rPr>
         <w:t xml:space="preserve">论文指标：Huang RUL Score；</w:t>
       </w:r>
@@ -1915,6 +2047,7 @@
       <w:r>
         <w:rPr>
           <w:rFonts w:ascii="宋体" w:hAnsi="宋体" w:eastAsia="宋体"/>
+          <w:color w:val="000000"/>
         </w:rPr>
         <w:t xml:space="preserve">挑战赛风格指标：PHM2012Score、PHM2008Score、AsymmetricRulPenalty；</w:t>
       </w:r>
@@ -1932,6 +2065,7 @@
       <w:r>
         <w:rPr>
           <w:rFonts w:ascii="宋体" w:hAnsi="宋体" w:eastAsia="宋体"/>
+          <w:color w:val="000000"/>
         </w:rPr>
         <w:t xml:space="preserve">解释性指标：MeanError、OverPredictionRate、UnderPredictionRate、WithinToleranceRate。</w:t>
       </w:r>
@@ -1945,6 +2079,7 @@
       <w:r>
         <w:rPr>
           <w:rFonts w:ascii="宋体" w:hAnsi="宋体" w:eastAsia="宋体"/>
+          <w:color w:val="000000"/>
         </w:rPr>
         <w:t xml:space="preserve">其中 NormalizedRMSE 使用目标值范围归一化：</w:t>
       </w:r>
@@ -1957,6 +2092,7 @@
         <w:rPr>
           <w:rStyle w:val="VerbatimChar"/>
           <w:rFonts w:ascii="宋体" w:hAnsi="宋体" w:eastAsia="宋体"/>
+          <w:color w:val="000000"/>
         </w:rPr>
         <w:t xml:space="preserve">NormalizedRMSE = RMSE / (max(y) - min(y))</w:t>
       </w:r>
@@ -1970,6 +2106,7 @@
       <w:r>
         <w:rPr>
           <w:rFonts w:ascii="宋体" w:hAnsi="宋体" w:eastAsia="宋体"/>
+          <w:color w:val="000000"/>
         </w:rPr>
         <w:t xml:space="preserve">当目标值范围为 0 时，系统使用安全分母，避免产生 NaN 或 inf。</w:t>
       </w:r>
@@ -1983,6 +2120,7 @@
       <w:r>
         <w:rPr>
           <w:rFonts w:ascii="宋体" w:hAnsi="宋体" w:eastAsia="宋体"/>
+          <w:color w:val="000000"/>
         </w:rPr>
         <w:t xml:space="preserve">Huang RUL Score 按论文相对误差公式实现：</w:t>
       </w:r>
@@ -1995,6 +2133,7 @@
         <w:rPr>
           <w:rStyle w:val="VerbatimChar"/>
           <w:rFonts w:ascii="宋体" w:hAnsi="宋体" w:eastAsia="宋体"/>
+          <w:color w:val="000000"/>
         </w:rPr>
         <w:t xml:space="preserve">Er_i = 100 * (target_i - prediction_i) / target_i</w:t>
       </w:r>
@@ -2008,12 +2147,14 @@
       <w:r>
         <w:rPr>
           <w:rFonts w:ascii="宋体" w:hAnsi="宋体" w:eastAsia="宋体"/>
+          <w:color w:val="000000"/>
         </w:rPr>
         <w:t xml:space="preserve">项目实现中对</w:t>
       </w:r>
       <w:r>
         <w:rPr>
           <w:rFonts w:ascii="宋体" w:hAnsi="宋体" w:eastAsia="宋体"/>
+          <w:color w:val="000000"/>
         </w:rPr>
         <w:t xml:space="preserve"> </w:t>
       </w:r>
@@ -2021,18 +2162,21 @@
         <w:rPr>
           <w:rStyle w:val="VerbatimChar"/>
           <w:rFonts w:ascii="宋体" w:hAnsi="宋体" w:eastAsia="宋体"/>
+          <w:color w:val="000000"/>
         </w:rPr>
         <w:t xml:space="preserve">target_i</w:t>
       </w:r>
       <w:r>
         <w:rPr>
           <w:rFonts w:ascii="宋体" w:hAnsi="宋体" w:eastAsia="宋体"/>
+          <w:color w:val="000000"/>
         </w:rPr>
         <w:t xml:space="preserve"> </w:t>
       </w:r>
       <w:r>
         <w:rPr>
           <w:rFonts w:ascii="宋体" w:hAnsi="宋体" w:eastAsia="宋体"/>
+          <w:color w:val="000000"/>
         </w:rPr>
         <w:t xml:space="preserve">使用最小安全分母，避免寿命接近 0 时除零。该 score 与 PHM2008/PHM2012 challenge-style 指数惩罚不是同一种口径，因此在复现文档和对比表中分开展示。</w:t>
       </w:r>
@@ -2047,6 +2191,7 @@
       <w:r>
         <w:rPr>
           <w:rFonts w:ascii="宋体" w:hAnsi="宋体" w:eastAsia="宋体"/>
+          <w:color w:val="000000"/>
         </w:rPr>
         <w:t xml:space="preserve">6. 实验与结果</w:t>
       </w:r>
@@ -2060,6 +2205,7 @@
       <w:r>
         <w:rPr>
           <w:rFonts w:ascii="宋体" w:hAnsi="宋体" w:eastAsia="宋体"/>
+          <w:color w:val="000000"/>
         </w:rPr>
         <w:t xml:space="preserve">系统完成两篇论文复现：</w:t>
       </w:r>
@@ -2077,6 +2223,7 @@
       <w:r>
         <w:rPr>
           <w:rFonts w:ascii="宋体" w:hAnsi="宋体" w:eastAsia="宋体"/>
+          <w:color w:val="000000"/>
         </w:rPr>
         <w:t xml:space="preserve">Huang 等 CNN-LSTM-AM：在 XJTU-SY 和 PHM2012 上训练 CNN-LSTM-AM 与 CNN-LSTM，并输出论文 Score 和 RMSE 对比。</w:t>
       </w:r>
@@ -2094,6 +2241,7 @@
       <w:r>
         <w:rPr>
           <w:rFonts w:ascii="宋体" w:hAnsi="宋体" w:eastAsia="宋体"/>
+          <w:color w:val="000000"/>
         </w:rPr>
         <w:t xml:space="preserve">Jiang 等 xLSTM-Transformer：在 XJTU-SY 三工况和 PHM2012 三工况上训练 XLSTM-Transformer、Feature-Transformer 和 LSTM-Transformer。</w:t>
       </w:r>
@@ -2107,12 +2255,14 @@
       <w:r>
         <w:rPr>
           <w:rFonts w:ascii="宋体" w:hAnsi="宋体" w:eastAsia="宋体"/>
+          <w:color w:val="000000"/>
         </w:rPr>
         <w:t xml:space="preserve">真实训练结果已记录在</w:t>
       </w:r>
       <w:r>
         <w:rPr>
           <w:rFonts w:ascii="宋体" w:hAnsi="宋体" w:eastAsia="宋体"/>
+          <w:color w:val="000000"/>
         </w:rPr>
         <w:t xml:space="preserve"> </w:t>
       </w:r>
@@ -2120,12 +2270,14 @@
         <w:rPr>
           <w:rStyle w:val="VerbatimChar"/>
           <w:rFonts w:ascii="宋体" w:hAnsi="宋体" w:eastAsia="宋体"/>
+          <w:color w:val="000000"/>
         </w:rPr>
         <w:t xml:space="preserve">docs/PAPER_REPRODUCTION.md</w:t>
       </w:r>
       <w:r>
         <w:rPr>
           <w:rFonts w:ascii="宋体" w:hAnsi="宋体" w:eastAsia="宋体"/>
+          <w:color w:val="000000"/>
         </w:rPr>
         <w:t xml:space="preserve">。由于课程项目采用小样本和较少 epoch，实验结果主要用于验证工程流程、指标体系和复现能力，不作为论文完整数值对齐结论。</w:t>
       </w:r>
@@ -2138,6 +2290,7 @@
       <w:r>
         <w:rPr>
           <w:rFonts w:ascii="宋体" w:hAnsi="宋体" w:eastAsia="宋体"/>
+          <w:color w:val="000000"/>
         </w:rPr>
         <w:t xml:space="preserve">6.1 实验设置与复现边界</w:t>
       </w:r>
@@ -2151,12 +2304,14 @@
       <w:r>
         <w:rPr>
           <w:rFonts w:ascii="宋体" w:hAnsi="宋体" w:eastAsia="宋体"/>
+          <w:color w:val="000000"/>
         </w:rPr>
         <w:t xml:space="preserve">实验采用课程项目可承受的小规模真实训练设置，重点验证数据链路、模型结构和指标输出，而不是追求与论文完整实验表格逐项对齐。每次复现实验均记录数据集名称、模型名称、预测样本数、epoch 数和指标值。真实训练输出保存在</w:t>
       </w:r>
       <w:r>
         <w:rPr>
           <w:rFonts w:ascii="宋体" w:hAnsi="宋体" w:eastAsia="宋体"/>
+          <w:color w:val="000000"/>
         </w:rPr>
         <w:t xml:space="preserve"> </w:t>
       </w:r>
@@ -2164,18 +2319,21 @@
         <w:rPr>
           <w:rStyle w:val="VerbatimChar"/>
           <w:rFonts w:ascii="宋体" w:hAnsi="宋体" w:eastAsia="宋体"/>
+          <w:color w:val="000000"/>
         </w:rPr>
         <w:t xml:space="preserve">tmp/</w:t>
       </w:r>
       <w:r>
         <w:rPr>
           <w:rFonts w:ascii="宋体" w:hAnsi="宋体" w:eastAsia="宋体"/>
+          <w:color w:val="000000"/>
         </w:rPr>
         <w:t xml:space="preserve"> </w:t>
       </w:r>
       <w:r>
         <w:rPr>
           <w:rFonts w:ascii="宋体" w:hAnsi="宋体" w:eastAsia="宋体"/>
+          <w:color w:val="000000"/>
         </w:rPr>
         <w:t xml:space="preserve">下，不提交仓库；文档只保留命令、路径和指标摘要。</w:t>
       </w:r>
@@ -2210,6 +2368,7 @@
               <w:rPr>
                 <w:rFonts w:ascii="宋体" w:hAnsi="宋体" w:eastAsia="宋体"/>
                 <w:b/>
+                <w:color w:val="000000"/>
                 <w:sz w:val="21"/>
               </w:rPr>
               <w:t xml:space="preserve">项目</w:t>
@@ -2230,6 +2389,7 @@
               <w:rPr>
                 <w:rFonts w:ascii="宋体" w:hAnsi="宋体" w:eastAsia="宋体"/>
                 <w:b/>
+                <w:color w:val="000000"/>
                 <w:sz w:val="21"/>
               </w:rPr>
               <w:t xml:space="preserve">设置</w:t>
@@ -2248,6 +2408,7 @@
             <w:r>
               <w:rPr>
                 <w:rFonts w:ascii="宋体" w:hAnsi="宋体" w:eastAsia="宋体"/>
+                <w:color w:val="000000"/>
                 <w:sz w:val="21"/>
               </w:rPr>
               <w:t xml:space="preserve">数据来源</w:t>
@@ -2265,6 +2426,7 @@
               <w:rPr>
                 <w:rStyle w:val="VerbatimChar"/>
                 <w:rFonts w:ascii="宋体" w:hAnsi="宋体" w:eastAsia="宋体"/>
+                <w:color w:val="000000"/>
                 <w:sz w:val="21"/>
               </w:rPr>
               <w:t xml:space="preserve">data/external</w:t>
@@ -2272,6 +2434,7 @@
             <w:r>
               <w:rPr>
                 <w:rFonts w:ascii="宋体" w:hAnsi="宋体" w:eastAsia="宋体"/>
+                <w:color w:val="000000"/>
                 <w:sz w:val="21"/>
               </w:rPr>
               <w:t xml:space="preserve"> </w:t>
@@ -2279,6 +2442,7 @@
             <w:r>
               <w:rPr>
                 <w:rFonts w:ascii="宋体" w:hAnsi="宋体" w:eastAsia="宋体"/>
+                <w:color w:val="000000"/>
                 <w:sz w:val="21"/>
               </w:rPr>
               <w:t xml:space="preserve">下本地真实数据</w:t>
@@ -2297,6 +2461,7 @@
             <w:r>
               <w:rPr>
                 <w:rFonts w:ascii="宋体" w:hAnsi="宋体" w:eastAsia="宋体"/>
+                <w:color w:val="000000"/>
                 <w:sz w:val="21"/>
               </w:rPr>
               <w:t xml:space="preserve">训练轮数</w:t>
@@ -2313,6 +2478,7 @@
             <w:r>
               <w:rPr>
                 <w:rFonts w:ascii="宋体" w:hAnsi="宋体" w:eastAsia="宋体"/>
+                <w:color w:val="000000"/>
                 <w:sz w:val="21"/>
               </w:rPr>
               <w:t xml:space="preserve">8 epoch</w:t>
@@ -2331,6 +2497,7 @@
             <w:r>
               <w:rPr>
                 <w:rFonts w:ascii="宋体" w:hAnsi="宋体" w:eastAsia="宋体"/>
+                <w:color w:val="000000"/>
                 <w:sz w:val="21"/>
               </w:rPr>
               <w:t xml:space="preserve">notebook smoke</w:t>
@@ -2347,6 +2514,7 @@
             <w:r>
               <w:rPr>
                 <w:rFonts w:ascii="宋体" w:hAnsi="宋体" w:eastAsia="宋体"/>
+                <w:color w:val="000000"/>
                 <w:sz w:val="21"/>
               </w:rPr>
               <w:t xml:space="preserve">1 epoch，用于保证示例可执行</w:t>
@@ -2365,6 +2533,7 @@
             <w:r>
               <w:rPr>
                 <w:rFonts w:ascii="宋体" w:hAnsi="宋体" w:eastAsia="宋体"/>
+                <w:color w:val="000000"/>
                 <w:sz w:val="21"/>
               </w:rPr>
               <w:t xml:space="preserve">第一篇输出</w:t>
@@ -2381,6 +2550,7 @@
             <w:r>
               <w:rPr>
                 <w:rFonts w:ascii="宋体" w:hAnsi="宋体" w:eastAsia="宋体"/>
+                <w:color w:val="000000"/>
                 <w:sz w:val="21"/>
               </w:rPr>
               <w:t xml:space="preserve">A1</w:t>
@@ -2399,6 +2569,7 @@
             <w:r>
               <w:rPr>
                 <w:rFonts w:ascii="宋体" w:hAnsi="宋体" w:eastAsia="宋体"/>
+                <w:color w:val="000000"/>
                 <w:sz w:val="21"/>
               </w:rPr>
               <w:t xml:space="preserve">第二篇输出</w:t>
@@ -2415,6 +2586,7 @@
             <w:r>
               <w:rPr>
                 <w:rFonts w:ascii="宋体" w:hAnsi="宋体" w:eastAsia="宋体"/>
+                <w:color w:val="000000"/>
                 <w:sz w:val="21"/>
               </w:rPr>
               <w:t xml:space="preserve">A2</w:t>
@@ -2433,6 +2605,7 @@
             <w:r>
               <w:rPr>
                 <w:rFonts w:ascii="宋体" w:hAnsi="宋体" w:eastAsia="宋体"/>
+                <w:color w:val="000000"/>
                 <w:sz w:val="21"/>
               </w:rPr>
               <w:t xml:space="preserve">指标口径</w:t>
@@ -2449,6 +2622,7 @@
             <w:r>
               <w:rPr>
                 <w:rFonts w:ascii="宋体" w:hAnsi="宋体" w:eastAsia="宋体"/>
+                <w:color w:val="000000"/>
                 <w:sz w:val="21"/>
               </w:rPr>
               <w:t xml:space="preserve">RMSE、NormalizedRMSE、R2、Huang RUL Score、PHM2012 Score、方向性指标</w:t>
@@ -2466,12 +2640,14 @@
       <w:r>
         <w:rPr>
           <w:rFonts w:ascii="宋体" w:hAnsi="宋体" w:eastAsia="宋体"/>
+          <w:color w:val="000000"/>
         </w:rPr>
         <w:t xml:space="preserve">输出编号说明：A1 为 CNN-LSTM-AM 复现实验对比表，A2 为 xLSTM-Transformer 复现实验对比表。完整路径见</w:t>
       </w:r>
       <w:r>
         <w:rPr>
           <w:rFonts w:ascii="宋体" w:hAnsi="宋体" w:eastAsia="宋体"/>
+          <w:color w:val="000000"/>
         </w:rPr>
         <w:t xml:space="preserve"> </w:t>
       </w:r>
@@ -2479,12 +2655,14 @@
         <w:rPr>
           <w:rStyle w:val="VerbatimChar"/>
           <w:rFonts w:ascii="宋体" w:hAnsi="宋体" w:eastAsia="宋体"/>
+          <w:color w:val="000000"/>
         </w:rPr>
         <w:t xml:space="preserve">docs/PAPER_REPRODUCTION.md</w:t>
       </w:r>
       <w:r>
         <w:rPr>
           <w:rFonts w:ascii="宋体" w:hAnsi="宋体" w:eastAsia="宋体"/>
+          <w:color w:val="000000"/>
         </w:rPr>
         <w:t xml:space="preserve">。</w:t>
       </w:r>
@@ -2498,6 +2676,7 @@
       <w:r>
         <w:rPr>
           <w:rFonts w:ascii="宋体" w:hAnsi="宋体" w:eastAsia="宋体"/>
+          <w:color w:val="000000"/>
         </w:rPr>
         <w:t xml:space="preserve">6.2 CNN-LSTM-AM 复现结果</w:t>
       </w:r>
@@ -2511,6 +2690,7 @@
       <w:r>
         <w:rPr>
           <w:rFonts w:ascii="宋体" w:hAnsi="宋体" w:eastAsia="宋体"/>
+          <w:color w:val="000000"/>
         </w:rPr>
         <w:t xml:space="preserve">Huang 等论文复现结果如下。表中数值来自真实数据 8 epoch 小规模训练，主要用于说明 workflow、指标和输出链路已经跑通。</w:t>
       </w:r>
@@ -2545,6 +2725,7 @@
               <w:rPr>
                 <w:rFonts w:ascii="宋体" w:hAnsi="宋体" w:eastAsia="宋体"/>
                 <w:b/>
+                <w:color w:val="000000"/>
                 <w:sz w:val="21"/>
               </w:rPr>
               <w:t xml:space="preserve">数据集与轴承</w:t>
@@ -2565,6 +2746,7 @@
               <w:rPr>
                 <w:rFonts w:ascii="宋体" w:hAnsi="宋体" w:eastAsia="宋体"/>
                 <w:b/>
+                <w:color w:val="000000"/>
                 <w:sz w:val="21"/>
               </w:rPr>
               <w:t xml:space="preserve">模型</w:t>
@@ -2585,6 +2767,7 @@
               <w:rPr>
                 <w:rFonts w:ascii="宋体" w:hAnsi="宋体" w:eastAsia="宋体"/>
                 <w:b/>
+                <w:color w:val="000000"/>
                 <w:sz w:val="21"/>
               </w:rPr>
               <w:t xml:space="preserve">RMSE</w:t>
@@ -2605,6 +2788,7 @@
               <w:rPr>
                 <w:rFonts w:ascii="宋体" w:hAnsi="宋体" w:eastAsia="宋体"/>
                 <w:b/>
+                <w:color w:val="000000"/>
                 <w:sz w:val="21"/>
               </w:rPr>
               <w:t xml:space="preserve">NormalizedRMSE</w:t>
@@ -2625,6 +2809,7 @@
               <w:rPr>
                 <w:rFonts w:ascii="宋体" w:hAnsi="宋体" w:eastAsia="宋体"/>
                 <w:b/>
+                <w:color w:val="000000"/>
                 <w:sz w:val="21"/>
               </w:rPr>
               <w:t xml:space="preserve">Huang RUL Score</w:t>
@@ -2645,6 +2830,7 @@
               <w:rPr>
                 <w:rFonts w:ascii="宋体" w:hAnsi="宋体" w:eastAsia="宋体"/>
                 <w:b/>
+                <w:color w:val="000000"/>
                 <w:sz w:val="21"/>
               </w:rPr>
               <w:t xml:space="preserve">epoch</w:t>
@@ -2663,6 +2849,7 @@
             <w:r>
               <w:rPr>
                 <w:rFonts w:ascii="宋体" w:hAnsi="宋体" w:eastAsia="宋体"/>
+                <w:color w:val="000000"/>
                 <w:sz w:val="21"/>
               </w:rPr>
               <w:t xml:space="preserve">XJTU-SY Bearing1_5</w:t>
@@ -2679,6 +2866,7 @@
             <w:r>
               <w:rPr>
                 <w:rFonts w:ascii="宋体" w:hAnsi="宋体" w:eastAsia="宋体"/>
+                <w:color w:val="000000"/>
                 <w:sz w:val="21"/>
               </w:rPr>
               <w:t xml:space="preserve">CNN-LSTM-AM</w:t>
@@ -2695,6 +2883,7 @@
             <w:r>
               <w:rPr>
                 <w:rFonts w:ascii="宋体" w:hAnsi="宋体" w:eastAsia="宋体"/>
+                <w:color w:val="000000"/>
                 <w:sz w:val="21"/>
               </w:rPr>
               <w:t xml:space="preserve">406.302</w:t>
@@ -2711,6 +2900,7 @@
             <w:r>
               <w:rPr>
                 <w:rFonts w:ascii="宋体" w:hAnsi="宋体" w:eastAsia="宋体"/>
+                <w:color w:val="000000"/>
                 <w:sz w:val="21"/>
               </w:rPr>
               <w:t xml:space="preserve">0.615609</w:t>
@@ -2727,6 +2917,7 @@
             <w:r>
               <w:rPr>
                 <w:rFonts w:ascii="宋体" w:hAnsi="宋体" w:eastAsia="宋体"/>
+                <w:color w:val="000000"/>
                 <w:sz w:val="21"/>
               </w:rPr>
               <w:t xml:space="preserve">29.001612</w:t>
@@ -2743,6 +2934,7 @@
             <w:r>
               <w:rPr>
                 <w:rFonts w:ascii="宋体" w:hAnsi="宋体" w:eastAsia="宋体"/>
+                <w:color w:val="000000"/>
                 <w:sz w:val="21"/>
               </w:rPr>
               <w:t xml:space="preserve">8</w:t>
@@ -2761,6 +2953,7 @@
             <w:r>
               <w:rPr>
                 <w:rFonts w:ascii="宋体" w:hAnsi="宋体" w:eastAsia="宋体"/>
+                <w:color w:val="000000"/>
                 <w:sz w:val="21"/>
               </w:rPr>
               <w:t xml:space="preserve">XJTU-SY Bearing1_5</w:t>
@@ -2777,6 +2970,7 @@
             <w:r>
               <w:rPr>
                 <w:rFonts w:ascii="宋体" w:hAnsi="宋体" w:eastAsia="宋体"/>
+                <w:color w:val="000000"/>
                 <w:sz w:val="21"/>
               </w:rPr>
               <w:t xml:space="preserve">CNN-LSTM</w:t>
@@ -2793,6 +2987,7 @@
             <w:r>
               <w:rPr>
                 <w:rFonts w:ascii="宋体" w:hAnsi="宋体" w:eastAsia="宋体"/>
+                <w:color w:val="000000"/>
                 <w:sz w:val="21"/>
               </w:rPr>
               <w:t xml:space="preserve">406.503</w:t>
@@ -2809,6 +3004,7 @@
             <w:r>
               <w:rPr>
                 <w:rFonts w:ascii="宋体" w:hAnsi="宋体" w:eastAsia="宋体"/>
+                <w:color w:val="000000"/>
                 <w:sz w:val="21"/>
               </w:rPr>
               <w:t xml:space="preserve">0.615913</w:t>
@@ -2825,6 +3021,7 @@
             <w:r>
               <w:rPr>
                 <w:rFonts w:ascii="宋体" w:hAnsi="宋体" w:eastAsia="宋体"/>
+                <w:color w:val="000000"/>
                 <w:sz w:val="21"/>
               </w:rPr>
               <w:t xml:space="preserve">29.127879</w:t>
@@ -2841,6 +3038,7 @@
             <w:r>
               <w:rPr>
                 <w:rFonts w:ascii="宋体" w:hAnsi="宋体" w:eastAsia="宋体"/>
+                <w:color w:val="000000"/>
                 <w:sz w:val="21"/>
               </w:rPr>
               <w:t xml:space="preserve">8</w:t>
@@ -2859,6 +3057,7 @@
             <w:r>
               <w:rPr>
                 <w:rFonts w:ascii="宋体" w:hAnsi="宋体" w:eastAsia="宋体"/>
+                <w:color w:val="000000"/>
                 <w:sz w:val="21"/>
               </w:rPr>
               <w:t xml:space="preserve">PHM2012 Bearing3_1</w:t>
@@ -2875,6 +3074,7 @@
             <w:r>
               <w:rPr>
                 <w:rFonts w:ascii="宋体" w:hAnsi="宋体" w:eastAsia="宋体"/>
+                <w:color w:val="000000"/>
                 <w:sz w:val="21"/>
               </w:rPr>
               <w:t xml:space="preserve">CNN-LSTM-AM</w:t>
@@ -2891,6 +3091,7 @@
             <w:r>
               <w:rPr>
                 <w:rFonts w:ascii="宋体" w:hAnsi="宋体" w:eastAsia="宋体"/>
+                <w:color w:val="000000"/>
                 <w:sz w:val="21"/>
               </w:rPr>
               <w:t xml:space="preserve">651.036</w:t>
@@ -2907,6 +3108,7 @@
             <w:r>
               <w:rPr>
                 <w:rFonts w:ascii="宋体" w:hAnsi="宋体" w:eastAsia="宋体"/>
+                <w:color w:val="000000"/>
                 <w:sz w:val="21"/>
               </w:rPr>
               <w:t xml:space="preserve">0.591850</w:t>
@@ -2923,6 +3125,7 @@
             <w:r>
               <w:rPr>
                 <w:rFonts w:ascii="宋体" w:hAnsi="宋体" w:eastAsia="宋体"/>
+                <w:color w:val="000000"/>
                 <w:sz w:val="21"/>
               </w:rPr>
               <w:t xml:space="preserve">29.447255</w:t>
@@ -2939,6 +3142,7 @@
             <w:r>
               <w:rPr>
                 <w:rFonts w:ascii="宋体" w:hAnsi="宋体" w:eastAsia="宋体"/>
+                <w:color w:val="000000"/>
                 <w:sz w:val="21"/>
               </w:rPr>
               <w:t xml:space="preserve">8</w:t>
@@ -2957,6 +3161,7 @@
             <w:r>
               <w:rPr>
                 <w:rFonts w:ascii="宋体" w:hAnsi="宋体" w:eastAsia="宋体"/>
+                <w:color w:val="000000"/>
                 <w:sz w:val="21"/>
               </w:rPr>
               <w:t xml:space="preserve">PHM2012 Bearing3_1</w:t>
@@ -2973,6 +3178,7 @@
             <w:r>
               <w:rPr>
                 <w:rFonts w:ascii="宋体" w:hAnsi="宋体" w:eastAsia="宋体"/>
+                <w:color w:val="000000"/>
                 <w:sz w:val="21"/>
               </w:rPr>
               <w:t xml:space="preserve">CNN-LSTM</w:t>
@@ -2989,6 +3195,7 @@
             <w:r>
               <w:rPr>
                 <w:rFonts w:ascii="宋体" w:hAnsi="宋体" w:eastAsia="宋体"/>
+                <w:color w:val="000000"/>
                 <w:sz w:val="21"/>
               </w:rPr>
               <w:t xml:space="preserve">650.700</w:t>
@@ -3005,6 +3212,7 @@
             <w:r>
               <w:rPr>
                 <w:rFonts w:ascii="宋体" w:hAnsi="宋体" w:eastAsia="宋体"/>
+                <w:color w:val="000000"/>
                 <w:sz w:val="21"/>
               </w:rPr>
               <w:t xml:space="preserve">0.591545</w:t>
@@ -3021,6 +3229,7 @@
             <w:r>
               <w:rPr>
                 <w:rFonts w:ascii="宋体" w:hAnsi="宋体" w:eastAsia="宋体"/>
+                <w:color w:val="000000"/>
                 <w:sz w:val="21"/>
               </w:rPr>
               <w:t xml:space="preserve">29.098391</w:t>
@@ -3037,6 +3246,7 @@
             <w:r>
               <w:rPr>
                 <w:rFonts w:ascii="宋体" w:hAnsi="宋体" w:eastAsia="宋体"/>
+                <w:color w:val="000000"/>
                 <w:sz w:val="21"/>
               </w:rPr>
               <w:t xml:space="preserve">8</w:t>
@@ -3054,6 +3264,7 @@
       <w:r>
         <w:rPr>
           <w:rFonts w:ascii="宋体" w:hAnsi="宋体" w:eastAsia="宋体"/>
+          <w:color w:val="000000"/>
         </w:rPr>
         <w:t xml:space="preserve">从结果看，attention 版本在 XJTU-SY 小样本设置下略优于 baseline，在 PHM2012 小样本设置下没有稳定优于 baseline。这一结果符合课程复现边界：模型结构和指标口径已实现，但 8 epoch 和抽样训练不足以证明论文级性能结论。</w:t>
       </w:r>
@@ -3067,6 +3278,7 @@
       <w:r>
         <w:rPr>
           <w:rFonts w:ascii="宋体" w:hAnsi="宋体" w:eastAsia="宋体"/>
+          <w:color w:val="000000"/>
         </w:rPr>
         <w:t xml:space="preserve">6.3 xLSTM-Transformer 复现结果</w:t>
       </w:r>
@@ -3080,6 +3292,7 @@
       <w:r>
         <w:rPr>
           <w:rFonts w:ascii="宋体" w:hAnsi="宋体" w:eastAsia="宋体"/>
+          <w:color w:val="000000"/>
         </w:rPr>
         <w:t xml:space="preserve">Jiang 等论文复现按 XJTU-SY 三工况和 PHM2012 三工况组织训练与测试。完整对比表包含 18 行，覆盖 XLSTM-Transformer、Feature-Transformer 和 LSTM-Transformer。下表列出 XLSTM-Transformer 主要结果。</w:t>
       </w:r>
@@ -3114,6 +3327,7 @@
               <w:rPr>
                 <w:rFonts w:ascii="宋体" w:hAnsi="宋体" w:eastAsia="宋体"/>
                 <w:b/>
+                <w:color w:val="000000"/>
                 <w:sz w:val="21"/>
               </w:rPr>
               <w:t xml:space="preserve">数据集/工况</w:t>
@@ -3134,6 +3348,7 @@
               <w:rPr>
                 <w:rFonts w:ascii="宋体" w:hAnsi="宋体" w:eastAsia="宋体"/>
                 <w:b/>
+                <w:color w:val="000000"/>
                 <w:sz w:val="21"/>
               </w:rPr>
               <w:t xml:space="preserve">RMSE</w:t>
@@ -3154,6 +3369,7 @@
               <w:rPr>
                 <w:rFonts w:ascii="宋体" w:hAnsi="宋体" w:eastAsia="宋体"/>
                 <w:b/>
+                <w:color w:val="000000"/>
                 <w:sz w:val="21"/>
               </w:rPr>
               <w:t xml:space="preserve">NormalizedRMSE</w:t>
@@ -3174,6 +3390,7 @@
               <w:rPr>
                 <w:rFonts w:ascii="宋体" w:hAnsi="宋体" w:eastAsia="宋体"/>
                 <w:b/>
+                <w:color w:val="000000"/>
                 <w:sz w:val="21"/>
               </w:rPr>
               <w:t xml:space="preserve">R2</w:t>
@@ -3194,6 +3411,7 @@
               <w:rPr>
                 <w:rFonts w:ascii="宋体" w:hAnsi="宋体" w:eastAsia="宋体"/>
                 <w:b/>
+                <w:color w:val="000000"/>
                 <w:sz w:val="21"/>
               </w:rPr>
               <w:t xml:space="preserve">PHM2012 Score</w:t>
@@ -3214,6 +3432,7 @@
               <w:rPr>
                 <w:rFonts w:ascii="宋体" w:hAnsi="宋体" w:eastAsia="宋体"/>
                 <w:b/>
+                <w:color w:val="000000"/>
                 <w:sz w:val="21"/>
               </w:rPr>
               <w:t xml:space="preserve">Huang RUL Score</w:t>
@@ -3232,6 +3451,7 @@
             <w:r>
               <w:rPr>
                 <w:rFonts w:ascii="宋体" w:hAnsi="宋体" w:eastAsia="宋体"/>
+                <w:color w:val="000000"/>
                 <w:sz w:val="21"/>
               </w:rPr>
               <w:t xml:space="preserve">XJTU-SY Condition 1</w:t>
@@ -3248,6 +3468,7 @@
             <w:r>
               <w:rPr>
                 <w:rFonts w:ascii="宋体" w:hAnsi="宋体" w:eastAsia="宋体"/>
+                <w:color w:val="000000"/>
                 <w:sz w:val="21"/>
               </w:rPr>
               <w:t xml:space="preserve">2280.512</w:t>
@@ -3264,6 +3485,7 @@
             <w:r>
               <w:rPr>
                 <w:rFonts w:ascii="宋体" w:hAnsi="宋体" w:eastAsia="宋体"/>
+                <w:color w:val="000000"/>
                 <w:sz w:val="21"/>
               </w:rPr>
               <w:t xml:space="preserve">0.603310</w:t>
@@ -3280,6 +3502,7 @@
             <w:r>
               <w:rPr>
                 <w:rFonts w:ascii="宋体" w:hAnsi="宋体" w:eastAsia="宋体"/>
+                <w:color w:val="000000"/>
                 <w:sz w:val="21"/>
               </w:rPr>
               <w:t xml:space="preserve">-2.275391</w:t>
@@ -3296,6 +3519,7 @@
             <w:r>
               <w:rPr>
                 <w:rFonts w:ascii="宋体" w:hAnsi="宋体" w:eastAsia="宋体"/>
+                <w:color w:val="000000"/>
                 <w:sz w:val="21"/>
               </w:rPr>
               <w:t xml:space="preserve">3053.993</w:t>
@@ -3312,6 +3536,7 @@
             <w:r>
               <w:rPr>
                 <w:rFonts w:ascii="宋体" w:hAnsi="宋体" w:eastAsia="宋体"/>
+                <w:color w:val="000000"/>
                 <w:sz w:val="21"/>
               </w:rPr>
               <w:t xml:space="preserve">27.303331</w:t>
@@ -3330,6 +3555,7 @@
             <w:r>
               <w:rPr>
                 <w:rFonts w:ascii="宋体" w:hAnsi="宋体" w:eastAsia="宋体"/>
+                <w:color w:val="000000"/>
                 <w:sz w:val="21"/>
               </w:rPr>
               <w:t xml:space="preserve">XJTU-SY Condition 2</w:t>
@@ -3346,6 +3572,7 @@
             <w:r>
               <w:rPr>
                 <w:rFonts w:ascii="宋体" w:hAnsi="宋体" w:eastAsia="宋体"/>
+                <w:color w:val="000000"/>
                 <w:sz w:val="21"/>
               </w:rPr>
               <w:t xml:space="preserve">7688.563</w:t>
@@ -3362,6 +3589,7 @@
             <w:r>
               <w:rPr>
                 <w:rFonts w:ascii="宋体" w:hAnsi="宋体" w:eastAsia="宋体"/>
+                <w:color w:val="000000"/>
                 <w:sz w:val="21"/>
               </w:rPr>
               <w:t xml:space="preserve">0.601609</w:t>
@@ -3378,6 +3606,7 @@
             <w:r>
               <w:rPr>
                 <w:rFonts w:ascii="宋体" w:hAnsi="宋体" w:eastAsia="宋体"/>
+                <w:color w:val="000000"/>
                 <w:sz w:val="21"/>
               </w:rPr>
               <w:t xml:space="preserve">-2.257361</w:t>
@@ -3394,6 +3623,7 @@
             <w:r>
               <w:rPr>
                 <w:rFonts w:ascii="宋体" w:hAnsi="宋体" w:eastAsia="宋体"/>
+                <w:color w:val="000000"/>
                 <w:sz w:val="21"/>
               </w:rPr>
               <w:t xml:space="preserve">3033.235</w:t>
@@ -3410,6 +3640,7 @@
             <w:r>
               <w:rPr>
                 <w:rFonts w:ascii="宋体" w:hAnsi="宋体" w:eastAsia="宋体"/>
+                <w:color w:val="000000"/>
                 <w:sz w:val="21"/>
               </w:rPr>
               <w:t xml:space="preserve">27.385834</w:t>
@@ -3428,6 +3659,7 @@
             <w:r>
               <w:rPr>
                 <w:rFonts w:ascii="宋体" w:hAnsi="宋体" w:eastAsia="宋体"/>
+                <w:color w:val="000000"/>
                 <w:sz w:val="21"/>
               </w:rPr>
               <w:t xml:space="preserve">XJTU-SY Condition 3</w:t>
@@ -3444,6 +3676,7 @@
             <w:r>
               <w:rPr>
                 <w:rFonts w:ascii="宋体" w:hAnsi="宋体" w:eastAsia="宋体"/>
+                <w:color w:val="000000"/>
                 <w:sz w:val="21"/>
               </w:rPr>
               <w:t xml:space="preserve">5348.922</w:t>
@@ -3460,6 +3693,7 @@
             <w:r>
               <w:rPr>
                 <w:rFonts w:ascii="宋体" w:hAnsi="宋体" w:eastAsia="宋体"/>
+                <w:color w:val="000000"/>
                 <w:sz w:val="21"/>
               </w:rPr>
               <w:t xml:space="preserve">0.602356</w:t>
@@ -3476,6 +3710,7 @@
             <w:r>
               <w:rPr>
                 <w:rFonts w:ascii="宋体" w:hAnsi="宋体" w:eastAsia="宋体"/>
+                <w:color w:val="000000"/>
                 <w:sz w:val="21"/>
               </w:rPr>
               <w:t xml:space="preserve">-2.262244</w:t>
@@ -3492,6 +3727,7 @@
             <w:r>
               <w:rPr>
                 <w:rFonts w:ascii="宋体" w:hAnsi="宋体" w:eastAsia="宋体"/>
+                <w:color w:val="000000"/>
                 <w:sz w:val="21"/>
               </w:rPr>
               <w:t xml:space="preserve">3042.942</w:t>
@@ -3508,6 +3744,7 @@
             <w:r>
               <w:rPr>
                 <w:rFonts w:ascii="宋体" w:hAnsi="宋体" w:eastAsia="宋体"/>
+                <w:color w:val="000000"/>
                 <w:sz w:val="21"/>
               </w:rPr>
               <w:t xml:space="preserve">27.354392</w:t>
@@ -3526,6 +3763,7 @@
             <w:r>
               <w:rPr>
                 <w:rFonts w:ascii="宋体" w:hAnsi="宋体" w:eastAsia="宋体"/>
+                <w:color w:val="000000"/>
                 <w:sz w:val="21"/>
               </w:rPr>
               <w:t xml:space="preserve">PHM2012 Condition 1</w:t>
@@ -3542,6 +3780,7 @@
             <w:r>
               <w:rPr>
                 <w:rFonts w:ascii="宋体" w:hAnsi="宋体" w:eastAsia="宋体"/>
+                <w:color w:val="000000"/>
                 <w:sz w:val="21"/>
               </w:rPr>
               <w:t xml:space="preserve">9641.803</w:t>
@@ -3558,6 +3797,7 @@
             <w:r>
               <w:rPr>
                 <w:rFonts w:ascii="宋体" w:hAnsi="宋体" w:eastAsia="宋体"/>
+                <w:color w:val="000000"/>
                 <w:sz w:val="21"/>
               </w:rPr>
               <w:t xml:space="preserve">1.337282</w:t>
@@ -3574,6 +3814,7 @@
             <w:r>
               <w:rPr>
                 <w:rFonts w:ascii="宋体" w:hAnsi="宋体" w:eastAsia="宋体"/>
+                <w:color w:val="000000"/>
                 <w:sz w:val="21"/>
               </w:rPr>
               <w:t xml:space="preserve">-15.110842</w:t>
@@ -3590,6 +3831,7 @@
             <w:r>
               <w:rPr>
                 <w:rFonts w:ascii="宋体" w:hAnsi="宋体" w:eastAsia="宋体"/>
+                <w:color w:val="000000"/>
                 <w:sz w:val="21"/>
               </w:rPr>
               <w:t xml:space="preserve">1369975.000</w:t>
@@ -3606,6 +3848,7 @@
             <w:r>
               <w:rPr>
                 <w:rFonts w:ascii="宋体" w:hAnsi="宋体" w:eastAsia="宋体"/>
+                <w:color w:val="000000"/>
                 <w:sz w:val="21"/>
               </w:rPr>
               <w:t xml:space="preserve">31.989850</w:t>
@@ -3624,6 +3867,7 @@
             <w:r>
               <w:rPr>
                 <w:rFonts w:ascii="宋体" w:hAnsi="宋体" w:eastAsia="宋体"/>
+                <w:color w:val="000000"/>
                 <w:sz w:val="21"/>
               </w:rPr>
               <w:t xml:space="preserve">PHM2012 Condition 2</w:t>
@@ -3640,6 +3884,7 @@
             <w:r>
               <w:rPr>
                 <w:rFonts w:ascii="宋体" w:hAnsi="宋体" w:eastAsia="宋体"/>
+                <w:color w:val="000000"/>
                 <w:sz w:val="21"/>
               </w:rPr>
               <w:t xml:space="preserve">10065.537</w:t>
@@ -3656,6 +3901,7 @@
             <w:r>
               <w:rPr>
                 <w:rFonts w:ascii="宋体" w:hAnsi="宋体" w:eastAsia="宋体"/>
+                <w:color w:val="000000"/>
                 <w:sz w:val="21"/>
               </w:rPr>
               <w:t xml:space="preserve">2.092627</w:t>
@@ -3672,6 +3918,7 @@
             <w:r>
               <w:rPr>
                 <w:rFonts w:ascii="宋体" w:hAnsi="宋体" w:eastAsia="宋体"/>
+                <w:color w:val="000000"/>
                 <w:sz w:val="21"/>
               </w:rPr>
               <w:t xml:space="preserve">-38.470269</w:t>
@@ -3688,6 +3935,7 @@
             <w:r>
               <w:rPr>
                 <w:rFonts w:ascii="宋体" w:hAnsi="宋体" w:eastAsia="宋体"/>
+                <w:color w:val="000000"/>
                 <w:sz w:val="21"/>
               </w:rPr>
               <w:t xml:space="preserve">514266800.000</w:t>
@@ -3704,6 +3952,7 @@
             <w:r>
               <w:rPr>
                 <w:rFonts w:ascii="宋体" w:hAnsi="宋体" w:eastAsia="宋体"/>
+                <w:color w:val="000000"/>
                 <w:sz w:val="21"/>
               </w:rPr>
               <w:t xml:space="preserve">31.984371</w:t>
@@ -3722,6 +3971,7 @@
             <w:r>
               <w:rPr>
                 <w:rFonts w:ascii="宋体" w:hAnsi="宋体" w:eastAsia="宋体"/>
+                <w:color w:val="000000"/>
                 <w:sz w:val="21"/>
               </w:rPr>
               <w:t xml:space="preserve">PHM2012 Condition 3</w:t>
@@ -3738,6 +3988,7 @@
             <w:r>
               <w:rPr>
                 <w:rFonts w:ascii="宋体" w:hAnsi="宋体" w:eastAsia="宋体"/>
+                <w:color w:val="000000"/>
                 <w:sz w:val="21"/>
               </w:rPr>
               <w:t xml:space="preserve">1594.675</w:t>
@@ -3754,6 +4005,7 @@
             <w:r>
               <w:rPr>
                 <w:rFonts w:ascii="宋体" w:hAnsi="宋体" w:eastAsia="宋体"/>
+                <w:color w:val="000000"/>
                 <w:sz w:val="21"/>
               </w:rPr>
               <w:t xml:space="preserve">1.130975</w:t>
@@ -3770,6 +4022,7 @@
             <w:r>
               <w:rPr>
                 <w:rFonts w:ascii="宋体" w:hAnsi="宋体" w:eastAsia="宋体"/>
+                <w:color w:val="000000"/>
                 <w:sz w:val="21"/>
               </w:rPr>
               <w:t xml:space="preserve">-10.581817</w:t>
@@ -3786,6 +4039,7 @@
             <w:r>
               <w:rPr>
                 <w:rFonts w:ascii="宋体" w:hAnsi="宋体" w:eastAsia="宋体"/>
+                <w:color w:val="000000"/>
                 <w:sz w:val="21"/>
               </w:rPr>
               <w:t xml:space="preserve">262471.400</w:t>
@@ -3802,6 +4056,7 @@
             <w:r>
               <w:rPr>
                 <w:rFonts w:ascii="宋体" w:hAnsi="宋体" w:eastAsia="宋体"/>
+                <w:color w:val="000000"/>
                 <w:sz w:val="21"/>
               </w:rPr>
               <w:t xml:space="preserve">31.883923</w:t>
@@ -3819,6 +4074,7 @@
       <w:r>
         <w:rPr>
           <w:rFonts w:ascii="宋体" w:hAnsi="宋体" w:eastAsia="宋体"/>
+          <w:color w:val="000000"/>
         </w:rPr>
         <w:t xml:space="preserve">该结果说明第二篇复现已经完成跨数据集、跨工况、跨模型的工程闭环。PHM2012 上 R2 为负，说明在当前小样本和短训练设置下，模型拟合还弱于简单均值基线；这一点在报告中保留为限制，而不是把结果包装成论文级精度。</w:t>
       </w:r>
@@ -3832,6 +4088,7 @@
       <w:r>
         <w:rPr>
           <w:rFonts w:ascii="宋体" w:hAnsi="宋体" w:eastAsia="宋体"/>
+          <w:color w:val="000000"/>
         </w:rPr>
         <w:t xml:space="preserve">6.4 误差分析</w:t>
       </w:r>
@@ -3845,6 +4102,7 @@
       <w:r>
         <w:rPr>
           <w:rFonts w:ascii="宋体" w:hAnsi="宋体" w:eastAsia="宋体"/>
+          <w:color w:val="000000"/>
         </w:rPr>
         <w:t xml:space="preserve">两个复现实验给出了一致的工程结论：系统能够稳定读取真实数据、构造特征序列、训练 PyTorch 模型并输出论文指标；但短训练设置下，模型主要验证流程正确性，不能替代完整论文实验。造成误差较大的主要原因包括：</w:t>
       </w:r>
@@ -3862,6 +4120,7 @@
       <w:r>
         <w:rPr>
           <w:rFonts w:ascii="宋体" w:hAnsi="宋体" w:eastAsia="宋体"/>
+          <w:color w:val="000000"/>
         </w:rPr>
         <w:t xml:space="preserve">训练 epoch 较少，未做多随机种子统计。</w:t>
       </w:r>
@@ -3879,12 +4138,14 @@
       <w:r>
         <w:rPr>
           <w:rFonts w:ascii="宋体" w:hAnsi="宋体" w:eastAsia="宋体"/>
+          <w:color w:val="000000"/>
         </w:rPr>
         <w:t xml:space="preserve">为控制运行时间，真实训练使用</w:t>
       </w:r>
       <w:r>
         <w:rPr>
           <w:rFonts w:ascii="宋体" w:hAnsi="宋体" w:eastAsia="宋体"/>
+          <w:color w:val="000000"/>
         </w:rPr>
         <w:t xml:space="preserve"> </w:t>
       </w:r>
@@ -3892,18 +4153,21 @@
         <w:rPr>
           <w:rStyle w:val="VerbatimChar"/>
           <w:rFonts w:ascii="宋体" w:hAnsi="宋体" w:eastAsia="宋体"/>
+          <w:color w:val="000000"/>
         </w:rPr>
         <w:t xml:space="preserve">max_samples_per_entity</w:t>
       </w:r>
       <w:r>
         <w:rPr>
           <w:rFonts w:ascii="宋体" w:hAnsi="宋体" w:eastAsia="宋体"/>
+          <w:color w:val="000000"/>
         </w:rPr>
         <w:t xml:space="preserve"> </w:t>
       </w:r>
       <w:r>
         <w:rPr>
           <w:rFonts w:ascii="宋体" w:hAnsi="宋体" w:eastAsia="宋体"/>
+          <w:color w:val="000000"/>
         </w:rPr>
         <w:t xml:space="preserve">抽样，样本覆盖不等于论文全量训练。</w:t>
       </w:r>
@@ -3921,6 +4185,7 @@
       <w:r>
         <w:rPr>
           <w:rFonts w:ascii="宋体" w:hAnsi="宋体" w:eastAsia="宋体"/>
+          <w:color w:val="000000"/>
         </w:rPr>
         <w:t xml:space="preserve">PHM2012 的官方 RUL 语义与全寿命文件不同，短训练下更容易出现尺度偏差。</w:t>
       </w:r>
@@ -3938,6 +4203,7 @@
       <w:r>
         <w:rPr>
           <w:rFonts w:ascii="宋体" w:hAnsi="宋体" w:eastAsia="宋体"/>
+          <w:color w:val="000000"/>
         </w:rPr>
         <w:t xml:space="preserve">xLSTM-Transformer 复现没有作者源码，只能按结构和公开超参数进行项目适配。</w:t>
       </w:r>
@@ -3951,54 +4217,63 @@
       <w:r>
         <w:rPr>
           <w:rFonts w:ascii="宋体" w:hAnsi="宋体" w:eastAsia="宋体"/>
+          <w:color w:val="000000"/>
         </w:rPr>
         <w:t xml:space="preserve">因此，本文将复现实验定位为</w:t>
       </w:r>
       <w:r>
         <w:rPr>
           <w:rFonts w:ascii="宋体" w:hAnsi="宋体" w:eastAsia="宋体"/>
+          <w:color w:val="000000"/>
         </w:rPr>
         <w:t xml:space="preserve">“</w:t>
       </w:r>
       <w:r>
         <w:rPr>
           <w:rFonts w:ascii="宋体" w:hAnsi="宋体" w:eastAsia="宋体"/>
+          <w:color w:val="000000"/>
         </w:rPr>
         <w:t xml:space="preserve">工程复现和指标体系复现</w:t>
       </w:r>
       <w:r>
         <w:rPr>
           <w:rFonts w:ascii="宋体" w:hAnsi="宋体" w:eastAsia="宋体"/>
+          <w:color w:val="000000"/>
         </w:rPr>
         <w:t xml:space="preserve">”</w:t>
       </w:r>
       <w:r>
         <w:rPr>
           <w:rFonts w:ascii="宋体" w:hAnsi="宋体" w:eastAsia="宋体"/>
+          <w:color w:val="000000"/>
         </w:rPr>
         <w:t xml:space="preserve">，而不是</w:t>
       </w:r>
       <w:r>
         <w:rPr>
           <w:rFonts w:ascii="宋体" w:hAnsi="宋体" w:eastAsia="宋体"/>
+          <w:color w:val="000000"/>
         </w:rPr>
         <w:t xml:space="preserve">“</w:t>
       </w:r>
       <w:r>
         <w:rPr>
           <w:rFonts w:ascii="宋体" w:hAnsi="宋体" w:eastAsia="宋体"/>
+          <w:color w:val="000000"/>
         </w:rPr>
         <w:t xml:space="preserve">论文数值完全复现</w:t>
       </w:r>
       <w:r>
         <w:rPr>
           <w:rFonts w:ascii="宋体" w:hAnsi="宋体" w:eastAsia="宋体"/>
+          <w:color w:val="000000"/>
         </w:rPr>
         <w:t xml:space="preserve">”</w:t>
       </w:r>
       <w:r>
         <w:rPr>
           <w:rFonts w:ascii="宋体" w:hAnsi="宋体" w:eastAsia="宋体"/>
+          <w:color w:val="000000"/>
         </w:rPr>
         <w:t xml:space="preserve">。</w:t>
       </w:r>
@@ -4013,6 +4288,7 @@
       <w:r>
         <w:rPr>
           <w:rFonts w:ascii="宋体" w:hAnsi="宋体" w:eastAsia="宋体"/>
+          <w:color w:val="000000"/>
         </w:rPr>
         <w:t xml:space="preserve">7. 软件工程实践</w:t>
       </w:r>
@@ -4026,6 +4302,7 @@
       <w:r>
         <w:rPr>
           <w:rFonts w:ascii="宋体" w:hAnsi="宋体" w:eastAsia="宋体"/>
+          <w:color w:val="000000"/>
         </w:rPr>
         <w:t xml:space="preserve">项目采用以下软件工程实践：</w:t>
       </w:r>
@@ -4043,12 +4320,14 @@
       <w:r>
         <w:rPr>
           <w:rFonts w:ascii="宋体" w:hAnsi="宋体" w:eastAsia="宋体"/>
+          <w:color w:val="000000"/>
         </w:rPr>
         <w:t xml:space="preserve">使用</w:t>
       </w:r>
       <w:r>
         <w:rPr>
           <w:rFonts w:ascii="宋体" w:hAnsi="宋体" w:eastAsia="宋体"/>
+          <w:color w:val="000000"/>
         </w:rPr>
         <w:t xml:space="preserve"> </w:t>
       </w:r>
@@ -4056,18 +4335,21 @@
         <w:rPr>
           <w:rStyle w:val="VerbatimChar"/>
           <w:rFonts w:ascii="宋体" w:hAnsi="宋体" w:eastAsia="宋体"/>
+          <w:color w:val="000000"/>
         </w:rPr>
         <w:t xml:space="preserve">uv</w:t>
       </w:r>
       <w:r>
         <w:rPr>
           <w:rFonts w:ascii="宋体" w:hAnsi="宋体" w:eastAsia="宋体"/>
+          <w:color w:val="000000"/>
         </w:rPr>
         <w:t xml:space="preserve"> </w:t>
       </w:r>
       <w:r>
         <w:rPr>
           <w:rFonts w:ascii="宋体" w:hAnsi="宋体" w:eastAsia="宋体"/>
+          <w:color w:val="000000"/>
         </w:rPr>
         <w:t xml:space="preserve">固定环境和依赖；</w:t>
       </w:r>
@@ -4085,12 +4367,14 @@
       <w:r>
         <w:rPr>
           <w:rFonts w:ascii="宋体" w:hAnsi="宋体" w:eastAsia="宋体"/>
+          <w:color w:val="000000"/>
         </w:rPr>
         <w:t xml:space="preserve">使用</w:t>
       </w:r>
       <w:r>
         <w:rPr>
           <w:rFonts w:ascii="宋体" w:hAnsi="宋体" w:eastAsia="宋体"/>
+          <w:color w:val="000000"/>
         </w:rPr>
         <w:t xml:space="preserve"> </w:t>
       </w:r>
@@ -4098,18 +4382,21 @@
         <w:rPr>
           <w:rStyle w:val="VerbatimChar"/>
           <w:rFonts w:ascii="宋体" w:hAnsi="宋体" w:eastAsia="宋体"/>
+          <w:color w:val="000000"/>
         </w:rPr>
         <w:t xml:space="preserve">pytest</w:t>
       </w:r>
       <w:r>
         <w:rPr>
           <w:rFonts w:ascii="宋体" w:hAnsi="宋体" w:eastAsia="宋体"/>
+          <w:color w:val="000000"/>
         </w:rPr>
         <w:t xml:space="preserve"> </w:t>
       </w:r>
       <w:r>
         <w:rPr>
           <w:rFonts w:ascii="宋体" w:hAnsi="宋体" w:eastAsia="宋体"/>
+          <w:color w:val="000000"/>
         </w:rPr>
         <w:t xml:space="preserve">进行单元测试和集成测试；</w:t>
       </w:r>
@@ -4127,6 +4414,7 @@
       <w:r>
         <w:rPr>
           <w:rFonts w:ascii="宋体" w:hAnsi="宋体" w:eastAsia="宋体"/>
+          <w:color w:val="000000"/>
         </w:rPr>
         <w:t xml:space="preserve">使用 notebook 作为可运行示例，而不是静态展示；</w:t>
       </w:r>
@@ -4144,12 +4432,14 @@
       <w:r>
         <w:rPr>
           <w:rFonts w:ascii="宋体" w:hAnsi="宋体" w:eastAsia="宋体"/>
+          <w:color w:val="000000"/>
         </w:rPr>
         <w:t xml:space="preserve">使用</w:t>
       </w:r>
       <w:r>
         <w:rPr>
           <w:rFonts w:ascii="宋体" w:hAnsi="宋体" w:eastAsia="宋体"/>
+          <w:color w:val="000000"/>
         </w:rPr>
         <w:t xml:space="preserve"> </w:t>
       </w:r>
@@ -4157,18 +4447,21 @@
         <w:rPr>
           <w:rStyle w:val="VerbatimChar"/>
           <w:rFonts w:ascii="宋体" w:hAnsi="宋体" w:eastAsia="宋体"/>
+          <w:color w:val="000000"/>
         </w:rPr>
         <w:t xml:space="preserve">ExperimentTracker</w:t>
       </w:r>
       <w:r>
         <w:rPr>
           <w:rFonts w:ascii="宋体" w:hAnsi="宋体" w:eastAsia="宋体"/>
+          <w:color w:val="000000"/>
         </w:rPr>
         <w:t xml:space="preserve"> </w:t>
       </w:r>
       <w:r>
         <w:rPr>
           <w:rFonts w:ascii="宋体" w:hAnsi="宋体" w:eastAsia="宋体"/>
+          <w:color w:val="000000"/>
         </w:rPr>
         <w:t xml:space="preserve">保存配置、历史和结果；</w:t>
       </w:r>
@@ -4186,6 +4479,7 @@
       <w:r>
         <w:rPr>
           <w:rFonts w:ascii="宋体" w:hAnsi="宋体" w:eastAsia="宋体"/>
+          <w:color w:val="000000"/>
         </w:rPr>
         <w:t xml:space="preserve">使用多次 commit 保存阶段成果，便于回溯；</w:t>
       </w:r>
@@ -4203,6 +4497,7 @@
       <w:r>
         <w:rPr>
           <w:rFonts w:ascii="宋体" w:hAnsi="宋体" w:eastAsia="宋体"/>
+          <w:color w:val="000000"/>
         </w:rPr>
         <w:t xml:space="preserve">输出开题、中期、结题、测试、用户和安装文档。</w:t>
       </w:r>
@@ -4216,6 +4511,7 @@
       <w:r>
         <w:rPr>
           <w:rFonts w:ascii="宋体" w:hAnsi="宋体" w:eastAsia="宋体"/>
+          <w:color w:val="000000"/>
         </w:rPr>
         <w:t xml:space="preserve">8. 结论</w:t>
       </w:r>
@@ -4229,6 +4525,7 @@
       <w:r>
         <w:rPr>
           <w:rFonts w:ascii="宋体" w:hAnsi="宋体" w:eastAsia="宋体"/>
+          <w:color w:val="000000"/>
         </w:rPr>
         <w:t xml:space="preserve">本文实现了一个完整的工业轴承 RUL 预测系统，能够支持真实数据接入、特征提取、多模型训练、论文复现和课程文档交付。项目最主要的收获不是某一个模型的单次指标，而是把数据、特征、标签、训练、评价、notebook、测试和文档组织成可复查的工程流程。后续若继续完善，可重点扩大真实训练规模、加入温度特征、多随机种子评估和更细的跨工况泛化实验。</w:t>
       </w:r>
@@ -4242,6 +4539,7 @@
       <w:r>
         <w:rPr>
           <w:rFonts w:ascii="宋体" w:hAnsi="宋体" w:eastAsia="宋体"/>
+          <w:color w:val="000000"/>
         </w:rPr>
         <w:t xml:space="preserve">参考文献</w:t>
       </w:r>
@@ -4255,6 +4553,7 @@
       <w:r>
         <w:rPr>
           <w:rFonts w:ascii="宋体" w:hAnsi="宋体" w:eastAsia="宋体"/>
+          <w:color w:val="000000"/>
         </w:rPr>
         <w:t xml:space="preserve">[1] Huang et al. Remaining useful life prediction of rolling bearings based on CNN-LSTM-AM. 2024.</w:t>
       </w:r>
@@ -4268,6 +4567,7 @@
       <w:r>
         <w:rPr>
           <w:rFonts w:ascii="宋体" w:hAnsi="宋体" w:eastAsia="宋体"/>
+          <w:color w:val="000000"/>
         </w:rPr>
         <w:t xml:space="preserve">[2] Jiang et al. Rolling bearing remaining useful life prediction based on xLSTM-Transformer. Sensors, 2026.</w:t>
       </w:r>
@@ -4281,6 +4581,7 @@
       <w:r>
         <w:rPr>
           <w:rFonts w:ascii="宋体" w:hAnsi="宋体" w:eastAsia="宋体"/>
+          <w:color w:val="000000"/>
         </w:rPr>
         <w:t xml:space="preserve">[3] Wang B., Lei Y., Li N., Li N. A hybrid prognostics approach for estimating remaining useful life of rolling element bearings. IEEE Transactions on Reliability, 2020.</w:t>
       </w:r>
@@ -4294,6 +4595,7 @@
       <w:r>
         <w:rPr>
           <w:rFonts w:ascii="宋体" w:hAnsi="宋体" w:eastAsia="宋体"/>
+          <w:color w:val="000000"/>
         </w:rPr>
         <w:t xml:space="preserve">[4] Lei Y., Li N., Guo L., et al. Machinery health prognostics: A systematic review. Mechanical Systems and Signal Processing, 2018.</w:t>
       </w:r>
@@ -4307,6 +4609,7 @@
       <w:r>
         <w:rPr>
           <w:rFonts w:ascii="宋体" w:hAnsi="宋体" w:eastAsia="宋体"/>
+          <w:color w:val="000000"/>
         </w:rPr>
         <w:t xml:space="preserve">[5] Nectoux P., Gouriveau R., Medjaher K., et al. PRONOSTIA: An experimental platform for bearings accelerated degradation tests. IEEE PHM, 2012.</w:t>
       </w:r>
@@ -4320,6 +4623,7 @@
       <w:r>
         <w:rPr>
           <w:rFonts w:ascii="宋体" w:hAnsi="宋体" w:eastAsia="宋体"/>
+          <w:color w:val="000000"/>
         </w:rPr>
         <w:t xml:space="preserve">[6] Wang B., et al. XJTU-SY bearing datasets for prognostics and health management. 2018.</w:t>
       </w:r>
@@ -4690,6 +4994,7 @@
     <w:qFormat/>
     <w:rPr>
       <w:rFonts w:ascii="宋体" w:hAnsi="宋体" w:eastAsia="宋体"/>
+      <w:color w:val="000000"/>
       <w:sz w:val="21"/>
     </w:rPr>
   </w:style>
@@ -4703,6 +5008,7 @@
     <w:qFormat/>
     <w:rPr>
       <w:rFonts w:ascii="宋体" w:hAnsi="宋体" w:eastAsia="宋体"/>
+      <w:color w:val="000000"/>
       <w:sz w:val="21"/>
     </w:rPr>
   </w:style>
@@ -4713,6 +5019,7 @@
     <w:qFormat/>
     <w:rPr>
       <w:rFonts w:ascii="宋体" w:hAnsi="宋体" w:eastAsia="宋体"/>
+      <w:color w:val="000000"/>
       <w:sz w:val="21"/>
     </w:rPr>
   </w:style>
@@ -4725,6 +5032,7 @@
     </w:pPr>
     <w:rPr>
       <w:rFonts w:ascii="宋体" w:hAnsi="宋体" w:eastAsia="宋体"/>
+      <w:color w:val="000000"/>
       <w:sz w:val="21"/>
     </w:rPr>
   </w:style>
@@ -4743,7 +5051,7 @@
       <w:rFonts w:asciiTheme="majorHAnsi" w:cstheme="majorBidi" w:eastAsiaTheme="majorEastAsia" w:hAnsiTheme="majorHAnsi" w:ascii="黑体" w:hAnsi="黑体" w:eastAsia="黑体"/>
       <w:b/>
       <w:bCs/>
-      <w:color w:themeColor="accent1" w:themeShade="B5" w:val="345A8A"/>
+      <w:color w:val="000000"/>
       <w:sz w:val="36"/>
       <w:szCs w:val="36"/>
     </w:rPr>
@@ -4760,6 +5068,7 @@
       <w:jc w:val="center"/>
     </w:pPr>
     <w:rPr>
+      <w:color w:val="000000"/>
       <w:sz w:val="30"/>
       <w:szCs w:val="30"/>
     </w:rPr>
@@ -4823,7 +5132,7 @@
       <w:rFonts w:asciiTheme="majorHAnsi" w:cstheme="majorBidi" w:eastAsiaTheme="majorEastAsia" w:hAnsiTheme="majorHAnsi" w:ascii="宋体" w:hAnsi="宋体" w:eastAsia="宋体"/>
       <w:b/>
       <w:bCs/>
-      <w:color w:themeColor="accent1" w:val="4F81BD"/>
+      <w:color w:val="000000"/>
       <w:sz w:val="48"/>
       <w:szCs w:val="32"/>
     </w:rPr>
@@ -4845,7 +5154,7 @@
       <w:rFonts w:asciiTheme="majorHAnsi" w:cstheme="majorBidi" w:eastAsiaTheme="majorEastAsia" w:hAnsiTheme="majorHAnsi" w:ascii="宋体" w:hAnsi="宋体" w:eastAsia="宋体"/>
       <w:b/>
       <w:bCs/>
-      <w:color w:themeColor="accent1" w:val="4F81BD"/>
+      <w:color w:val="000000"/>
       <w:sz w:val="36"/>
       <w:szCs w:val="28"/>
     </w:rPr>
@@ -4867,7 +5176,7 @@
       <w:rFonts w:asciiTheme="majorHAnsi" w:cstheme="majorBidi" w:eastAsiaTheme="majorEastAsia" w:hAnsiTheme="majorHAnsi" w:ascii="宋体" w:hAnsi="宋体" w:eastAsia="宋体"/>
       <w:b/>
       <w:bCs/>
-      <w:color w:themeColor="accent1" w:val="4F81BD"/>
+      <w:color w:val="000000"/>
       <w:sz w:val="27"/>
       <w:szCs w:val="24"/>
     </w:rPr>
@@ -4890,7 +5199,7 @@
       <w:i/>
       <w:b/>
       <w:bCs/>
-      <w:color w:themeColor="accent1" w:val="4F81BD"/>
+      <w:color w:val="000000"/>
       <w:sz w:val="24"/>
       <w:szCs w:val="24"/>
     </w:rPr>
@@ -4909,10 +5218,11 @@
       <w:outlineLvl w:val="4"/>
     </w:pPr>
     <w:rPr>
-      <w:rFonts w:asciiTheme="majorHAnsi" w:cstheme="majorBidi" w:eastAsiaTheme="majorEastAsia" w:hAnsiTheme="majorHAnsi"/>
+      <w:rFonts w:asciiTheme="majorHAnsi" w:cstheme="majorBidi" w:eastAsiaTheme="majorEastAsia" w:hAnsiTheme="majorHAnsi" w:ascii="宋体" w:hAnsi="宋体" w:eastAsia="宋体"/>
+      <w:b/>
       <w:iCs/>
-      <w:color w:themeColor="accent1" w:val="4F81BD"/>
-      <w:sz w:val="24"/>
+      <w:color w:val="000000"/>
+      <w:sz w:val="21"/>
       <w:szCs w:val="24"/>
     </w:rPr>
   </w:style>
@@ -4930,9 +5240,10 @@
       <w:outlineLvl w:val="5"/>
     </w:pPr>
     <w:rPr>
-      <w:rFonts w:asciiTheme="majorHAnsi" w:cstheme="majorBidi" w:eastAsiaTheme="majorEastAsia" w:hAnsiTheme="majorHAnsi"/>
-      <w:color w:themeColor="accent1" w:val="4F81BD"/>
-      <w:sz w:val="24"/>
+      <w:rFonts w:asciiTheme="majorHAnsi" w:cstheme="majorBidi" w:eastAsiaTheme="majorEastAsia" w:hAnsiTheme="majorHAnsi" w:ascii="宋体" w:hAnsi="宋体" w:eastAsia="宋体"/>
+      <w:b/>
+      <w:color w:val="000000"/>
+      <w:sz w:val="21"/>
       <w:szCs w:val="24"/>
     </w:rPr>
   </w:style>
@@ -4950,9 +5261,10 @@
       <w:outlineLvl w:val="6"/>
     </w:pPr>
     <w:rPr>
-      <w:rFonts w:asciiTheme="majorHAnsi" w:cstheme="majorBidi" w:eastAsiaTheme="majorEastAsia" w:hAnsiTheme="majorHAnsi"/>
-      <w:color w:themeColor="accent1" w:val="4F81BD"/>
-      <w:sz w:val="24"/>
+      <w:rFonts w:asciiTheme="majorHAnsi" w:cstheme="majorBidi" w:eastAsiaTheme="majorEastAsia" w:hAnsiTheme="majorHAnsi" w:ascii="宋体" w:hAnsi="宋体" w:eastAsia="宋体"/>
+      <w:b/>
+      <w:color w:val="000000"/>
+      <w:sz w:val="21"/>
       <w:szCs w:val="24"/>
     </w:rPr>
   </w:style>
@@ -4970,9 +5282,10 @@
       <w:outlineLvl w:val="7"/>
     </w:pPr>
     <w:rPr>
-      <w:rFonts w:asciiTheme="majorHAnsi" w:cstheme="majorBidi" w:eastAsiaTheme="majorEastAsia" w:hAnsiTheme="majorHAnsi"/>
-      <w:color w:themeColor="accent1" w:val="4F81BD"/>
-      <w:sz w:val="24"/>
+      <w:rFonts w:asciiTheme="majorHAnsi" w:cstheme="majorBidi" w:eastAsiaTheme="majorEastAsia" w:hAnsiTheme="majorHAnsi" w:ascii="宋体" w:hAnsi="宋体" w:eastAsia="宋体"/>
+      <w:b/>
+      <w:color w:val="000000"/>
+      <w:sz w:val="21"/>
       <w:szCs w:val="24"/>
     </w:rPr>
   </w:style>
@@ -4990,9 +5303,10 @@
       <w:outlineLvl w:val="8"/>
     </w:pPr>
     <w:rPr>
-      <w:rFonts w:asciiTheme="majorHAnsi" w:cstheme="majorBidi" w:eastAsiaTheme="majorEastAsia" w:hAnsiTheme="majorHAnsi"/>
-      <w:color w:themeColor="accent1" w:val="4F81BD"/>
-      <w:sz w:val="24"/>
+      <w:rFonts w:asciiTheme="majorHAnsi" w:cstheme="majorBidi" w:eastAsiaTheme="majorEastAsia" w:hAnsiTheme="majorHAnsi" w:ascii="宋体" w:hAnsi="宋体" w:eastAsia="宋体"/>
+      <w:b/>
+      <w:color w:val="000000"/>
+      <w:sz w:val="21"/>
       <w:szCs w:val="24"/>
     </w:rPr>
   </w:style>
@@ -5130,7 +5444,7 @@
     <w:name w:val="Hyperlink"/>
     <w:basedOn w:val="BodyTextChar"/>
     <w:rPr>
-      <w:color w:themeColor="accent1" w:val="4F81BD"/>
+      <w:color w:val="000000"/>
     </w:rPr>
   </w:style>
   <w:style w:styleId="TOCHeading" w:type="paragraph">
@@ -5148,7 +5462,7 @@
       <w:rFonts w:asciiTheme="majorHAnsi" w:cstheme="majorBidi" w:eastAsiaTheme="majorEastAsia" w:hAnsiTheme="majorHAnsi"/>
       <w:b w:val="0"/>
       <w:bCs w:val="0"/>
-      <w:color w:themeColor="accent1" w:themeShade="BF" w:val="365F91"/>
+      <w:color w:val="000000"/>
     </w:rPr>
   </w:style>
   <w:style w:type="paragraph" w:customStyle="1" w:styleId="SourceCode">

--- a/docx/final/18_项目技术论文.docx
+++ b/docx/final/18_项目技术论文.docx
@@ -4555,7 +4555,30 @@
           <w:rFonts w:ascii="宋体" w:hAnsi="宋体" w:eastAsia="宋体"/>
           <w:color w:val="000000"/>
         </w:rPr>
-        <w:t xml:space="preserve">[1] Huang et al. Remaining useful life prediction of rolling bearings based on CNN-LSTM-AM. 2024.</w:t>
+        <w:t xml:space="preserve">[1] Huang, W.; Chen, Y.; Chen, Y.; Zhang, T. Life prediction method of rolling bearing based on CNN-LSTM-AM.</w:t>
+      </w:r>
+      <w:r>
+        <w:rPr>
+          <w:rFonts w:ascii="宋体" w:hAnsi="宋体" w:eastAsia="宋体"/>
+          <w:color w:val="000000"/>
+        </w:rPr>
+        <w:t xml:space="preserve"> </w:t>
+      </w:r>
+      <w:r>
+        <w:rPr>
+          <w:iCs/>
+          <w:rFonts w:ascii="宋体" w:hAnsi="宋体" w:eastAsia="宋体"/>
+          <w:i/>
+          <w:color w:val="000000"/>
+        </w:rPr>
+        <w:t xml:space="preserve">Journal of Vibroengineering</w:t>
+      </w:r>
+      <w:r>
+        <w:rPr>
+          <w:rFonts w:ascii="宋体" w:hAnsi="宋体" w:eastAsia="宋体"/>
+          <w:color w:val="000000"/>
+        </w:rPr>
+        <w:t xml:space="preserve">, 2024, 26(5): 1027-1039. DOI: 10.21595/jve.2024.23793. URL: https://www.extrica.com/article/23793</w:t>
       </w:r>
     </w:p>
     <w:p>
@@ -4569,7 +4592,30 @@
           <w:rFonts w:ascii="宋体" w:hAnsi="宋体" w:eastAsia="宋体"/>
           <w:color w:val="000000"/>
         </w:rPr>
-        <w:t xml:space="preserve">[2] Jiang et al. Rolling bearing remaining useful life prediction based on xLSTM-Transformer. Sensors, 2026.</w:t>
+        <w:t xml:space="preserve">[2] Jiang, R.; Li, Z.; Lu, H.; Mo, W.; Huang, W.; Xu, M. RUL Prediction Based on xLSTM-Transformer Neural Network for Rolling Element Bearings Under Different Working Conditions.</w:t>
+      </w:r>
+      <w:r>
+        <w:rPr>
+          <w:rFonts w:ascii="宋体" w:hAnsi="宋体" w:eastAsia="宋体"/>
+          <w:color w:val="000000"/>
+        </w:rPr>
+        <w:t xml:space="preserve"> </w:t>
+      </w:r>
+      <w:r>
+        <w:rPr>
+          <w:iCs/>
+          <w:rFonts w:ascii="宋体" w:hAnsi="宋体" w:eastAsia="宋体"/>
+          <w:i/>
+          <w:color w:val="000000"/>
+        </w:rPr>
+        <w:t xml:space="preserve">Sensors</w:t>
+      </w:r>
+      <w:r>
+        <w:rPr>
+          <w:rFonts w:ascii="宋体" w:hAnsi="宋体" w:eastAsia="宋体"/>
+          <w:color w:val="000000"/>
+        </w:rPr>
+        <w:t xml:space="preserve">, 2026, 26(5): 1578. DOI: 10.3390/s26051578. URL: https://www.mdpi.com/1424-8220/26/5/1578</w:t>
       </w:r>
     </w:p>
     <w:p>
@@ -4583,7 +4629,30 @@
           <w:rFonts w:ascii="宋体" w:hAnsi="宋体" w:eastAsia="宋体"/>
           <w:color w:val="000000"/>
         </w:rPr>
-        <w:t xml:space="preserve">[3] Wang B., Lei Y., Li N., Li N. A hybrid prognostics approach for estimating remaining useful life of rolling element bearings. IEEE Transactions on Reliability, 2020.</w:t>
+        <w:t xml:space="preserve">[3] Wang, B.; Lei, Y.; Li, N.; Li, N. A Hybrid Prognostics Approach for Estimating Remaining Useful Life of Rolling Element Bearings.</w:t>
+      </w:r>
+      <w:r>
+        <w:rPr>
+          <w:rFonts w:ascii="宋体" w:hAnsi="宋体" w:eastAsia="宋体"/>
+          <w:color w:val="000000"/>
+        </w:rPr>
+        <w:t xml:space="preserve"> </w:t>
+      </w:r>
+      <w:r>
+        <w:rPr>
+          <w:iCs/>
+          <w:rFonts w:ascii="宋体" w:hAnsi="宋体" w:eastAsia="宋体"/>
+          <w:i/>
+          <w:color w:val="000000"/>
+        </w:rPr>
+        <w:t xml:space="preserve">IEEE Transactions on Reliability</w:t>
+      </w:r>
+      <w:r>
+        <w:rPr>
+          <w:rFonts w:ascii="宋体" w:hAnsi="宋体" w:eastAsia="宋体"/>
+          <w:color w:val="000000"/>
+        </w:rPr>
+        <w:t xml:space="preserve">, 2020, 69(1): 401-412. DOI: 10.1109/TR.2018.2882682.</w:t>
       </w:r>
     </w:p>
     <w:p>
@@ -4597,7 +4666,30 @@
           <w:rFonts w:ascii="宋体" w:hAnsi="宋体" w:eastAsia="宋体"/>
           <w:color w:val="000000"/>
         </w:rPr>
-        <w:t xml:space="preserve">[4] Lei Y., Li N., Guo L., et al. Machinery health prognostics: A systematic review. Mechanical Systems and Signal Processing, 2018.</w:t>
+        <w:t xml:space="preserve">[4] Lei, Y.; Li, N.; Guo, L.; Li, N.; Yan, T.; Lin, J. Machinery health prognostics: A systematic review from data acquisition to RUL prediction.</w:t>
+      </w:r>
+      <w:r>
+        <w:rPr>
+          <w:rFonts w:ascii="宋体" w:hAnsi="宋体" w:eastAsia="宋体"/>
+          <w:color w:val="000000"/>
+        </w:rPr>
+        <w:t xml:space="preserve"> </w:t>
+      </w:r>
+      <w:r>
+        <w:rPr>
+          <w:iCs/>
+          <w:rFonts w:ascii="宋体" w:hAnsi="宋体" w:eastAsia="宋体"/>
+          <w:i/>
+          <w:color w:val="000000"/>
+        </w:rPr>
+        <w:t xml:space="preserve">Mechanical Systems and Signal Processing</w:t>
+      </w:r>
+      <w:r>
+        <w:rPr>
+          <w:rFonts w:ascii="宋体" w:hAnsi="宋体" w:eastAsia="宋体"/>
+          <w:color w:val="000000"/>
+        </w:rPr>
+        <w:t xml:space="preserve">, 2018, 104: 799-834. DOI: 10.1016/j.ymssp.2017.11.016.</w:t>
       </w:r>
     </w:p>
     <w:p>
@@ -4611,7 +4703,30 @@
           <w:rFonts w:ascii="宋体" w:hAnsi="宋体" w:eastAsia="宋体"/>
           <w:color w:val="000000"/>
         </w:rPr>
-        <w:t xml:space="preserve">[5] Nectoux P., Gouriveau R., Medjaher K., et al. PRONOSTIA: An experimental platform for bearings accelerated degradation tests. IEEE PHM, 2012.</w:t>
+        <w:t xml:space="preserve">[5] Nectoux, P.; Gouriveau, R.; Medjaher, K.; Ramasso, E.; Morello, B.; Zerhouni, N.; Varnier, C. PRONOSTIA: An experimental platform for bearings accelerated degradation tests.</w:t>
+      </w:r>
+      <w:r>
+        <w:rPr>
+          <w:rFonts w:ascii="宋体" w:hAnsi="宋体" w:eastAsia="宋体"/>
+          <w:color w:val="000000"/>
+        </w:rPr>
+        <w:t xml:space="preserve"> </w:t>
+      </w:r>
+      <w:r>
+        <w:rPr>
+          <w:iCs/>
+          <w:rFonts w:ascii="宋体" w:hAnsi="宋体" w:eastAsia="宋体"/>
+          <w:i/>
+          <w:color w:val="000000"/>
+        </w:rPr>
+        <w:t xml:space="preserve">IEEE International Conference on Prognostics and Health Management</w:t>
+      </w:r>
+      <w:r>
+        <w:rPr>
+          <w:rFonts w:ascii="宋体" w:hAnsi="宋体" w:eastAsia="宋体"/>
+          <w:color w:val="000000"/>
+        </w:rPr>
+        <w:t xml:space="preserve">, 2012.</w:t>
       </w:r>
     </w:p>
     <w:p>
@@ -4625,7 +4740,30 @@
           <w:rFonts w:ascii="宋体" w:hAnsi="宋体" w:eastAsia="宋体"/>
           <w:color w:val="000000"/>
         </w:rPr>
-        <w:t xml:space="preserve">[6] Wang B., et al. XJTU-SY bearing datasets for prognostics and health management. 2018.</w:t>
+        <w:t xml:space="preserve">[6] Wang, B.; Lei, Y.; Li, N.; Yan, T.; Li, N.; Guo, L. XJTU-SY rolling element bearing accelerated life test datasets: A tutorial.</w:t>
+      </w:r>
+      <w:r>
+        <w:rPr>
+          <w:rFonts w:ascii="宋体" w:hAnsi="宋体" w:eastAsia="宋体"/>
+          <w:color w:val="000000"/>
+        </w:rPr>
+        <w:t xml:space="preserve"> </w:t>
+      </w:r>
+      <w:r>
+        <w:rPr>
+          <w:iCs/>
+          <w:rFonts w:ascii="宋体" w:hAnsi="宋体" w:eastAsia="宋体"/>
+          <w:i/>
+          <w:color w:val="000000"/>
+        </w:rPr>
+        <w:t xml:space="preserve">Journal of Mechanical Engineering</w:t>
+      </w:r>
+      <w:r>
+        <w:rPr>
+          <w:rFonts w:ascii="宋体" w:hAnsi="宋体" w:eastAsia="宋体"/>
+          <w:color w:val="000000"/>
+        </w:rPr>
+        <w:t xml:space="preserve">, 2019, 55(16): 1-6.</w:t>
       </w:r>
     </w:p>
     <w:bookmarkEnd w:id="41"/>

--- a/docx/final/18_项目技术论文.docx
+++ b/docx/final/18_项目技术论文.docx
@@ -3471,7 +3471,7 @@
                 <w:color w:val="000000"/>
                 <w:sz w:val="21"/>
               </w:rPr>
-              <w:t xml:space="preserve">2280.512</w:t>
+              <w:t xml:space="preserve">2280.631</w:t>
             </w:r>
           </w:p>
         </w:tc>
@@ -3488,7 +3488,7 @@
                 <w:color w:val="000000"/>
                 <w:sz w:val="21"/>
               </w:rPr>
-              <w:t xml:space="preserve">0.603310</w:t>
+              <w:t xml:space="preserve">0.603342</w:t>
             </w:r>
           </w:p>
         </w:tc>
@@ -3505,7 +3505,7 @@
                 <w:color w:val="000000"/>
                 <w:sz w:val="21"/>
               </w:rPr>
-              <w:t xml:space="preserve">-2.275391</w:t>
+              <w:t xml:space="preserve">-2.275735</w:t>
             </w:r>
           </w:p>
         </w:tc>
@@ -3522,7 +3522,7 @@
                 <w:color w:val="000000"/>
                 <w:sz w:val="21"/>
               </w:rPr>
-              <w:t xml:space="preserve">3053.993</w:t>
+              <w:t xml:space="preserve">3054.891</w:t>
             </w:r>
           </w:p>
         </w:tc>
@@ -3539,7 +3539,7 @@
                 <w:color w:val="000000"/>
                 <w:sz w:val="21"/>
               </w:rPr>
-              <w:t xml:space="preserve">27.303331</w:t>
+              <w:t xml:space="preserve">27.311963</w:t>
             </w:r>
           </w:p>
         </w:tc>
@@ -3575,7 +3575,7 @@
                 <w:color w:val="000000"/>
                 <w:sz w:val="21"/>
               </w:rPr>
-              <w:t xml:space="preserve">7688.563</w:t>
+              <w:t xml:space="preserve">7688.510</w:t>
             </w:r>
           </w:p>
         </w:tc>
@@ -3592,7 +3592,7 @@
                 <w:color w:val="000000"/>
                 <w:sz w:val="21"/>
               </w:rPr>
-              <w:t xml:space="preserve">0.601609</w:t>
+              <w:t xml:space="preserve">0.601605</w:t>
             </w:r>
           </w:p>
         </w:tc>
@@ -3609,7 +3609,7 @@
                 <w:color w:val="000000"/>
                 <w:sz w:val="21"/>
               </w:rPr>
-              <w:t xml:space="preserve">-2.257361</w:t>
+              <w:t xml:space="preserve">-2.257316</w:t>
             </w:r>
           </w:p>
         </w:tc>
@@ -3626,7 +3626,7 @@
                 <w:color w:val="000000"/>
                 <w:sz w:val="21"/>
               </w:rPr>
-              <w:t xml:space="preserve">3033.235</w:t>
+              <w:t xml:space="preserve">3033.124</w:t>
             </w:r>
           </w:p>
         </w:tc>
@@ -3643,7 +3643,7 @@
                 <w:color w:val="000000"/>
                 <w:sz w:val="21"/>
               </w:rPr>
-              <w:t xml:space="preserve">27.385834</w:t>
+              <w:t xml:space="preserve">27.384609</w:t>
             </w:r>
           </w:p>
         </w:tc>
@@ -3679,7 +3679,7 @@
                 <w:color w:val="000000"/>
                 <w:sz w:val="21"/>
               </w:rPr>
-              <w:t xml:space="preserve">5348.922</w:t>
+              <w:t xml:space="preserve">5349.793</w:t>
             </w:r>
           </w:p>
         </w:tc>
@@ -3696,7 +3696,7 @@
                 <w:color w:val="000000"/>
                 <w:sz w:val="21"/>
               </w:rPr>
-              <w:t xml:space="preserve">0.602356</w:t>
+              <w:t xml:space="preserve">0.602454</w:t>
             </w:r>
           </w:p>
         </w:tc>
@@ -3713,7 +3713,7 @@
                 <w:color w:val="000000"/>
                 <w:sz w:val="21"/>
               </w:rPr>
-              <w:t xml:space="preserve">-2.262244</w:t>
+              <w:t xml:space="preserve">-2.263306</w:t>
             </w:r>
           </w:p>
         </w:tc>
@@ -3730,7 +3730,7 @@
                 <w:color w:val="000000"/>
                 <w:sz w:val="21"/>
               </w:rPr>
-              <w:t xml:space="preserve">3042.942</w:t>
+              <w:t xml:space="preserve">3045.704</w:t>
             </w:r>
           </w:p>
         </w:tc>
@@ -3747,7 +3747,7 @@
                 <w:color w:val="000000"/>
                 <w:sz w:val="21"/>
               </w:rPr>
-              <w:t xml:space="preserve">27.354392</w:t>
+              <w:t xml:space="preserve">27.381524</w:t>
             </w:r>
           </w:p>
         </w:tc>
@@ -3783,7 +3783,7 @@
                 <w:color w:val="000000"/>
                 <w:sz w:val="21"/>
               </w:rPr>
-              <w:t xml:space="preserve">9641.803</w:t>
+              <w:t xml:space="preserve">9641.294</w:t>
             </w:r>
           </w:p>
         </w:tc>
@@ -3800,7 +3800,7 @@
                 <w:color w:val="000000"/>
                 <w:sz w:val="21"/>
               </w:rPr>
-              <w:t xml:space="preserve">1.337282</w:t>
+              <w:t xml:space="preserve">1.337211</w:t>
             </w:r>
           </w:p>
         </w:tc>
@@ -3817,7 +3817,7 @@
                 <w:color w:val="000000"/>
                 <w:sz w:val="21"/>
               </w:rPr>
-              <w:t xml:space="preserve">-15.110842</w:t>
+              <w:t xml:space="preserve">-15.109142</w:t>
             </w:r>
           </w:p>
         </w:tc>
@@ -3834,7 +3834,7 @@
                 <w:color w:val="000000"/>
                 <w:sz w:val="21"/>
               </w:rPr>
-              <w:t xml:space="preserve">1369975.000</w:t>
+              <w:t xml:space="preserve">1369198.940</w:t>
             </w:r>
           </w:p>
         </w:tc>
@@ -3851,7 +3851,7 @@
                 <w:color w:val="000000"/>
                 <w:sz w:val="21"/>
               </w:rPr>
-              <w:t xml:space="preserve">31.989850</w:t>
+              <w:t xml:space="preserve">31.983197</w:t>
             </w:r>
           </w:p>
         </w:tc>
@@ -3887,7 +3887,7 @@
                 <w:color w:val="000000"/>
                 <w:sz w:val="21"/>
               </w:rPr>
-              <w:t xml:space="preserve">10065.537</w:t>
+              <w:t xml:space="preserve">10066.013</w:t>
             </w:r>
           </w:p>
         </w:tc>
@@ -3904,7 +3904,7 @@
                 <w:color w:val="000000"/>
                 <w:sz w:val="21"/>
               </w:rPr>
-              <w:t xml:space="preserve">2.092627</w:t>
+              <w:t xml:space="preserve">2.092726</w:t>
             </w:r>
           </w:p>
         </w:tc>
@@ -3921,7 +3921,7 @@
                 <w:color w:val="000000"/>
                 <w:sz w:val="21"/>
               </w:rPr>
-              <w:t xml:space="preserve">-38.470269</w:t>
+              <w:t xml:space="preserve">-38.474005</w:t>
             </w:r>
           </w:p>
         </w:tc>
@@ -3938,7 +3938,7 @@
                 <w:color w:val="000000"/>
                 <w:sz w:val="21"/>
               </w:rPr>
-              <w:t xml:space="preserve">514266800.000</w:t>
+              <w:t xml:space="preserve">514657455.688</w:t>
             </w:r>
           </w:p>
         </w:tc>
@@ -3955,7 +3955,7 @@
                 <w:color w:val="000000"/>
                 <w:sz w:val="21"/>
               </w:rPr>
-              <w:t xml:space="preserve">31.984371</w:t>
+              <w:t xml:space="preserve">31.989926</w:t>
             </w:r>
           </w:p>
         </w:tc>
@@ -3991,7 +3991,7 @@
                 <w:color w:val="000000"/>
                 <w:sz w:val="21"/>
               </w:rPr>
-              <w:t xml:space="preserve">1594.675</w:t>
+              <w:t xml:space="preserve">1594.736</w:t>
             </w:r>
           </w:p>
         </w:tc>
@@ -4008,7 +4008,7 @@
                 <w:color w:val="000000"/>
                 <w:sz w:val="21"/>
               </w:rPr>
-              <w:t xml:space="preserve">1.130975</w:t>
+              <w:t xml:space="preserve">1.131018</w:t>
             </w:r>
           </w:p>
         </w:tc>
@@ -4025,7 +4025,7 @@
                 <w:color w:val="000000"/>
                 <w:sz w:val="21"/>
               </w:rPr>
-              <w:t xml:space="preserve">-10.581817</w:t>
+              <w:t xml:space="preserve">-10.582701</w:t>
             </w:r>
           </w:p>
         </w:tc>
@@ -4042,7 +4042,7 @@
                 <w:color w:val="000000"/>
                 <w:sz w:val="21"/>
               </w:rPr>
-              <w:t xml:space="preserve">262471.400</w:t>
+              <w:t xml:space="preserve">262557.238</w:t>
             </w:r>
           </w:p>
         </w:tc>
@@ -4059,7 +4059,7 @@
                 <w:color w:val="000000"/>
                 <w:sz w:val="21"/>
               </w:rPr>
-              <w:t xml:space="preserve">31.883923</w:t>
+              <w:t xml:space="preserve">31.889389</w:t>
             </w:r>
           </w:p>
         </w:tc>

--- a/docx/final/18_项目技术论文.docx
+++ b/docx/final/18_项目技术论文.docx
@@ -1215,7 +1215,136 @@
           <w:rFonts w:ascii="宋体" w:hAnsi="宋体" w:eastAsia="宋体"/>
           <w:color w:val="000000"/>
         </w:rPr>
-        <w:t xml:space="preserve">系统默认提取 19 维特征。时域特征包括均值、方差、标准差、RMS、峰值、峰峰值、峭度、偏度、峰值因子、脉冲因子等；频域特征包括主频、谱能量、谱质心和谱熵等。强度类特征反映振动整体增强，冲击类特征捕捉局部冲击尖峰，频域特征补充能量分布变化。</w:t>
+        <w:t xml:space="preserve">系统默认提取 19 维特征。时域特征包括均值、方差、标准差、RMS、峰值、峰峰值、绝对均值、形状因子、峰值因子、脉冲因子、裕度因子、间隙因子、峭度和偏度；频域特征包括主频、谱能量、谱质心、谱均方根频率和谱熵。强度类特征反映振动整体增强，冲击类特征捕捉局部冲击尖峰，频域特征补充能量分布变化。上述特征由项目中的</w:t>
+      </w:r>
+      <w:r>
+        <w:rPr>
+          <w:rFonts w:ascii="宋体" w:hAnsi="宋体" w:eastAsia="宋体"/>
+          <w:color w:val="000000"/>
+        </w:rPr>
+        <w:t xml:space="preserve"> </w:t>
+      </w:r>
+      <w:r>
+        <w:rPr>
+          <w:rStyle w:val="VerbatimChar"/>
+          <w:rFonts w:ascii="宋体" w:hAnsi="宋体" w:eastAsia="宋体"/>
+          <w:color w:val="000000"/>
+        </w:rPr>
+        <w:t xml:space="preserve">SignalFeatureExtractor</w:t>
+      </w:r>
+      <w:r>
+        <w:rPr>
+          <w:rFonts w:ascii="宋体" w:hAnsi="宋体" w:eastAsia="宋体"/>
+          <w:color w:val="000000"/>
+        </w:rPr>
+        <w:t xml:space="preserve"> </w:t>
+      </w:r>
+      <w:r>
+        <w:rPr>
+          <w:rFonts w:ascii="宋体" w:hAnsi="宋体" w:eastAsia="宋体"/>
+          <w:color w:val="000000"/>
+        </w:rPr>
+        <w:t xml:space="preserve">使用 NumPy/FFT 实现，并非调用自动特征提取工具生成；其中</w:t>
+      </w:r>
+      <w:r>
+        <w:rPr>
+          <w:rFonts w:ascii="宋体" w:hAnsi="宋体" w:eastAsia="宋体"/>
+          <w:color w:val="000000"/>
+        </w:rPr>
+        <w:t xml:space="preserve"> </w:t>
+      </w:r>
+      <w:r>
+        <w:rPr>
+          <w:rStyle w:val="VerbatimChar"/>
+          <w:rFonts w:ascii="宋体" w:hAnsi="宋体" w:eastAsia="宋体"/>
+          <w:color w:val="000000"/>
+        </w:rPr>
+        <w:t xml:space="preserve">clearance_factor</w:t>
+      </w:r>
+      <w:r>
+        <w:rPr>
+          <w:rFonts w:ascii="宋体" w:hAnsi="宋体" w:eastAsia="宋体"/>
+          <w:color w:val="000000"/>
+        </w:rPr>
+        <w:t xml:space="preserve"> </w:t>
+      </w:r>
+      <w:r>
+        <w:rPr>
+          <w:rFonts w:ascii="宋体" w:hAnsi="宋体" w:eastAsia="宋体"/>
+          <w:color w:val="000000"/>
+        </w:rPr>
+        <w:t xml:space="preserve">当前与</w:t>
+      </w:r>
+      <w:r>
+        <w:rPr>
+          <w:rFonts w:ascii="宋体" w:hAnsi="宋体" w:eastAsia="宋体"/>
+          <w:color w:val="000000"/>
+        </w:rPr>
+        <w:t xml:space="preserve"> </w:t>
+      </w:r>
+      <w:r>
+        <w:rPr>
+          <w:rStyle w:val="VerbatimChar"/>
+          <w:rFonts w:ascii="宋体" w:hAnsi="宋体" w:eastAsia="宋体"/>
+          <w:color w:val="000000"/>
+        </w:rPr>
+        <w:t xml:space="preserve">margin_factor</w:t>
+      </w:r>
+      <w:r>
+        <w:rPr>
+          <w:rFonts w:ascii="宋体" w:hAnsi="宋体" w:eastAsia="宋体"/>
+          <w:color w:val="000000"/>
+        </w:rPr>
+        <w:t xml:space="preserve"> </w:t>
+      </w:r>
+      <w:r>
+        <w:rPr>
+          <w:rFonts w:ascii="宋体" w:hAnsi="宋体" w:eastAsia="宋体"/>
+          <w:color w:val="000000"/>
+        </w:rPr>
+        <w:t xml:space="preserve">使用相同公式，作为论文特征名兼容字段保留。</w:t>
+      </w:r>
+    </w:p>
+    <w:p>
+      <w:pPr>
+        <w:pStyle w:val="BodyText"/>
+        <w:spacing w:line="276" w:lineRule="auto" w:after="0"/>
+        <w:ind w:firstLine="420"/>
+      </w:pPr>
+      <w:r>
+        <w:rPr>
+          <w:rFonts w:ascii="宋体" w:hAnsi="宋体" w:eastAsia="宋体"/>
+          <w:color w:val="000000"/>
+        </w:rPr>
+        <w:t xml:space="preserve">特征分析采用</w:t>
+      </w:r>
+      <w:r>
+        <w:rPr>
+          <w:rFonts w:ascii="宋体" w:hAnsi="宋体" w:eastAsia="宋体"/>
+          <w:color w:val="000000"/>
+        </w:rPr>
+        <w:t xml:space="preserve">“</w:t>
+      </w:r>
+      <w:r>
+        <w:rPr>
+          <w:rFonts w:ascii="宋体" w:hAnsi="宋体" w:eastAsia="宋体"/>
+          <w:color w:val="000000"/>
+        </w:rPr>
+        <w:t xml:space="preserve">代表曲线 + 多轴承摘要</w:t>
+      </w:r>
+      <w:r>
+        <w:rPr>
+          <w:rFonts w:ascii="宋体" w:hAnsi="宋体" w:eastAsia="宋体"/>
+          <w:color w:val="000000"/>
+        </w:rPr>
+        <w:t xml:space="preserve">”</w:t>
+      </w:r>
+      <w:r>
+        <w:rPr>
+          <w:rFonts w:ascii="宋体" w:hAnsi="宋体" w:eastAsia="宋体"/>
+          <w:color w:val="000000"/>
+        </w:rPr>
+        <w:t xml:space="preserve">的方式。代表曲线展示 XJTU-SY Bearing1_1 和 PHM2012 Bearing1_1 的 RMS、峰值和综合健康指标；多轴承摘要对每个代表轴承均匀抽样 80 个快照，并比较前 20% 与后 20% 的 RMS、峰值、峭度、峰值因子、谱能量和谱熵。这样可以避免只凭单条曲线概括全数据集。</w:t>
       </w:r>
     </w:p>
     <w:p>
@@ -1901,6 +2030,20 @@
         <w:t xml:space="preserve">系统中 loader 只负责读取和整理原始数据，不能包含训练逻辑；feature 和 labeling 层负责把原始快照转成特征序列；models 层只处理张量输入输出；training 和 prediction 层负责训练、测试、保存历史和预测结果；evaluation 层统一计算指标。这样的边界使两个数据集和多个模型能够共用同一条实验链路。</w:t>
       </w:r>
     </w:p>
+    <w:p>
+      <w:pPr>
+        <w:pStyle w:val="BodyText"/>
+        <w:spacing w:line="276" w:lineRule="auto" w:after="0"/>
+        <w:ind w:firstLine="420"/>
+      </w:pPr>
+      <w:r>
+        <w:rPr>
+          <w:rFonts w:ascii="宋体" w:hAnsi="宋体" w:eastAsia="宋体"/>
+          <w:color w:val="000000"/>
+        </w:rPr>
+        <w:t xml:space="preserve">开源库在系统中主要承担基础设施角色：NumPy/Pandas 用于数值与表格处理，PyTorch 用于深度学习张量和优化，Matplotlib/Seaborn 用于图表生成，pytest/Jupyter/Pandoc 用于测试、示例和文档交付。项目自身实现的核心部分包括两个真实数据集 loader、统一实体、19 维特征字段、RUL 标签器、论文模型结构、训练与测试 workflow、RUL 指标体系和课程交付脚本。</w:t>
+      </w:r>
+    </w:p>
     <w:bookmarkEnd w:id="29"/>
     <w:bookmarkStart w:id="33" w:name="模型与指标实现"/>
     <w:p>
@@ -3269,6 +3412,101 @@
         <w:t xml:space="preserve">从结果看，attention 版本在 XJTU-SY 小样本设置下略优于 baseline，在 PHM2012 小样本设置下没有稳定优于 baseline。这一结果符合课程复现边界：模型结构和指标口径已实现，但 8 epoch 和抽样训练不足以证明论文级性能结论。</w:t>
       </w:r>
     </w:p>
+    <w:p>
+      <w:pPr>
+        <w:pStyle w:val="BodyText"/>
+        <w:spacing w:line="276" w:lineRule="auto" w:after="0"/>
+        <w:ind w:firstLine="420"/>
+      </w:pPr>
+      <w:r>
+        <w:rPr>
+          <w:rFonts w:ascii="宋体" w:hAnsi="宋体" w:eastAsia="宋体"/>
+          <w:color w:val="000000"/>
+        </w:rPr>
+        <w:t xml:space="preserve">第一篇复现还输出</w:t>
+      </w:r>
+      <w:r>
+        <w:rPr>
+          <w:rFonts w:ascii="宋体" w:hAnsi="宋体" w:eastAsia="宋体"/>
+          <w:color w:val="000000"/>
+        </w:rPr>
+        <w:t xml:space="preserve"> </w:t>
+      </w:r>
+      <w:r>
+        <w:rPr>
+          <w:rStyle w:val="VerbatimChar"/>
+          <w:rFonts w:ascii="宋体" w:hAnsi="宋体" w:eastAsia="宋体"/>
+          <w:color w:val="000000"/>
+        </w:rPr>
+        <w:t xml:space="preserve">prediction_count</w:t>
+      </w:r>
+      <w:r>
+        <w:rPr>
+          <w:rFonts w:ascii="宋体" w:hAnsi="宋体" w:eastAsia="宋体"/>
+          <w:color w:val="000000"/>
+        </w:rPr>
+        <w:t xml:space="preserve">、</w:t>
+      </w:r>
+      <w:r>
+        <w:rPr>
+          <w:rStyle w:val="VerbatimChar"/>
+          <w:rFonts w:ascii="宋体" w:hAnsi="宋体" w:eastAsia="宋体"/>
+          <w:color w:val="000000"/>
+        </w:rPr>
+        <w:t xml:space="preserve">history.csv</w:t>
+      </w:r>
+      <w:r>
+        <w:rPr>
+          <w:rFonts w:ascii="宋体" w:hAnsi="宋体" w:eastAsia="宋体"/>
+          <w:color w:val="000000"/>
+        </w:rPr>
+        <w:t xml:space="preserve">、</w:t>
+      </w:r>
+      <w:r>
+        <w:rPr>
+          <w:rStyle w:val="VerbatimChar"/>
+          <w:rFonts w:ascii="宋体" w:hAnsi="宋体" w:eastAsia="宋体"/>
+          <w:color w:val="000000"/>
+        </w:rPr>
+        <w:t xml:space="preserve">predictions.csv</w:t>
+      </w:r>
+      <w:r>
+        <w:rPr>
+          <w:rFonts w:ascii="宋体" w:hAnsi="宋体" w:eastAsia="宋体"/>
+          <w:color w:val="000000"/>
+        </w:rPr>
+        <w:t xml:space="preserve"> </w:t>
+      </w:r>
+      <w:r>
+        <w:rPr>
+          <w:rFonts w:ascii="宋体" w:hAnsi="宋体" w:eastAsia="宋体"/>
+          <w:color w:val="000000"/>
+        </w:rPr>
+        <w:t xml:space="preserve">和</w:t>
+      </w:r>
+      <w:r>
+        <w:rPr>
+          <w:rFonts w:ascii="宋体" w:hAnsi="宋体" w:eastAsia="宋体"/>
+          <w:color w:val="000000"/>
+        </w:rPr>
+        <w:t xml:space="preserve"> </w:t>
+      </w:r>
+      <w:r>
+        <w:rPr>
+          <w:rStyle w:val="VerbatimChar"/>
+          <w:rFonts w:ascii="宋体" w:hAnsi="宋体" w:eastAsia="宋体"/>
+          <w:color w:val="000000"/>
+        </w:rPr>
+        <w:t xml:space="preserve">attention_weights.csv</w:t>
+      </w:r>
+      <w:r>
+        <w:rPr>
+          <w:rFonts w:ascii="宋体" w:hAnsi="宋体" w:eastAsia="宋体"/>
+          <w:color w:val="000000"/>
+        </w:rPr>
+        <w:t xml:space="preserve">。因此评价依据不是单个汇总数字，而是训练过程、逐样本预测和模型对比表共同构成的证据链。</w:t>
+      </w:r>
+    </w:p>
     <w:bookmarkEnd w:id="35"/>
     <w:bookmarkStart w:id="36" w:name="xlstm-transformer-复现结果"/>
     <w:p>
@@ -4079,6 +4317,20 @@
         <w:t xml:space="preserve">该结果说明第二篇复现已经完成跨数据集、跨工况、跨模型的工程闭环。PHM2012 上 R2 为负，说明在当前小样本和短训练设置下，模型拟合还弱于简单均值基线；这一点在报告中保留为限制，而不是把结果包装成论文级精度。</w:t>
       </w:r>
     </w:p>
+    <w:p>
+      <w:pPr>
+        <w:pStyle w:val="BodyText"/>
+        <w:spacing w:line="276" w:lineRule="auto" w:after="0"/>
+        <w:ind w:firstLine="420"/>
+      </w:pPr>
+      <w:r>
+        <w:rPr>
+          <w:rFonts w:ascii="宋体" w:hAnsi="宋体" w:eastAsia="宋体"/>
+          <w:color w:val="000000"/>
+        </w:rPr>
+        <w:t xml:space="preserve">NormalizedRMSE 大于 1 或 PHM2012 Score 数值很大时，含义是当前预测误差超过测试目标范围或触发了指数惩罚，不代表指标公式失效。完整 18 行模型与工况对比保存在复现说明中，正文只列出 XLSTM-Transformer 的代表结果。</w:t>
+      </w:r>
+    </w:p>
     <w:bookmarkEnd w:id="36"/>
     <w:bookmarkStart w:id="37" w:name="误差分析"/>
     <w:p>
@@ -4502,20 +4754,6 @@
         <w:t xml:space="preserve">输出开题、中期、结题、测试、用户和安装文档。</w:t>
       </w:r>
     </w:p>
-    <w:bookmarkEnd w:id="39"/>
-    <w:bookmarkStart w:id="40" w:name="结论"/>
-    <w:p>
-      <w:pPr>
-        <w:pStyle w:val="Heading2"/>
-      </w:pPr>
-      <w:r>
-        <w:rPr>
-          <w:rFonts w:ascii="宋体" w:hAnsi="宋体" w:eastAsia="宋体"/>
-          <w:color w:val="000000"/>
-        </w:rPr>
-        <w:t xml:space="preserve">8. 结论</w:t>
-      </w:r>
-    </w:p>
     <w:p>
       <w:pPr>
         <w:pStyle w:val="FirstParagraph"/>
@@ -4527,7 +4765,64 @@
           <w:rFonts w:ascii="宋体" w:hAnsi="宋体" w:eastAsia="宋体"/>
           <w:color w:val="000000"/>
         </w:rPr>
-        <w:t xml:space="preserve">本文实现了一个完整的工业轴承 RUL 预测系统，能够支持真实数据接入、特征提取、多模型训练、论文复现和课程文档交付。项目最主要的收获不是某一个模型的单次指标，而是把数据、特征、标签、训练、评价、notebook、测试和文档组织成可复查的工程流程。后续若继续完善，可重点扩大真实训练规模、加入温度特征、多随机种子评估和更细的跨工况泛化实验。</w:t>
+        <w:t xml:space="preserve">验收证据按功能链路追踪：数据导入对应 loader 测试和数据集说明，特征分析对应 19 维特征测试和多轴承摘要图，训练流程对应</w:t>
+      </w:r>
+      <w:r>
+        <w:rPr>
+          <w:rFonts w:ascii="宋体" w:hAnsi="宋体" w:eastAsia="宋体"/>
+          <w:color w:val="000000"/>
+        </w:rPr>
+        <w:t xml:space="preserve"> </w:t>
+      </w:r>
+      <w:r>
+        <w:rPr>
+          <w:rStyle w:val="VerbatimChar"/>
+          <w:rFonts w:ascii="宋体" w:hAnsi="宋体" w:eastAsia="宋体"/>
+          <w:color w:val="000000"/>
+        </w:rPr>
+        <w:t xml:space="preserve">history.csv</w:t>
+      </w:r>
+      <w:r>
+        <w:rPr>
+          <w:rFonts w:ascii="宋体" w:hAnsi="宋体" w:eastAsia="宋体"/>
+          <w:color w:val="000000"/>
+        </w:rPr>
+        <w:t xml:space="preserve"> </w:t>
+      </w:r>
+      <w:r>
+        <w:rPr>
+          <w:rFonts w:ascii="宋体" w:hAnsi="宋体" w:eastAsia="宋体"/>
+          <w:color w:val="000000"/>
+        </w:rPr>
+        <w:t xml:space="preserve">与训练 pipeline 测试，论文复现对应两个 workflow 测试与对比表，课程交付对应 DOCX/PDF/PPT 导出结果。</w:t>
+      </w:r>
+    </w:p>
+    <w:bookmarkEnd w:id="39"/>
+    <w:bookmarkStart w:id="40" w:name="结论"/>
+    <w:p>
+      <w:pPr>
+        <w:pStyle w:val="Heading2"/>
+      </w:pPr>
+      <w:r>
+        <w:rPr>
+          <w:rFonts w:ascii="宋体" w:hAnsi="宋体" w:eastAsia="宋体"/>
+          <w:color w:val="000000"/>
+        </w:rPr>
+        <w:t xml:space="preserve">8. 结论</w:t>
+      </w:r>
+    </w:p>
+    <w:p>
+      <w:pPr>
+        <w:pStyle w:val="FirstParagraph"/>
+        <w:spacing w:line="276" w:lineRule="auto" w:after="0"/>
+        <w:ind w:firstLine="420"/>
+      </w:pPr>
+      <w:r>
+        <w:rPr>
+          <w:rFonts w:ascii="宋体" w:hAnsi="宋体" w:eastAsia="宋体"/>
+          <w:color w:val="000000"/>
+        </w:rPr>
+        <w:t xml:space="preserve">本文实现了一个工业轴承 RUL 预测系统，能够支持真实数据接入、特征提取、多模型训练、论文复现和课程文档交付。项目最主要的收获不是某一个模型的单次指标，而是形成了三条可复查链路：真实文件到统一实体，快照信号到特征序列和 RUL 标签，真实训练到预测文件、指标表和测试报告。后续若继续完善，可重点扩大真实训练规模、加入温度特征、多随机种子评估和更细的跨工况泛化实验。</w:t>
       </w:r>
     </w:p>
     <w:bookmarkEnd w:id="40"/>

--- a/docx/final/18_项目技术论文.docx
+++ b/docx/final/18_项目技术论文.docx
@@ -936,7 +936,7 @@
           <w:rFonts w:ascii="宋体" w:hAnsi="宋体" w:eastAsia="宋体"/>
           <w:color w:val="000000"/>
         </w:rPr>
-        <w:t xml:space="preserve">针对工业轴承预测性维护中的剩余寿命预测需求，本文设计并实现了一个面向课程实践的轴承 RUL 预测系统。系统以 XJTU-SY 和 PHM2012/FEMTO 数据集为主要实验对象，完成数据加载、信号预处理、特征提取、标签生成、模型训练、指标评估和实验记录的完整流程。实现过程中，项目重点解决了两个问题：一是不同数据集目录结构、采样间隔和 RUL 语义不一致；二是课程范围内需要在可运行时间内完成真实训练和论文复现。系统通过 loader 层统一实体抽象，通过 19 维时频域特征和特征序列标签器统一模型输入，并补充 Huang RUL Score、NormalizedRMSE、方向性偏差等 RUL 指标。结题阶段复现了 Huang 等 CNN-LSTM-AM 和 Jiang 等 xLSTM-Transformer 两篇论文的核心流程，在真实数据上完成 8 epoch 小规模训练，生成了可追溯的指标表和训练记录。</w:t>
+        <w:t xml:space="preserve">针对工业轴承预测性维护中的剩余寿命预测需求，本文设计并实现了一个面向课程实践的轴承 RUL 预测系统。系统以 XJTU-SY 和 PHM2012/FEMTO 数据集为主要实验对象，完成数据加载、信号预处理、特征提取、标签生成、模型训练、指标评估和实验记录的完整流程。实现过程中，项目重点解决了两个问题：一是不同数据集目录结构、采样间隔和 RUL 语义不一致；二是课程范围内需要在可运行时间内完成真实训练和论文复现。系统通过 loader 层统一实体抽象，通过 19 维时频域特征和特征序列标签器统一模型输入，并补充 Huang RUL Score、NormalizedRMSE、方向性偏差等 RUL 指标。结题阶段复现了 Huang 等 CNN-LSTM-AM 和 Jiang 等 xLSTM-Transformer 两篇论文的核心流程，在真实数据上完成 50 epoch 训练，生成了可追溯的指标表、论文 gap 表和训练记录。</w:t>
       </w:r>
     </w:p>
     <w:p>
@@ -2422,7 +2422,7 @@
           <w:rFonts w:ascii="宋体" w:hAnsi="宋体" w:eastAsia="宋体"/>
           <w:color w:val="000000"/>
         </w:rPr>
-        <w:t xml:space="preserve">。由于课程项目采用小样本和较少 epoch，实验结果主要用于验证工程流程、指标体系和复现能力，不作为论文完整数值对齐结论。</w:t>
+        <w:t xml:space="preserve">。由于课程项目采用每轴承 96 快照抽样，实验结果主要用于验证工程流程、指标体系和复现能力，不作为作者源码级全量数值对齐结论。</w:t>
       </w:r>
     </w:p>
     <w:bookmarkStart w:id="34" w:name="实验设置与复现边界"/>
@@ -2624,7 +2624,7 @@
                 <w:color w:val="000000"/>
                 <w:sz w:val="21"/>
               </w:rPr>
-              <w:t xml:space="preserve">8 epoch</w:t>
+              <w:t xml:space="preserve">50 epoch</w:t>
             </w:r>
           </w:p>
         </w:tc>
@@ -2835,7 +2835,7 @@
           <w:rFonts w:ascii="宋体" w:hAnsi="宋体" w:eastAsia="宋体"/>
           <w:color w:val="000000"/>
         </w:rPr>
-        <w:t xml:space="preserve">Huang 等论文复现结果如下。表中数值来自真实数据 8 epoch 小规模训练，主要用于说明 workflow、指标和输出链路已经跑通。</w:t>
+        <w:t xml:space="preserve">Huang 等论文复现结果如下。表中数值来自真实数据 50 epoch 正式训练，主要用于说明 workflow、指标和输出链路已经跑通。</w:t>
       </w:r>
     </w:p>
     <w:tbl>
@@ -2871,7 +2871,7 @@
                 <w:color w:val="000000"/>
                 <w:sz w:val="21"/>
               </w:rPr>
-              <w:t xml:space="preserve">数据集与轴承</w:t>
+              <w:t xml:space="preserve">数据集/工况</w:t>
             </w:r>
           </w:p>
         </w:tc>
@@ -2976,6 +2976,27 @@
                 <w:color w:val="000000"/>
                 <w:sz w:val="21"/>
               </w:rPr>
+              <w:t xml:space="preserve">prediction_count</w:t>
+            </w:r>
+          </w:p>
+        </w:tc>
+        <w:tc>
+          <w:tcPr>
+            <w:shd w:fill="FFFFFF"/>
+          </w:tcPr>
+          <w:p>
+            <w:pPr>
+              <w:pStyle w:val="Compact"/>
+              <w:ind w:firstLine="0"/>
+              <w:jc w:val="right"/>
+            </w:pPr>
+            <w:r>
+              <w:rPr>
+                <w:rFonts w:ascii="宋体" w:hAnsi="宋体" w:eastAsia="宋体"/>
+                <w:b/>
+                <w:color w:val="000000"/>
+                <w:sz w:val="21"/>
+              </w:rPr>
               <w:t xml:space="preserve">epoch</w:t>
             </w:r>
           </w:p>
@@ -2995,7 +3016,7 @@
                 <w:color w:val="000000"/>
                 <w:sz w:val="21"/>
               </w:rPr>
-              <w:t xml:space="preserve">XJTU-SY Bearing1_5</w:t>
+              <w:t xml:space="preserve">XJTU-SY condition_1_35Hz12kN</w:t>
             </w:r>
           </w:p>
         </w:tc>
@@ -3029,7 +3050,7 @@
                 <w:color w:val="000000"/>
                 <w:sz w:val="21"/>
               </w:rPr>
-              <w:t xml:space="preserve">406.302</w:t>
+              <w:t xml:space="preserve">0.146543</w:t>
             </w:r>
           </w:p>
         </w:tc>
@@ -3046,7 +3067,7 @@
                 <w:color w:val="000000"/>
                 <w:sz w:val="21"/>
               </w:rPr>
-              <w:t xml:space="preserve">0.615609</w:t>
+              <w:t xml:space="preserve">0.146543</w:t>
             </w:r>
           </w:p>
         </w:tc>
@@ -3063,7 +3084,7 @@
                 <w:color w:val="000000"/>
                 <w:sz w:val="21"/>
               </w:rPr>
-              <w:t xml:space="preserve">29.001612</w:t>
+              <w:t xml:space="preserve">0.792412</w:t>
             </w:r>
           </w:p>
         </w:tc>
@@ -3080,7 +3101,24 @@
                 <w:color w:val="000000"/>
                 <w:sz w:val="21"/>
               </w:rPr>
-              <w:t xml:space="preserve">8</w:t>
+              <w:t xml:space="preserve">92</w:t>
+            </w:r>
+          </w:p>
+        </w:tc>
+        <w:tc>
+          <w:p>
+            <w:pPr>
+              <w:pStyle w:val="Compact"/>
+              <w:ind w:firstLine="0"/>
+              <w:jc w:val="right"/>
+            </w:pPr>
+            <w:r>
+              <w:rPr>
+                <w:rFonts w:ascii="宋体" w:hAnsi="宋体" w:eastAsia="宋体"/>
+                <w:color w:val="000000"/>
+                <w:sz w:val="21"/>
+              </w:rPr>
+              <w:t xml:space="preserve">50</w:t>
             </w:r>
           </w:p>
         </w:tc>
@@ -3099,7 +3137,7 @@
                 <w:color w:val="000000"/>
                 <w:sz w:val="21"/>
               </w:rPr>
-              <w:t xml:space="preserve">XJTU-SY Bearing1_5</w:t>
+              <w:t xml:space="preserve">XJTU-SY condition_1_35Hz12kN</w:t>
             </w:r>
           </w:p>
         </w:tc>
@@ -3133,7 +3171,7 @@
                 <w:color w:val="000000"/>
                 <w:sz w:val="21"/>
               </w:rPr>
-              <w:t xml:space="preserve">406.503</w:t>
+              <w:t xml:space="preserve">0.180620</w:t>
             </w:r>
           </w:p>
         </w:tc>
@@ -3150,7 +3188,7 @@
                 <w:color w:val="000000"/>
                 <w:sz w:val="21"/>
               </w:rPr>
-              <w:t xml:space="preserve">0.615913</w:t>
+              <w:t xml:space="preserve">0.180620</w:t>
             </w:r>
           </w:p>
         </w:tc>
@@ -3167,7 +3205,7 @@
                 <w:color w:val="000000"/>
                 <w:sz w:val="21"/>
               </w:rPr>
-              <w:t xml:space="preserve">29.127879</w:t>
+              <w:t xml:space="preserve">1.396488</w:t>
             </w:r>
           </w:p>
         </w:tc>
@@ -3184,7 +3222,24 @@
                 <w:color w:val="000000"/>
                 <w:sz w:val="21"/>
               </w:rPr>
-              <w:t xml:space="preserve">8</w:t>
+              <w:t xml:space="preserve">92</w:t>
+            </w:r>
+          </w:p>
+        </w:tc>
+        <w:tc>
+          <w:p>
+            <w:pPr>
+              <w:pStyle w:val="Compact"/>
+              <w:ind w:firstLine="0"/>
+              <w:jc w:val="right"/>
+            </w:pPr>
+            <w:r>
+              <w:rPr>
+                <w:rFonts w:ascii="宋体" w:hAnsi="宋体" w:eastAsia="宋体"/>
+                <w:color w:val="000000"/>
+                <w:sz w:val="21"/>
+              </w:rPr>
+              <w:t xml:space="preserve">50</w:t>
             </w:r>
           </w:p>
         </w:tc>
@@ -3203,7 +3258,7 @@
                 <w:color w:val="000000"/>
                 <w:sz w:val="21"/>
               </w:rPr>
-              <w:t xml:space="preserve">PHM2012 Bearing3_1</w:t>
+              <w:t xml:space="preserve">PHM2012 condition_1</w:t>
             </w:r>
           </w:p>
         </w:tc>
@@ -3237,7 +3292,7 @@
                 <w:color w:val="000000"/>
                 <w:sz w:val="21"/>
               </w:rPr>
-              <w:t xml:space="preserve">651.036</w:t>
+              <w:t xml:space="preserve">0.166840</w:t>
             </w:r>
           </w:p>
         </w:tc>
@@ -3254,7 +3309,7 @@
                 <w:color w:val="000000"/>
                 <w:sz w:val="21"/>
               </w:rPr>
-              <w:t xml:space="preserve">0.591850</w:t>
+              <w:t xml:space="preserve">0.222228</w:t>
             </w:r>
           </w:p>
         </w:tc>
@@ -3271,7 +3326,7 @@
                 <w:color w:val="000000"/>
                 <w:sz w:val="21"/>
               </w:rPr>
-              <w:t xml:space="preserve">29.447255</w:t>
+              <w:t xml:space="preserve">1.595291</w:t>
             </w:r>
           </w:p>
         </w:tc>
@@ -3288,7 +3343,24 @@
                 <w:color w:val="000000"/>
                 <w:sz w:val="21"/>
               </w:rPr>
-              <w:t xml:space="preserve">8</w:t>
+              <w:t xml:space="preserve">92</w:t>
+            </w:r>
+          </w:p>
+        </w:tc>
+        <w:tc>
+          <w:p>
+            <w:pPr>
+              <w:pStyle w:val="Compact"/>
+              <w:ind w:firstLine="0"/>
+              <w:jc w:val="right"/>
+            </w:pPr>
+            <w:r>
+              <w:rPr>
+                <w:rFonts w:ascii="宋体" w:hAnsi="宋体" w:eastAsia="宋体"/>
+                <w:color w:val="000000"/>
+                <w:sz w:val="21"/>
+              </w:rPr>
+              <w:t xml:space="preserve">50</w:t>
             </w:r>
           </w:p>
         </w:tc>
@@ -3307,7 +3379,7 @@
                 <w:color w:val="000000"/>
                 <w:sz w:val="21"/>
               </w:rPr>
-              <w:t xml:space="preserve">PHM2012 Bearing3_1</w:t>
+              <w:t xml:space="preserve">PHM2012 condition_1</w:t>
             </w:r>
           </w:p>
         </w:tc>
@@ -3341,7 +3413,7 @@
                 <w:color w:val="000000"/>
                 <w:sz w:val="21"/>
               </w:rPr>
-              <w:t xml:space="preserve">650.700</w:t>
+              <w:t xml:space="preserve">0.185602</w:t>
             </w:r>
           </w:p>
         </w:tc>
@@ -3358,7 +3430,7 @@
                 <w:color w:val="000000"/>
                 <w:sz w:val="21"/>
               </w:rPr>
-              <w:t xml:space="preserve">0.591545</w:t>
+              <w:t xml:space="preserve">0.247218</w:t>
             </w:r>
           </w:p>
         </w:tc>
@@ -3375,7 +3447,7 @@
                 <w:color w:val="000000"/>
                 <w:sz w:val="21"/>
               </w:rPr>
-              <w:t xml:space="preserve">29.098391</w:t>
+              <w:t xml:space="preserve">1.822512</w:t>
             </w:r>
           </w:p>
         </w:tc>
@@ -3392,7 +3464,24 @@
                 <w:color w:val="000000"/>
                 <w:sz w:val="21"/>
               </w:rPr>
-              <w:t xml:space="preserve">8</w:t>
+              <w:t xml:space="preserve">92</w:t>
+            </w:r>
+          </w:p>
+        </w:tc>
+        <w:tc>
+          <w:p>
+            <w:pPr>
+              <w:pStyle w:val="Compact"/>
+              <w:ind w:firstLine="0"/>
+              <w:jc w:val="right"/>
+            </w:pPr>
+            <w:r>
+              <w:rPr>
+                <w:rFonts w:ascii="宋体" w:hAnsi="宋体" w:eastAsia="宋体"/>
+                <w:color w:val="000000"/>
+                <w:sz w:val="21"/>
+              </w:rPr>
+              <w:t xml:space="preserve">50</w:t>
             </w:r>
           </w:p>
         </w:tc>
@@ -3409,7 +3498,7 @@
           <w:rFonts w:ascii="宋体" w:hAnsi="宋体" w:eastAsia="宋体"/>
           <w:color w:val="000000"/>
         </w:rPr>
-        <w:t xml:space="preserve">从结果看，attention 版本在 XJTU-SY 小样本设置下略优于 baseline，在 PHM2012 小样本设置下没有稳定优于 baseline。这一结果符合课程复现边界：模型结构和指标口径已实现，但 8 epoch 和抽样训练不足以证明论文级性能结论。</w:t>
+        <w:t xml:space="preserve">从结果看，attention 版本在 XJTU-SY 和 PHM2012 的 relative RUL 设置下均优于 baseline。该结果说明模型结构和指标口径已实现，但每轴承 96 快照抽样仍不足以声明作者源码级全量训练效果。</w:t>
       </w:r>
     </w:p>
     <w:p>
@@ -3532,7 +3621,7 @@
           <w:rFonts w:ascii="宋体" w:hAnsi="宋体" w:eastAsia="宋体"/>
           <w:color w:val="000000"/>
         </w:rPr>
-        <w:t xml:space="preserve">Jiang 等论文复现按 XJTU-SY 三工况和 PHM2012 三工况组织训练与测试。完整对比表包含 18 行，覆盖 XLSTM-Transformer、Feature-Transformer 和 LSTM-Transformer。下表列出 XLSTM-Transformer 主要结果。</w:t>
+        <w:t xml:space="preserve">Jiang 等论文复现按 XJTU-SY 三工况和 PHM2012 三工况组织训练与测试。完整对比表包含 18 行，覆盖 XLSTM-Transformer、Feature-Transformer 和 LSTM-Transformer。下表列出追加快照时间位置特征后的 XLSTM-Transformer 实验结果。</w:t>
       </w:r>
     </w:p>
     <w:tbl>
@@ -3709,7 +3798,7 @@
                 <w:color w:val="000000"/>
                 <w:sz w:val="21"/>
               </w:rPr>
-              <w:t xml:space="preserve">2280.631</w:t>
+              <w:t xml:space="preserve">0.064558</w:t>
             </w:r>
           </w:p>
         </w:tc>
@@ -3726,7 +3815,7 @@
                 <w:color w:val="000000"/>
                 <w:sz w:val="21"/>
               </w:rPr>
-              <w:t xml:space="preserve">0.603342</w:t>
+              <w:t xml:space="preserve">0.064558</w:t>
             </w:r>
           </w:p>
         </w:tc>
@@ -3743,7 +3832,7 @@
                 <w:color w:val="000000"/>
                 <w:sz w:val="21"/>
               </w:rPr>
-              <w:t xml:space="preserve">-2.275735</w:t>
+              <w:t xml:space="preserve">0.950555</w:t>
             </w:r>
           </w:p>
         </w:tc>
@@ -3760,7 +3849,7 @@
                 <w:color w:val="000000"/>
                 <w:sz w:val="21"/>
               </w:rPr>
-              <w:t xml:space="preserve">3054.891</w:t>
+              <w:t xml:space="preserve">66.839</w:t>
             </w:r>
           </w:p>
         </w:tc>
@@ -3777,7 +3866,7 @@
                 <w:color w:val="000000"/>
                 <w:sz w:val="21"/>
               </w:rPr>
-              <w:t xml:space="preserve">27.311963</w:t>
+              <w:t xml:space="preserve">0.749011</w:t>
             </w:r>
           </w:p>
         </w:tc>
@@ -3813,7 +3902,7 @@
                 <w:color w:val="000000"/>
                 <w:sz w:val="21"/>
               </w:rPr>
-              <w:t xml:space="preserve">7688.510</w:t>
+              <w:t xml:space="preserve">0.160142</w:t>
             </w:r>
           </w:p>
         </w:tc>
@@ -3830,7 +3919,7 @@
                 <w:color w:val="000000"/>
                 <w:sz w:val="21"/>
               </w:rPr>
-              <w:t xml:space="preserve">0.601605</w:t>
+              <w:t xml:space="preserve">0.160142</w:t>
             </w:r>
           </w:p>
         </w:tc>
@@ -3847,7 +3936,7 @@
                 <w:color w:val="000000"/>
                 <w:sz w:val="21"/>
               </w:rPr>
-              <w:t xml:space="preserve">-2.257316</w:t>
+              <w:t xml:space="preserve">0.698626</w:t>
             </w:r>
           </w:p>
         </w:tc>
@@ -3864,7 +3953,7 @@
                 <w:color w:val="000000"/>
                 <w:sz w:val="21"/>
               </w:rPr>
-              <w:t xml:space="preserve">3033.124</w:t>
+              <w:t xml:space="preserve">397.745</w:t>
             </w:r>
           </w:p>
         </w:tc>
@@ -3881,7 +3970,7 @@
                 <w:color w:val="000000"/>
                 <w:sz w:val="21"/>
               </w:rPr>
-              <w:t xml:space="preserve">27.384609</w:t>
+              <w:t xml:space="preserve">0.953319</w:t>
             </w:r>
           </w:p>
         </w:tc>
@@ -3917,7 +4006,7 @@
                 <w:color w:val="000000"/>
                 <w:sz w:val="21"/>
               </w:rPr>
-              <w:t xml:space="preserve">5349.793</w:t>
+              <w:t xml:space="preserve">0.067241</w:t>
             </w:r>
           </w:p>
         </w:tc>
@@ -3934,7 +4023,7 @@
                 <w:color w:val="000000"/>
                 <w:sz w:val="21"/>
               </w:rPr>
-              <w:t xml:space="preserve">0.602454</w:t>
+              <w:t xml:space="preserve">0.067241</w:t>
             </w:r>
           </w:p>
         </w:tc>
@@ -3951,7 +4040,7 @@
                 <w:color w:val="000000"/>
                 <w:sz w:val="21"/>
               </w:rPr>
-              <w:t xml:space="preserve">-2.263306</w:t>
+              <w:t xml:space="preserve">0.946986</w:t>
             </w:r>
           </w:p>
         </w:tc>
@@ -3968,7 +4057,7 @@
                 <w:color w:val="000000"/>
                 <w:sz w:val="21"/>
               </w:rPr>
-              <w:t xml:space="preserve">3045.704</w:t>
+              <w:t xml:space="preserve">66.774</w:t>
             </w:r>
           </w:p>
         </w:tc>
@@ -3985,7 +4074,7 @@
                 <w:color w:val="000000"/>
                 <w:sz w:val="21"/>
               </w:rPr>
-              <w:t xml:space="preserve">27.381524</w:t>
+              <w:t xml:space="preserve">0.881805</w:t>
             </w:r>
           </w:p>
         </w:tc>
@@ -4021,7 +4110,7 @@
                 <w:color w:val="000000"/>
                 <w:sz w:val="21"/>
               </w:rPr>
-              <w:t xml:space="preserve">9641.294</w:t>
+              <w:t xml:space="preserve">0.138829</w:t>
             </w:r>
           </w:p>
         </w:tc>
@@ -4038,7 +4127,7 @@
                 <w:color w:val="000000"/>
                 <w:sz w:val="21"/>
               </w:rPr>
-              <w:t xml:space="preserve">1.337211</w:t>
+              <w:t xml:space="preserve">0.187602</w:t>
             </w:r>
           </w:p>
         </w:tc>
@@ -4055,7 +4144,7 @@
                 <w:color w:val="000000"/>
                 <w:sz w:val="21"/>
               </w:rPr>
-              <w:t xml:space="preserve">-15.109142</w:t>
+              <w:t xml:space="preserve">0.587010</w:t>
             </w:r>
           </w:p>
         </w:tc>
@@ -4072,7 +4161,7 @@
                 <w:color w:val="000000"/>
                 <w:sz w:val="21"/>
               </w:rPr>
-              <w:t xml:space="preserve">1369198.940</w:t>
+              <w:t xml:space="preserve">177.519</w:t>
             </w:r>
           </w:p>
         </w:tc>
@@ -4089,7 +4178,7 @@
                 <w:color w:val="000000"/>
                 <w:sz w:val="21"/>
               </w:rPr>
-              <w:t xml:space="preserve">31.983197</w:t>
+              <w:t xml:space="preserve">1.395230</w:t>
             </w:r>
           </w:p>
         </w:tc>
@@ -4125,7 +4214,7 @@
                 <w:color w:val="000000"/>
                 <w:sz w:val="21"/>
               </w:rPr>
-              <w:t xml:space="preserve">10066.013</w:t>
+              <w:t xml:space="preserve">0.221128</w:t>
             </w:r>
           </w:p>
         </w:tc>
@@ -4142,7 +4231,7 @@
                 <w:color w:val="000000"/>
                 <w:sz w:val="21"/>
               </w:rPr>
-              <w:t xml:space="preserve">2.092726</w:t>
+              <w:t xml:space="preserve">0.374170</w:t>
             </w:r>
           </w:p>
         </w:tc>
@@ -4159,7 +4248,7 @@
                 <w:color w:val="000000"/>
                 <w:sz w:val="21"/>
               </w:rPr>
-              <w:t xml:space="preserve">-38.474005</w:t>
+              <w:t xml:space="preserve">-0.643896</w:t>
             </w:r>
           </w:p>
         </w:tc>
@@ -4176,7 +4265,7 @@
                 <w:color w:val="000000"/>
                 <w:sz w:val="21"/>
               </w:rPr>
-              <w:t xml:space="preserve">514657455.688</w:t>
+              <w:t xml:space="preserve">507.973</w:t>
             </w:r>
           </w:p>
         </w:tc>
@@ -4193,7 +4282,7 @@
                 <w:color w:val="000000"/>
                 <w:sz w:val="21"/>
               </w:rPr>
-              <w:t xml:space="preserve">31.989926</w:t>
+              <w:t xml:space="preserve">1.816222</w:t>
             </w:r>
           </w:p>
         </w:tc>
@@ -4229,7 +4318,7 @@
                 <w:color w:val="000000"/>
                 <w:sz w:val="21"/>
               </w:rPr>
-              <w:t xml:space="preserve">1594.736</w:t>
+              <w:t xml:space="preserve">0.085566</w:t>
             </w:r>
           </w:p>
         </w:tc>
@@ -4246,7 +4335,7 @@
                 <w:color w:val="000000"/>
                 <w:sz w:val="21"/>
               </w:rPr>
-              <w:t xml:space="preserve">1.131018</w:t>
+              <w:t xml:space="preserve">0.107630</w:t>
             </w:r>
           </w:p>
         </w:tc>
@@ -4263,7 +4352,7 @@
                 <w:color w:val="000000"/>
                 <w:sz w:val="21"/>
               </w:rPr>
-              <w:t xml:space="preserve">-10.582701</w:t>
+              <w:t xml:space="preserve">0.863951</w:t>
             </w:r>
           </w:p>
         </w:tc>
@@ -4280,7 +4369,7 @@
                 <w:color w:val="000000"/>
                 <w:sz w:val="21"/>
               </w:rPr>
-              <w:t xml:space="preserve">262557.238</w:t>
+              <w:t xml:space="preserve">88.101</w:t>
             </w:r>
           </w:p>
         </w:tc>
@@ -4297,7 +4386,7 @@
                 <w:color w:val="000000"/>
                 <w:sz w:val="21"/>
               </w:rPr>
-              <w:t xml:space="preserve">31.889389</w:t>
+              <w:t xml:space="preserve">0.949031</w:t>
             </w:r>
           </w:p>
         </w:tc>
@@ -4314,7 +4403,7 @@
           <w:rFonts w:ascii="宋体" w:hAnsi="宋体" w:eastAsia="宋体"/>
           <w:color w:val="000000"/>
         </w:rPr>
-        <w:t xml:space="preserve">该结果说明第二篇复现已经完成跨数据集、跨工况、跨模型的工程闭环。PHM2012 上 R2 为负，说明在当前小样本和短训练设置下，模型拟合还弱于简单均值基线；这一点在报告中保留为限制，而不是把结果包装成论文级精度。</w:t>
+        <w:t xml:space="preserve">该结果说明第二篇复现已经完成跨数据集、跨工况、跨模型的工程闭环。部分工况 R2 仍为负或与论文差距较大，这一点在报告中保留为限制，而不是把结果包装成作者完整训练精度。</w:t>
       </w:r>
     </w:p>
     <w:p>
@@ -4328,7 +4417,7 @@
           <w:rFonts w:ascii="宋体" w:hAnsi="宋体" w:eastAsia="宋体"/>
           <w:color w:val="000000"/>
         </w:rPr>
-        <w:t xml:space="preserve">NormalizedRMSE 大于 1 或 PHM2012 Score 数值很大时，含义是当前预测误差超过测试目标范围或触发了指数惩罚，不代表指标公式失效。完整 18 行模型与工况对比保存在复现说明中，正文只列出 XLSTM-Transformer 的代表结果。</w:t>
+        <w:t xml:space="preserve">PHM2012 Score 数值较大时，含义是少数相对误差被指数惩罚放大，不代表指标公式失效。完整 18 行模型与工况对比保存在复现说明中，正文只列出 XLSTM-Transformer 的代表结果。</w:t>
       </w:r>
     </w:p>
     <w:bookmarkEnd w:id="36"/>
@@ -4356,7 +4445,7 @@
           <w:rFonts w:ascii="宋体" w:hAnsi="宋体" w:eastAsia="宋体"/>
           <w:color w:val="000000"/>
         </w:rPr>
-        <w:t xml:space="preserve">两个复现实验给出了一致的工程结论：系统能够稳定读取真实数据、构造特征序列、训练 PyTorch 模型并输出论文指标；但短训练设置下，模型主要验证流程正确性，不能替代完整论文实验。造成误差较大的主要原因包括：</w:t>
+        <w:t xml:space="preserve">两个复现实验给出了一致的工程结论：系统能够稳定读取真实数据、构造特征序列、训练 PyTorch 模型并输出论文指标；但 50 epoch、96 快照抽样仍不能替代论文级全量实验。造成误差较大的主要原因包括：</w:t>
       </w:r>
     </w:p>
     <w:p>
@@ -4374,7 +4463,7 @@
           <w:rFonts w:ascii="宋体" w:hAnsi="宋体" w:eastAsia="宋体"/>
           <w:color w:val="000000"/>
         </w:rPr>
-        <w:t xml:space="preserve">训练 epoch 较少，未做多随机种子统计。</w:t>
+        <w:t xml:space="preserve">训练已提升到 50 epoch，但仍少于论文常见的充分调参和多随机种子设置。</w:t>
       </w:r>
     </w:p>
     <w:p>
@@ -4439,7 +4528,7 @@
           <w:rFonts w:ascii="宋体" w:hAnsi="宋体" w:eastAsia="宋体"/>
           <w:color w:val="000000"/>
         </w:rPr>
-        <w:t xml:space="preserve">PHM2012 的官方 RUL 语义与全寿命文件不同，短训练下更容易出现尺度偏差。</w:t>
+        <w:t xml:space="preserve">PHM2012 的官方 RUL 语义与全寿命文件不同，抽样训练下更容易出现尺度偏差。</w:t>
       </w:r>
     </w:p>
     <w:p>
